--- a/design/26 FE_phi.vu.docx
+++ b/design/26 FE_phi.vu.docx
@@ -1,6 +1,6 @@
 
 <file path=word/document.xml><?xml version="1.0" encoding="utf-8"?>
-<w:document xmlns:wpc="http://schemas.microsoft.com/office/word/2010/wordprocessingCanvas" xmlns:cx="http://schemas.microsoft.com/office/drawing/2014/chartex" xmlns:cx1="http://schemas.microsoft.com/office/drawing/2015/9/8/chartex" xmlns:cx2="http://schemas.microsoft.com/office/drawing/2015/10/21/chartex" xmlns:cx3="http://schemas.microsoft.com/office/drawing/2016/5/9/chartex" xmlns:cx4="http://schemas.microsoft.com/office/drawing/2016/5/10/chartex" xmlns:cx5="http://schemas.microsoft.com/office/drawing/2016/5/11/chartex" xmlns:cx6="http://schemas.microsoft.com/office/drawing/2016/5/12/chartex" xmlns:cx7="http://schemas.microsoft.com/office/drawing/2016/5/13/chartex" xmlns:cx8="http://schemas.microsoft.com/office/drawing/2016/5/14/chartex" xmlns:mc="http://schemas.openxmlformats.org/markup-compatibility/2006" xmlns:aink="http://schemas.microsoft.com/office/drawing/2016/ink" xmlns:am3d="http://schemas.microsoft.com/office/drawing/2017/model3d" xmlns:o="urn:schemas-microsoft-com:office:office" xmlns:oel="http://schemas.microsoft.com/office/2019/extlst" xmlns:r="http://schemas.openxmlformats.org/officeDocument/2006/relationships" xmlns:m="http://schemas.openxmlformats.org/officeDocument/2006/math" xmlns:v="urn:schemas-microsoft-com:vml" xmlns:wp14="http://schemas.microsoft.com/office/word/2010/wordprocessingDrawing" xmlns:wp="http://schemas.openxmlformats.org/drawingml/2006/wordprocessingDrawing" xmlns:w10="urn:schemas-microsoft-com:office:word" xmlns:w="http://schemas.openxmlformats.org/wordprocessingml/2006/main" xmlns:w14="http://schemas.microsoft.com/office/word/2010/wordml" xmlns:w15="http://schemas.microsoft.com/office/word/2012/wordml" xmlns:w16cex="http://schemas.microsoft.com/office/word/2018/wordml/cex" xmlns:w16cid="http://schemas.microsoft.com/office/word/2016/wordml/cid" xmlns:w16="http://schemas.microsoft.com/office/word/2018/wordml" xmlns:w16du="http://schemas.microsoft.com/office/word/2023/wordml/word16du" xmlns:w16sdtdh="http://schemas.microsoft.com/office/word/2020/wordml/sdtdatahash" xmlns:w16sdtfl="http://schemas.microsoft.com/office/word/2024/wordml/sdtformatlock" xmlns:w16se="http://schemas.microsoft.com/office/word/2015/wordml/symex" xmlns:wpg="http://schemas.microsoft.com/office/word/2010/wordprocessingGroup" xmlns:wpi="http://schemas.microsoft.com/office/word/2010/wordprocessingInk" xmlns:wne="http://schemas.microsoft.com/office/word/2006/wordml" xmlns:wps="http://schemas.microsoft.com/office/word/2010/wordprocessingShape" mc:Ignorable="w14 w15 w16se w16cid w16 w16cex w16sdtdh w16sdtfl w16du wp14">
+<w:document xmlns:wpc="http://schemas.microsoft.com/office/word/2010/wordprocessingCanvas" xmlns:mc="http://schemas.openxmlformats.org/markup-compatibility/2006" xmlns:o="urn:schemas-microsoft-com:office:office" xmlns:r="http://schemas.openxmlformats.org/officeDocument/2006/relationships" xmlns:m="http://schemas.openxmlformats.org/officeDocument/2006/math" xmlns:v="urn:schemas-microsoft-com:vml" xmlns:wp14="http://schemas.microsoft.com/office/word/2010/wordprocessingDrawing" xmlns:wp="http://schemas.openxmlformats.org/drawingml/2006/wordprocessingDrawing" xmlns:w10="urn:schemas-microsoft-com:office:word" xmlns:w="http://schemas.openxmlformats.org/wordprocessingml/2006/main" xmlns:w14="http://schemas.microsoft.com/office/word/2010/wordml" xmlns:w15="http://schemas.microsoft.com/office/word/2012/wordml" xmlns:wpg="http://schemas.microsoft.com/office/word/2010/wordprocessingGroup" xmlns:wpi="http://schemas.microsoft.com/office/word/2010/wordprocessingInk" xmlns:wne="http://schemas.microsoft.com/office/word/2006/wordml" xmlns:wps="http://schemas.microsoft.com/office/word/2010/wordprocessingShape" mc:Ignorable="w14 w15 wp14">
   <w:body>
     <w:p>
       <w:pPr>
@@ -29,6 +29,7 @@
       <w:sdtContent>
         <w:p>
           <w:pPr>
+            <w:spacing w:line="312" w:lineRule="auto"/>
             <w:rPr>
               <w:b/>
               <w:bCs/>
@@ -56,10 +57,6 @@
               <w:rFonts w:asciiTheme="minorHAnsi" w:hAnsiTheme="minorHAnsi" w:cstheme="minorBidi"/>
               <w:noProof/>
               <w:color w:val="auto"/>
-              <w:kern w:val="2"/>
-              <w:sz w:val="24"/>
-              <w:szCs w:val="24"/>
-              <w14:ligatures w14:val="standardContextual"/>
             </w:rPr>
           </w:pPr>
           <w:r>
@@ -71,7 +68,7 @@
           <w:r>
             <w:fldChar w:fldCharType="separate"/>
           </w:r>
-          <w:hyperlink w:anchor="_Toc241713019" w:history="1">
+          <w:hyperlink w:anchor="_Toc241748484" w:history="1">
             <w:r>
               <w:rPr>
                 <w:rStyle w:val="Hyperlink"/>
@@ -98,7 +95,7 @@
                 <w:noProof/>
                 <w:webHidden/>
               </w:rPr>
-              <w:instrText xml:space="preserve"> PAGEREF _Toc241713019 \h </w:instrText>
+              <w:instrText xml:space="preserve"> PAGEREF _Toc241748484 \h </w:instrText>
             </w:r>
             <w:r>
               <w:rPr>
@@ -139,13 +136,9 @@
               <w:rFonts w:asciiTheme="minorHAnsi" w:hAnsiTheme="minorHAnsi" w:cstheme="minorBidi"/>
               <w:noProof/>
               <w:color w:val="auto"/>
-              <w:kern w:val="2"/>
-              <w:sz w:val="24"/>
-              <w:szCs w:val="24"/>
-              <w14:ligatures w14:val="standardContextual"/>
             </w:rPr>
           </w:pPr>
-          <w:hyperlink w:anchor="_Toc241713020" w:history="1">
+          <w:hyperlink w:anchor="_Toc241748485" w:history="1">
             <w:r>
               <w:rPr>
                 <w:rStyle w:val="Hyperlink"/>
@@ -172,7 +165,7 @@
                 <w:noProof/>
                 <w:webHidden/>
               </w:rPr>
-              <w:instrText xml:space="preserve"> PAGEREF _Toc241713020 \h </w:instrText>
+              <w:instrText xml:space="preserve"> PAGEREF _Toc241748485 \h </w:instrText>
             </w:r>
             <w:r>
               <w:rPr>
@@ -213,13 +206,9 @@
               <w:rFonts w:asciiTheme="minorHAnsi" w:hAnsiTheme="minorHAnsi" w:cstheme="minorBidi"/>
               <w:noProof/>
               <w:color w:val="auto"/>
-              <w:kern w:val="2"/>
-              <w:sz w:val="24"/>
-              <w:szCs w:val="24"/>
-              <w14:ligatures w14:val="standardContextual"/>
             </w:rPr>
           </w:pPr>
-          <w:hyperlink w:anchor="_Toc241713021" w:history="1">
+          <w:hyperlink w:anchor="_Toc241748486" w:history="1">
             <w:r>
               <w:rPr>
                 <w:rStyle w:val="Hyperlink"/>
@@ -246,7 +235,7 @@
                 <w:noProof/>
                 <w:webHidden/>
               </w:rPr>
-              <w:instrText xml:space="preserve"> PAGEREF _Toc241713021 \h </w:instrText>
+              <w:instrText xml:space="preserve"> PAGEREF _Toc241748486 \h </w:instrText>
             </w:r>
             <w:r>
               <w:rPr>
@@ -287,13 +276,9 @@
               <w:rFonts w:asciiTheme="minorHAnsi" w:hAnsiTheme="minorHAnsi" w:cstheme="minorBidi"/>
               <w:noProof/>
               <w:color w:val="auto"/>
-              <w:kern w:val="2"/>
-              <w:sz w:val="24"/>
-              <w:szCs w:val="24"/>
-              <w14:ligatures w14:val="standardContextual"/>
             </w:rPr>
           </w:pPr>
-          <w:hyperlink w:anchor="_Toc241713022" w:history="1">
+          <w:hyperlink w:anchor="_Toc241748487" w:history="1">
             <w:r>
               <w:rPr>
                 <w:rStyle w:val="Hyperlink"/>
@@ -320,7 +305,7 @@
                 <w:noProof/>
                 <w:webHidden/>
               </w:rPr>
-              <w:instrText xml:space="preserve"> PAGEREF _Toc241713022 \h </w:instrText>
+              <w:instrText xml:space="preserve"> PAGEREF _Toc241748487 \h </w:instrText>
             </w:r>
             <w:r>
               <w:rPr>
@@ -361,13 +346,9 @@
               <w:rFonts w:asciiTheme="minorHAnsi" w:hAnsiTheme="minorHAnsi" w:cstheme="minorBidi"/>
               <w:noProof/>
               <w:color w:val="auto"/>
-              <w:kern w:val="2"/>
-              <w:sz w:val="24"/>
-              <w:szCs w:val="24"/>
-              <w14:ligatures w14:val="standardContextual"/>
             </w:rPr>
           </w:pPr>
-          <w:hyperlink w:anchor="_Toc241713023" w:history="1">
+          <w:hyperlink w:anchor="_Toc241748488" w:history="1">
             <w:r>
               <w:rPr>
                 <w:rStyle w:val="Hyperlink"/>
@@ -394,7 +375,7 @@
                 <w:noProof/>
                 <w:webHidden/>
               </w:rPr>
-              <w:instrText xml:space="preserve"> PAGEREF _Toc241713023 \h </w:instrText>
+              <w:instrText xml:space="preserve"> PAGEREF _Toc241748488 \h </w:instrText>
             </w:r>
             <w:r>
               <w:rPr>
@@ -435,13 +416,9 @@
               <w:rFonts w:asciiTheme="minorHAnsi" w:hAnsiTheme="minorHAnsi" w:cstheme="minorBidi"/>
               <w:noProof/>
               <w:color w:val="auto"/>
-              <w:kern w:val="2"/>
-              <w:sz w:val="24"/>
-              <w:szCs w:val="24"/>
-              <w14:ligatures w14:val="standardContextual"/>
             </w:rPr>
           </w:pPr>
-          <w:hyperlink w:anchor="_Toc241713024" w:history="1">
+          <w:hyperlink w:anchor="_Toc241748489" w:history="1">
             <w:r>
               <w:rPr>
                 <w:rStyle w:val="Hyperlink"/>
@@ -468,7 +445,7 @@
                 <w:noProof/>
                 <w:webHidden/>
               </w:rPr>
-              <w:instrText xml:space="preserve"> PAGEREF _Toc241713024 \h </w:instrText>
+              <w:instrText xml:space="preserve"> PAGEREF _Toc241748489 \h </w:instrText>
             </w:r>
             <w:r>
               <w:rPr>
@@ -509,19 +486,15 @@
               <w:rFonts w:asciiTheme="minorHAnsi" w:hAnsiTheme="minorHAnsi" w:cstheme="minorBidi"/>
               <w:noProof/>
               <w:color w:val="auto"/>
-              <w:kern w:val="2"/>
-              <w:sz w:val="24"/>
-              <w:szCs w:val="24"/>
-              <w14:ligatures w14:val="standardContextual"/>
             </w:rPr>
           </w:pPr>
-          <w:hyperlink w:anchor="_Toc241713025" w:history="1">
+          <w:hyperlink w:anchor="_Toc241748490" w:history="1">
             <w:r>
               <w:rPr>
                 <w:rStyle w:val="Hyperlink"/>
                 <w:noProof/>
               </w:rPr>
-              <w:t>3. Project context</w:t>
+              <w:t>3. Context</w:t>
             </w:r>
             <w:r>
               <w:rPr>
@@ -542,7 +515,7 @@
                 <w:noProof/>
                 <w:webHidden/>
               </w:rPr>
-              <w:instrText xml:space="preserve"> PAGEREF _Toc241713025 \h </w:instrText>
+              <w:instrText xml:space="preserve"> PAGEREF _Toc241748490 \h </w:instrText>
             </w:r>
             <w:r>
               <w:rPr>
@@ -583,13 +556,9 @@
               <w:rFonts w:asciiTheme="minorHAnsi" w:hAnsiTheme="minorHAnsi" w:cstheme="minorBidi"/>
               <w:noProof/>
               <w:color w:val="auto"/>
-              <w:kern w:val="2"/>
-              <w:sz w:val="24"/>
-              <w:szCs w:val="24"/>
-              <w14:ligatures w14:val="standardContextual"/>
             </w:rPr>
           </w:pPr>
-          <w:hyperlink w:anchor="_Toc241713026" w:history="1">
+          <w:hyperlink w:anchor="_Toc241748491" w:history="1">
             <w:r>
               <w:rPr>
                 <w:rStyle w:val="Hyperlink"/>
@@ -616,7 +585,7 @@
                 <w:noProof/>
                 <w:webHidden/>
               </w:rPr>
-              <w:instrText xml:space="preserve"> PAGEREF _Toc241713026 \h </w:instrText>
+              <w:instrText xml:space="preserve"> PAGEREF _Toc241748491 \h </w:instrText>
             </w:r>
             <w:r>
               <w:rPr>
@@ -657,19 +626,15 @@
               <w:rFonts w:asciiTheme="minorHAnsi" w:hAnsiTheme="minorHAnsi" w:cstheme="minorBidi"/>
               <w:noProof/>
               <w:color w:val="auto"/>
-              <w:kern w:val="2"/>
-              <w:sz w:val="24"/>
-              <w:szCs w:val="24"/>
-              <w14:ligatures w14:val="standardContextual"/>
             </w:rPr>
           </w:pPr>
-          <w:hyperlink w:anchor="_Toc241713027" w:history="1">
+          <w:hyperlink w:anchor="_Toc241748492" w:history="1">
             <w:r>
               <w:rPr>
                 <w:rStyle w:val="Hyperlink"/>
                 <w:noProof/>
               </w:rPr>
-              <w:t>3.2. Software Architectural Driver</w:t>
+              <w:t>3.2. New Architecture change</w:t>
             </w:r>
             <w:r>
               <w:rPr>
@@ -690,7 +655,7 @@
                 <w:noProof/>
                 <w:webHidden/>
               </w:rPr>
-              <w:instrText xml:space="preserve"> PAGEREF _Toc241713027 \h </w:instrText>
+              <w:instrText xml:space="preserve"> PAGEREF _Toc241748492 \h </w:instrText>
             </w:r>
             <w:r>
               <w:rPr>
@@ -711,6 +676,92 @@
                 <w:webHidden/>
               </w:rPr>
               <w:t>6</w:t>
+            </w:r>
+            <w:r>
+              <w:rPr>
+                <w:noProof/>
+                <w:webHidden/>
+              </w:rPr>
+              <w:fldChar w:fldCharType="end"/>
+            </w:r>
+          </w:hyperlink>
+        </w:p>
+        <w:p>
+          <w:pPr>
+            <w:pStyle w:val="TOC1"/>
+            <w:tabs>
+              <w:tab w:val="left" w:pos="660"/>
+              <w:tab w:val="right" w:leader="dot" w:pos="9350"/>
+            </w:tabs>
+            <w:rPr>
+              <w:rFonts w:asciiTheme="minorHAnsi" w:hAnsiTheme="minorHAnsi" w:cstheme="minorBidi"/>
+              <w:noProof/>
+              <w:color w:val="auto"/>
+            </w:rPr>
+          </w:pPr>
+          <w:hyperlink w:anchor="_Toc241748493" w:history="1">
+            <w:r>
+              <w:rPr>
+                <w:rStyle w:val="Hyperlink"/>
+                <w:noProof/>
+              </w:rPr>
+              <w:t>4. 3</w:t>
+            </w:r>
+            <w:r>
+              <w:rPr>
+                <w:rFonts w:asciiTheme="minorHAnsi" w:hAnsiTheme="minorHAnsi" w:cstheme="minorBidi"/>
+                <w:noProof/>
+                <w:color w:val="auto"/>
+              </w:rPr>
+              <w:tab/>
+            </w:r>
+            <w:r>
+              <w:rPr>
+                <w:rStyle w:val="Hyperlink"/>
+                <w:noProof/>
+              </w:rPr>
+              <w:t>Problem</w:t>
+            </w:r>
+            <w:r>
+              <w:rPr>
+                <w:noProof/>
+                <w:webHidden/>
+              </w:rPr>
+              <w:tab/>
+            </w:r>
+            <w:r>
+              <w:rPr>
+                <w:noProof/>
+                <w:webHidden/>
+              </w:rPr>
+              <w:fldChar w:fldCharType="begin"/>
+            </w:r>
+            <w:r>
+              <w:rPr>
+                <w:noProof/>
+                <w:webHidden/>
+              </w:rPr>
+              <w:instrText xml:space="preserve"> PAGEREF _Toc241748493 \h </w:instrText>
+            </w:r>
+            <w:r>
+              <w:rPr>
+                <w:noProof/>
+                <w:webHidden/>
+              </w:rPr>
+            </w:r>
+            <w:r>
+              <w:rPr>
+                <w:noProof/>
+                <w:webHidden/>
+              </w:rPr>
+              <w:fldChar w:fldCharType="separate"/>
+            </w:r>
+            <w:r>
+              <w:rPr>
+                <w:noProof/>
+                <w:webHidden/>
+              </w:rPr>
+              <w:t>7</w:t>
             </w:r>
             <w:r>
               <w:rPr>
@@ -731,19 +782,15 @@
               <w:rFonts w:asciiTheme="minorHAnsi" w:hAnsiTheme="minorHAnsi" w:cstheme="minorBidi"/>
               <w:noProof/>
               <w:color w:val="auto"/>
-              <w:kern w:val="2"/>
-              <w:sz w:val="24"/>
-              <w:szCs w:val="24"/>
-              <w14:ligatures w14:val="standardContextual"/>
             </w:rPr>
           </w:pPr>
-          <w:hyperlink w:anchor="_Toc241713028" w:history="1">
+          <w:hyperlink w:anchor="_Toc241748494" w:history="1">
             <w:r>
               <w:rPr>
                 <w:rStyle w:val="Hyperlink"/>
                 <w:noProof/>
               </w:rPr>
-              <w:t>3.3. Background</w:t>
+              <w:t>4.1. Functional requirements</w:t>
             </w:r>
             <w:r>
               <w:rPr>
@@ -764,101 +811,7 @@
                 <w:noProof/>
                 <w:webHidden/>
               </w:rPr>
-              <w:instrText xml:space="preserve"> PAGEREF _Toc241713028 \h </w:instrText>
-            </w:r>
-            <w:r>
-              <w:rPr>
-                <w:noProof/>
-                <w:webHidden/>
-              </w:rPr>
-            </w:r>
-            <w:r>
-              <w:rPr>
-                <w:noProof/>
-                <w:webHidden/>
-              </w:rPr>
-              <w:fldChar w:fldCharType="separate"/>
-            </w:r>
-            <w:r>
-              <w:rPr>
-                <w:noProof/>
-                <w:webHidden/>
-              </w:rPr>
-              <w:t>7</w:t>
-            </w:r>
-            <w:r>
-              <w:rPr>
-                <w:noProof/>
-                <w:webHidden/>
-              </w:rPr>
-              <w:fldChar w:fldCharType="end"/>
-            </w:r>
-          </w:hyperlink>
-        </w:p>
-        <w:p>
-          <w:pPr>
-            <w:pStyle w:val="TOC1"/>
-            <w:tabs>
-              <w:tab w:val="left" w:pos="720"/>
-              <w:tab w:val="right" w:leader="dot" w:pos="9350"/>
-            </w:tabs>
-            <w:rPr>
-              <w:rFonts w:asciiTheme="minorHAnsi" w:hAnsiTheme="minorHAnsi" w:cstheme="minorBidi"/>
-              <w:noProof/>
-              <w:color w:val="auto"/>
-              <w:kern w:val="2"/>
-              <w:sz w:val="24"/>
-              <w:szCs w:val="24"/>
-              <w14:ligatures w14:val="standardContextual"/>
-            </w:rPr>
-          </w:pPr>
-          <w:hyperlink w:anchor="_Toc241713029" w:history="1">
-            <w:r>
-              <w:rPr>
-                <w:rStyle w:val="Hyperlink"/>
-                <w:noProof/>
-              </w:rPr>
-              <w:t>4. 3</w:t>
-            </w:r>
-            <w:r>
-              <w:rPr>
-                <w:rFonts w:asciiTheme="minorHAnsi" w:hAnsiTheme="minorHAnsi" w:cstheme="minorBidi"/>
-                <w:noProof/>
-                <w:color w:val="auto"/>
-                <w:kern w:val="2"/>
-                <w:sz w:val="24"/>
-                <w:szCs w:val="24"/>
-                <w14:ligatures w14:val="standardContextual"/>
-              </w:rPr>
-              <w:tab/>
-            </w:r>
-            <w:r>
-              <w:rPr>
-                <w:rStyle w:val="Hyperlink"/>
-                <w:noProof/>
-              </w:rPr>
-              <w:t>Problem Defined</w:t>
-            </w:r>
-            <w:r>
-              <w:rPr>
-                <w:noProof/>
-                <w:webHidden/>
-              </w:rPr>
-              <w:tab/>
-            </w:r>
-            <w:r>
-              <w:rPr>
-                <w:noProof/>
-                <w:webHidden/>
-              </w:rPr>
-              <w:fldChar w:fldCharType="begin"/>
-            </w:r>
-            <w:r>
-              <w:rPr>
-                <w:noProof/>
-                <w:webHidden/>
-              </w:rPr>
-              <w:instrText xml:space="preserve"> PAGEREF _Toc241713029 \h </w:instrText>
+              <w:instrText xml:space="preserve"> PAGEREF _Toc241748494 \h </w:instrText>
             </w:r>
             <w:r>
               <w:rPr>
@@ -899,19 +852,15 @@
               <w:rFonts w:asciiTheme="minorHAnsi" w:hAnsiTheme="minorHAnsi" w:cstheme="minorBidi"/>
               <w:noProof/>
               <w:color w:val="auto"/>
-              <w:kern w:val="2"/>
-              <w:sz w:val="24"/>
-              <w:szCs w:val="24"/>
-              <w14:ligatures w14:val="standardContextual"/>
             </w:rPr>
           </w:pPr>
-          <w:hyperlink w:anchor="_Toc241713030" w:history="1">
+          <w:hyperlink w:anchor="_Toc241748495" w:history="1">
             <w:r>
               <w:rPr>
                 <w:rStyle w:val="Hyperlink"/>
                 <w:noProof/>
               </w:rPr>
-              <w:t>4.1. Functional Requirements</w:t>
+              <w:t>4.2. Problem identification</w:t>
             </w:r>
             <w:r>
               <w:rPr>
@@ -932,7 +881,7 @@
                 <w:noProof/>
                 <w:webHidden/>
               </w:rPr>
-              <w:instrText xml:space="preserve"> PAGEREF _Toc241713030 \h </w:instrText>
+              <w:instrText xml:space="preserve"> PAGEREF _Toc241748495 \h </w:instrText>
             </w:r>
             <w:r>
               <w:rPr>
@@ -953,6 +902,146 @@
                 <w:webHidden/>
               </w:rPr>
               <w:t>7</w:t>
+            </w:r>
+            <w:r>
+              <w:rPr>
+                <w:noProof/>
+                <w:webHidden/>
+              </w:rPr>
+              <w:fldChar w:fldCharType="end"/>
+            </w:r>
+          </w:hyperlink>
+        </w:p>
+        <w:p>
+          <w:pPr>
+            <w:pStyle w:val="TOC3"/>
+            <w:tabs>
+              <w:tab w:val="right" w:leader="dot" w:pos="9350"/>
+            </w:tabs>
+            <w:rPr>
+              <w:rFonts w:asciiTheme="minorHAnsi" w:hAnsiTheme="minorHAnsi" w:cstheme="minorBidi"/>
+              <w:noProof/>
+              <w:color w:val="auto"/>
+            </w:rPr>
+          </w:pPr>
+          <w:hyperlink w:anchor="_Toc241748496" w:history="1">
+            <w:r>
+              <w:rPr>
+                <w:rStyle w:val="Hyperlink"/>
+                <w:noProof/>
+              </w:rPr>
+              <w:t>4.2.1. Problem description</w:t>
+            </w:r>
+            <w:r>
+              <w:rPr>
+                <w:noProof/>
+                <w:webHidden/>
+              </w:rPr>
+              <w:tab/>
+            </w:r>
+            <w:r>
+              <w:rPr>
+                <w:noProof/>
+                <w:webHidden/>
+              </w:rPr>
+              <w:fldChar w:fldCharType="begin"/>
+            </w:r>
+            <w:r>
+              <w:rPr>
+                <w:noProof/>
+                <w:webHidden/>
+              </w:rPr>
+              <w:instrText xml:space="preserve"> PAGEREF _Toc241748496 \h </w:instrText>
+            </w:r>
+            <w:r>
+              <w:rPr>
+                <w:noProof/>
+                <w:webHidden/>
+              </w:rPr>
+            </w:r>
+            <w:r>
+              <w:rPr>
+                <w:noProof/>
+                <w:webHidden/>
+              </w:rPr>
+              <w:fldChar w:fldCharType="separate"/>
+            </w:r>
+            <w:r>
+              <w:rPr>
+                <w:noProof/>
+                <w:webHidden/>
+              </w:rPr>
+              <w:t>7</w:t>
+            </w:r>
+            <w:r>
+              <w:rPr>
+                <w:noProof/>
+                <w:webHidden/>
+              </w:rPr>
+              <w:fldChar w:fldCharType="end"/>
+            </w:r>
+          </w:hyperlink>
+        </w:p>
+        <w:p>
+          <w:pPr>
+            <w:pStyle w:val="TOC3"/>
+            <w:tabs>
+              <w:tab w:val="right" w:leader="dot" w:pos="9350"/>
+            </w:tabs>
+            <w:rPr>
+              <w:rFonts w:asciiTheme="minorHAnsi" w:hAnsiTheme="minorHAnsi" w:cstheme="minorBidi"/>
+              <w:noProof/>
+              <w:color w:val="auto"/>
+            </w:rPr>
+          </w:pPr>
+          <w:hyperlink w:anchor="_Toc241748497" w:history="1">
+            <w:r>
+              <w:rPr>
+                <w:rStyle w:val="Hyperlink"/>
+                <w:noProof/>
+              </w:rPr>
+              <w:t>4.2.2. Problem Analysis</w:t>
+            </w:r>
+            <w:r>
+              <w:rPr>
+                <w:noProof/>
+                <w:webHidden/>
+              </w:rPr>
+              <w:tab/>
+            </w:r>
+            <w:r>
+              <w:rPr>
+                <w:noProof/>
+                <w:webHidden/>
+              </w:rPr>
+              <w:fldChar w:fldCharType="begin"/>
+            </w:r>
+            <w:r>
+              <w:rPr>
+                <w:noProof/>
+                <w:webHidden/>
+              </w:rPr>
+              <w:instrText xml:space="preserve"> PAGEREF _Toc241748497 \h </w:instrText>
+            </w:r>
+            <w:r>
+              <w:rPr>
+                <w:noProof/>
+                <w:webHidden/>
+              </w:rPr>
+            </w:r>
+            <w:r>
+              <w:rPr>
+                <w:noProof/>
+                <w:webHidden/>
+              </w:rPr>
+              <w:fldChar w:fldCharType="separate"/>
+            </w:r>
+            <w:r>
+              <w:rPr>
+                <w:noProof/>
+                <w:webHidden/>
+              </w:rPr>
+              <w:t>8</w:t>
             </w:r>
             <w:r>
               <w:rPr>
@@ -973,19 +1062,15 @@
               <w:rFonts w:asciiTheme="minorHAnsi" w:hAnsiTheme="minorHAnsi" w:cstheme="minorBidi"/>
               <w:noProof/>
               <w:color w:val="auto"/>
-              <w:kern w:val="2"/>
-              <w:sz w:val="24"/>
-              <w:szCs w:val="24"/>
-              <w14:ligatures w14:val="standardContextual"/>
             </w:rPr>
           </w:pPr>
-          <w:hyperlink w:anchor="_Toc241713031" w:history="1">
+          <w:hyperlink w:anchor="_Toc241748498" w:history="1">
             <w:r>
               <w:rPr>
                 <w:rStyle w:val="Hyperlink"/>
                 <w:noProof/>
               </w:rPr>
-              <w:t>4.2. Problem Identification</w:t>
+              <w:t>4.3. Quality Attributes</w:t>
             </w:r>
             <w:r>
               <w:rPr>
@@ -1006,7 +1091,7 @@
                 <w:noProof/>
                 <w:webHidden/>
               </w:rPr>
-              <w:instrText xml:space="preserve"> PAGEREF _Toc241713031 \h </w:instrText>
+              <w:instrText xml:space="preserve"> PAGEREF _Toc241748498 \h </w:instrText>
             </w:r>
             <w:r>
               <w:rPr>
@@ -1027,6 +1112,512 @@
                 <w:webHidden/>
               </w:rPr>
               <w:t>8</w:t>
+            </w:r>
+            <w:r>
+              <w:rPr>
+                <w:noProof/>
+                <w:webHidden/>
+              </w:rPr>
+              <w:fldChar w:fldCharType="end"/>
+            </w:r>
+          </w:hyperlink>
+        </w:p>
+        <w:p>
+          <w:pPr>
+            <w:pStyle w:val="TOC1"/>
+            <w:tabs>
+              <w:tab w:val="right" w:leader="dot" w:pos="9350"/>
+            </w:tabs>
+            <w:rPr>
+              <w:rFonts w:asciiTheme="minorHAnsi" w:hAnsiTheme="minorHAnsi" w:cstheme="minorBidi"/>
+              <w:noProof/>
+              <w:color w:val="auto"/>
+            </w:rPr>
+          </w:pPr>
+          <w:hyperlink w:anchor="_Toc241748499" w:history="1">
+            <w:r>
+              <w:rPr>
+                <w:rStyle w:val="Hyperlink"/>
+                <w:noProof/>
+              </w:rPr>
+              <w:t>5. Architecture Alternatives</w:t>
+            </w:r>
+            <w:r>
+              <w:rPr>
+                <w:noProof/>
+                <w:webHidden/>
+              </w:rPr>
+              <w:tab/>
+            </w:r>
+            <w:r>
+              <w:rPr>
+                <w:noProof/>
+                <w:webHidden/>
+              </w:rPr>
+              <w:fldChar w:fldCharType="begin"/>
+            </w:r>
+            <w:r>
+              <w:rPr>
+                <w:noProof/>
+                <w:webHidden/>
+              </w:rPr>
+              <w:instrText xml:space="preserve"> PAGEREF _Toc241748499 \h </w:instrText>
+            </w:r>
+            <w:r>
+              <w:rPr>
+                <w:noProof/>
+                <w:webHidden/>
+              </w:rPr>
+            </w:r>
+            <w:r>
+              <w:rPr>
+                <w:noProof/>
+                <w:webHidden/>
+              </w:rPr>
+              <w:fldChar w:fldCharType="separate"/>
+            </w:r>
+            <w:r>
+              <w:rPr>
+                <w:noProof/>
+                <w:webHidden/>
+              </w:rPr>
+              <w:t>9</w:t>
+            </w:r>
+            <w:r>
+              <w:rPr>
+                <w:noProof/>
+                <w:webHidden/>
+              </w:rPr>
+              <w:fldChar w:fldCharType="end"/>
+            </w:r>
+          </w:hyperlink>
+        </w:p>
+        <w:p>
+          <w:pPr>
+            <w:pStyle w:val="TOC2"/>
+            <w:tabs>
+              <w:tab w:val="right" w:leader="dot" w:pos="9350"/>
+            </w:tabs>
+            <w:rPr>
+              <w:rFonts w:asciiTheme="minorHAnsi" w:hAnsiTheme="minorHAnsi" w:cstheme="minorBidi"/>
+              <w:noProof/>
+              <w:color w:val="auto"/>
+            </w:rPr>
+          </w:pPr>
+          <w:hyperlink w:anchor="_Toc241748500" w:history="1">
+            <w:r>
+              <w:rPr>
+                <w:rStyle w:val="Hyperlink"/>
+                <w:noProof/>
+              </w:rPr>
+              <w:t>5.1. Alt-A: Split RemoteDiag</w:t>
+            </w:r>
+            <w:r>
+              <w:rPr>
+                <w:noProof/>
+                <w:webHidden/>
+              </w:rPr>
+              <w:tab/>
+            </w:r>
+            <w:r>
+              <w:rPr>
+                <w:noProof/>
+                <w:webHidden/>
+              </w:rPr>
+              <w:fldChar w:fldCharType="begin"/>
+            </w:r>
+            <w:r>
+              <w:rPr>
+                <w:noProof/>
+                <w:webHidden/>
+              </w:rPr>
+              <w:instrText xml:space="preserve"> PAGEREF _Toc241748500 \h </w:instrText>
+            </w:r>
+            <w:r>
+              <w:rPr>
+                <w:noProof/>
+                <w:webHidden/>
+              </w:rPr>
+            </w:r>
+            <w:r>
+              <w:rPr>
+                <w:noProof/>
+                <w:webHidden/>
+              </w:rPr>
+              <w:fldChar w:fldCharType="separate"/>
+            </w:r>
+            <w:r>
+              <w:rPr>
+                <w:noProof/>
+                <w:webHidden/>
+              </w:rPr>
+              <w:t>9</w:t>
+            </w:r>
+            <w:r>
+              <w:rPr>
+                <w:noProof/>
+                <w:webHidden/>
+              </w:rPr>
+              <w:fldChar w:fldCharType="end"/>
+            </w:r>
+          </w:hyperlink>
+        </w:p>
+        <w:p>
+          <w:pPr>
+            <w:pStyle w:val="TOC2"/>
+            <w:tabs>
+              <w:tab w:val="right" w:leader="dot" w:pos="9350"/>
+            </w:tabs>
+            <w:rPr>
+              <w:rFonts w:asciiTheme="minorHAnsi" w:hAnsiTheme="minorHAnsi" w:cstheme="minorBidi"/>
+              <w:noProof/>
+              <w:color w:val="auto"/>
+            </w:rPr>
+          </w:pPr>
+          <w:hyperlink w:anchor="_Toc241748501" w:history="1">
+            <w:r>
+              <w:rPr>
+                <w:rStyle w:val="Hyperlink"/>
+                <w:noProof/>
+              </w:rPr>
+              <w:t>5.2. Alt-B: Move RemoteDiag</w:t>
+            </w:r>
+            <w:r>
+              <w:rPr>
+                <w:noProof/>
+                <w:webHidden/>
+              </w:rPr>
+              <w:tab/>
+            </w:r>
+            <w:r>
+              <w:rPr>
+                <w:noProof/>
+                <w:webHidden/>
+              </w:rPr>
+              <w:fldChar w:fldCharType="begin"/>
+            </w:r>
+            <w:r>
+              <w:rPr>
+                <w:noProof/>
+                <w:webHidden/>
+              </w:rPr>
+              <w:instrText xml:space="preserve"> PAGEREF _Toc241748501 \h </w:instrText>
+            </w:r>
+            <w:r>
+              <w:rPr>
+                <w:noProof/>
+                <w:webHidden/>
+              </w:rPr>
+            </w:r>
+            <w:r>
+              <w:rPr>
+                <w:noProof/>
+                <w:webHidden/>
+              </w:rPr>
+              <w:fldChar w:fldCharType="separate"/>
+            </w:r>
+            <w:r>
+              <w:rPr>
+                <w:noProof/>
+                <w:webHidden/>
+              </w:rPr>
+              <w:t>10</w:t>
+            </w:r>
+            <w:r>
+              <w:rPr>
+                <w:noProof/>
+                <w:webHidden/>
+              </w:rPr>
+              <w:fldChar w:fldCharType="end"/>
+            </w:r>
+          </w:hyperlink>
+        </w:p>
+        <w:p>
+          <w:pPr>
+            <w:pStyle w:val="TOC2"/>
+            <w:tabs>
+              <w:tab w:val="right" w:leader="dot" w:pos="9350"/>
+            </w:tabs>
+            <w:rPr>
+              <w:rFonts w:asciiTheme="minorHAnsi" w:hAnsiTheme="minorHAnsi" w:cstheme="minorBidi"/>
+              <w:noProof/>
+              <w:color w:val="auto"/>
+            </w:rPr>
+          </w:pPr>
+          <w:hyperlink w:anchor="_Toc241748502" w:history="1">
+            <w:r>
+              <w:rPr>
+                <w:rStyle w:val="Hyperlink"/>
+                <w:noProof/>
+              </w:rPr>
+              <w:t>5.3. Alt-C: Move RemoteDiag + Proxy</w:t>
+            </w:r>
+            <w:r>
+              <w:rPr>
+                <w:noProof/>
+                <w:webHidden/>
+              </w:rPr>
+              <w:tab/>
+            </w:r>
+            <w:r>
+              <w:rPr>
+                <w:noProof/>
+                <w:webHidden/>
+              </w:rPr>
+              <w:fldChar w:fldCharType="begin"/>
+            </w:r>
+            <w:r>
+              <w:rPr>
+                <w:noProof/>
+                <w:webHidden/>
+              </w:rPr>
+              <w:instrText xml:space="preserve"> PAGEREF _Toc241748502 \h </w:instrText>
+            </w:r>
+            <w:r>
+              <w:rPr>
+                <w:noProof/>
+                <w:webHidden/>
+              </w:rPr>
+            </w:r>
+            <w:r>
+              <w:rPr>
+                <w:noProof/>
+                <w:webHidden/>
+              </w:rPr>
+              <w:fldChar w:fldCharType="separate"/>
+            </w:r>
+            <w:r>
+              <w:rPr>
+                <w:noProof/>
+                <w:webHidden/>
+              </w:rPr>
+              <w:t>11</w:t>
+            </w:r>
+            <w:r>
+              <w:rPr>
+                <w:noProof/>
+                <w:webHidden/>
+              </w:rPr>
+              <w:fldChar w:fldCharType="end"/>
+            </w:r>
+          </w:hyperlink>
+        </w:p>
+        <w:p>
+          <w:pPr>
+            <w:pStyle w:val="TOC2"/>
+            <w:tabs>
+              <w:tab w:val="right" w:leader="dot" w:pos="9350"/>
+            </w:tabs>
+            <w:rPr>
+              <w:rFonts w:asciiTheme="minorHAnsi" w:hAnsiTheme="minorHAnsi" w:cstheme="minorBidi"/>
+              <w:noProof/>
+              <w:color w:val="auto"/>
+            </w:rPr>
+          </w:pPr>
+          <w:hyperlink w:anchor="_Toc241748503" w:history="1">
+            <w:r>
+              <w:rPr>
+                <w:rStyle w:val="Hyperlink"/>
+                <w:noProof/>
+              </w:rPr>
+              <w:t>5.4. Comparison and decision</w:t>
+            </w:r>
+            <w:r>
+              <w:rPr>
+                <w:noProof/>
+                <w:webHidden/>
+              </w:rPr>
+              <w:tab/>
+            </w:r>
+            <w:r>
+              <w:rPr>
+                <w:noProof/>
+                <w:webHidden/>
+              </w:rPr>
+              <w:fldChar w:fldCharType="begin"/>
+            </w:r>
+            <w:r>
+              <w:rPr>
+                <w:noProof/>
+                <w:webHidden/>
+              </w:rPr>
+              <w:instrText xml:space="preserve"> PAGEREF _Toc241748503 \h </w:instrText>
+            </w:r>
+            <w:r>
+              <w:rPr>
+                <w:noProof/>
+                <w:webHidden/>
+              </w:rPr>
+            </w:r>
+            <w:r>
+              <w:rPr>
+                <w:noProof/>
+                <w:webHidden/>
+              </w:rPr>
+              <w:fldChar w:fldCharType="separate"/>
+            </w:r>
+            <w:r>
+              <w:rPr>
+                <w:noProof/>
+                <w:webHidden/>
+              </w:rPr>
+              <w:t>11</w:t>
+            </w:r>
+            <w:r>
+              <w:rPr>
+                <w:noProof/>
+                <w:webHidden/>
+              </w:rPr>
+              <w:fldChar w:fldCharType="end"/>
+            </w:r>
+          </w:hyperlink>
+        </w:p>
+        <w:p>
+          <w:pPr>
+            <w:pStyle w:val="TOC1"/>
+            <w:tabs>
+              <w:tab w:val="left" w:pos="660"/>
+              <w:tab w:val="right" w:leader="dot" w:pos="9350"/>
+            </w:tabs>
+            <w:rPr>
+              <w:rFonts w:asciiTheme="minorHAnsi" w:hAnsiTheme="minorHAnsi" w:cstheme="minorBidi"/>
+              <w:noProof/>
+              <w:color w:val="auto"/>
+            </w:rPr>
+          </w:pPr>
+          <w:hyperlink w:anchor="_Toc241748504" w:history="1">
+            <w:r>
+              <w:rPr>
+                <w:rStyle w:val="Hyperlink"/>
+                <w:noProof/>
+              </w:rPr>
+              <w:t>6. 5</w:t>
+            </w:r>
+            <w:r>
+              <w:rPr>
+                <w:rFonts w:asciiTheme="minorHAnsi" w:hAnsiTheme="minorHAnsi" w:cstheme="minorBidi"/>
+                <w:noProof/>
+                <w:color w:val="auto"/>
+              </w:rPr>
+              <w:tab/>
+            </w:r>
+            <w:r>
+              <w:rPr>
+                <w:rStyle w:val="Hyperlink"/>
+                <w:noProof/>
+              </w:rPr>
+              <w:t>Implementation and Verification</w:t>
+            </w:r>
+            <w:r>
+              <w:rPr>
+                <w:noProof/>
+                <w:webHidden/>
+              </w:rPr>
+              <w:tab/>
+            </w:r>
+            <w:r>
+              <w:rPr>
+                <w:noProof/>
+                <w:webHidden/>
+              </w:rPr>
+              <w:fldChar w:fldCharType="begin"/>
+            </w:r>
+            <w:r>
+              <w:rPr>
+                <w:noProof/>
+                <w:webHidden/>
+              </w:rPr>
+              <w:instrText xml:space="preserve"> PAGEREF _Toc241748504 \h </w:instrText>
+            </w:r>
+            <w:r>
+              <w:rPr>
+                <w:noProof/>
+                <w:webHidden/>
+              </w:rPr>
+            </w:r>
+            <w:r>
+              <w:rPr>
+                <w:noProof/>
+                <w:webHidden/>
+              </w:rPr>
+              <w:fldChar w:fldCharType="separate"/>
+            </w:r>
+            <w:r>
+              <w:rPr>
+                <w:noProof/>
+                <w:webHidden/>
+              </w:rPr>
+              <w:t>12</w:t>
+            </w:r>
+            <w:r>
+              <w:rPr>
+                <w:noProof/>
+                <w:webHidden/>
+              </w:rPr>
+              <w:fldChar w:fldCharType="end"/>
+            </w:r>
+          </w:hyperlink>
+        </w:p>
+        <w:p>
+          <w:pPr>
+            <w:pStyle w:val="TOC2"/>
+            <w:tabs>
+              <w:tab w:val="right" w:leader="dot" w:pos="9350"/>
+            </w:tabs>
+            <w:rPr>
+              <w:rFonts w:asciiTheme="minorHAnsi" w:hAnsiTheme="minorHAnsi" w:cstheme="minorBidi"/>
+              <w:noProof/>
+              <w:color w:val="auto"/>
+            </w:rPr>
+          </w:pPr>
+          <w:hyperlink w:anchor="_Toc241748505" w:history="1">
+            <w:r>
+              <w:rPr>
+                <w:rStyle w:val="Hyperlink"/>
+                <w:noProof/>
+              </w:rPr>
+              <w:t>6.1. Implementation</w:t>
+            </w:r>
+            <w:r>
+              <w:rPr>
+                <w:noProof/>
+                <w:webHidden/>
+              </w:rPr>
+              <w:tab/>
+            </w:r>
+            <w:r>
+              <w:rPr>
+                <w:noProof/>
+                <w:webHidden/>
+              </w:rPr>
+              <w:fldChar w:fldCharType="begin"/>
+            </w:r>
+            <w:r>
+              <w:rPr>
+                <w:noProof/>
+                <w:webHidden/>
+              </w:rPr>
+              <w:instrText xml:space="preserve"> PAGEREF _Toc241748505 \h </w:instrText>
+            </w:r>
+            <w:r>
+              <w:rPr>
+                <w:noProof/>
+                <w:webHidden/>
+              </w:rPr>
+            </w:r>
+            <w:r>
+              <w:rPr>
+                <w:noProof/>
+                <w:webHidden/>
+              </w:rPr>
+              <w:fldChar w:fldCharType="separate"/>
+            </w:r>
+            <w:r>
+              <w:rPr>
+                <w:noProof/>
+                <w:webHidden/>
+              </w:rPr>
+              <w:t>12</w:t>
             </w:r>
             <w:r>
               <w:rPr>
@@ -1047,19 +1638,15 @@
               <w:rFonts w:asciiTheme="minorHAnsi" w:hAnsiTheme="minorHAnsi" w:cstheme="minorBidi"/>
               <w:noProof/>
               <w:color w:val="auto"/>
-              <w:kern w:val="2"/>
-              <w:sz w:val="24"/>
-              <w:szCs w:val="24"/>
-              <w14:ligatures w14:val="standardContextual"/>
             </w:rPr>
           </w:pPr>
-          <w:hyperlink w:anchor="_Toc241713032" w:history="1">
+          <w:hyperlink w:anchor="_Toc241748506" w:history="1">
             <w:r>
               <w:rPr>
                 <w:rStyle w:val="Hyperlink"/>
                 <w:noProof/>
               </w:rPr>
-              <w:t>4.2.1. Problem Description</w:t>
+              <w:t>6.1.1. Forward API call from proxy to remotediag</w:t>
             </w:r>
             <w:r>
               <w:rPr>
@@ -1080,7 +1667,7 @@
                 <w:noProof/>
                 <w:webHidden/>
               </w:rPr>
-              <w:instrText xml:space="preserve"> PAGEREF _Toc241713032 \h </w:instrText>
+              <w:instrText xml:space="preserve"> PAGEREF _Toc241748506 \h </w:instrText>
             </w:r>
             <w:r>
               <w:rPr>
@@ -1100,7 +1687,7 @@
                 <w:noProof/>
                 <w:webHidden/>
               </w:rPr>
-              <w:t>8</w:t>
+              <w:t>12</w:t>
             </w:r>
             <w:r>
               <w:rPr>
@@ -1121,19 +1708,15 @@
               <w:rFonts w:asciiTheme="minorHAnsi" w:hAnsiTheme="minorHAnsi" w:cstheme="minorBidi"/>
               <w:noProof/>
               <w:color w:val="auto"/>
-              <w:kern w:val="2"/>
-              <w:sz w:val="24"/>
-              <w:szCs w:val="24"/>
-              <w14:ligatures w14:val="standardContextual"/>
             </w:rPr>
           </w:pPr>
-          <w:hyperlink w:anchor="_Toc241713033" w:history="1">
+          <w:hyperlink w:anchor="_Toc241748507" w:history="1">
             <w:r>
               <w:rPr>
                 <w:rStyle w:val="Hyperlink"/>
                 <w:noProof/>
               </w:rPr>
-              <w:t>4.2.2. Problem Analysis</w:t>
+              <w:t>6.1.2. Filter scenario</w:t>
             </w:r>
             <w:r>
               <w:rPr>
@@ -1154,7 +1737,7 @@
                 <w:noProof/>
                 <w:webHidden/>
               </w:rPr>
-              <w:instrText xml:space="preserve"> PAGEREF _Toc241713033 \h </w:instrText>
+              <w:instrText xml:space="preserve"> PAGEREF _Toc241748507 \h </w:instrText>
             </w:r>
             <w:r>
               <w:rPr>
@@ -1174,7 +1757,7 @@
                 <w:noProof/>
                 <w:webHidden/>
               </w:rPr>
-              <w:t>8</w:t>
+              <w:t>13</w:t>
             </w:r>
             <w:r>
               <w:rPr>
@@ -1195,19 +1778,15 @@
               <w:rFonts w:asciiTheme="minorHAnsi" w:hAnsiTheme="minorHAnsi" w:cstheme="minorBidi"/>
               <w:noProof/>
               <w:color w:val="auto"/>
-              <w:kern w:val="2"/>
-              <w:sz w:val="24"/>
-              <w:szCs w:val="24"/>
-              <w14:ligatures w14:val="standardContextual"/>
             </w:rPr>
           </w:pPr>
-          <w:hyperlink w:anchor="_Toc241713034" w:history="1">
+          <w:hyperlink w:anchor="_Toc241748508" w:history="1">
             <w:r>
               <w:rPr>
                 <w:rStyle w:val="Hyperlink"/>
                 <w:noProof/>
               </w:rPr>
-              <w:t>4.3. Quality Attributes</w:t>
+              <w:t>6.2. Verification</w:t>
             </w:r>
             <w:r>
               <w:rPr>
@@ -1228,7 +1807,7 @@
                 <w:noProof/>
                 <w:webHidden/>
               </w:rPr>
-              <w:instrText xml:space="preserve"> PAGEREF _Toc241713034 \h </w:instrText>
+              <w:instrText xml:space="preserve"> PAGEREF _Toc241748508 \h </w:instrText>
             </w:r>
             <w:r>
               <w:rPr>
@@ -1248,7 +1827,147 @@
                 <w:noProof/>
                 <w:webHidden/>
               </w:rPr>
-              <w:t>9</w:t>
+              <w:t>14</w:t>
+            </w:r>
+            <w:r>
+              <w:rPr>
+                <w:noProof/>
+                <w:webHidden/>
+              </w:rPr>
+              <w:fldChar w:fldCharType="end"/>
+            </w:r>
+          </w:hyperlink>
+        </w:p>
+        <w:p>
+          <w:pPr>
+            <w:pStyle w:val="TOC3"/>
+            <w:tabs>
+              <w:tab w:val="right" w:leader="dot" w:pos="9350"/>
+            </w:tabs>
+            <w:rPr>
+              <w:rFonts w:asciiTheme="minorHAnsi" w:hAnsiTheme="minorHAnsi" w:cstheme="minorBidi"/>
+              <w:noProof/>
+              <w:color w:val="auto"/>
+            </w:rPr>
+          </w:pPr>
+          <w:hyperlink w:anchor="_Toc241748509" w:history="1">
+            <w:r>
+              <w:rPr>
+                <w:rStyle w:val="Hyperlink"/>
+                <w:noProof/>
+              </w:rPr>
+              <w:t>6.2.1. SidFilter blocks reprogramming diagnostic requests</w:t>
+            </w:r>
+            <w:r>
+              <w:rPr>
+                <w:noProof/>
+                <w:webHidden/>
+              </w:rPr>
+              <w:tab/>
+            </w:r>
+            <w:r>
+              <w:rPr>
+                <w:noProof/>
+                <w:webHidden/>
+              </w:rPr>
+              <w:fldChar w:fldCharType="begin"/>
+            </w:r>
+            <w:r>
+              <w:rPr>
+                <w:noProof/>
+                <w:webHidden/>
+              </w:rPr>
+              <w:instrText xml:space="preserve"> PAGEREF _Toc241748509 \h </w:instrText>
+            </w:r>
+            <w:r>
+              <w:rPr>
+                <w:noProof/>
+                <w:webHidden/>
+              </w:rPr>
+            </w:r>
+            <w:r>
+              <w:rPr>
+                <w:noProof/>
+                <w:webHidden/>
+              </w:rPr>
+              <w:fldChar w:fldCharType="separate"/>
+            </w:r>
+            <w:r>
+              <w:rPr>
+                <w:noProof/>
+                <w:webHidden/>
+              </w:rPr>
+              <w:t>14</w:t>
+            </w:r>
+            <w:r>
+              <w:rPr>
+                <w:noProof/>
+                <w:webHidden/>
+              </w:rPr>
+              <w:fldChar w:fldCharType="end"/>
+            </w:r>
+          </w:hyperlink>
+        </w:p>
+        <w:p>
+          <w:pPr>
+            <w:pStyle w:val="TOC3"/>
+            <w:tabs>
+              <w:tab w:val="right" w:leader="dot" w:pos="9350"/>
+            </w:tabs>
+            <w:rPr>
+              <w:rFonts w:asciiTheme="minorHAnsi" w:hAnsiTheme="minorHAnsi" w:cstheme="minorBidi"/>
+              <w:noProof/>
+              <w:color w:val="auto"/>
+            </w:rPr>
+          </w:pPr>
+          <w:hyperlink w:anchor="_Toc241748510" w:history="1">
+            <w:r>
+              <w:rPr>
+                <w:rStyle w:val="Hyperlink"/>
+                <w:noProof/>
+              </w:rPr>
+              <w:t>6.2.2. RemoteDiagProxy and RemoteDiag communication</w:t>
+            </w:r>
+            <w:r>
+              <w:rPr>
+                <w:noProof/>
+                <w:webHidden/>
+              </w:rPr>
+              <w:tab/>
+            </w:r>
+            <w:r>
+              <w:rPr>
+                <w:noProof/>
+                <w:webHidden/>
+              </w:rPr>
+              <w:fldChar w:fldCharType="begin"/>
+            </w:r>
+            <w:r>
+              <w:rPr>
+                <w:noProof/>
+                <w:webHidden/>
+              </w:rPr>
+              <w:instrText xml:space="preserve"> PAGEREF _Toc241748510 \h </w:instrText>
+            </w:r>
+            <w:r>
+              <w:rPr>
+                <w:noProof/>
+                <w:webHidden/>
+              </w:rPr>
+            </w:r>
+            <w:r>
+              <w:rPr>
+                <w:noProof/>
+                <w:webHidden/>
+              </w:rPr>
+              <w:fldChar w:fldCharType="separate"/>
+            </w:r>
+            <w:r>
+              <w:rPr>
+                <w:noProof/>
+                <w:webHidden/>
+              </w:rPr>
+              <w:t>15</w:t>
             </w:r>
             <w:r>
               <w:rPr>
@@ -1263,45 +1982,91 @@
           <w:pPr>
             <w:pStyle w:val="TOC1"/>
             <w:tabs>
-              <w:tab w:val="left" w:pos="720"/>
               <w:tab w:val="right" w:leader="dot" w:pos="9350"/>
             </w:tabs>
             <w:rPr>
               <w:rFonts w:asciiTheme="minorHAnsi" w:hAnsiTheme="minorHAnsi" w:cstheme="minorBidi"/>
               <w:noProof/>
               <w:color w:val="auto"/>
-              <w:kern w:val="2"/>
-              <w:sz w:val="24"/>
-              <w:szCs w:val="24"/>
-              <w14:ligatures w14:val="standardContextual"/>
             </w:rPr>
           </w:pPr>
-          <w:hyperlink w:anchor="_Toc241713035" w:history="1">
+          <w:hyperlink w:anchor="_Toc241748511" w:history="1">
             <w:r>
               <w:rPr>
                 <w:rStyle w:val="Hyperlink"/>
                 <w:noProof/>
               </w:rPr>
-              <w:t>5. 4</w:t>
-            </w:r>
-            <w:r>
-              <w:rPr>
-                <w:rFonts w:asciiTheme="minorHAnsi" w:hAnsiTheme="minorHAnsi" w:cstheme="minorBidi"/>
-                <w:noProof/>
-                <w:color w:val="auto"/>
-                <w:kern w:val="2"/>
-                <w:sz w:val="24"/>
-                <w:szCs w:val="24"/>
-                <w14:ligatures w14:val="standardContextual"/>
+              <w:t>7. Conclusion</w:t>
+            </w:r>
+            <w:r>
+              <w:rPr>
+                <w:noProof/>
+                <w:webHidden/>
               </w:rPr>
               <w:tab/>
             </w:r>
             <w:r>
               <w:rPr>
+                <w:noProof/>
+                <w:webHidden/>
+              </w:rPr>
+              <w:fldChar w:fldCharType="begin"/>
+            </w:r>
+            <w:r>
+              <w:rPr>
+                <w:noProof/>
+                <w:webHidden/>
+              </w:rPr>
+              <w:instrText xml:space="preserve"> PAGEREF _Toc241748511 \h </w:instrText>
+            </w:r>
+            <w:r>
+              <w:rPr>
+                <w:noProof/>
+                <w:webHidden/>
+              </w:rPr>
+            </w:r>
+            <w:r>
+              <w:rPr>
+                <w:noProof/>
+                <w:webHidden/>
+              </w:rPr>
+              <w:fldChar w:fldCharType="separate"/>
+            </w:r>
+            <w:r>
+              <w:rPr>
+                <w:noProof/>
+                <w:webHidden/>
+              </w:rPr>
+              <w:t>15</w:t>
+            </w:r>
+            <w:r>
+              <w:rPr>
+                <w:noProof/>
+                <w:webHidden/>
+              </w:rPr>
+              <w:fldChar w:fldCharType="end"/>
+            </w:r>
+          </w:hyperlink>
+        </w:p>
+        <w:p>
+          <w:pPr>
+            <w:pStyle w:val="TOC1"/>
+            <w:tabs>
+              <w:tab w:val="right" w:leader="dot" w:pos="9350"/>
+            </w:tabs>
+            <w:rPr>
+              <w:rFonts w:asciiTheme="minorHAnsi" w:hAnsiTheme="minorHAnsi" w:cstheme="minorBidi"/>
+              <w:noProof/>
+              <w:color w:val="auto"/>
+            </w:rPr>
+          </w:pPr>
+          <w:hyperlink w:anchor="_Toc241748512" w:history="1">
+            <w:r>
+              <w:rPr>
                 <w:rStyle w:val="Hyperlink"/>
                 <w:noProof/>
               </w:rPr>
-              <w:t>Architecture Alternatives</w:t>
+              <w:t>8. Appendix</w:t>
             </w:r>
             <w:r>
               <w:rPr>
@@ -1322,7 +2087,7 @@
                 <w:noProof/>
                 <w:webHidden/>
               </w:rPr>
-              <w:instrText xml:space="preserve"> PAGEREF _Toc241713035 \h </w:instrText>
+              <w:instrText xml:space="preserve"> PAGEREF _Toc241748512 \h </w:instrText>
             </w:r>
             <w:r>
               <w:rPr>
@@ -1342,7 +2107,7 @@
                 <w:noProof/>
                 <w:webHidden/>
               </w:rPr>
-              <w:t>9</w:t>
+              <w:t>15</w:t>
             </w:r>
             <w:r>
               <w:rPr>
@@ -1363,19 +2128,15 @@
               <w:rFonts w:asciiTheme="minorHAnsi" w:hAnsiTheme="minorHAnsi" w:cstheme="minorBidi"/>
               <w:noProof/>
               <w:color w:val="auto"/>
-              <w:kern w:val="2"/>
-              <w:sz w:val="24"/>
-              <w:szCs w:val="24"/>
-              <w14:ligatures w14:val="standardContextual"/>
             </w:rPr>
           </w:pPr>
-          <w:hyperlink w:anchor="_Toc241713036" w:history="1">
+          <w:hyperlink w:anchor="_Toc241748513" w:history="1">
             <w:r>
               <w:rPr>
                 <w:rStyle w:val="Hyperlink"/>
                 <w:noProof/>
               </w:rPr>
-              <w:t>5.1. Alt-A: Split RemoteDiag</w:t>
+              <w:t>8.1. Diagnostic filtering requirements</w:t>
             </w:r>
             <w:r>
               <w:rPr>
@@ -1396,7 +2157,7 @@
                 <w:noProof/>
                 <w:webHidden/>
               </w:rPr>
-              <w:instrText xml:space="preserve"> PAGEREF _Toc241713036 \h </w:instrText>
+              <w:instrText xml:space="preserve"> PAGEREF _Toc241748513 \h </w:instrText>
             </w:r>
             <w:r>
               <w:rPr>
@@ -1416,1083 +2177,7 @@
                 <w:noProof/>
                 <w:webHidden/>
               </w:rPr>
-              <w:t>9</w:t>
-            </w:r>
-            <w:r>
-              <w:rPr>
-                <w:noProof/>
-                <w:webHidden/>
-              </w:rPr>
-              <w:fldChar w:fldCharType="end"/>
-            </w:r>
-          </w:hyperlink>
-        </w:p>
-        <w:p>
-          <w:pPr>
-            <w:pStyle w:val="TOC2"/>
-            <w:tabs>
-              <w:tab w:val="right" w:leader="dot" w:pos="9350"/>
-            </w:tabs>
-            <w:rPr>
-              <w:rFonts w:asciiTheme="minorHAnsi" w:hAnsiTheme="minorHAnsi" w:cstheme="minorBidi"/>
-              <w:noProof/>
-              <w:color w:val="auto"/>
-              <w:kern w:val="2"/>
-              <w:sz w:val="24"/>
-              <w:szCs w:val="24"/>
-              <w14:ligatures w14:val="standardContextual"/>
-            </w:rPr>
-          </w:pPr>
-          <w:hyperlink w:anchor="_Toc241713037" w:history="1">
-            <w:r>
-              <w:rPr>
-                <w:rStyle w:val="Hyperlink"/>
-                <w:noProof/>
-              </w:rPr>
-              <w:t>5.2. Alt-B: Move RemoteDiag</w:t>
-            </w:r>
-            <w:r>
-              <w:rPr>
-                <w:noProof/>
-                <w:webHidden/>
-              </w:rPr>
-              <w:tab/>
-            </w:r>
-            <w:r>
-              <w:rPr>
-                <w:noProof/>
-                <w:webHidden/>
-              </w:rPr>
-              <w:fldChar w:fldCharType="begin"/>
-            </w:r>
-            <w:r>
-              <w:rPr>
-                <w:noProof/>
-                <w:webHidden/>
-              </w:rPr>
-              <w:instrText xml:space="preserve"> PAGEREF _Toc241713037 \h </w:instrText>
-            </w:r>
-            <w:r>
-              <w:rPr>
-                <w:noProof/>
-                <w:webHidden/>
-              </w:rPr>
-            </w:r>
-            <w:r>
-              <w:rPr>
-                <w:noProof/>
-                <w:webHidden/>
-              </w:rPr>
-              <w:fldChar w:fldCharType="separate"/>
-            </w:r>
-            <w:r>
-              <w:rPr>
-                <w:noProof/>
-                <w:webHidden/>
-              </w:rPr>
-              <w:t>11</w:t>
-            </w:r>
-            <w:r>
-              <w:rPr>
-                <w:noProof/>
-                <w:webHidden/>
-              </w:rPr>
-              <w:fldChar w:fldCharType="end"/>
-            </w:r>
-          </w:hyperlink>
-        </w:p>
-        <w:p>
-          <w:pPr>
-            <w:pStyle w:val="TOC2"/>
-            <w:tabs>
-              <w:tab w:val="right" w:leader="dot" w:pos="9350"/>
-            </w:tabs>
-            <w:rPr>
-              <w:rFonts w:asciiTheme="minorHAnsi" w:hAnsiTheme="minorHAnsi" w:cstheme="minorBidi"/>
-              <w:noProof/>
-              <w:color w:val="auto"/>
-              <w:kern w:val="2"/>
-              <w:sz w:val="24"/>
-              <w:szCs w:val="24"/>
-              <w14:ligatures w14:val="standardContextual"/>
-            </w:rPr>
-          </w:pPr>
-          <w:hyperlink w:anchor="_Toc241713038" w:history="1">
-            <w:r>
-              <w:rPr>
-                <w:rStyle w:val="Hyperlink"/>
-                <w:noProof/>
-              </w:rPr>
-              <w:t>5.3. Alt-C: Move RemoteDiag + Proxy</w:t>
-            </w:r>
-            <w:r>
-              <w:rPr>
-                <w:noProof/>
-                <w:webHidden/>
-              </w:rPr>
-              <w:tab/>
-            </w:r>
-            <w:r>
-              <w:rPr>
-                <w:noProof/>
-                <w:webHidden/>
-              </w:rPr>
-              <w:fldChar w:fldCharType="begin"/>
-            </w:r>
-            <w:r>
-              <w:rPr>
-                <w:noProof/>
-                <w:webHidden/>
-              </w:rPr>
-              <w:instrText xml:space="preserve"> PAGEREF _Toc241713038 \h </w:instrText>
-            </w:r>
-            <w:r>
-              <w:rPr>
-                <w:noProof/>
-                <w:webHidden/>
-              </w:rPr>
-            </w:r>
-            <w:r>
-              <w:rPr>
-                <w:noProof/>
-                <w:webHidden/>
-              </w:rPr>
-              <w:fldChar w:fldCharType="separate"/>
-            </w:r>
-            <w:r>
-              <w:rPr>
-                <w:noProof/>
-                <w:webHidden/>
-              </w:rPr>
-              <w:t>12</w:t>
-            </w:r>
-            <w:r>
-              <w:rPr>
-                <w:noProof/>
-                <w:webHidden/>
-              </w:rPr>
-              <w:fldChar w:fldCharType="end"/>
-            </w:r>
-          </w:hyperlink>
-        </w:p>
-        <w:p>
-          <w:pPr>
-            <w:pStyle w:val="TOC2"/>
-            <w:tabs>
-              <w:tab w:val="right" w:leader="dot" w:pos="9350"/>
-            </w:tabs>
-            <w:rPr>
-              <w:rFonts w:asciiTheme="minorHAnsi" w:hAnsiTheme="minorHAnsi" w:cstheme="minorBidi"/>
-              <w:noProof/>
-              <w:color w:val="auto"/>
-              <w:kern w:val="2"/>
-              <w:sz w:val="24"/>
-              <w:szCs w:val="24"/>
-              <w14:ligatures w14:val="standardContextual"/>
-            </w:rPr>
-          </w:pPr>
-          <w:hyperlink w:anchor="_Toc241713039" w:history="1">
-            <w:r>
-              <w:rPr>
-                <w:rStyle w:val="Hyperlink"/>
-                <w:noProof/>
-              </w:rPr>
-              <w:t>5.4. Comparison and decision</w:t>
-            </w:r>
-            <w:r>
-              <w:rPr>
-                <w:noProof/>
-                <w:webHidden/>
-              </w:rPr>
-              <w:tab/>
-            </w:r>
-            <w:r>
-              <w:rPr>
-                <w:noProof/>
-                <w:webHidden/>
-              </w:rPr>
-              <w:fldChar w:fldCharType="begin"/>
-            </w:r>
-            <w:r>
-              <w:rPr>
-                <w:noProof/>
-                <w:webHidden/>
-              </w:rPr>
-              <w:instrText xml:space="preserve"> PAGEREF _Toc241713039 \h </w:instrText>
-            </w:r>
-            <w:r>
-              <w:rPr>
-                <w:noProof/>
-                <w:webHidden/>
-              </w:rPr>
-            </w:r>
-            <w:r>
-              <w:rPr>
-                <w:noProof/>
-                <w:webHidden/>
-              </w:rPr>
-              <w:fldChar w:fldCharType="separate"/>
-            </w:r>
-            <w:r>
-              <w:rPr>
-                <w:noProof/>
-                <w:webHidden/>
-              </w:rPr>
               <w:t>15</w:t>
-            </w:r>
-            <w:r>
-              <w:rPr>
-                <w:noProof/>
-                <w:webHidden/>
-              </w:rPr>
-              <w:fldChar w:fldCharType="end"/>
-            </w:r>
-          </w:hyperlink>
-        </w:p>
-        <w:p>
-          <w:pPr>
-            <w:pStyle w:val="TOC1"/>
-            <w:tabs>
-              <w:tab w:val="left" w:pos="720"/>
-              <w:tab w:val="right" w:leader="dot" w:pos="9350"/>
-            </w:tabs>
-            <w:rPr>
-              <w:rFonts w:asciiTheme="minorHAnsi" w:hAnsiTheme="minorHAnsi" w:cstheme="minorBidi"/>
-              <w:noProof/>
-              <w:color w:val="auto"/>
-              <w:kern w:val="2"/>
-              <w:sz w:val="24"/>
-              <w:szCs w:val="24"/>
-              <w14:ligatures w14:val="standardContextual"/>
-            </w:rPr>
-          </w:pPr>
-          <w:hyperlink w:anchor="_Toc241713040" w:history="1">
-            <w:r>
-              <w:rPr>
-                <w:rStyle w:val="Hyperlink"/>
-                <w:noProof/>
-              </w:rPr>
-              <w:t>6. 5</w:t>
-            </w:r>
-            <w:r>
-              <w:rPr>
-                <w:rFonts w:asciiTheme="minorHAnsi" w:hAnsiTheme="minorHAnsi" w:cstheme="minorBidi"/>
-                <w:noProof/>
-                <w:color w:val="auto"/>
-                <w:kern w:val="2"/>
-                <w:sz w:val="24"/>
-                <w:szCs w:val="24"/>
-                <w14:ligatures w14:val="standardContextual"/>
-              </w:rPr>
-              <w:tab/>
-            </w:r>
-            <w:r>
-              <w:rPr>
-                <w:rStyle w:val="Hyperlink"/>
-                <w:noProof/>
-              </w:rPr>
-              <w:t>Implementation and Verification</w:t>
-            </w:r>
-            <w:r>
-              <w:rPr>
-                <w:noProof/>
-                <w:webHidden/>
-              </w:rPr>
-              <w:tab/>
-            </w:r>
-            <w:r>
-              <w:rPr>
-                <w:noProof/>
-                <w:webHidden/>
-              </w:rPr>
-              <w:fldChar w:fldCharType="begin"/>
-            </w:r>
-            <w:r>
-              <w:rPr>
-                <w:noProof/>
-                <w:webHidden/>
-              </w:rPr>
-              <w:instrText xml:space="preserve"> PAGEREF _Toc241713040 \h </w:instrText>
-            </w:r>
-            <w:r>
-              <w:rPr>
-                <w:noProof/>
-                <w:webHidden/>
-              </w:rPr>
-            </w:r>
-            <w:r>
-              <w:rPr>
-                <w:noProof/>
-                <w:webHidden/>
-              </w:rPr>
-              <w:fldChar w:fldCharType="separate"/>
-            </w:r>
-            <w:r>
-              <w:rPr>
-                <w:noProof/>
-                <w:webHidden/>
-              </w:rPr>
-              <w:t>16</w:t>
-            </w:r>
-            <w:r>
-              <w:rPr>
-                <w:noProof/>
-                <w:webHidden/>
-              </w:rPr>
-              <w:fldChar w:fldCharType="end"/>
-            </w:r>
-          </w:hyperlink>
-        </w:p>
-        <w:p>
-          <w:pPr>
-            <w:pStyle w:val="TOC2"/>
-            <w:tabs>
-              <w:tab w:val="right" w:leader="dot" w:pos="9350"/>
-            </w:tabs>
-            <w:rPr>
-              <w:rFonts w:asciiTheme="minorHAnsi" w:hAnsiTheme="minorHAnsi" w:cstheme="minorBidi"/>
-              <w:noProof/>
-              <w:color w:val="auto"/>
-              <w:kern w:val="2"/>
-              <w:sz w:val="24"/>
-              <w:szCs w:val="24"/>
-              <w14:ligatures w14:val="standardContextual"/>
-            </w:rPr>
-          </w:pPr>
-          <w:hyperlink w:anchor="_Toc241713041" w:history="1">
-            <w:r>
-              <w:rPr>
-                <w:rStyle w:val="Hyperlink"/>
-                <w:noProof/>
-              </w:rPr>
-              <w:t>6.1. Implementation</w:t>
-            </w:r>
-            <w:r>
-              <w:rPr>
-                <w:noProof/>
-                <w:webHidden/>
-              </w:rPr>
-              <w:tab/>
-            </w:r>
-            <w:r>
-              <w:rPr>
-                <w:noProof/>
-                <w:webHidden/>
-              </w:rPr>
-              <w:fldChar w:fldCharType="begin"/>
-            </w:r>
-            <w:r>
-              <w:rPr>
-                <w:noProof/>
-                <w:webHidden/>
-              </w:rPr>
-              <w:instrText xml:space="preserve"> PAGEREF _Toc241713041 \h </w:instrText>
-            </w:r>
-            <w:r>
-              <w:rPr>
-                <w:noProof/>
-                <w:webHidden/>
-              </w:rPr>
-            </w:r>
-            <w:r>
-              <w:rPr>
-                <w:noProof/>
-                <w:webHidden/>
-              </w:rPr>
-              <w:fldChar w:fldCharType="separate"/>
-            </w:r>
-            <w:r>
-              <w:rPr>
-                <w:noProof/>
-                <w:webHidden/>
-              </w:rPr>
-              <w:t>16</w:t>
-            </w:r>
-            <w:r>
-              <w:rPr>
-                <w:noProof/>
-                <w:webHidden/>
-              </w:rPr>
-              <w:fldChar w:fldCharType="end"/>
-            </w:r>
-          </w:hyperlink>
-        </w:p>
-        <w:p>
-          <w:pPr>
-            <w:pStyle w:val="TOC3"/>
-            <w:tabs>
-              <w:tab w:val="right" w:leader="dot" w:pos="9350"/>
-            </w:tabs>
-            <w:rPr>
-              <w:rFonts w:asciiTheme="minorHAnsi" w:hAnsiTheme="minorHAnsi" w:cstheme="minorBidi"/>
-              <w:noProof/>
-              <w:color w:val="auto"/>
-              <w:kern w:val="2"/>
-              <w:sz w:val="24"/>
-              <w:szCs w:val="24"/>
-              <w14:ligatures w14:val="standardContextual"/>
-            </w:rPr>
-          </w:pPr>
-          <w:hyperlink w:anchor="_Toc241713042" w:history="1">
-            <w:r>
-              <w:rPr>
-                <w:rStyle w:val="Hyperlink"/>
-                <w:noProof/>
-              </w:rPr>
-              <w:t>6.1.1. Forward API call from proxy to remotediag</w:t>
-            </w:r>
-            <w:r>
-              <w:rPr>
-                <w:noProof/>
-                <w:webHidden/>
-              </w:rPr>
-              <w:tab/>
-            </w:r>
-            <w:r>
-              <w:rPr>
-                <w:noProof/>
-                <w:webHidden/>
-              </w:rPr>
-              <w:fldChar w:fldCharType="begin"/>
-            </w:r>
-            <w:r>
-              <w:rPr>
-                <w:noProof/>
-                <w:webHidden/>
-              </w:rPr>
-              <w:instrText xml:space="preserve"> PAGEREF _Toc241713042 \h </w:instrText>
-            </w:r>
-            <w:r>
-              <w:rPr>
-                <w:noProof/>
-                <w:webHidden/>
-              </w:rPr>
-            </w:r>
-            <w:r>
-              <w:rPr>
-                <w:noProof/>
-                <w:webHidden/>
-              </w:rPr>
-              <w:fldChar w:fldCharType="separate"/>
-            </w:r>
-            <w:r>
-              <w:rPr>
-                <w:noProof/>
-                <w:webHidden/>
-              </w:rPr>
-              <w:t>16</w:t>
-            </w:r>
-            <w:r>
-              <w:rPr>
-                <w:noProof/>
-                <w:webHidden/>
-              </w:rPr>
-              <w:fldChar w:fldCharType="end"/>
-            </w:r>
-          </w:hyperlink>
-        </w:p>
-        <w:p>
-          <w:pPr>
-            <w:pStyle w:val="TOC3"/>
-            <w:tabs>
-              <w:tab w:val="right" w:leader="dot" w:pos="9350"/>
-            </w:tabs>
-            <w:rPr>
-              <w:rFonts w:asciiTheme="minorHAnsi" w:hAnsiTheme="minorHAnsi" w:cstheme="minorBidi"/>
-              <w:noProof/>
-              <w:color w:val="auto"/>
-              <w:kern w:val="2"/>
-              <w:sz w:val="24"/>
-              <w:szCs w:val="24"/>
-              <w14:ligatures w14:val="standardContextual"/>
-            </w:rPr>
-          </w:pPr>
-          <w:hyperlink w:anchor="_Toc241713043" w:history="1">
-            <w:r>
-              <w:rPr>
-                <w:rStyle w:val="Hyperlink"/>
-                <w:noProof/>
-              </w:rPr>
-              <w:t>6.1.2. Filter scenario</w:t>
-            </w:r>
-            <w:r>
-              <w:rPr>
-                <w:noProof/>
-                <w:webHidden/>
-              </w:rPr>
-              <w:tab/>
-            </w:r>
-            <w:r>
-              <w:rPr>
-                <w:noProof/>
-                <w:webHidden/>
-              </w:rPr>
-              <w:fldChar w:fldCharType="begin"/>
-            </w:r>
-            <w:r>
-              <w:rPr>
-                <w:noProof/>
-                <w:webHidden/>
-              </w:rPr>
-              <w:instrText xml:space="preserve"> PAGEREF _Toc241713043 \h </w:instrText>
-            </w:r>
-            <w:r>
-              <w:rPr>
-                <w:noProof/>
-                <w:webHidden/>
-              </w:rPr>
-            </w:r>
-            <w:r>
-              <w:rPr>
-                <w:noProof/>
-                <w:webHidden/>
-              </w:rPr>
-              <w:fldChar w:fldCharType="separate"/>
-            </w:r>
-            <w:r>
-              <w:rPr>
-                <w:noProof/>
-                <w:webHidden/>
-              </w:rPr>
-              <w:t>17</w:t>
-            </w:r>
-            <w:r>
-              <w:rPr>
-                <w:noProof/>
-                <w:webHidden/>
-              </w:rPr>
-              <w:fldChar w:fldCharType="end"/>
-            </w:r>
-          </w:hyperlink>
-        </w:p>
-        <w:p>
-          <w:pPr>
-            <w:pStyle w:val="TOC2"/>
-            <w:tabs>
-              <w:tab w:val="right" w:leader="dot" w:pos="9350"/>
-            </w:tabs>
-            <w:rPr>
-              <w:rFonts w:asciiTheme="minorHAnsi" w:hAnsiTheme="minorHAnsi" w:cstheme="minorBidi"/>
-              <w:noProof/>
-              <w:color w:val="auto"/>
-              <w:kern w:val="2"/>
-              <w:sz w:val="24"/>
-              <w:szCs w:val="24"/>
-              <w14:ligatures w14:val="standardContextual"/>
-            </w:rPr>
-          </w:pPr>
-          <w:hyperlink w:anchor="_Toc241713044" w:history="1">
-            <w:r>
-              <w:rPr>
-                <w:rStyle w:val="Hyperlink"/>
-                <w:noProof/>
-              </w:rPr>
-              <w:t>6.2. Verification</w:t>
-            </w:r>
-            <w:r>
-              <w:rPr>
-                <w:noProof/>
-                <w:webHidden/>
-              </w:rPr>
-              <w:tab/>
-            </w:r>
-            <w:r>
-              <w:rPr>
-                <w:noProof/>
-                <w:webHidden/>
-              </w:rPr>
-              <w:fldChar w:fldCharType="begin"/>
-            </w:r>
-            <w:r>
-              <w:rPr>
-                <w:noProof/>
-                <w:webHidden/>
-              </w:rPr>
-              <w:instrText xml:space="preserve"> PAGEREF _Toc241713044 \h </w:instrText>
-            </w:r>
-            <w:r>
-              <w:rPr>
-                <w:noProof/>
-                <w:webHidden/>
-              </w:rPr>
-            </w:r>
-            <w:r>
-              <w:rPr>
-                <w:noProof/>
-                <w:webHidden/>
-              </w:rPr>
-              <w:fldChar w:fldCharType="separate"/>
-            </w:r>
-            <w:r>
-              <w:rPr>
-                <w:noProof/>
-                <w:webHidden/>
-              </w:rPr>
-              <w:t>17</w:t>
-            </w:r>
-            <w:r>
-              <w:rPr>
-                <w:noProof/>
-                <w:webHidden/>
-              </w:rPr>
-              <w:fldChar w:fldCharType="end"/>
-            </w:r>
-          </w:hyperlink>
-        </w:p>
-        <w:p>
-          <w:pPr>
-            <w:pStyle w:val="TOC3"/>
-            <w:tabs>
-              <w:tab w:val="right" w:leader="dot" w:pos="9350"/>
-            </w:tabs>
-            <w:rPr>
-              <w:rFonts w:asciiTheme="minorHAnsi" w:hAnsiTheme="minorHAnsi" w:cstheme="minorBidi"/>
-              <w:noProof/>
-              <w:color w:val="auto"/>
-              <w:kern w:val="2"/>
-              <w:sz w:val="24"/>
-              <w:szCs w:val="24"/>
-              <w14:ligatures w14:val="standardContextual"/>
-            </w:rPr>
-          </w:pPr>
-          <w:hyperlink w:anchor="_Toc241713045" w:history="1">
-            <w:r>
-              <w:rPr>
-                <w:rStyle w:val="Hyperlink"/>
-                <w:noProof/>
-              </w:rPr>
-              <w:t>6.2.1. SidFilter blocks reprogramming diagnostic requests</w:t>
-            </w:r>
-            <w:r>
-              <w:rPr>
-                <w:noProof/>
-                <w:webHidden/>
-              </w:rPr>
-              <w:tab/>
-            </w:r>
-            <w:r>
-              <w:rPr>
-                <w:noProof/>
-                <w:webHidden/>
-              </w:rPr>
-              <w:fldChar w:fldCharType="begin"/>
-            </w:r>
-            <w:r>
-              <w:rPr>
-                <w:noProof/>
-                <w:webHidden/>
-              </w:rPr>
-              <w:instrText xml:space="preserve"> PAGEREF _Toc241713045 \h </w:instrText>
-            </w:r>
-            <w:r>
-              <w:rPr>
-                <w:noProof/>
-                <w:webHidden/>
-              </w:rPr>
-            </w:r>
-            <w:r>
-              <w:rPr>
-                <w:noProof/>
-                <w:webHidden/>
-              </w:rPr>
-              <w:fldChar w:fldCharType="separate"/>
-            </w:r>
-            <w:r>
-              <w:rPr>
-                <w:noProof/>
-                <w:webHidden/>
-              </w:rPr>
-              <w:t>17</w:t>
-            </w:r>
-            <w:r>
-              <w:rPr>
-                <w:noProof/>
-                <w:webHidden/>
-              </w:rPr>
-              <w:fldChar w:fldCharType="end"/>
-            </w:r>
-          </w:hyperlink>
-        </w:p>
-        <w:p>
-          <w:pPr>
-            <w:pStyle w:val="TOC3"/>
-            <w:tabs>
-              <w:tab w:val="right" w:leader="dot" w:pos="9350"/>
-            </w:tabs>
-            <w:rPr>
-              <w:rFonts w:asciiTheme="minorHAnsi" w:hAnsiTheme="minorHAnsi" w:cstheme="minorBidi"/>
-              <w:noProof/>
-              <w:color w:val="auto"/>
-              <w:kern w:val="2"/>
-              <w:sz w:val="24"/>
-              <w:szCs w:val="24"/>
-              <w14:ligatures w14:val="standardContextual"/>
-            </w:rPr>
-          </w:pPr>
-          <w:hyperlink w:anchor="_Toc241713046" w:history="1">
-            <w:r>
-              <w:rPr>
-                <w:rStyle w:val="Hyperlink"/>
-                <w:noProof/>
-              </w:rPr>
-              <w:t>6.2.2. RemoteDiagProxy and RemoteDiag communication</w:t>
-            </w:r>
-            <w:r>
-              <w:rPr>
-                <w:noProof/>
-                <w:webHidden/>
-              </w:rPr>
-              <w:tab/>
-            </w:r>
-            <w:r>
-              <w:rPr>
-                <w:noProof/>
-                <w:webHidden/>
-              </w:rPr>
-              <w:fldChar w:fldCharType="begin"/>
-            </w:r>
-            <w:r>
-              <w:rPr>
-                <w:noProof/>
-                <w:webHidden/>
-              </w:rPr>
-              <w:instrText xml:space="preserve"> PAGEREF _Toc241713046 \h </w:instrText>
-            </w:r>
-            <w:r>
-              <w:rPr>
-                <w:noProof/>
-                <w:webHidden/>
-              </w:rPr>
-            </w:r>
-            <w:r>
-              <w:rPr>
-                <w:noProof/>
-                <w:webHidden/>
-              </w:rPr>
-              <w:fldChar w:fldCharType="separate"/>
-            </w:r>
-            <w:r>
-              <w:rPr>
-                <w:noProof/>
-                <w:webHidden/>
-              </w:rPr>
-              <w:t>17</w:t>
-            </w:r>
-            <w:r>
-              <w:rPr>
-                <w:noProof/>
-                <w:webHidden/>
-              </w:rPr>
-              <w:fldChar w:fldCharType="end"/>
-            </w:r>
-          </w:hyperlink>
-        </w:p>
-        <w:p>
-          <w:pPr>
-            <w:pStyle w:val="TOC2"/>
-            <w:tabs>
-              <w:tab w:val="right" w:leader="dot" w:pos="9350"/>
-            </w:tabs>
-            <w:rPr>
-              <w:rFonts w:asciiTheme="minorHAnsi" w:hAnsiTheme="minorHAnsi" w:cstheme="minorBidi"/>
-              <w:noProof/>
-              <w:color w:val="auto"/>
-              <w:kern w:val="2"/>
-              <w:sz w:val="24"/>
-              <w:szCs w:val="24"/>
-              <w14:ligatures w14:val="standardContextual"/>
-            </w:rPr>
-          </w:pPr>
-          <w:hyperlink w:anchor="_Toc241713047" w:history="1">
-            <w:r>
-              <w:rPr>
-                <w:rStyle w:val="Hyperlink"/>
-                <w:noProof/>
-              </w:rPr>
-              <w:t>6.3. Quality Attributes result</w:t>
-            </w:r>
-            <w:r>
-              <w:rPr>
-                <w:noProof/>
-                <w:webHidden/>
-              </w:rPr>
-              <w:tab/>
-            </w:r>
-            <w:r>
-              <w:rPr>
-                <w:noProof/>
-                <w:webHidden/>
-              </w:rPr>
-              <w:fldChar w:fldCharType="begin"/>
-            </w:r>
-            <w:r>
-              <w:rPr>
-                <w:noProof/>
-                <w:webHidden/>
-              </w:rPr>
-              <w:instrText xml:space="preserve"> PAGEREF _Toc241713047 \h </w:instrText>
-            </w:r>
-            <w:r>
-              <w:rPr>
-                <w:noProof/>
-                <w:webHidden/>
-              </w:rPr>
-            </w:r>
-            <w:r>
-              <w:rPr>
-                <w:noProof/>
-                <w:webHidden/>
-              </w:rPr>
-              <w:fldChar w:fldCharType="separate"/>
-            </w:r>
-            <w:r>
-              <w:rPr>
-                <w:noProof/>
-                <w:webHidden/>
-              </w:rPr>
-              <w:t>18</w:t>
-            </w:r>
-            <w:r>
-              <w:rPr>
-                <w:noProof/>
-                <w:webHidden/>
-              </w:rPr>
-              <w:fldChar w:fldCharType="end"/>
-            </w:r>
-          </w:hyperlink>
-        </w:p>
-        <w:p>
-          <w:pPr>
-            <w:pStyle w:val="TOC1"/>
-            <w:tabs>
-              <w:tab w:val="left" w:pos="720"/>
-              <w:tab w:val="right" w:leader="dot" w:pos="9350"/>
-            </w:tabs>
-            <w:rPr>
-              <w:rFonts w:asciiTheme="minorHAnsi" w:hAnsiTheme="minorHAnsi" w:cstheme="minorBidi"/>
-              <w:noProof/>
-              <w:color w:val="auto"/>
-              <w:kern w:val="2"/>
-              <w:sz w:val="24"/>
-              <w:szCs w:val="24"/>
-              <w14:ligatures w14:val="standardContextual"/>
-            </w:rPr>
-          </w:pPr>
-          <w:hyperlink w:anchor="_Toc241713048" w:history="1">
-            <w:r>
-              <w:rPr>
-                <w:rStyle w:val="Hyperlink"/>
-                <w:noProof/>
-              </w:rPr>
-              <w:t>7. 6</w:t>
-            </w:r>
-            <w:r>
-              <w:rPr>
-                <w:rFonts w:asciiTheme="minorHAnsi" w:hAnsiTheme="minorHAnsi" w:cstheme="minorBidi"/>
-                <w:noProof/>
-                <w:color w:val="auto"/>
-                <w:kern w:val="2"/>
-                <w:sz w:val="24"/>
-                <w:szCs w:val="24"/>
-                <w14:ligatures w14:val="standardContextual"/>
-              </w:rPr>
-              <w:tab/>
-            </w:r>
-            <w:r>
-              <w:rPr>
-                <w:rStyle w:val="Hyperlink"/>
-                <w:noProof/>
-              </w:rPr>
-              <w:t>Conclusion</w:t>
-            </w:r>
-            <w:r>
-              <w:rPr>
-                <w:noProof/>
-                <w:webHidden/>
-              </w:rPr>
-              <w:tab/>
-            </w:r>
-            <w:r>
-              <w:rPr>
-                <w:noProof/>
-                <w:webHidden/>
-              </w:rPr>
-              <w:fldChar w:fldCharType="begin"/>
-            </w:r>
-            <w:r>
-              <w:rPr>
-                <w:noProof/>
-                <w:webHidden/>
-              </w:rPr>
-              <w:instrText xml:space="preserve"> PAGEREF _Toc241713048 \h </w:instrText>
-            </w:r>
-            <w:r>
-              <w:rPr>
-                <w:noProof/>
-                <w:webHidden/>
-              </w:rPr>
-            </w:r>
-            <w:r>
-              <w:rPr>
-                <w:noProof/>
-                <w:webHidden/>
-              </w:rPr>
-              <w:fldChar w:fldCharType="separate"/>
-            </w:r>
-            <w:r>
-              <w:rPr>
-                <w:noProof/>
-                <w:webHidden/>
-              </w:rPr>
-              <w:t>18</w:t>
-            </w:r>
-            <w:r>
-              <w:rPr>
-                <w:noProof/>
-                <w:webHidden/>
-              </w:rPr>
-              <w:fldChar w:fldCharType="end"/>
-            </w:r>
-          </w:hyperlink>
-        </w:p>
-        <w:p>
-          <w:pPr>
-            <w:pStyle w:val="TOC1"/>
-            <w:tabs>
-              <w:tab w:val="right" w:leader="dot" w:pos="9350"/>
-            </w:tabs>
-            <w:rPr>
-              <w:rFonts w:asciiTheme="minorHAnsi" w:hAnsiTheme="minorHAnsi" w:cstheme="minorBidi"/>
-              <w:noProof/>
-              <w:color w:val="auto"/>
-              <w:kern w:val="2"/>
-              <w:sz w:val="24"/>
-              <w:szCs w:val="24"/>
-              <w14:ligatures w14:val="standardContextual"/>
-            </w:rPr>
-          </w:pPr>
-          <w:hyperlink w:anchor="_Toc241713049" w:history="1">
-            <w:r>
-              <w:rPr>
-                <w:rStyle w:val="Hyperlink"/>
-                <w:noProof/>
-              </w:rPr>
-              <w:t>8. Appendix</w:t>
-            </w:r>
-            <w:r>
-              <w:rPr>
-                <w:noProof/>
-                <w:webHidden/>
-              </w:rPr>
-              <w:tab/>
-            </w:r>
-            <w:r>
-              <w:rPr>
-                <w:noProof/>
-                <w:webHidden/>
-              </w:rPr>
-              <w:fldChar w:fldCharType="begin"/>
-            </w:r>
-            <w:r>
-              <w:rPr>
-                <w:noProof/>
-                <w:webHidden/>
-              </w:rPr>
-              <w:instrText xml:space="preserve"> PAGEREF _Toc241713049 \h </w:instrText>
-            </w:r>
-            <w:r>
-              <w:rPr>
-                <w:noProof/>
-                <w:webHidden/>
-              </w:rPr>
-            </w:r>
-            <w:r>
-              <w:rPr>
-                <w:noProof/>
-                <w:webHidden/>
-              </w:rPr>
-              <w:fldChar w:fldCharType="separate"/>
-            </w:r>
-            <w:r>
-              <w:rPr>
-                <w:noProof/>
-                <w:webHidden/>
-              </w:rPr>
-              <w:t>19</w:t>
-            </w:r>
-            <w:r>
-              <w:rPr>
-                <w:noProof/>
-                <w:webHidden/>
-              </w:rPr>
-              <w:fldChar w:fldCharType="end"/>
-            </w:r>
-          </w:hyperlink>
-        </w:p>
-        <w:p>
-          <w:pPr>
-            <w:pStyle w:val="TOC2"/>
-            <w:tabs>
-              <w:tab w:val="right" w:leader="dot" w:pos="9350"/>
-            </w:tabs>
-            <w:rPr>
-              <w:rFonts w:asciiTheme="minorHAnsi" w:hAnsiTheme="minorHAnsi" w:cstheme="minorBidi"/>
-              <w:noProof/>
-              <w:color w:val="auto"/>
-              <w:kern w:val="2"/>
-              <w:sz w:val="24"/>
-              <w:szCs w:val="24"/>
-              <w14:ligatures w14:val="standardContextual"/>
-            </w:rPr>
-          </w:pPr>
-          <w:hyperlink w:anchor="_Toc241713050" w:history="1">
-            <w:r>
-              <w:rPr>
-                <w:rStyle w:val="Hyperlink"/>
-                <w:noProof/>
-              </w:rPr>
-              <w:t>8.1. Diagnostic filtering requirements</w:t>
-            </w:r>
-            <w:r>
-              <w:rPr>
-                <w:noProof/>
-                <w:webHidden/>
-              </w:rPr>
-              <w:tab/>
-            </w:r>
-            <w:r>
-              <w:rPr>
-                <w:noProof/>
-                <w:webHidden/>
-              </w:rPr>
-              <w:fldChar w:fldCharType="begin"/>
-            </w:r>
-            <w:r>
-              <w:rPr>
-                <w:noProof/>
-                <w:webHidden/>
-              </w:rPr>
-              <w:instrText xml:space="preserve"> PAGEREF _Toc241713050 \h </w:instrText>
-            </w:r>
-            <w:r>
-              <w:rPr>
-                <w:noProof/>
-                <w:webHidden/>
-              </w:rPr>
-            </w:r>
-            <w:r>
-              <w:rPr>
-                <w:noProof/>
-                <w:webHidden/>
-              </w:rPr>
-              <w:fldChar w:fldCharType="separate"/>
-            </w:r>
-            <w:r>
-              <w:rPr>
-                <w:noProof/>
-                <w:webHidden/>
-              </w:rPr>
-              <w:t>19</w:t>
             </w:r>
             <w:r>
               <w:rPr>
@@ -2508,7 +2193,6 @@
             <w:spacing w:before="0" w:after="0" w:line="312" w:lineRule="auto"/>
           </w:pPr>
           <w:r>
-            <w:lastRenderedPageBreak/>
             <w:fldChar w:fldCharType="end"/>
           </w:r>
         </w:p>
@@ -2523,24 +2207,40 @@
           <w:bCs/>
         </w:rPr>
       </w:pPr>
-      <w:r>
+    </w:p>
+    <w:p>
+      <w:pPr>
+        <w:spacing w:before="0" w:after="0" w:line="312" w:lineRule="auto"/>
         <w:rPr>
           <w:b/>
           <w:bCs/>
         </w:rPr>
-        <w:t>Lis</w:t>
-      </w:r>
+      </w:pPr>
       <w:r>
         <w:rPr>
           <w:b/>
           <w:bCs/>
         </w:rPr>
+        <w:lastRenderedPageBreak/>
+        <w:t>Lis</w:t>
+      </w:r>
+      <w:r>
+        <w:rPr>
+          <w:b/>
+          <w:bCs/>
+        </w:rPr>
         <w:t>t of figures</w:t>
       </w:r>
     </w:p>
     <w:p>
       <w:pPr>
         <w:pStyle w:val="TableofFigures"/>
+        <w:pBdr>
+          <w:top w:val="single" w:sz="4" w:space="1" w:color="auto"/>
+          <w:left w:val="single" w:sz="4" w:space="4" w:color="auto"/>
+          <w:bottom w:val="single" w:sz="4" w:space="1" w:color="auto"/>
+          <w:right w:val="single" w:sz="4" w:space="4" w:color="auto"/>
+        </w:pBdr>
         <w:tabs>
           <w:tab w:val="right" w:leader="dot" w:pos="9350"/>
         </w:tabs>
@@ -2550,10 +2250,8 @@
           <w:iCs w:val="0"/>
           <w:noProof/>
           <w:color w:val="auto"/>
-          <w:kern w:val="2"/>
-          <w:sz w:val="24"/>
-          <w:szCs w:val="24"/>
-          <w14:ligatures w14:val="standardContextual"/>
+          <w:sz w:val="22"/>
+          <w:szCs w:val="22"/>
         </w:rPr>
       </w:pPr>
       <w:r>
@@ -2565,13 +2263,13 @@
       <w:r>
         <w:fldChar w:fldCharType="separate"/>
       </w:r>
-      <w:hyperlink w:anchor="_Toc241715427" w:history="1">
+      <w:hyperlink w:anchor="_Toc241748514" w:history="1">
         <w:r>
           <w:rPr>
             <w:rStyle w:val="Hyperlink"/>
             <w:noProof/>
           </w:rPr>
-          <w:t>Figure 1 - Current architecture</w:t>
+          <w:t>Figure 1: Current architecture</w:t>
         </w:r>
         <w:r>
           <w:rPr>
@@ -2592,7 +2290,7 @@
             <w:noProof/>
             <w:webHidden/>
           </w:rPr>
-          <w:instrText xml:space="preserve"> PAGEREF _Toc241715427 \h </w:instrText>
+          <w:instrText xml:space="preserve"> PAGEREF _Toc241748514 \h </w:instrText>
         </w:r>
         <w:r>
           <w:rPr>
@@ -2626,6 +2324,12 @@
     <w:p>
       <w:pPr>
         <w:pStyle w:val="TableofFigures"/>
+        <w:pBdr>
+          <w:top w:val="single" w:sz="4" w:space="1" w:color="auto"/>
+          <w:left w:val="single" w:sz="4" w:space="4" w:color="auto"/>
+          <w:bottom w:val="single" w:sz="4" w:space="1" w:color="auto"/>
+          <w:right w:val="single" w:sz="4" w:space="4" w:color="auto"/>
+        </w:pBdr>
         <w:tabs>
           <w:tab w:val="right" w:leader="dot" w:pos="9350"/>
         </w:tabs>
@@ -2635,19 +2339,17 @@
           <w:iCs w:val="0"/>
           <w:noProof/>
           <w:color w:val="auto"/>
-          <w:kern w:val="2"/>
-          <w:sz w:val="24"/>
-          <w:szCs w:val="24"/>
-          <w14:ligatures w14:val="standardContextual"/>
-        </w:rPr>
-      </w:pPr>
-      <w:hyperlink w:anchor="_Toc241715428" w:history="1">
+          <w:sz w:val="22"/>
+          <w:szCs w:val="22"/>
+        </w:rPr>
+      </w:pPr>
+      <w:hyperlink w:anchor="_Toc241748515" w:history="1">
         <w:r>
           <w:rPr>
             <w:rStyle w:val="Hyperlink"/>
             <w:noProof/>
           </w:rPr>
-          <w:t>Figure 2 - New architecture (containerized)</w:t>
+          <w:t>Figure 2: New architecture (containerized)</w:t>
         </w:r>
         <w:r>
           <w:rPr>
@@ -2668,7 +2370,7 @@
             <w:noProof/>
             <w:webHidden/>
           </w:rPr>
-          <w:instrText xml:space="preserve"> PAGEREF _Toc241715428 \h </w:instrText>
+          <w:instrText xml:space="preserve"> PAGEREF _Toc241748515 \h </w:instrText>
         </w:r>
         <w:r>
           <w:rPr>
@@ -2688,7 +2390,7 @@
             <w:noProof/>
             <w:webHidden/>
           </w:rPr>
-          <w:t>6</w:t>
+          <w:t>7</w:t>
         </w:r>
         <w:r>
           <w:rPr>
@@ -2702,6 +2404,12 @@
     <w:p>
       <w:pPr>
         <w:pStyle w:val="TableofFigures"/>
+        <w:pBdr>
+          <w:top w:val="single" w:sz="4" w:space="1" w:color="auto"/>
+          <w:left w:val="single" w:sz="4" w:space="4" w:color="auto"/>
+          <w:bottom w:val="single" w:sz="4" w:space="1" w:color="auto"/>
+          <w:right w:val="single" w:sz="4" w:space="4" w:color="auto"/>
+        </w:pBdr>
         <w:tabs>
           <w:tab w:val="right" w:leader="dot" w:pos="9350"/>
         </w:tabs>
@@ -2711,19 +2419,17 @@
           <w:iCs w:val="0"/>
           <w:noProof/>
           <w:color w:val="auto"/>
-          <w:kern w:val="2"/>
-          <w:sz w:val="24"/>
-          <w:szCs w:val="24"/>
-          <w14:ligatures w14:val="standardContextual"/>
-        </w:rPr>
-      </w:pPr>
-      <w:hyperlink w:anchor="_Toc241715429" w:history="1">
+          <w:sz w:val="22"/>
+          <w:szCs w:val="22"/>
+        </w:rPr>
+      </w:pPr>
+      <w:hyperlink w:anchor="_Toc241748516" w:history="1">
         <w:r>
           <w:rPr>
             <w:rStyle w:val="Hyperlink"/>
             <w:noProof/>
           </w:rPr>
-          <w:t>Figure 3 - RemoteDiag communication paths</w:t>
+          <w:t>Figure 3: RemoteDiag communication paths</w:t>
         </w:r>
         <w:r>
           <w:rPr>
@@ -2744,7 +2450,7 @@
             <w:noProof/>
             <w:webHidden/>
           </w:rPr>
-          <w:instrText xml:space="preserve"> PAGEREF _Toc241715429 \h </w:instrText>
+          <w:instrText xml:space="preserve"> PAGEREF _Toc241748516 \h </w:instrText>
         </w:r>
         <w:r>
           <w:rPr>
@@ -2764,7 +2470,7 @@
             <w:noProof/>
             <w:webHidden/>
           </w:rPr>
-          <w:t>7</w:t>
+          <w:t>8</w:t>
         </w:r>
         <w:r>
           <w:rPr>
@@ -2778,6 +2484,12 @@
     <w:p>
       <w:pPr>
         <w:pStyle w:val="TableofFigures"/>
+        <w:pBdr>
+          <w:top w:val="single" w:sz="4" w:space="1" w:color="auto"/>
+          <w:left w:val="single" w:sz="4" w:space="4" w:color="auto"/>
+          <w:bottom w:val="single" w:sz="4" w:space="1" w:color="auto"/>
+          <w:right w:val="single" w:sz="4" w:space="4" w:color="auto"/>
+        </w:pBdr>
         <w:tabs>
           <w:tab w:val="right" w:leader="dot" w:pos="9350"/>
         </w:tabs>
@@ -2787,33 +2499,177 @@
           <w:iCs w:val="0"/>
           <w:noProof/>
           <w:color w:val="auto"/>
-          <w:kern w:val="2"/>
-          <w:sz w:val="24"/>
-          <w:szCs w:val="24"/>
-          <w14:ligatures w14:val="standardContextual"/>
-        </w:rPr>
-      </w:pPr>
-      <w:hyperlink w:anchor="_Toc241715430" w:history="1">
+          <w:sz w:val="22"/>
+          <w:szCs w:val="22"/>
+        </w:rPr>
+      </w:pPr>
+      <w:hyperlink w:anchor="_Toc241748517" w:history="1">
         <w:r>
           <w:rPr>
             <w:rStyle w:val="Hyperlink"/>
             <w:noProof/>
           </w:rPr>
-          <w:t>Figure 4: Alt-A — Split Remot</w:t>
-        </w:r>
+          <w:t>Figure 4: Alt-A — Split RemoteDiag</w:t>
+        </w:r>
+        <w:r>
+          <w:rPr>
+            <w:noProof/>
+            <w:webHidden/>
+          </w:rPr>
+          <w:tab/>
+        </w:r>
+        <w:r>
+          <w:rPr>
+            <w:noProof/>
+            <w:webHidden/>
+          </w:rPr>
+          <w:fldChar w:fldCharType="begin"/>
+        </w:r>
+        <w:r>
+          <w:rPr>
+            <w:noProof/>
+            <w:webHidden/>
+          </w:rPr>
+          <w:instrText xml:space="preserve"> PAGEREF _Toc241748517 \h </w:instrText>
+        </w:r>
+        <w:r>
+          <w:rPr>
+            <w:noProof/>
+            <w:webHidden/>
+          </w:rPr>
+        </w:r>
+        <w:r>
+          <w:rPr>
+            <w:noProof/>
+            <w:webHidden/>
+          </w:rPr>
+          <w:fldChar w:fldCharType="separate"/>
+        </w:r>
+        <w:r>
+          <w:rPr>
+            <w:noProof/>
+            <w:webHidden/>
+          </w:rPr>
+          <w:t>10</w:t>
+        </w:r>
+        <w:r>
+          <w:rPr>
+            <w:noProof/>
+            <w:webHidden/>
+          </w:rPr>
+          <w:fldChar w:fldCharType="end"/>
+        </w:r>
+      </w:hyperlink>
+    </w:p>
+    <w:p>
+      <w:pPr>
+        <w:pStyle w:val="TableofFigures"/>
+        <w:pBdr>
+          <w:top w:val="single" w:sz="4" w:space="1" w:color="auto"/>
+          <w:left w:val="single" w:sz="4" w:space="4" w:color="auto"/>
+          <w:bottom w:val="single" w:sz="4" w:space="1" w:color="auto"/>
+          <w:right w:val="single" w:sz="4" w:space="4" w:color="auto"/>
+        </w:pBdr>
+        <w:tabs>
+          <w:tab w:val="right" w:leader="dot" w:pos="9350"/>
+        </w:tabs>
+        <w:rPr>
+          <w:rFonts w:asciiTheme="minorHAnsi" w:hAnsiTheme="minorHAnsi" w:cstheme="minorBidi"/>
+          <w:i w:val="0"/>
+          <w:iCs w:val="0"/>
+          <w:noProof/>
+          <w:color w:val="auto"/>
+          <w:sz w:val="22"/>
+          <w:szCs w:val="22"/>
+        </w:rPr>
+      </w:pPr>
+      <w:hyperlink w:anchor="_Toc241748518" w:history="1">
         <w:r>
           <w:rPr>
             <w:rStyle w:val="Hyperlink"/>
             <w:noProof/>
           </w:rPr>
-          <w:t>e</w:t>
-        </w:r>
+          <w:t>Figure 5: Alt-B — Move RemoteDiag</w:t>
+        </w:r>
+        <w:r>
+          <w:rPr>
+            <w:noProof/>
+            <w:webHidden/>
+          </w:rPr>
+          <w:tab/>
+        </w:r>
+        <w:r>
+          <w:rPr>
+            <w:noProof/>
+            <w:webHidden/>
+          </w:rPr>
+          <w:fldChar w:fldCharType="begin"/>
+        </w:r>
+        <w:r>
+          <w:rPr>
+            <w:noProof/>
+            <w:webHidden/>
+          </w:rPr>
+          <w:instrText xml:space="preserve"> PAGEREF _Toc241748518 \h </w:instrText>
+        </w:r>
+        <w:r>
+          <w:rPr>
+            <w:noProof/>
+            <w:webHidden/>
+          </w:rPr>
+        </w:r>
+        <w:r>
+          <w:rPr>
+            <w:noProof/>
+            <w:webHidden/>
+          </w:rPr>
+          <w:fldChar w:fldCharType="separate"/>
+        </w:r>
+        <w:r>
+          <w:rPr>
+            <w:noProof/>
+            <w:webHidden/>
+          </w:rPr>
+          <w:t>10</w:t>
+        </w:r>
+        <w:r>
+          <w:rPr>
+            <w:noProof/>
+            <w:webHidden/>
+          </w:rPr>
+          <w:fldChar w:fldCharType="end"/>
+        </w:r>
+      </w:hyperlink>
+    </w:p>
+    <w:p>
+      <w:pPr>
+        <w:pStyle w:val="TableofFigures"/>
+        <w:pBdr>
+          <w:top w:val="single" w:sz="4" w:space="1" w:color="auto"/>
+          <w:left w:val="single" w:sz="4" w:space="4" w:color="auto"/>
+          <w:bottom w:val="single" w:sz="4" w:space="1" w:color="auto"/>
+          <w:right w:val="single" w:sz="4" w:space="4" w:color="auto"/>
+        </w:pBdr>
+        <w:tabs>
+          <w:tab w:val="right" w:leader="dot" w:pos="9350"/>
+        </w:tabs>
+        <w:rPr>
+          <w:rFonts w:asciiTheme="minorHAnsi" w:hAnsiTheme="minorHAnsi" w:cstheme="minorBidi"/>
+          <w:i w:val="0"/>
+          <w:iCs w:val="0"/>
+          <w:noProof/>
+          <w:color w:val="auto"/>
+          <w:sz w:val="22"/>
+          <w:szCs w:val="22"/>
+        </w:rPr>
+      </w:pPr>
+      <w:hyperlink w:anchor="_Toc241748519" w:history="1">
         <w:r>
           <w:rPr>
             <w:rStyle w:val="Hyperlink"/>
             <w:noProof/>
           </w:rPr>
-          <w:t>Diag</w:t>
+          <w:t>Figure 6: Alt-C - Move RemoteDiag + Proxy</w:t>
         </w:r>
         <w:r>
           <w:rPr>
@@ -2834,7 +2690,7 @@
             <w:noProof/>
             <w:webHidden/>
           </w:rPr>
-          <w:instrText xml:space="preserve"> PAGEREF _Toc241715430 \h </w:instrText>
+          <w:instrText xml:space="preserve"> PAGEREF _Toc241748519 \h </w:instrText>
         </w:r>
         <w:r>
           <w:rPr>
@@ -2854,7 +2710,7 @@
             <w:noProof/>
             <w:webHidden/>
           </w:rPr>
-          <w:t>9</w:t>
+          <w:t>11</w:t>
         </w:r>
         <w:r>
           <w:rPr>
@@ -2867,26 +2723,1089 @@
     </w:p>
     <w:p>
       <w:pPr>
+        <w:pStyle w:val="TableofFigures"/>
+        <w:pBdr>
+          <w:top w:val="single" w:sz="4" w:space="1" w:color="auto"/>
+          <w:left w:val="single" w:sz="4" w:space="4" w:color="auto"/>
+          <w:bottom w:val="single" w:sz="4" w:space="1" w:color="auto"/>
+          <w:right w:val="single" w:sz="4" w:space="4" w:color="auto"/>
+        </w:pBdr>
+        <w:tabs>
+          <w:tab w:val="right" w:leader="dot" w:pos="9350"/>
+        </w:tabs>
+        <w:rPr>
+          <w:rFonts w:asciiTheme="minorHAnsi" w:hAnsiTheme="minorHAnsi" w:cstheme="minorBidi"/>
+          <w:i w:val="0"/>
+          <w:iCs w:val="0"/>
+          <w:noProof/>
+          <w:color w:val="auto"/>
+          <w:sz w:val="22"/>
+          <w:szCs w:val="22"/>
+        </w:rPr>
+      </w:pPr>
+      <w:hyperlink w:anchor="_Toc241748520" w:history="1">
+        <w:r>
+          <w:rPr>
+            <w:rStyle w:val="Hyperlink"/>
+            <w:noProof/>
+          </w:rPr>
+          <w:t>Figure 7: IPC callback transmission (proxy to remotediag)</w:t>
+        </w:r>
+        <w:r>
+          <w:rPr>
+            <w:noProof/>
+            <w:webHidden/>
+          </w:rPr>
+          <w:tab/>
+        </w:r>
+        <w:r>
+          <w:rPr>
+            <w:noProof/>
+            <w:webHidden/>
+          </w:rPr>
+          <w:fldChar w:fldCharType="begin"/>
+        </w:r>
+        <w:r>
+          <w:rPr>
+            <w:noProof/>
+            <w:webHidden/>
+          </w:rPr>
+          <w:instrText xml:space="preserve"> PAGEREF _Toc241748520 \h </w:instrText>
+        </w:r>
+        <w:r>
+          <w:rPr>
+            <w:noProof/>
+            <w:webHidden/>
+          </w:rPr>
+        </w:r>
+        <w:r>
+          <w:rPr>
+            <w:noProof/>
+            <w:webHidden/>
+          </w:rPr>
+          <w:fldChar w:fldCharType="separate"/>
+        </w:r>
+        <w:r>
+          <w:rPr>
+            <w:noProof/>
+            <w:webHidden/>
+          </w:rPr>
+          <w:t>13</w:t>
+        </w:r>
+        <w:r>
+          <w:rPr>
+            <w:noProof/>
+            <w:webHidden/>
+          </w:rPr>
+          <w:fldChar w:fldCharType="end"/>
+        </w:r>
+      </w:hyperlink>
+    </w:p>
+    <w:p>
+      <w:pPr>
+        <w:pStyle w:val="TableofFigures"/>
+        <w:pBdr>
+          <w:top w:val="single" w:sz="4" w:space="1" w:color="auto"/>
+          <w:left w:val="single" w:sz="4" w:space="4" w:color="auto"/>
+          <w:bottom w:val="single" w:sz="4" w:space="1" w:color="auto"/>
+          <w:right w:val="single" w:sz="4" w:space="4" w:color="auto"/>
+        </w:pBdr>
+        <w:tabs>
+          <w:tab w:val="right" w:leader="dot" w:pos="9350"/>
+        </w:tabs>
+        <w:rPr>
+          <w:rFonts w:asciiTheme="minorHAnsi" w:hAnsiTheme="minorHAnsi" w:cstheme="minorBidi"/>
+          <w:i w:val="0"/>
+          <w:iCs w:val="0"/>
+          <w:noProof/>
+          <w:color w:val="auto"/>
+          <w:sz w:val="22"/>
+          <w:szCs w:val="22"/>
+        </w:rPr>
+      </w:pPr>
+      <w:hyperlink w:anchor="_Toc241748521" w:history="1">
+        <w:r>
+          <w:rPr>
+            <w:rStyle w:val="Hyperlink"/>
+            <w:noProof/>
+          </w:rPr>
+          <w:t>Figure 8: IPC API request-response (remotediag to proxy)</w:t>
+        </w:r>
+        <w:r>
+          <w:rPr>
+            <w:noProof/>
+            <w:webHidden/>
+          </w:rPr>
+          <w:tab/>
+        </w:r>
+        <w:r>
+          <w:rPr>
+            <w:noProof/>
+            <w:webHidden/>
+          </w:rPr>
+          <w:fldChar w:fldCharType="begin"/>
+        </w:r>
+        <w:r>
+          <w:rPr>
+            <w:noProof/>
+            <w:webHidden/>
+          </w:rPr>
+          <w:instrText xml:space="preserve"> PAGEREF _Toc241748521 \h </w:instrText>
+        </w:r>
+        <w:r>
+          <w:rPr>
+            <w:noProof/>
+            <w:webHidden/>
+          </w:rPr>
+        </w:r>
+        <w:r>
+          <w:rPr>
+            <w:noProof/>
+            <w:webHidden/>
+          </w:rPr>
+          <w:fldChar w:fldCharType="separate"/>
+        </w:r>
+        <w:r>
+          <w:rPr>
+            <w:noProof/>
+            <w:webHidden/>
+          </w:rPr>
+          <w:t>13</w:t>
+        </w:r>
+        <w:r>
+          <w:rPr>
+            <w:noProof/>
+            <w:webHidden/>
+          </w:rPr>
+          <w:fldChar w:fldCharType="end"/>
+        </w:r>
+      </w:hyperlink>
+    </w:p>
+    <w:p>
+      <w:pPr>
+        <w:pStyle w:val="TableofFigures"/>
+        <w:pBdr>
+          <w:top w:val="single" w:sz="4" w:space="1" w:color="auto"/>
+          <w:left w:val="single" w:sz="4" w:space="4" w:color="auto"/>
+          <w:bottom w:val="single" w:sz="4" w:space="1" w:color="auto"/>
+          <w:right w:val="single" w:sz="4" w:space="4" w:color="auto"/>
+        </w:pBdr>
+        <w:tabs>
+          <w:tab w:val="right" w:leader="dot" w:pos="9350"/>
+        </w:tabs>
+        <w:rPr>
+          <w:rFonts w:asciiTheme="minorHAnsi" w:hAnsiTheme="minorHAnsi" w:cstheme="minorBidi"/>
+          <w:i w:val="0"/>
+          <w:iCs w:val="0"/>
+          <w:noProof/>
+          <w:color w:val="auto"/>
+          <w:sz w:val="22"/>
+          <w:szCs w:val="22"/>
+        </w:rPr>
+      </w:pPr>
+      <w:hyperlink w:anchor="_Toc241748522" w:history="1">
+        <w:r>
+          <w:rPr>
+            <w:rStyle w:val="Hyperlink"/>
+            <w:noProof/>
+          </w:rPr>
+          <w:t>Figure 9: Diagnostic filter scenario</w:t>
+        </w:r>
+        <w:r>
+          <w:rPr>
+            <w:noProof/>
+            <w:webHidden/>
+          </w:rPr>
+          <w:tab/>
+        </w:r>
+        <w:r>
+          <w:rPr>
+            <w:noProof/>
+            <w:webHidden/>
+          </w:rPr>
+          <w:fldChar w:fldCharType="begin"/>
+        </w:r>
+        <w:r>
+          <w:rPr>
+            <w:noProof/>
+            <w:webHidden/>
+          </w:rPr>
+          <w:instrText xml:space="preserve"> PAGEREF _Toc241748522 \h </w:instrText>
+        </w:r>
+        <w:r>
+          <w:rPr>
+            <w:noProof/>
+            <w:webHidden/>
+          </w:rPr>
+        </w:r>
+        <w:r>
+          <w:rPr>
+            <w:noProof/>
+            <w:webHidden/>
+          </w:rPr>
+          <w:fldChar w:fldCharType="separate"/>
+        </w:r>
+        <w:r>
+          <w:rPr>
+            <w:noProof/>
+            <w:webHidden/>
+          </w:rPr>
+          <w:t>14</w:t>
+        </w:r>
+        <w:r>
+          <w:rPr>
+            <w:noProof/>
+            <w:webHidden/>
+          </w:rPr>
+          <w:fldChar w:fldCharType="end"/>
+        </w:r>
+      </w:hyperlink>
+    </w:p>
+    <w:p>
+      <w:pPr>
+        <w:pStyle w:val="TableofFigures"/>
+        <w:pBdr>
+          <w:top w:val="single" w:sz="4" w:space="1" w:color="auto"/>
+          <w:left w:val="single" w:sz="4" w:space="4" w:color="auto"/>
+          <w:bottom w:val="single" w:sz="4" w:space="1" w:color="auto"/>
+          <w:right w:val="single" w:sz="4" w:space="4" w:color="auto"/>
+        </w:pBdr>
+        <w:tabs>
+          <w:tab w:val="right" w:leader="dot" w:pos="9350"/>
+        </w:tabs>
+        <w:rPr>
+          <w:rFonts w:asciiTheme="minorHAnsi" w:hAnsiTheme="minorHAnsi" w:cstheme="minorBidi"/>
+          <w:i w:val="0"/>
+          <w:iCs w:val="0"/>
+          <w:noProof/>
+          <w:color w:val="auto"/>
+          <w:sz w:val="22"/>
+          <w:szCs w:val="22"/>
+        </w:rPr>
+      </w:pPr>
+      <w:hyperlink w:anchor="_Toc241748523" w:history="1">
+        <w:r>
+          <w:rPr>
+            <w:rStyle w:val="Hyperlink"/>
+            <w:noProof/>
+          </w:rPr>
+          <w:t>Figure 10: Runtime log evidence — SidFilter rejects reprogramming-related SIDs before they reach the internal CAN bus</w:t>
+        </w:r>
+        <w:r>
+          <w:rPr>
+            <w:noProof/>
+            <w:webHidden/>
+          </w:rPr>
+          <w:tab/>
+        </w:r>
+        <w:r>
+          <w:rPr>
+            <w:noProof/>
+            <w:webHidden/>
+          </w:rPr>
+          <w:fldChar w:fldCharType="begin"/>
+        </w:r>
+        <w:r>
+          <w:rPr>
+            <w:noProof/>
+            <w:webHidden/>
+          </w:rPr>
+          <w:instrText xml:space="preserve"> PAGEREF _Toc241748523 \h </w:instrText>
+        </w:r>
+        <w:r>
+          <w:rPr>
+            <w:noProof/>
+            <w:webHidden/>
+          </w:rPr>
+        </w:r>
+        <w:r>
+          <w:rPr>
+            <w:noProof/>
+            <w:webHidden/>
+          </w:rPr>
+          <w:fldChar w:fldCharType="separate"/>
+        </w:r>
+        <w:r>
+          <w:rPr>
+            <w:noProof/>
+            <w:webHidden/>
+          </w:rPr>
+          <w:t>14</w:t>
+        </w:r>
+        <w:r>
+          <w:rPr>
+            <w:noProof/>
+            <w:webHidden/>
+          </w:rPr>
+          <w:fldChar w:fldCharType="end"/>
+        </w:r>
+      </w:hyperlink>
+    </w:p>
+    <w:p>
+      <w:pPr>
+        <w:pStyle w:val="TableofFigures"/>
+        <w:pBdr>
+          <w:top w:val="single" w:sz="4" w:space="1" w:color="auto"/>
+          <w:left w:val="single" w:sz="4" w:space="4" w:color="auto"/>
+          <w:bottom w:val="single" w:sz="4" w:space="1" w:color="auto"/>
+          <w:right w:val="single" w:sz="4" w:space="4" w:color="auto"/>
+        </w:pBdr>
+        <w:tabs>
+          <w:tab w:val="right" w:leader="dot" w:pos="9350"/>
+        </w:tabs>
+        <w:rPr>
+          <w:rFonts w:asciiTheme="minorHAnsi" w:hAnsiTheme="minorHAnsi" w:cstheme="minorBidi"/>
+          <w:i w:val="0"/>
+          <w:iCs w:val="0"/>
+          <w:noProof/>
+          <w:color w:val="auto"/>
+          <w:sz w:val="22"/>
+          <w:szCs w:val="22"/>
+        </w:rPr>
+      </w:pPr>
+      <w:hyperlink w:anchor="_Toc241748524" w:history="1">
+        <w:r>
+          <w:rPr>
+            <w:rStyle w:val="Hyperlink"/>
+            <w:noProof/>
+          </w:rPr>
+          <w:t>Figure 11: Runtime log evidence — proxy IPC request/response across the UDS socket</w:t>
+        </w:r>
+        <w:r>
+          <w:rPr>
+            <w:noProof/>
+            <w:webHidden/>
+          </w:rPr>
+          <w:tab/>
+        </w:r>
+        <w:r>
+          <w:rPr>
+            <w:noProof/>
+            <w:webHidden/>
+          </w:rPr>
+          <w:fldChar w:fldCharType="begin"/>
+        </w:r>
+        <w:r>
+          <w:rPr>
+            <w:noProof/>
+            <w:webHidden/>
+          </w:rPr>
+          <w:instrText xml:space="preserve"> PAGEREF _Toc241748524 \h </w:instrText>
+        </w:r>
+        <w:r>
+          <w:rPr>
+            <w:noProof/>
+            <w:webHidden/>
+          </w:rPr>
+        </w:r>
+        <w:r>
+          <w:rPr>
+            <w:noProof/>
+            <w:webHidden/>
+          </w:rPr>
+          <w:fldChar w:fldCharType="separate"/>
+        </w:r>
+        <w:r>
+          <w:rPr>
+            <w:noProof/>
+            <w:webHidden/>
+          </w:rPr>
+          <w:t>15</w:t>
+        </w:r>
+        <w:r>
+          <w:rPr>
+            <w:noProof/>
+            <w:webHidden/>
+          </w:rPr>
+          <w:fldChar w:fldCharType="end"/>
+        </w:r>
+      </w:hyperlink>
+    </w:p>
+    <w:p>
+      <w:pPr>
+        <w:pBdr>
+          <w:top w:val="single" w:sz="4" w:space="1" w:color="auto"/>
+          <w:left w:val="single" w:sz="4" w:space="4" w:color="auto"/>
+          <w:bottom w:val="single" w:sz="4" w:space="1" w:color="auto"/>
+          <w:right w:val="single" w:sz="4" w:space="4" w:color="auto"/>
+        </w:pBdr>
         <w:spacing w:before="0" w:after="0" w:line="312" w:lineRule="auto"/>
       </w:pPr>
       <w:r>
         <w:fldChar w:fldCharType="end"/>
       </w:r>
+    </w:p>
+    <w:p>
+      <w:pPr>
+        <w:spacing w:before="0" w:after="0" w:line="312" w:lineRule="auto"/>
+        <w:rPr>
+          <w:b/>
+          <w:bCs/>
+        </w:rPr>
+      </w:pPr>
+    </w:p>
+    <w:p>
+      <w:pPr>
+        <w:spacing w:before="0" w:after="0" w:line="312" w:lineRule="auto"/>
+        <w:rPr>
+          <w:b/>
+          <w:bCs/>
+        </w:rPr>
+      </w:pPr>
+      <w:r>
+        <w:rPr>
+          <w:b/>
+          <w:bCs/>
+        </w:rPr>
+        <w:t>Lis</w:t>
+      </w:r>
+      <w:r>
+        <w:rPr>
+          <w:b/>
+          <w:bCs/>
+        </w:rPr>
+        <w:t xml:space="preserve">t of </w:t>
+      </w:r>
+      <w:r>
+        <w:rPr>
+          <w:b/>
+          <w:bCs/>
+        </w:rPr>
+        <w:t>tables:</w:t>
+      </w:r>
+    </w:p>
+    <w:p>
+      <w:pPr>
+        <w:pStyle w:val="TableofFigures"/>
+        <w:pBdr>
+          <w:top w:val="single" w:sz="4" w:space="1" w:color="auto"/>
+          <w:left w:val="single" w:sz="4" w:space="4" w:color="auto"/>
+          <w:bottom w:val="single" w:sz="4" w:space="1" w:color="auto"/>
+          <w:right w:val="single" w:sz="4" w:space="4" w:color="auto"/>
+        </w:pBdr>
+        <w:tabs>
+          <w:tab w:val="right" w:leader="dot" w:pos="9350"/>
+        </w:tabs>
+        <w:rPr>
+          <w:rFonts w:asciiTheme="minorHAnsi" w:hAnsiTheme="minorHAnsi" w:cstheme="minorBidi"/>
+          <w:i w:val="0"/>
+          <w:iCs w:val="0"/>
+          <w:noProof/>
+          <w:color w:val="auto"/>
+          <w:sz w:val="22"/>
+          <w:szCs w:val="22"/>
+        </w:rPr>
+      </w:pPr>
+      <w:r>
+        <w:rPr>
+          <w:b/>
+          <w:bCs/>
+        </w:rPr>
+        <w:fldChar w:fldCharType="begin"/>
+      </w:r>
+      <w:r>
+        <w:rPr>
+          <w:b/>
+          <w:bCs/>
+        </w:rPr>
+        <w:instrText xml:space="preserve"> TOC \h \z \c "Table" </w:instrText>
+      </w:r>
+      <w:r>
+        <w:rPr>
+          <w:b/>
+          <w:bCs/>
+        </w:rPr>
+        <w:fldChar w:fldCharType="separate"/>
+      </w:r>
+      <w:hyperlink w:anchor="_Toc241748627" w:history="1">
+        <w:r>
+          <w:rPr>
+            <w:rStyle w:val="Hyperlink"/>
+            <w:noProof/>
+          </w:rPr>
+          <w:t>Table 1: Document information</w:t>
+        </w:r>
+        <w:r>
+          <w:rPr>
+            <w:noProof/>
+            <w:webHidden/>
+          </w:rPr>
+          <w:tab/>
+        </w:r>
+        <w:r>
+          <w:rPr>
+            <w:noProof/>
+            <w:webHidden/>
+          </w:rPr>
+          <w:fldChar w:fldCharType="begin"/>
+        </w:r>
+        <w:r>
+          <w:rPr>
+            <w:noProof/>
+            <w:webHidden/>
+          </w:rPr>
+          <w:instrText xml:space="preserve"> PAGEREF _Toc241748627 \h </w:instrText>
+        </w:r>
+        <w:r>
+          <w:rPr>
+            <w:noProof/>
+            <w:webHidden/>
+          </w:rPr>
+        </w:r>
+        <w:r>
+          <w:rPr>
+            <w:noProof/>
+            <w:webHidden/>
+          </w:rPr>
+          <w:fldChar w:fldCharType="separate"/>
+        </w:r>
+        <w:r>
+          <w:rPr>
+            <w:noProof/>
+            <w:webHidden/>
+          </w:rPr>
+          <w:t>3</w:t>
+        </w:r>
+        <w:r>
+          <w:rPr>
+            <w:noProof/>
+            <w:webHidden/>
+          </w:rPr>
+          <w:fldChar w:fldCharType="end"/>
+        </w:r>
+      </w:hyperlink>
+    </w:p>
+    <w:p>
+      <w:pPr>
+        <w:pStyle w:val="TableofFigures"/>
+        <w:pBdr>
+          <w:top w:val="single" w:sz="4" w:space="1" w:color="auto"/>
+          <w:left w:val="single" w:sz="4" w:space="4" w:color="auto"/>
+          <w:bottom w:val="single" w:sz="4" w:space="1" w:color="auto"/>
+          <w:right w:val="single" w:sz="4" w:space="4" w:color="auto"/>
+        </w:pBdr>
+        <w:tabs>
+          <w:tab w:val="right" w:leader="dot" w:pos="9350"/>
+        </w:tabs>
+        <w:rPr>
+          <w:rFonts w:asciiTheme="minorHAnsi" w:hAnsiTheme="minorHAnsi" w:cstheme="minorBidi"/>
+          <w:i w:val="0"/>
+          <w:iCs w:val="0"/>
+          <w:noProof/>
+          <w:color w:val="auto"/>
+          <w:sz w:val="22"/>
+          <w:szCs w:val="22"/>
+        </w:rPr>
+      </w:pPr>
+      <w:hyperlink w:anchor="_Toc241748628" w:history="1">
+        <w:r>
+          <w:rPr>
+            <w:rStyle w:val="Hyperlink"/>
+            <w:noProof/>
+          </w:rPr>
+          <w:t>Table 2: Revision history</w:t>
+        </w:r>
+        <w:r>
+          <w:rPr>
+            <w:noProof/>
+            <w:webHidden/>
+          </w:rPr>
+          <w:tab/>
+        </w:r>
+        <w:r>
+          <w:rPr>
+            <w:noProof/>
+            <w:webHidden/>
+          </w:rPr>
+          <w:fldChar w:fldCharType="begin"/>
+        </w:r>
+        <w:r>
+          <w:rPr>
+            <w:noProof/>
+            <w:webHidden/>
+          </w:rPr>
+          <w:instrText xml:space="preserve"> PAGEREF _Toc241748628 \h </w:instrText>
+        </w:r>
+        <w:r>
+          <w:rPr>
+            <w:noProof/>
+            <w:webHidden/>
+          </w:rPr>
+        </w:r>
+        <w:r>
+          <w:rPr>
+            <w:noProof/>
+            <w:webHidden/>
+          </w:rPr>
+          <w:fldChar w:fldCharType="separate"/>
+        </w:r>
+        <w:r>
+          <w:rPr>
+            <w:noProof/>
+            <w:webHidden/>
+          </w:rPr>
+          <w:t>3</w:t>
+        </w:r>
+        <w:r>
+          <w:rPr>
+            <w:noProof/>
+            <w:webHidden/>
+          </w:rPr>
+          <w:fldChar w:fldCharType="end"/>
+        </w:r>
+      </w:hyperlink>
+    </w:p>
+    <w:p>
+      <w:pPr>
+        <w:pStyle w:val="TableofFigures"/>
+        <w:pBdr>
+          <w:top w:val="single" w:sz="4" w:space="1" w:color="auto"/>
+          <w:left w:val="single" w:sz="4" w:space="4" w:color="auto"/>
+          <w:bottom w:val="single" w:sz="4" w:space="1" w:color="auto"/>
+          <w:right w:val="single" w:sz="4" w:space="4" w:color="auto"/>
+        </w:pBdr>
+        <w:tabs>
+          <w:tab w:val="right" w:leader="dot" w:pos="9350"/>
+        </w:tabs>
+        <w:rPr>
+          <w:rFonts w:asciiTheme="minorHAnsi" w:hAnsiTheme="minorHAnsi" w:cstheme="minorBidi"/>
+          <w:i w:val="0"/>
+          <w:iCs w:val="0"/>
+          <w:noProof/>
+          <w:color w:val="auto"/>
+          <w:sz w:val="22"/>
+          <w:szCs w:val="22"/>
+        </w:rPr>
+      </w:pPr>
+      <w:hyperlink w:anchor="_Toc241748629" w:history="1">
+        <w:r>
+          <w:rPr>
+            <w:rStyle w:val="Hyperlink"/>
+            <w:noProof/>
+          </w:rPr>
+          <w:t>Table 3: Abbreviations</w:t>
+        </w:r>
+        <w:r>
+          <w:rPr>
+            <w:noProof/>
+            <w:webHidden/>
+          </w:rPr>
+          <w:tab/>
+        </w:r>
+        <w:r>
+          <w:rPr>
+            <w:noProof/>
+            <w:webHidden/>
+          </w:rPr>
+          <w:fldChar w:fldCharType="begin"/>
+        </w:r>
+        <w:r>
+          <w:rPr>
+            <w:noProof/>
+            <w:webHidden/>
+          </w:rPr>
+          <w:instrText xml:space="preserve"> PAGEREF _Toc241748629 \h </w:instrText>
+        </w:r>
+        <w:r>
+          <w:rPr>
+            <w:noProof/>
+            <w:webHidden/>
+          </w:rPr>
+        </w:r>
+        <w:r>
+          <w:rPr>
+            <w:noProof/>
+            <w:webHidden/>
+          </w:rPr>
+          <w:fldChar w:fldCharType="separate"/>
+        </w:r>
+        <w:r>
+          <w:rPr>
+            <w:noProof/>
+            <w:webHidden/>
+          </w:rPr>
+          <w:t>4</w:t>
+        </w:r>
+        <w:r>
+          <w:rPr>
+            <w:noProof/>
+            <w:webHidden/>
+          </w:rPr>
+          <w:fldChar w:fldCharType="end"/>
+        </w:r>
+      </w:hyperlink>
+    </w:p>
+    <w:p>
+      <w:pPr>
+        <w:pStyle w:val="TableofFigures"/>
+        <w:pBdr>
+          <w:top w:val="single" w:sz="4" w:space="1" w:color="auto"/>
+          <w:left w:val="single" w:sz="4" w:space="4" w:color="auto"/>
+          <w:bottom w:val="single" w:sz="4" w:space="1" w:color="auto"/>
+          <w:right w:val="single" w:sz="4" w:space="4" w:color="auto"/>
+        </w:pBdr>
+        <w:tabs>
+          <w:tab w:val="right" w:leader="dot" w:pos="9350"/>
+        </w:tabs>
+        <w:rPr>
+          <w:rFonts w:asciiTheme="minorHAnsi" w:hAnsiTheme="minorHAnsi" w:cstheme="minorBidi"/>
+          <w:i w:val="0"/>
+          <w:iCs w:val="0"/>
+          <w:noProof/>
+          <w:color w:val="auto"/>
+          <w:sz w:val="22"/>
+          <w:szCs w:val="22"/>
+        </w:rPr>
+      </w:pPr>
+      <w:hyperlink w:anchor="_Toc241748630" w:history="1">
+        <w:r>
+          <w:rPr>
+            <w:rStyle w:val="Hyperlink"/>
+            <w:noProof/>
+          </w:rPr>
+          <w:t>Table 4: Related documents</w:t>
+        </w:r>
+        <w:r>
+          <w:rPr>
+            <w:noProof/>
+            <w:webHidden/>
+          </w:rPr>
+          <w:tab/>
+        </w:r>
+        <w:r>
+          <w:rPr>
+            <w:noProof/>
+            <w:webHidden/>
+          </w:rPr>
+          <w:fldChar w:fldCharType="begin"/>
+        </w:r>
+        <w:r>
+          <w:rPr>
+            <w:noProof/>
+            <w:webHidden/>
+          </w:rPr>
+          <w:instrText xml:space="preserve"> PAGEREF _Toc241748630 \h </w:instrText>
+        </w:r>
+        <w:r>
+          <w:rPr>
+            <w:noProof/>
+            <w:webHidden/>
+          </w:rPr>
+        </w:r>
+        <w:r>
+          <w:rPr>
+            <w:noProof/>
+            <w:webHidden/>
+          </w:rPr>
+          <w:fldChar w:fldCharType="separate"/>
+        </w:r>
+        <w:r>
+          <w:rPr>
+            <w:noProof/>
+            <w:webHidden/>
+          </w:rPr>
+          <w:t>5</w:t>
+        </w:r>
+        <w:r>
+          <w:rPr>
+            <w:noProof/>
+            <w:webHidden/>
+          </w:rPr>
+          <w:fldChar w:fldCharType="end"/>
+        </w:r>
+      </w:hyperlink>
+    </w:p>
+    <w:p>
+      <w:pPr>
+        <w:pStyle w:val="TableofFigures"/>
+        <w:pBdr>
+          <w:top w:val="single" w:sz="4" w:space="1" w:color="auto"/>
+          <w:left w:val="single" w:sz="4" w:space="4" w:color="auto"/>
+          <w:bottom w:val="single" w:sz="4" w:space="1" w:color="auto"/>
+          <w:right w:val="single" w:sz="4" w:space="4" w:color="auto"/>
+        </w:pBdr>
+        <w:tabs>
+          <w:tab w:val="right" w:leader="dot" w:pos="9350"/>
+        </w:tabs>
+        <w:rPr>
+          <w:rFonts w:asciiTheme="minorHAnsi" w:hAnsiTheme="minorHAnsi" w:cstheme="minorBidi"/>
+          <w:i w:val="0"/>
+          <w:iCs w:val="0"/>
+          <w:noProof/>
+          <w:color w:val="auto"/>
+          <w:sz w:val="22"/>
+          <w:szCs w:val="22"/>
+        </w:rPr>
+      </w:pPr>
+      <w:hyperlink w:anchor="_Toc241748631" w:history="1">
+        <w:r>
+          <w:rPr>
+            <w:rStyle w:val="Hyperlink"/>
+            <w:noProof/>
+          </w:rPr>
+          <w:t>Table 5: Functional requirements</w:t>
+        </w:r>
+        <w:r>
+          <w:rPr>
+            <w:noProof/>
+            <w:webHidden/>
+          </w:rPr>
+          <w:tab/>
+        </w:r>
+        <w:r>
+          <w:rPr>
+            <w:noProof/>
+            <w:webHidden/>
+          </w:rPr>
+          <w:fldChar w:fldCharType="begin"/>
+        </w:r>
+        <w:r>
+          <w:rPr>
+            <w:noProof/>
+            <w:webHidden/>
+          </w:rPr>
+          <w:instrText xml:space="preserve"> PAGEREF _Toc241748631 \h </w:instrText>
+        </w:r>
+        <w:r>
+          <w:rPr>
+            <w:noProof/>
+            <w:webHidden/>
+          </w:rPr>
+        </w:r>
+        <w:r>
+          <w:rPr>
+            <w:noProof/>
+            <w:webHidden/>
+          </w:rPr>
+          <w:fldChar w:fldCharType="separate"/>
+        </w:r>
+        <w:r>
+          <w:rPr>
+            <w:noProof/>
+            <w:webHidden/>
+          </w:rPr>
+          <w:t>7</w:t>
+        </w:r>
+        <w:r>
+          <w:rPr>
+            <w:noProof/>
+            <w:webHidden/>
+          </w:rPr>
+          <w:fldChar w:fldCharType="end"/>
+        </w:r>
+      </w:hyperlink>
+    </w:p>
+    <w:p>
+      <w:pPr>
+        <w:pStyle w:val="TableofFigures"/>
+        <w:pBdr>
+          <w:top w:val="single" w:sz="4" w:space="1" w:color="auto"/>
+          <w:left w:val="single" w:sz="4" w:space="4" w:color="auto"/>
+          <w:bottom w:val="single" w:sz="4" w:space="1" w:color="auto"/>
+          <w:right w:val="single" w:sz="4" w:space="4" w:color="auto"/>
+        </w:pBdr>
+        <w:tabs>
+          <w:tab w:val="right" w:leader="dot" w:pos="9350"/>
+        </w:tabs>
+        <w:rPr>
+          <w:rFonts w:asciiTheme="minorHAnsi" w:hAnsiTheme="minorHAnsi" w:cstheme="minorBidi"/>
+          <w:i w:val="0"/>
+          <w:iCs w:val="0"/>
+          <w:noProof/>
+          <w:color w:val="auto"/>
+          <w:sz w:val="22"/>
+          <w:szCs w:val="22"/>
+        </w:rPr>
+      </w:pPr>
+      <w:hyperlink w:anchor="_Toc241748632" w:history="1">
+        <w:r>
+          <w:rPr>
+            <w:rStyle w:val="Hyperlink"/>
+            <w:noProof/>
+          </w:rPr>
+          <w:t>Table 6: Quality Attributes</w:t>
+        </w:r>
+        <w:r>
+          <w:rPr>
+            <w:noProof/>
+            <w:webHidden/>
+          </w:rPr>
+          <w:tab/>
+        </w:r>
+        <w:r>
+          <w:rPr>
+            <w:noProof/>
+            <w:webHidden/>
+          </w:rPr>
+          <w:fldChar w:fldCharType="begin"/>
+        </w:r>
+        <w:r>
+          <w:rPr>
+            <w:noProof/>
+            <w:webHidden/>
+          </w:rPr>
+          <w:instrText xml:space="preserve"> PAGEREF _Toc241748632 \h </w:instrText>
+        </w:r>
+        <w:r>
+          <w:rPr>
+            <w:noProof/>
+            <w:webHidden/>
+          </w:rPr>
+        </w:r>
+        <w:r>
+          <w:rPr>
+            <w:noProof/>
+            <w:webHidden/>
+          </w:rPr>
+          <w:fldChar w:fldCharType="separate"/>
+        </w:r>
+        <w:r>
+          <w:rPr>
+            <w:noProof/>
+            <w:webHidden/>
+          </w:rPr>
+          <w:t>8</w:t>
+        </w:r>
+        <w:r>
+          <w:rPr>
+            <w:noProof/>
+            <w:webHidden/>
+          </w:rPr>
+          <w:fldChar w:fldCharType="end"/>
+        </w:r>
+      </w:hyperlink>
+    </w:p>
+    <w:p>
+      <w:pPr>
+        <w:pStyle w:val="TableofFigures"/>
+        <w:pBdr>
+          <w:top w:val="single" w:sz="4" w:space="1" w:color="auto"/>
+          <w:left w:val="single" w:sz="4" w:space="4" w:color="auto"/>
+          <w:bottom w:val="single" w:sz="4" w:space="1" w:color="auto"/>
+          <w:right w:val="single" w:sz="4" w:space="4" w:color="auto"/>
+        </w:pBdr>
+        <w:tabs>
+          <w:tab w:val="right" w:leader="dot" w:pos="9350"/>
+        </w:tabs>
+        <w:rPr>
+          <w:rFonts w:asciiTheme="minorHAnsi" w:hAnsiTheme="minorHAnsi" w:cstheme="minorBidi"/>
+          <w:i w:val="0"/>
+          <w:iCs w:val="0"/>
+          <w:noProof/>
+          <w:color w:val="auto"/>
+          <w:sz w:val="22"/>
+          <w:szCs w:val="22"/>
+        </w:rPr>
+      </w:pPr>
+      <w:hyperlink w:anchor="_Toc241748633" w:history="1">
+        <w:r>
+          <w:rPr>
+            <w:rStyle w:val="Hyperlink"/>
+            <w:noProof/>
+          </w:rPr>
+          <w:t>Table 7: Comparison of archite</w:t>
+        </w:r>
+        <w:r>
+          <w:rPr>
+            <w:rStyle w:val="Hyperlink"/>
+            <w:noProof/>
+          </w:rPr>
+          <w:t>c</w:t>
+        </w:r>
+        <w:r>
+          <w:rPr>
+            <w:rStyle w:val="Hyperlink"/>
+            <w:noProof/>
+          </w:rPr>
+          <w:t>ture alternatives</w:t>
+        </w:r>
+        <w:r>
+          <w:rPr>
+            <w:noProof/>
+            <w:webHidden/>
+          </w:rPr>
+          <w:tab/>
+        </w:r>
+        <w:r>
+          <w:rPr>
+            <w:noProof/>
+            <w:webHidden/>
+          </w:rPr>
+          <w:fldChar w:fldCharType="begin"/>
+        </w:r>
+        <w:r>
+          <w:rPr>
+            <w:noProof/>
+            <w:webHidden/>
+          </w:rPr>
+          <w:instrText xml:space="preserve"> PAGEREF _Toc241748633 \h </w:instrText>
+        </w:r>
+        <w:r>
+          <w:rPr>
+            <w:noProof/>
+            <w:webHidden/>
+          </w:rPr>
+        </w:r>
+        <w:r>
+          <w:rPr>
+            <w:noProof/>
+            <w:webHidden/>
+          </w:rPr>
+          <w:fldChar w:fldCharType="separate"/>
+        </w:r>
+        <w:r>
+          <w:rPr>
+            <w:noProof/>
+            <w:webHidden/>
+          </w:rPr>
+          <w:t>11</w:t>
+        </w:r>
+        <w:r>
+          <w:rPr>
+            <w:noProof/>
+            <w:webHidden/>
+          </w:rPr>
+          <w:fldChar w:fldCharType="end"/>
+        </w:r>
+      </w:hyperlink>
+    </w:p>
+    <w:p>
+      <w:pPr>
+        <w:spacing w:before="0" w:after="0" w:line="312" w:lineRule="auto"/>
+        <w:rPr>
+          <w:b/>
+          <w:bCs/>
+        </w:rPr>
+      </w:pPr>
+      <w:r>
+        <w:rPr>
+          <w:b/>
+          <w:bCs/>
+        </w:rPr>
+        <w:fldChar w:fldCharType="end"/>
+      </w:r>
+    </w:p>
+    <w:p>
+      <w:pPr>
+        <w:spacing w:before="0" w:after="0" w:line="312" w:lineRule="auto"/>
+      </w:pPr>
       <w:r>
         <w:br w:type="page"/>
       </w:r>
+      <w:bookmarkStart w:id="1" w:name="_GoBack"/>
+      <w:bookmarkEnd w:id="1"/>
     </w:p>
     <w:p>
       <w:pPr>
         <w:pStyle w:val="Heading1"/>
         <w:spacing w:before="0" w:line="312" w:lineRule="auto"/>
       </w:pPr>
-      <w:bookmarkStart w:id="1" w:name="_Toc241713019"/>
+      <w:bookmarkStart w:id="2" w:name="_Toc241748484"/>
       <w:r>
         <w:lastRenderedPageBreak/>
         <w:t>About This Document</w:t>
       </w:r>
-      <w:bookmarkEnd w:id="1"/>
+      <w:bookmarkEnd w:id="2"/>
     </w:p>
     <w:p>
       <w:pPr>
@@ -3062,23 +3981,69 @@
     <w:p>
       <w:pPr>
         <w:pStyle w:val="Caption"/>
-      </w:pPr>
-      <w:r>
+        <w:spacing w:line="312" w:lineRule="auto"/>
+        <w:rPr>
+          <w:i/>
+        </w:rPr>
+      </w:pPr>
+      <w:bookmarkStart w:id="3" w:name="_Toc241748627"/>
+      <w:r>
+        <w:rPr>
+          <w:i/>
+        </w:rPr>
         <w:t xml:space="preserve">Table </w:t>
       </w:r>
-      <w:fldSimple w:instr=" SEQ Table \* ARABIC ">
-        <w:r>
-          <w:rPr>
-            <w:noProof/>
-          </w:rPr>
-          <w:t>1</w:t>
-        </w:r>
-      </w:fldSimple>
-      <w:r>
-        <w:t>- Document information</w:t>
-      </w:r>
-    </w:p>
-    <w:p/>
+      <w:r>
+        <w:rPr>
+          <w:i/>
+        </w:rPr>
+        <w:fldChar w:fldCharType="begin"/>
+      </w:r>
+      <w:r>
+        <w:rPr>
+          <w:i/>
+        </w:rPr>
+        <w:instrText xml:space="preserve"> SEQ Table \* ARABIC </w:instrText>
+      </w:r>
+      <w:r>
+        <w:rPr>
+          <w:i/>
+        </w:rPr>
+        <w:fldChar w:fldCharType="separate"/>
+      </w:r>
+      <w:r>
+        <w:rPr>
+          <w:i/>
+          <w:noProof/>
+        </w:rPr>
+        <w:t>1</w:t>
+      </w:r>
+      <w:r>
+        <w:rPr>
+          <w:i/>
+          <w:noProof/>
+        </w:rPr>
+        <w:fldChar w:fldCharType="end"/>
+      </w:r>
+      <w:r>
+        <w:rPr>
+          <w:i/>
+        </w:rPr>
+        <w:t>:</w:t>
+      </w:r>
+      <w:r>
+        <w:rPr>
+          <w:i/>
+        </w:rPr>
+        <w:t xml:space="preserve"> Document information</w:t>
+      </w:r>
+      <w:bookmarkEnd w:id="3"/>
+    </w:p>
+    <w:p>
+      <w:pPr>
+        <w:spacing w:line="312" w:lineRule="auto"/>
+      </w:pPr>
+    </w:p>
     <w:p>
       <w:pPr>
         <w:spacing w:before="0" w:after="0" w:line="312" w:lineRule="auto"/>
@@ -3256,23 +4221,65 @@
     <w:p>
       <w:pPr>
         <w:pStyle w:val="Caption"/>
-      </w:pPr>
-      <w:bookmarkStart w:id="2" w:name="introduction"/>
+        <w:spacing w:line="312" w:lineRule="auto"/>
+        <w:rPr>
+          <w:i/>
+        </w:rPr>
+      </w:pPr>
+      <w:bookmarkStart w:id="4" w:name="introduction"/>
+      <w:bookmarkStart w:id="5" w:name="_Toc241748628"/>
       <w:bookmarkEnd w:id="0"/>
       <w:r>
+        <w:rPr>
+          <w:i/>
+        </w:rPr>
         <w:t xml:space="preserve">Table </w:t>
       </w:r>
-      <w:fldSimple w:instr=" SEQ Table \* ARABIC ">
-        <w:r>
-          <w:rPr>
-            <w:noProof/>
-          </w:rPr>
-          <w:t>2</w:t>
-        </w:r>
-      </w:fldSimple>
-      <w:r>
-        <w:t>- Revision history</w:t>
-      </w:r>
+      <w:r>
+        <w:rPr>
+          <w:i/>
+        </w:rPr>
+        <w:fldChar w:fldCharType="begin"/>
+      </w:r>
+      <w:r>
+        <w:rPr>
+          <w:i/>
+        </w:rPr>
+        <w:instrText xml:space="preserve"> SEQ Table \* ARABIC </w:instrText>
+      </w:r>
+      <w:r>
+        <w:rPr>
+          <w:i/>
+        </w:rPr>
+        <w:fldChar w:fldCharType="separate"/>
+      </w:r>
+      <w:r>
+        <w:rPr>
+          <w:i/>
+          <w:noProof/>
+        </w:rPr>
+        <w:t>2</w:t>
+      </w:r>
+      <w:r>
+        <w:rPr>
+          <w:i/>
+          <w:noProof/>
+        </w:rPr>
+        <w:fldChar w:fldCharType="end"/>
+      </w:r>
+      <w:r>
+        <w:rPr>
+          <w:i/>
+        </w:rPr>
+        <w:t>:</w:t>
+      </w:r>
+      <w:r>
+        <w:rPr>
+          <w:i/>
+        </w:rPr>
+        <w:t xml:space="preserve"> Revision history</w:t>
+      </w:r>
+      <w:bookmarkEnd w:id="5"/>
     </w:p>
     <w:p>
       <w:pPr>
@@ -3287,24 +4294,24 @@
         <w:pStyle w:val="Heading1"/>
         <w:spacing w:before="0" w:line="312" w:lineRule="auto"/>
       </w:pPr>
-      <w:bookmarkStart w:id="3" w:name="_Toc241713020"/>
+      <w:bookmarkStart w:id="6" w:name="_Toc241748485"/>
       <w:r>
         <w:lastRenderedPageBreak/>
         <w:t>Introduction</w:t>
       </w:r>
-      <w:bookmarkEnd w:id="3"/>
+      <w:bookmarkEnd w:id="6"/>
     </w:p>
     <w:p>
       <w:pPr>
         <w:pStyle w:val="Heading2"/>
         <w:spacing w:before="0" w:after="0" w:line="312" w:lineRule="auto"/>
       </w:pPr>
-      <w:bookmarkStart w:id="4" w:name="purpose"/>
-      <w:bookmarkStart w:id="5" w:name="_Toc241713021"/>
+      <w:bookmarkStart w:id="7" w:name="purpose"/>
+      <w:bookmarkStart w:id="8" w:name="_Toc241748486"/>
       <w:r>
         <w:t>Purpose</w:t>
       </w:r>
-      <w:bookmarkEnd w:id="5"/>
+      <w:bookmarkEnd w:id="8"/>
     </w:p>
     <w:p>
       <w:pPr>
@@ -3326,13 +4333,13 @@
         <w:pStyle w:val="Heading2"/>
         <w:spacing w:before="0" w:after="0" w:line="312" w:lineRule="auto"/>
       </w:pPr>
-      <w:bookmarkStart w:id="6" w:name="audience"/>
-      <w:bookmarkStart w:id="7" w:name="_Toc241713022"/>
-      <w:bookmarkEnd w:id="4"/>
+      <w:bookmarkStart w:id="9" w:name="audience"/>
+      <w:bookmarkStart w:id="10" w:name="_Toc241748487"/>
+      <w:bookmarkEnd w:id="7"/>
       <w:r>
         <w:t>Audience</w:t>
       </w:r>
-      <w:bookmarkEnd w:id="7"/>
+      <w:bookmarkEnd w:id="10"/>
     </w:p>
     <w:p>
       <w:pPr>
@@ -3413,13 +4420,13 @@
         <w:pStyle w:val="Heading2"/>
         <w:spacing w:before="0" w:after="0" w:line="312" w:lineRule="auto"/>
       </w:pPr>
-      <w:bookmarkStart w:id="8" w:name="abbreviations-terms"/>
-      <w:bookmarkStart w:id="9" w:name="_Toc241713023"/>
-      <w:bookmarkEnd w:id="6"/>
+      <w:bookmarkStart w:id="11" w:name="abbreviations-terms"/>
+      <w:bookmarkStart w:id="12" w:name="_Toc241748488"/>
+      <w:bookmarkEnd w:id="9"/>
       <w:r>
         <w:t>Abbreviations / Terms</w:t>
       </w:r>
-      <w:bookmarkEnd w:id="9"/>
+      <w:bookmarkEnd w:id="12"/>
     </w:p>
     <w:tbl>
       <w:tblPr>
@@ -3875,35 +4882,78 @@
     <w:p>
       <w:pPr>
         <w:pStyle w:val="Caption"/>
-      </w:pPr>
-      <w:bookmarkStart w:id="10" w:name="related-documents"/>
-      <w:bookmarkEnd w:id="8"/>
-      <w:r>
+        <w:spacing w:line="312" w:lineRule="auto"/>
+        <w:rPr>
+          <w:i/>
+        </w:rPr>
+      </w:pPr>
+      <w:bookmarkStart w:id="13" w:name="related-documents"/>
+      <w:bookmarkStart w:id="14" w:name="_Toc241748629"/>
+      <w:bookmarkEnd w:id="11"/>
+      <w:r>
+        <w:rPr>
+          <w:i/>
+        </w:rPr>
         <w:t xml:space="preserve">Table </w:t>
       </w:r>
-      <w:fldSimple w:instr=" SEQ Table \* ARABIC ">
-        <w:r>
-          <w:rPr>
-            <w:noProof/>
-          </w:rPr>
-          <w:t>3</w:t>
-        </w:r>
-      </w:fldSimple>
-      <w:r>
-        <w:t>- Abbreviations</w:t>
-      </w:r>
+      <w:r>
+        <w:rPr>
+          <w:i/>
+        </w:rPr>
+        <w:fldChar w:fldCharType="begin"/>
+      </w:r>
+      <w:r>
+        <w:rPr>
+          <w:i/>
+        </w:rPr>
+        <w:instrText xml:space="preserve"> SEQ Table \* ARABIC </w:instrText>
+      </w:r>
+      <w:r>
+        <w:rPr>
+          <w:i/>
+        </w:rPr>
+        <w:fldChar w:fldCharType="separate"/>
+      </w:r>
+      <w:r>
+        <w:rPr>
+          <w:i/>
+          <w:noProof/>
+        </w:rPr>
+        <w:t>3</w:t>
+      </w:r>
+      <w:r>
+        <w:rPr>
+          <w:i/>
+          <w:noProof/>
+        </w:rPr>
+        <w:fldChar w:fldCharType="end"/>
+      </w:r>
+      <w:r>
+        <w:rPr>
+          <w:i/>
+          <w:noProof/>
+        </w:rPr>
+        <w:t>:</w:t>
+      </w:r>
+      <w:r>
+        <w:rPr>
+          <w:i/>
+        </w:rPr>
+        <w:t xml:space="preserve"> Abbreviations</w:t>
+      </w:r>
+      <w:bookmarkEnd w:id="14"/>
     </w:p>
     <w:p>
       <w:pPr>
         <w:pStyle w:val="Heading2"/>
         <w:spacing w:before="0" w:after="0" w:line="312" w:lineRule="auto"/>
       </w:pPr>
-      <w:bookmarkStart w:id="11" w:name="_Toc241713024"/>
+      <w:bookmarkStart w:id="15" w:name="_Toc241748489"/>
       <w:r>
         <w:lastRenderedPageBreak/>
         <w:t>Related Documents</w:t>
       </w:r>
-      <w:bookmarkEnd w:id="11"/>
+      <w:bookmarkEnd w:id="15"/>
     </w:p>
     <w:tbl>
       <w:tblPr>
@@ -4067,24 +5117,67 @@
     <w:p>
       <w:pPr>
         <w:pStyle w:val="Caption"/>
-      </w:pPr>
-      <w:bookmarkStart w:id="12" w:name="project-context"/>
-      <w:bookmarkEnd w:id="2"/>
-      <w:bookmarkEnd w:id="10"/>
-      <w:r>
+        <w:spacing w:line="312" w:lineRule="auto"/>
+        <w:rPr>
+          <w:i/>
+        </w:rPr>
+      </w:pPr>
+      <w:bookmarkStart w:id="16" w:name="project-context"/>
+      <w:bookmarkStart w:id="17" w:name="_Toc241748630"/>
+      <w:bookmarkEnd w:id="4"/>
+      <w:bookmarkEnd w:id="13"/>
+      <w:r>
+        <w:rPr>
+          <w:i/>
+        </w:rPr>
         <w:t xml:space="preserve">Table </w:t>
       </w:r>
-      <w:fldSimple w:instr=" SEQ Table \* ARABIC ">
-        <w:r>
-          <w:rPr>
-            <w:noProof/>
-          </w:rPr>
-          <w:t>4</w:t>
-        </w:r>
-      </w:fldSimple>
-      <w:r>
-        <w:t>- Related documents</w:t>
-      </w:r>
+      <w:r>
+        <w:rPr>
+          <w:i/>
+        </w:rPr>
+        <w:fldChar w:fldCharType="begin"/>
+      </w:r>
+      <w:r>
+        <w:rPr>
+          <w:i/>
+        </w:rPr>
+        <w:instrText xml:space="preserve"> SEQ Table \* ARABIC </w:instrText>
+      </w:r>
+      <w:r>
+        <w:rPr>
+          <w:i/>
+        </w:rPr>
+        <w:fldChar w:fldCharType="separate"/>
+      </w:r>
+      <w:r>
+        <w:rPr>
+          <w:i/>
+          <w:noProof/>
+        </w:rPr>
+        <w:t>4</w:t>
+      </w:r>
+      <w:r>
+        <w:rPr>
+          <w:i/>
+          <w:noProof/>
+        </w:rPr>
+        <w:fldChar w:fldCharType="end"/>
+      </w:r>
+      <w:r>
+        <w:rPr>
+          <w:i/>
+          <w:noProof/>
+        </w:rPr>
+        <w:t>:</w:t>
+      </w:r>
+      <w:r>
+        <w:rPr>
+          <w:i/>
+        </w:rPr>
+        <w:t xml:space="preserve"> Related documents</w:t>
+      </w:r>
+      <w:bookmarkEnd w:id="17"/>
     </w:p>
     <w:p>
       <w:pPr>
@@ -4107,7 +5200,7 @@
         <w:pStyle w:val="Heading1"/>
         <w:spacing w:before="0" w:line="312" w:lineRule="auto"/>
       </w:pPr>
-      <w:bookmarkStart w:id="13" w:name="_Toc241713025"/>
+      <w:bookmarkStart w:id="18" w:name="_Toc241748490"/>
       <w:r>
         <w:lastRenderedPageBreak/>
         <w:t>C</w:t>
@@ -4115,19 +5208,19 @@
       <w:r>
         <w:t>ontext</w:t>
       </w:r>
-      <w:bookmarkEnd w:id="13"/>
+      <w:bookmarkEnd w:id="18"/>
     </w:p>
     <w:p>
       <w:pPr>
         <w:pStyle w:val="Heading2"/>
         <w:spacing w:before="0" w:after="0" w:line="312" w:lineRule="auto"/>
       </w:pPr>
-      <w:bookmarkStart w:id="14" w:name="software-context"/>
-      <w:bookmarkStart w:id="15" w:name="_Toc241713026"/>
+      <w:bookmarkStart w:id="19" w:name="software-context"/>
+      <w:bookmarkStart w:id="20" w:name="_Toc241748491"/>
       <w:r>
         <w:t>Software context</w:t>
       </w:r>
-      <w:bookmarkEnd w:id="15"/>
+      <w:bookmarkEnd w:id="20"/>
     </w:p>
     <w:p>
       <w:pPr>
@@ -4153,6 +5246,9 @@
         <w:jc w:val="left"/>
       </w:pPr>
       <w:r>
+        <w:rPr>
+          <w:noProof/>
+        </w:rPr>
         <w:drawing>
           <wp:anchor distT="0" distB="0" distL="114300" distR="114300" simplePos="0" relativeHeight="251658240" behindDoc="1" locked="0" layoutInCell="1" allowOverlap="1" wp14:anchorId="1AC07F21" wp14:editId="69AF8B8D">
             <wp:simplePos x="0" y="0"/>
@@ -4210,6 +5306,9 @@
         </w:drawing>
       </w:r>
       <w:r>
+        <w:rPr>
+          <w:noProof/>
+        </w:rPr>
         <w:drawing>
           <wp:inline distT="0" distB="0" distL="0" distR="0" wp14:anchorId="5ACFEEDE" wp14:editId="03B706ED">
             <wp:extent cx="5328056" cy="2377701"/>
@@ -4250,13 +5349,14 @@
     <w:p>
       <w:pPr>
         <w:pStyle w:val="NoSpacing"/>
+        <w:spacing w:line="312" w:lineRule="auto"/>
         <w:jc w:val="center"/>
         <w:rPr>
           <w:i/>
           <w:iCs/>
         </w:rPr>
       </w:pPr>
-      <w:bookmarkStart w:id="16" w:name="_Toc241715427"/>
+      <w:bookmarkStart w:id="21" w:name="_Toc241748514"/>
       <w:r>
         <w:rPr>
           <w:i/>
@@ -4312,16 +5412,23 @@
           <w:i/>
           <w:iCs/>
         </w:rPr>
-        <w:t xml:space="preserve"> - </w:t>
+        <w:t>:</w:t>
       </w:r>
       <w:r>
         <w:rPr>
           <w:i/>
           <w:iCs/>
         </w:rPr>
+        <w:t xml:space="preserve"> </w:t>
+      </w:r>
+      <w:r>
+        <w:rPr>
+          <w:i/>
+          <w:iCs/>
+        </w:rPr>
         <w:t>Current architecture</w:t>
       </w:r>
-      <w:bookmarkEnd w:id="16"/>
+      <w:bookmarkEnd w:id="21"/>
     </w:p>
     <w:p>
       <w:pPr>
@@ -4334,11 +5441,13 @@
         <w:pStyle w:val="Heading2"/>
         <w:spacing w:before="0" w:after="0" w:line="312" w:lineRule="auto"/>
       </w:pPr>
-      <w:bookmarkStart w:id="17" w:name="software-architectural"/>
-      <w:bookmarkEnd w:id="14"/>
+      <w:bookmarkStart w:id="22" w:name="software-architectural"/>
+      <w:bookmarkStart w:id="23" w:name="_Toc241748492"/>
+      <w:bookmarkEnd w:id="19"/>
       <w:r>
         <w:t>New Architecture change</w:t>
       </w:r>
+      <w:bookmarkEnd w:id="23"/>
     </w:p>
     <w:p>
       <w:pPr>
@@ -4393,6 +5502,10 @@
         <w:jc w:val="left"/>
       </w:pPr>
       <w:r>
+        <w:rPr>
+          <w:noProof/>
+        </w:rPr>
+        <w:lastRenderedPageBreak/>
         <w:drawing>
           <wp:anchor distT="0" distB="0" distL="114300" distR="114300" simplePos="0" relativeHeight="251660288" behindDoc="1" locked="0" layoutInCell="1" allowOverlap="1" wp14:anchorId="1E4EEAC8" wp14:editId="3BB388E1">
             <wp:simplePos x="0" y="0"/>
@@ -4450,6 +5563,9 @@
         </w:drawing>
       </w:r>
       <w:r>
+        <w:rPr>
+          <w:noProof/>
+        </w:rPr>
         <w:drawing>
           <wp:inline distT="0" distB="0" distL="0" distR="0" wp14:anchorId="17A20207" wp14:editId="78D482F7">
             <wp:extent cx="5291329" cy="2543907"/>
@@ -4490,60 +5606,123 @@
     <w:p>
       <w:pPr>
         <w:pStyle w:val="Caption"/>
-      </w:pPr>
-      <w:bookmarkStart w:id="18" w:name="_Toc241715428"/>
-      <w:r>
+        <w:spacing w:line="312" w:lineRule="auto"/>
+        <w:jc w:val="center"/>
+        <w:rPr>
+          <w:i/>
+        </w:rPr>
+      </w:pPr>
+      <w:bookmarkStart w:id="24" w:name="_Toc241748515"/>
+      <w:r>
+        <w:rPr>
+          <w:i/>
+        </w:rPr>
         <w:t xml:space="preserve">Figure </w:t>
       </w:r>
-      <w:fldSimple w:instr=" STYLEREF 0 \s "/>
-      <w:fldSimple w:instr=" SEQ Figure \* ARABIC ">
-        <w:r>
-          <w:rPr>
-            <w:noProof/>
-          </w:rPr>
-          <w:t>2</w:t>
-        </w:r>
-      </w:fldSimple>
-      <w:r>
-        <w:t xml:space="preserve"> - New architecture</w:t>
-      </w:r>
-      <w:r>
-        <w:t xml:space="preserve"> (</w:t>
-      </w:r>
-      <w:r>
-        <w:t>containerized</w:t>
-      </w:r>
-      <w:r>
-        <w:t>)</w:t>
-      </w:r>
-      <w:bookmarkEnd w:id="18"/>
+      <w:r>
+        <w:rPr>
+          <w:i/>
+        </w:rPr>
+        <w:fldChar w:fldCharType="begin"/>
+      </w:r>
+      <w:r>
+        <w:rPr>
+          <w:i/>
+        </w:rPr>
+        <w:instrText xml:space="preserve"> STYLEREF 0 \s </w:instrText>
+      </w:r>
+      <w:r>
+        <w:rPr>
+          <w:i/>
+        </w:rPr>
+        <w:fldChar w:fldCharType="separate"/>
+      </w:r>
+      <w:r>
+        <w:rPr>
+          <w:i/>
+        </w:rPr>
+        <w:fldChar w:fldCharType="end"/>
+      </w:r>
+      <w:r>
+        <w:rPr>
+          <w:i/>
+        </w:rPr>
+        <w:fldChar w:fldCharType="begin"/>
+      </w:r>
+      <w:r>
+        <w:rPr>
+          <w:i/>
+        </w:rPr>
+        <w:instrText xml:space="preserve"> SEQ Figure \* ARABIC </w:instrText>
+      </w:r>
+      <w:r>
+        <w:rPr>
+          <w:i/>
+        </w:rPr>
+        <w:fldChar w:fldCharType="separate"/>
+      </w:r>
+      <w:r>
+        <w:rPr>
+          <w:i/>
+          <w:noProof/>
+        </w:rPr>
+        <w:t>2</w:t>
+      </w:r>
+      <w:r>
+        <w:rPr>
+          <w:i/>
+          <w:noProof/>
+        </w:rPr>
+        <w:fldChar w:fldCharType="end"/>
+      </w:r>
+      <w:r>
+        <w:rPr>
+          <w:i/>
+        </w:rPr>
+        <w:t>:</w:t>
+      </w:r>
+      <w:r>
+        <w:rPr>
+          <w:i/>
+        </w:rPr>
+        <w:t xml:space="preserve"> New architecture</w:t>
+      </w:r>
+      <w:r>
+        <w:rPr>
+          <w:i/>
+        </w:rPr>
+        <w:t xml:space="preserve"> (containerized)</w:t>
+      </w:r>
+      <w:bookmarkEnd w:id="24"/>
     </w:p>
     <w:p>
       <w:pPr>
         <w:pStyle w:val="Heading1"/>
         <w:spacing w:before="0" w:line="312" w:lineRule="auto"/>
       </w:pPr>
-      <w:bookmarkStart w:id="19" w:name="problem-defined"/>
-      <w:bookmarkStart w:id="20" w:name="_Toc241713029"/>
-      <w:bookmarkEnd w:id="12"/>
-      <w:bookmarkEnd w:id="17"/>
-      <w:r>
-        <w:lastRenderedPageBreak/>
+      <w:bookmarkStart w:id="25" w:name="problem-defined"/>
+      <w:bookmarkStart w:id="26" w:name="_Toc241748493"/>
+      <w:bookmarkEnd w:id="16"/>
+      <w:bookmarkEnd w:id="22"/>
+      <w:r>
         <w:t>3</w:t>
       </w:r>
       <w:r>
         <w:tab/>
-        <w:t xml:space="preserve">Problem </w:t>
-      </w:r>
-      <w:bookmarkEnd w:id="20"/>
+        <w:t>Problem</w:t>
+      </w:r>
+      <w:bookmarkEnd w:id="26"/>
+      <w:r>
+        <w:t xml:space="preserve"> </w:t>
+      </w:r>
     </w:p>
     <w:p>
       <w:pPr>
         <w:pStyle w:val="Heading2"/>
         <w:spacing w:before="0" w:after="0" w:line="312" w:lineRule="auto"/>
       </w:pPr>
-      <w:bookmarkStart w:id="21" w:name="functional-requirements"/>
-      <w:bookmarkStart w:id="22" w:name="_Toc241713030"/>
+      <w:bookmarkStart w:id="27" w:name="functional-requirements"/>
+      <w:bookmarkStart w:id="28" w:name="_Toc241748494"/>
       <w:r>
         <w:t xml:space="preserve">Functional </w:t>
       </w:r>
@@ -4553,7 +5732,62 @@
       <w:r>
         <w:t>equirements</w:t>
       </w:r>
-      <w:bookmarkEnd w:id="22"/>
+      <w:bookmarkEnd w:id="28"/>
+    </w:p>
+    <w:p>
+      <w:pPr>
+        <w:pStyle w:val="Caption"/>
+        <w:keepNext/>
+        <w:spacing w:before="0" w:after="0" w:line="312" w:lineRule="auto"/>
+        <w:rPr>
+          <w:i/>
+        </w:rPr>
+      </w:pPr>
+      <w:bookmarkStart w:id="29" w:name="_Toc241748631"/>
+      <w:r>
+        <w:rPr>
+          <w:i/>
+        </w:rPr>
+        <w:t xml:space="preserve">Table </w:t>
+      </w:r>
+      <w:r>
+        <w:rPr>
+          <w:i/>
+        </w:rPr>
+        <w:fldChar w:fldCharType="begin"/>
+      </w:r>
+      <w:r>
+        <w:rPr>
+          <w:i/>
+        </w:rPr>
+        <w:instrText xml:space="preserve"> SEQ Table \* ARABIC </w:instrText>
+      </w:r>
+      <w:r>
+        <w:rPr>
+          <w:i/>
+        </w:rPr>
+        <w:fldChar w:fldCharType="separate"/>
+      </w:r>
+      <w:r>
+        <w:rPr>
+          <w:i/>
+          <w:noProof/>
+        </w:rPr>
+        <w:t>5</w:t>
+      </w:r>
+      <w:r>
+        <w:rPr>
+          <w:i/>
+        </w:rPr>
+        <w:fldChar w:fldCharType="end"/>
+      </w:r>
+      <w:r>
+        <w:rPr>
+          <w:i/>
+        </w:rPr>
+        <w:t>: Functional requirements</w:t>
+      </w:r>
+      <w:bookmarkEnd w:id="29"/>
     </w:p>
     <w:tbl>
       <w:tblPr>
@@ -4679,15 +5913,18 @@
       </w:tr>
     </w:tbl>
     <w:p>
-      <w:bookmarkStart w:id="23" w:name="problem-identification"/>
-      <w:bookmarkStart w:id="24" w:name="_Toc241713031"/>
-      <w:bookmarkEnd w:id="21"/>
+      <w:pPr>
+        <w:spacing w:line="312" w:lineRule="auto"/>
+      </w:pPr>
+      <w:bookmarkStart w:id="30" w:name="problem-identification"/>
+      <w:bookmarkEnd w:id="27"/>
     </w:p>
     <w:p>
       <w:pPr>
         <w:pStyle w:val="Heading2"/>
         <w:spacing w:before="0" w:after="0" w:line="312" w:lineRule="auto"/>
       </w:pPr>
+      <w:bookmarkStart w:id="31" w:name="_Toc241748495"/>
       <w:r>
         <w:t xml:space="preserve">Problem </w:t>
       </w:r>
@@ -4697,15 +5934,16 @@
       <w:r>
         <w:t>dentification</w:t>
       </w:r>
-      <w:bookmarkEnd w:id="24"/>
+      <w:bookmarkEnd w:id="31"/>
     </w:p>
     <w:p>
       <w:pPr>
         <w:pStyle w:val="Heading3"/>
         <w:spacing w:before="0" w:line="312" w:lineRule="auto"/>
-      </w:pPr>
-      <w:bookmarkStart w:id="25" w:name="problem-description"/>
-      <w:bookmarkStart w:id="26" w:name="_Toc241713032"/>
+        <w:ind w:left="360"/>
+      </w:pPr>
+      <w:bookmarkStart w:id="32" w:name="problem-description"/>
+      <w:bookmarkStart w:id="33" w:name="_Toc241748496"/>
       <w:r>
         <w:t xml:space="preserve">Problem </w:t>
       </w:r>
@@ -4715,7 +5953,7 @@
       <w:r>
         <w:t>escription</w:t>
       </w:r>
-      <w:bookmarkEnd w:id="26"/>
+      <w:bookmarkEnd w:id="33"/>
     </w:p>
     <w:p>
       <w:pPr>
@@ -4772,57 +6010,23 @@
         <w:t xml:space="preserve"> OTA diagnostic update.</w:t>
       </w:r>
     </w:p>
-    <w:p/>
-    <w:p>
-      <w:pPr>
-        <w:numPr>
-          <w:ilvl w:val="0"/>
-          <w:numId w:val="28"/>
-        </w:numPr>
-        <w:spacing w:before="0" w:after="0" w:line="312" w:lineRule="auto"/>
-      </w:pPr>
-      <w:r>
-        <w:rPr>
-          <w:b/>
-          <w:bCs/>
-        </w:rPr>
-        <w:t>Risk:</w:t>
-      </w:r>
-      <w:r>
-        <w:t xml:space="preserve"> the RemoteDiag ↔ MM path routes through the EP, which is insecure.</w:t>
-      </w:r>
-    </w:p>
-    <w:p>
-      <w:pPr>
-        <w:spacing w:before="0" w:after="0" w:line="312" w:lineRule="auto"/>
-        <w:ind w:firstLine="360"/>
-      </w:pPr>
-      <w:r>
-        <w:t>The OEM requests that unauthorized reprogramming requests should be filtered.</w:t>
-      </w:r>
-    </w:p>
-    <w:p>
-      <w:pPr>
-        <w:spacing w:before="0" w:after="0" w:line="312" w:lineRule="auto"/>
-      </w:pPr>
-      <w:r>
-        <w:t>RemoteDiag’s internal architecture and communication should be redesigned to align with the new architecture.</w:t>
-      </w:r>
-    </w:p>
-    <w:p>
-      <w:pPr>
-        <w:keepNext/>
-        <w:spacing w:before="0" w:after="0" w:line="312" w:lineRule="auto"/>
-      </w:pPr>
-      <w:r>
+    <w:p>
+      <w:pPr>
+        <w:spacing w:line="312" w:lineRule="auto"/>
+      </w:pPr>
+      <w:r>
+        <w:rPr>
+          <w:noProof/>
+        </w:rPr>
+        <w:lastRenderedPageBreak/>
         <w:drawing>
-          <wp:anchor distT="0" distB="0" distL="114300" distR="114300" simplePos="0" relativeHeight="251661312" behindDoc="0" locked="0" layoutInCell="1" allowOverlap="1" wp14:anchorId="42A79F16" wp14:editId="3050C6E0">
+          <wp:anchor distT="0" distB="0" distL="114300" distR="114300" simplePos="0" relativeHeight="251661312" behindDoc="0" locked="0" layoutInCell="1" allowOverlap="1" wp14:anchorId="42A79F16" wp14:editId="1E62CD56">
             <wp:simplePos x="0" y="0"/>
             <wp:positionH relativeFrom="column">
-              <wp:posOffset>5093335</wp:posOffset>
+              <wp:posOffset>5053412</wp:posOffset>
             </wp:positionH>
             <wp:positionV relativeFrom="paragraph">
-              <wp:posOffset>1279427</wp:posOffset>
+              <wp:posOffset>1344267</wp:posOffset>
             </wp:positionV>
             <wp:extent cx="1603180" cy="1346290"/>
             <wp:effectExtent l="0" t="0" r="0" b="6350"/>
@@ -4868,8 +6072,11 @@
         </w:drawing>
       </w:r>
       <w:r>
+        <w:rPr>
+          <w:noProof/>
+        </w:rPr>
         <w:drawing>
-          <wp:inline distT="0" distB="0" distL="0" distR="0" wp14:anchorId="1B8A06CD" wp14:editId="19339A53">
+          <wp:inline distT="0" distB="0" distL="0" distR="0" wp14:anchorId="601E40EE" wp14:editId="03ADCE1F">
             <wp:extent cx="4928553" cy="2667000"/>
             <wp:effectExtent l="0" t="0" r="5715" b="0"/>
             <wp:docPr id="4" name="Picture 3"/>
@@ -4910,12 +6117,14 @@
     <w:p>
       <w:pPr>
         <w:pStyle w:val="Caption"/>
+        <w:spacing w:line="312" w:lineRule="auto"/>
+        <w:jc w:val="center"/>
         <w:rPr>
           <w:i/>
           <w:iCs/>
         </w:rPr>
       </w:pPr>
-      <w:bookmarkStart w:id="27" w:name="_Toc241715429"/>
+      <w:bookmarkStart w:id="34" w:name="_Toc241748516"/>
       <w:r>
         <w:rPr>
           <w:i/>
@@ -4964,35 +6173,86 @@
           <w:i/>
           <w:iCs/>
         </w:rPr>
-        <w:t xml:space="preserve"> - </w:t>
+        <w:t>:</w:t>
       </w:r>
       <w:r>
         <w:rPr>
           <w:i/>
           <w:iCs/>
         </w:rPr>
-        <w:t>RemoteDiag communication paths</w:t>
-      </w:r>
-      <w:bookmarkEnd w:id="27"/>
+        <w:t xml:space="preserve"> RemoteDiag communication paths</w:t>
+      </w:r>
+      <w:bookmarkEnd w:id="34"/>
+    </w:p>
+    <w:p>
+      <w:pPr>
+        <w:spacing w:line="312" w:lineRule="auto"/>
+      </w:pPr>
+    </w:p>
+    <w:p>
+      <w:pPr>
+        <w:spacing w:before="0" w:after="0" w:line="312" w:lineRule="auto"/>
+        <w:ind w:firstLine="360"/>
+        <w:rPr>
+          <w:b/>
+        </w:rPr>
+      </w:pPr>
+      <w:r>
+        <w:rPr>
+          <w:bCs/>
+        </w:rPr>
+        <w:t>Ther</w:t>
+      </w:r>
+      <w:r>
+        <w:rPr>
+          <w:bCs/>
+        </w:rPr>
+        <w:t>e is a risk that</w:t>
+      </w:r>
+      <w:r>
+        <w:t xml:space="preserve"> the RemoteDiag ↔ MM path routes through the EP, which is insecure</w:t>
+      </w:r>
+      <w:r>
+        <w:t xml:space="preserve"> when EP is compromised</w:t>
+      </w:r>
+      <w:r>
+        <w:t>.</w:t>
+      </w:r>
+      <w:r>
+        <w:t xml:space="preserve"> And </w:t>
+      </w:r>
+      <w:r>
+        <w:t>OEM requests that unauthorized reprogramming requests should be filtered.</w:t>
+      </w:r>
+      <w:r>
+        <w:t xml:space="preserve"> Therefore, </w:t>
+      </w:r>
+      <w:r>
+        <w:rPr>
+          <w:b/>
+        </w:rPr>
+        <w:t>RemoteDiag’s internal architecture and communication should be redesigned to align with the new architecture.</w:t>
+      </w:r>
+    </w:p>
+    <w:p>
+      <w:pPr>
+        <w:keepNext/>
+        <w:spacing w:before="0" w:after="0" w:line="312" w:lineRule="auto"/>
+      </w:pPr>
     </w:p>
     <w:p>
       <w:pPr>
         <w:pStyle w:val="Heading3"/>
-        <w:numPr>
-          <w:ilvl w:val="0"/>
-          <w:numId w:val="0"/>
-        </w:numPr>
         <w:spacing w:before="0" w:line="312" w:lineRule="auto"/>
         <w:ind w:left="360"/>
       </w:pPr>
-      <w:bookmarkStart w:id="28" w:name="problem-analysis"/>
-      <w:bookmarkStart w:id="29" w:name="_Toc241713033"/>
-      <w:bookmarkEnd w:id="25"/>
-      <w:r>
-        <w:lastRenderedPageBreak/>
+      <w:bookmarkStart w:id="35" w:name="problem-analysis"/>
+      <w:bookmarkStart w:id="36" w:name="_Toc241748497"/>
+      <w:bookmarkEnd w:id="32"/>
+      <w:r>
         <w:t>Problem Analysis</w:t>
       </w:r>
-      <w:bookmarkEnd w:id="29"/>
+      <w:bookmarkEnd w:id="36"/>
     </w:p>
     <w:p>
       <w:pPr>
@@ -5000,7 +6260,19 @@
         <w:ind w:firstLine="360"/>
       </w:pPr>
       <w:r>
-        <w:t>The EP container hosts externally exposed network components (MqttMgr, HttpMgr and OEM applications). If the EP container is compromised, an attacker can inject reprogramming diagnostic requests toward the internal CAN bus through RemoteDiag’s existing communication paths.</w:t>
+        <w:t xml:space="preserve">The EP container hosts externally exposed network components (MqttMgr, HttpMgr and </w:t>
+      </w:r>
+      <w:r>
+        <w:t>other</w:t>
+      </w:r>
+      <w:r>
+        <w:t xml:space="preserve"> applications</w:t>
+      </w:r>
+      <w:r>
+        <w:t>, etc.</w:t>
+      </w:r>
+      <w:r>
+        <w:t>). If the EP container is compromised, an attacker can inject reprogramming diagnostic requests toward the internal CAN bus through RemoteDiag’s existing communication paths.</w:t>
       </w:r>
     </w:p>
     <w:p>
@@ -5032,14 +6304,14 @@
         <w:pStyle w:val="Heading2"/>
         <w:spacing w:before="0" w:after="0" w:line="312" w:lineRule="auto"/>
       </w:pPr>
-      <w:bookmarkStart w:id="30" w:name="quality-attributes"/>
-      <w:bookmarkStart w:id="31" w:name="_Toc241713034"/>
-      <w:bookmarkEnd w:id="23"/>
-      <w:bookmarkEnd w:id="28"/>
+      <w:bookmarkStart w:id="37" w:name="quality-attributes"/>
+      <w:bookmarkStart w:id="38" w:name="_Toc241748498"/>
+      <w:bookmarkEnd w:id="30"/>
+      <w:bookmarkEnd w:id="35"/>
       <w:r>
         <w:t>Quality Attributes</w:t>
       </w:r>
-      <w:bookmarkEnd w:id="31"/>
+      <w:bookmarkEnd w:id="38"/>
     </w:p>
     <w:p>
       <w:pPr>
@@ -5053,23 +6325,66 @@
     <w:p>
       <w:pPr>
         <w:pStyle w:val="Caption"/>
-      </w:pPr>
-      <w:r>
+        <w:spacing w:line="312" w:lineRule="auto"/>
+        <w:rPr>
+          <w:i/>
+        </w:rPr>
+      </w:pPr>
+      <w:bookmarkStart w:id="39" w:name="_Toc241748632"/>
+      <w:r>
+        <w:rPr>
+          <w:i/>
+        </w:rPr>
         <w:t xml:space="preserve">Table </w:t>
       </w:r>
-      <w:fldSimple w:instr=" SEQ Table \* ARABIC ">
-        <w:r>
-          <w:rPr>
-            <w:noProof/>
-          </w:rPr>
-          <w:t>5</w:t>
-        </w:r>
-      </w:fldSimple>
-      <w:r>
-        <w:t xml:space="preserve">: </w:t>
-      </w:r>
-      <w:r>
-        <w:t>Quality Attributes</w:t>
+      <w:r>
+        <w:rPr>
+          <w:i/>
+        </w:rPr>
+        <w:fldChar w:fldCharType="begin"/>
+      </w:r>
+      <w:r>
+        <w:rPr>
+          <w:i/>
+        </w:rPr>
+        <w:instrText xml:space="preserve"> SEQ Table \* ARABIC </w:instrText>
+      </w:r>
+      <w:r>
+        <w:rPr>
+          <w:i/>
+        </w:rPr>
+        <w:fldChar w:fldCharType="separate"/>
+      </w:r>
+      <w:r>
+        <w:rPr>
+          <w:i/>
+          <w:noProof/>
+        </w:rPr>
+        <w:t>6</w:t>
+      </w:r>
+      <w:r>
+        <w:rPr>
+          <w:i/>
+          <w:noProof/>
+        </w:rPr>
+        <w:fldChar w:fldCharType="end"/>
+      </w:r>
+      <w:r>
+        <w:rPr>
+          <w:i/>
+        </w:rPr>
+        <w:t>: Quality Attributes</w:t>
+      </w:r>
+      <w:bookmarkEnd w:id="39"/>
+    </w:p>
+    <w:p>
+      <w:pPr>
+        <w:tabs>
+          <w:tab w:val="left" w:pos="1855"/>
+        </w:tabs>
+      </w:pPr>
+      <w:r>
+        <w:tab/>
       </w:r>
     </w:p>
     <w:tbl>
@@ -5117,6 +6432,7 @@
                 <w:b/>
                 <w:bCs/>
               </w:rPr>
+              <w:lastRenderedPageBreak/>
               <w:t>ID</w:t>
             </w:r>
           </w:p>
@@ -5215,6 +6531,9 @@
         </w:tc>
       </w:tr>
       <w:tr>
+        <w:trPr>
+          <w:tblHeader/>
+        </w:trPr>
         <w:tc>
           <w:tcPr>
             <w:tcW w:w="846" w:type="dxa"/>
@@ -5282,6 +6601,9 @@
         </w:tc>
       </w:tr>
       <w:tr>
+        <w:trPr>
+          <w:tblHeader/>
+        </w:trPr>
         <w:tc>
           <w:tcPr>
             <w:tcW w:w="846" w:type="dxa"/>
@@ -5349,6 +6671,9 @@
         </w:tc>
       </w:tr>
       <w:tr>
+        <w:trPr>
+          <w:tblHeader/>
+        </w:trPr>
         <w:tc>
           <w:tcPr>
             <w:tcW w:w="846" w:type="dxa"/>
@@ -5416,6 +6741,9 @@
         </w:tc>
       </w:tr>
       <w:tr>
+        <w:trPr>
+          <w:tblHeader/>
+        </w:trPr>
         <w:tc>
           <w:tcPr>
             <w:tcW w:w="846" w:type="dxa"/>
@@ -5485,54 +6813,69 @@
     </w:tbl>
     <w:p>
       <w:pPr>
+        <w:spacing w:line="312" w:lineRule="auto"/>
+      </w:pPr>
+      <w:bookmarkStart w:id="40" w:name="architecture-alternatives"/>
+      <w:bookmarkEnd w:id="25"/>
+      <w:bookmarkEnd w:id="37"/>
+    </w:p>
+    <w:p>
+      <w:pPr>
         <w:pStyle w:val="Heading1"/>
+        <w:spacing w:before="0" w:line="312" w:lineRule="auto"/>
+      </w:pPr>
+      <w:bookmarkStart w:id="41" w:name="_Toc241748499"/>
+      <w:r>
+        <w:t>Architecture Alternatives</w:t>
+      </w:r>
+      <w:bookmarkEnd w:id="41"/>
+    </w:p>
+    <w:p>
+      <w:pPr>
+        <w:pStyle w:val="Heading2"/>
+        <w:spacing w:before="0" w:after="0" w:line="312" w:lineRule="auto"/>
+      </w:pPr>
+      <w:bookmarkStart w:id="42" w:name="alt-a-split-remotediag"/>
+      <w:bookmarkStart w:id="43" w:name="_Toc241748500"/>
+      <w:r>
+        <w:t>Alt-A: Split RemoteDiag</w:t>
+      </w:r>
+      <w:bookmarkEnd w:id="43"/>
+    </w:p>
+    <w:p>
+      <w:pPr>
+        <w:spacing w:before="0" w:after="0" w:line="312" w:lineRule="auto"/>
+      </w:pPr>
+      <w:r>
+        <w:t>Split RemoteDiag responsibilities into 2 apps:</w:t>
+      </w:r>
+    </w:p>
+    <w:p>
+      <w:pPr>
+        <w:pStyle w:val="ListParagraph"/>
         <w:numPr>
           <w:ilvl w:val="0"/>
-          <w:numId w:val="0"/>
+          <w:numId w:val="36"/>
         </w:numPr>
-        <w:spacing w:before="0" w:line="312" w:lineRule="auto"/>
-        <w:ind w:left="360"/>
-      </w:pPr>
-      <w:bookmarkStart w:id="32" w:name="architecture-alternatives"/>
-      <w:bookmarkStart w:id="33" w:name="_Toc241713035"/>
-      <w:bookmarkEnd w:id="19"/>
-      <w:bookmarkEnd w:id="30"/>
-    </w:p>
-    <w:p>
-      <w:pPr>
-        <w:pStyle w:val="Heading1"/>
-        <w:spacing w:before="0" w:line="312" w:lineRule="auto"/>
-      </w:pPr>
-      <w:r>
-        <w:t>Architecture Alternatives</w:t>
-      </w:r>
-      <w:bookmarkEnd w:id="33"/>
-    </w:p>
-    <w:p>
-      <w:pPr>
-        <w:pStyle w:val="Heading2"/>
         <w:spacing w:before="0" w:after="0" w:line="312" w:lineRule="auto"/>
       </w:pPr>
-      <w:bookmarkStart w:id="34" w:name="alt-a-split-remotediag"/>
-      <w:bookmarkStart w:id="35" w:name="_Toc241713036"/>
-      <w:r>
-        <w:t>Alt-A: Split RemoteDiag</w:t>
-      </w:r>
-      <w:bookmarkEnd w:id="35"/>
-    </w:p>
-    <w:p>
-      <w:pPr>
-        <w:spacing w:before="0" w:after="0" w:line="312" w:lineRule="auto"/>
-      </w:pPr>
-      <w:r>
-        <w:t>Split RemoteDiag responsibilities into 2 apps:</w:t>
-      </w:r>
-    </w:p>
-    <w:p>
-      <w:pPr>
+      <w:r>
+        <w:rPr>
+          <w:b/>
+          <w:bCs/>
+        </w:rPr>
+        <w:t>RemoteDiag (EP):</w:t>
+      </w:r>
+      <w:r>
+        <w:t xml:space="preserve"> handles diag messages from OEM server.</w:t>
+      </w:r>
+    </w:p>
+    <w:p>
+      <w:pPr>
+        <w:pStyle w:val="ListParagraph"/>
         <w:numPr>
           <w:ilvl w:val="0"/>
-          <w:numId w:val="30"/>
+          <w:numId w:val="36"/>
         </w:numPr>
         <w:spacing w:before="0" w:after="0" w:line="312" w:lineRule="auto"/>
       </w:pPr>
@@ -5541,18 +6884,18 @@
           <w:b/>
           <w:bCs/>
         </w:rPr>
-        <w:lastRenderedPageBreak/>
-        <w:t>RemoteDiag (EP):</w:t>
-      </w:r>
-      <w:r>
-        <w:t xml:space="preserve"> handles diag messages from OEM server.</w:t>
-      </w:r>
-    </w:p>
-    <w:p>
-      <w:pPr>
+        <w:t>RemoteOTA (IP):</w:t>
+      </w:r>
+      <w:r>
+        <w:t xml:space="preserve"> handles OTA diag message flows from MM ECU.</w:t>
+      </w:r>
+    </w:p>
+    <w:p>
+      <w:pPr>
+        <w:pStyle w:val="ListParagraph"/>
         <w:numPr>
           <w:ilvl w:val="0"/>
-          <w:numId w:val="30"/>
+          <w:numId w:val="36"/>
         </w:numPr>
         <w:spacing w:before="0" w:after="0" w:line="312" w:lineRule="auto"/>
       </w:pPr>
@@ -5561,25 +6904,6 @@
           <w:b/>
           <w:bCs/>
         </w:rPr>
-        <w:t>RemoteOTA (IP):</w:t>
-      </w:r>
-      <w:r>
-        <w:t xml:space="preserve"> handles OTA diag message flows from MM ECU.</w:t>
-      </w:r>
-    </w:p>
-    <w:p>
-      <w:pPr>
-        <w:numPr>
-          <w:ilvl w:val="0"/>
-          <w:numId w:val="30"/>
-        </w:numPr>
-        <w:spacing w:before="0" w:after="0" w:line="312" w:lineRule="auto"/>
-      </w:pPr>
-      <w:r>
-        <w:rPr>
-          <w:b/>
-          <w:bCs/>
-        </w:rPr>
         <w:t>OnBoardClient</w:t>
       </w:r>
       <w:r>
@@ -5592,17 +6916,21 @@
         <w:spacing w:before="0" w:after="0" w:line="312" w:lineRule="auto"/>
       </w:pPr>
       <w:r>
+        <w:rPr>
+          <w:noProof/>
+        </w:rPr>
+        <w:lastRenderedPageBreak/>
         <w:drawing>
-          <wp:anchor distT="0" distB="0" distL="114300" distR="114300" simplePos="0" relativeHeight="251662336" behindDoc="0" locked="0" layoutInCell="1" allowOverlap="1" wp14:anchorId="00232D46" wp14:editId="48677ED1">
+          <wp:anchor distT="0" distB="0" distL="114300" distR="114300" simplePos="0" relativeHeight="251662336" behindDoc="0" locked="0" layoutInCell="1" allowOverlap="1" wp14:anchorId="00232D46" wp14:editId="19B957B2">
             <wp:simplePos x="0" y="0"/>
             <wp:positionH relativeFrom="column">
-              <wp:posOffset>5046345</wp:posOffset>
+              <wp:posOffset>5229343</wp:posOffset>
             </wp:positionH>
             <wp:positionV relativeFrom="paragraph">
-              <wp:posOffset>981906</wp:posOffset>
+              <wp:posOffset>981106</wp:posOffset>
             </wp:positionV>
-            <wp:extent cx="1790065" cy="1391285"/>
-            <wp:effectExtent l="0" t="0" r="635" b="0"/>
+            <wp:extent cx="1609556" cy="1250989"/>
+            <wp:effectExtent l="0" t="0" r="0" b="6350"/>
             <wp:wrapNone/>
             <wp:docPr id="7" name="Picture 6"/>
             <wp:cNvGraphicFramePr>
@@ -5632,7 +6960,7 @@
                   <pic:spPr>
                     <a:xfrm>
                       <a:off x="0" y="0"/>
-                      <a:ext cx="1790065" cy="1391285"/>
+                      <a:ext cx="1620011" cy="1259115"/>
                     </a:xfrm>
                     <a:prstGeom prst="rect">
                       <a:avLst/>
@@ -5641,14 +6969,23 @@
                 </pic:pic>
               </a:graphicData>
             </a:graphic>
+            <wp14:sizeRelH relativeFrom="margin">
+              <wp14:pctWidth>0</wp14:pctWidth>
+            </wp14:sizeRelH>
+            <wp14:sizeRelV relativeFrom="margin">
+              <wp14:pctHeight>0</wp14:pctHeight>
+            </wp14:sizeRelV>
           </wp:anchor>
         </w:drawing>
       </w:r>
       <w:r>
+        <w:rPr>
+          <w:noProof/>
+        </w:rPr>
         <w:drawing>
-          <wp:inline distT="0" distB="0" distL="0" distR="0" wp14:anchorId="1D7F2455" wp14:editId="08AAE045">
-            <wp:extent cx="5046785" cy="2368646"/>
-            <wp:effectExtent l="0" t="0" r="1905" b="0"/>
+          <wp:inline distT="0" distB="0" distL="0" distR="0" wp14:anchorId="1D7F2455" wp14:editId="4AFF2A34">
+            <wp:extent cx="5223299" cy="2451490"/>
+            <wp:effectExtent l="0" t="0" r="0" b="6350"/>
             <wp:docPr id="3" name="Picture 2"/>
             <wp:cNvGraphicFramePr>
               <a:graphicFrameLocks xmlns:a="http://schemas.openxmlformats.org/drawingml/2006/main" noChangeAspect="1"/>
@@ -5671,7 +7008,7 @@
                   <pic:spPr>
                     <a:xfrm>
                       <a:off x="0" y="0"/>
-                      <a:ext cx="5059768" cy="2374739"/>
+                      <a:ext cx="5247360" cy="2462783"/>
                     </a:xfrm>
                     <a:prstGeom prst="rect">
                       <a:avLst/>
@@ -5687,12 +7024,14 @@
     <w:p>
       <w:pPr>
         <w:pStyle w:val="Caption"/>
+        <w:spacing w:line="312" w:lineRule="auto"/>
+        <w:jc w:val="center"/>
         <w:rPr>
           <w:i/>
           <w:iCs/>
         </w:rPr>
       </w:pPr>
-      <w:bookmarkStart w:id="36" w:name="_Toc241715430"/>
+      <w:bookmarkStart w:id="44" w:name="_Toc241748517"/>
       <w:r>
         <w:rPr>
           <w:i/>
@@ -5741,35 +7080,29 @@
           <w:i/>
           <w:iCs/>
         </w:rPr>
-        <w:t xml:space="preserve">: </w:t>
-      </w:r>
-      <w:r>
-        <w:rPr>
-          <w:i/>
-          <w:iCs/>
-        </w:rPr>
-        <w:t>Alt-A — Split RemoteDiag</w:t>
-      </w:r>
-      <w:bookmarkEnd w:id="36"/>
+        <w:t>: Alt-A — Split RemoteDiag</w:t>
+      </w:r>
+      <w:bookmarkEnd w:id="44"/>
     </w:p>
     <w:p>
       <w:pPr>
         <w:pStyle w:val="Heading2"/>
         <w:spacing w:before="0" w:after="0" w:line="312" w:lineRule="auto"/>
       </w:pPr>
-      <w:bookmarkStart w:id="37" w:name="alt-b-move-remotediag"/>
-      <w:bookmarkStart w:id="38" w:name="_Toc241713037"/>
-      <w:bookmarkEnd w:id="34"/>
+      <w:bookmarkStart w:id="45" w:name="alt-b-move-remotediag"/>
+      <w:bookmarkStart w:id="46" w:name="_Toc241748501"/>
+      <w:bookmarkEnd w:id="42"/>
       <w:r>
         <w:t>Alt-B: Move RemoteDiag</w:t>
       </w:r>
-      <w:bookmarkEnd w:id="38"/>
-    </w:p>
-    <w:p>
-      <w:pPr>
+      <w:bookmarkEnd w:id="46"/>
+    </w:p>
+    <w:p>
+      <w:pPr>
+        <w:pStyle w:val="ListParagraph"/>
         <w:numPr>
           <w:ilvl w:val="0"/>
-          <w:numId w:val="31"/>
+          <w:numId w:val="36"/>
         </w:numPr>
         <w:spacing w:before="0" w:after="0" w:line="312" w:lineRule="auto"/>
       </w:pPr>
@@ -5779,9 +7112,10 @@
     </w:p>
     <w:p>
       <w:pPr>
+        <w:pStyle w:val="ListParagraph"/>
         <w:numPr>
           <w:ilvl w:val="0"/>
-          <w:numId w:val="31"/>
+          <w:numId w:val="36"/>
         </w:numPr>
         <w:spacing w:before="0" w:after="0" w:line="312" w:lineRule="auto"/>
       </w:pPr>
@@ -5791,34 +7125,125 @@
     </w:p>
     <w:p>
       <w:pPr>
+        <w:pStyle w:val="ListParagraph"/>
+        <w:numPr>
+          <w:ilvl w:val="0"/>
+          <w:numId w:val="36"/>
+        </w:numPr>
         <w:spacing w:before="0" w:after="0" w:line="312" w:lineRule="auto"/>
       </w:pPr>
       <w:r>
-        <w:t>Trade-off — Maintainability: All EP modules require cross-container IPC support, increasing implementation effort and code-change scope.</w:t>
-      </w:r>
-    </w:p>
-    <w:p>
-      <w:pPr>
+        <w:rPr>
+          <w:b/>
+        </w:rPr>
+        <w:t>Trade-off</w:t>
+      </w:r>
+      <w:r>
+        <w:rPr>
+          <w:b/>
+        </w:rPr>
+        <w:t>:</w:t>
+      </w:r>
+      <w:r>
+        <w:t xml:space="preserve"> </w:t>
+      </w:r>
+    </w:p>
+    <w:p>
+      <w:pPr>
+        <w:pStyle w:val="ListParagraph"/>
+        <w:numPr>
+          <w:ilvl w:val="1"/>
+          <w:numId w:val="36"/>
+        </w:numPr>
         <w:spacing w:before="0" w:after="0" w:line="312" w:lineRule="auto"/>
       </w:pPr>
       <w:r>
+        <w:t>Maintainability: All EP modules require cross-container IPC support, increasing implementation effort and code-change scope.</w:t>
+      </w:r>
+    </w:p>
+    <w:p>
+      <w:pPr>
+        <w:keepNext/>
+        <w:spacing w:before="0" w:after="0" w:line="312" w:lineRule="auto"/>
+      </w:pPr>
+      <w:r>
         <w:rPr>
           <w:noProof/>
         </w:rPr>
-        <w:lastRenderedPageBreak/>
         <w:drawing>
-          <wp:inline distT="0" distB="0" distL="0" distR="0" wp14:anchorId="569EF297" wp14:editId="2ACD661F">
-            <wp:extent cx="5943600" cy="7436411"/>
-            <wp:effectExtent l="0" t="0" r="0" b="0"/>
-            <wp:docPr id="85" name="Picture" descr="Figure 5: Alt-B — Move RemoteDiag"/>
-            <wp:cNvGraphicFramePr/>
+          <wp:anchor distT="0" distB="0" distL="114300" distR="114300" simplePos="0" relativeHeight="251664384" behindDoc="0" locked="0" layoutInCell="1" allowOverlap="1" wp14:anchorId="702B685D" wp14:editId="75459806">
+            <wp:simplePos x="0" y="0"/>
+            <wp:positionH relativeFrom="column">
+              <wp:posOffset>4958715</wp:posOffset>
+            </wp:positionH>
+            <wp:positionV relativeFrom="paragraph">
+              <wp:posOffset>1705084</wp:posOffset>
+            </wp:positionV>
+            <wp:extent cx="1609556" cy="1250989"/>
+            <wp:effectExtent l="0" t="0" r="0" b="6350"/>
+            <wp:wrapNone/>
+            <wp:docPr id="2" name="Picture 6"/>
+            <wp:cNvGraphicFramePr>
+              <a:graphicFrameLocks xmlns:a="http://schemas.openxmlformats.org/drawingml/2006/main" noChangeAspect="1"/>
+            </wp:cNvGraphicFramePr>
             <a:graphic xmlns:a="http://schemas.openxmlformats.org/drawingml/2006/main">
               <a:graphicData uri="http://schemas.openxmlformats.org/drawingml/2006/picture">
                 <pic:pic xmlns:pic="http://schemas.openxmlformats.org/drawingml/2006/picture">
                   <pic:nvPicPr>
-                    <pic:cNvPr id="86" name="Picture" descr="tmp_docx_media/fig05_alt_b.png"/>
+                    <pic:cNvPr id="7" name="Picture 6"/>
                     <pic:cNvPicPr>
-                      <a:picLocks noChangeAspect="1" noChangeArrowheads="1"/>
+                      <a:picLocks noChangeAspect="1"/>
+                    </pic:cNvPicPr>
+                  </pic:nvPicPr>
+                  <pic:blipFill>
+                    <a:blip r:embed="rId17" cstate="print">
+                      <a:extLst>
+                        <a:ext uri="{28A0092B-C50C-407E-A947-70E740481C1C}">
+                          <a14:useLocalDpi xmlns:a14="http://schemas.microsoft.com/office/drawing/2010/main" val="0"/>
+                        </a:ext>
+                      </a:extLst>
+                    </a:blip>
+                    <a:stretch>
+                      <a:fillRect/>
+                    </a:stretch>
+                  </pic:blipFill>
+                  <pic:spPr>
+                    <a:xfrm>
+                      <a:off x="0" y="0"/>
+                      <a:ext cx="1609556" cy="1250989"/>
+                    </a:xfrm>
+                    <a:prstGeom prst="rect">
+                      <a:avLst/>
+                    </a:prstGeom>
+                  </pic:spPr>
+                </pic:pic>
+              </a:graphicData>
+            </a:graphic>
+            <wp14:sizeRelH relativeFrom="margin">
+              <wp14:pctWidth>0</wp14:pctWidth>
+            </wp14:sizeRelH>
+            <wp14:sizeRelV relativeFrom="margin">
+              <wp14:pctHeight>0</wp14:pctHeight>
+            </wp14:sizeRelV>
+          </wp:anchor>
+        </w:drawing>
+      </w:r>
+      <w:r>
+        <w:drawing>
+          <wp:inline distT="0" distB="0" distL="0" distR="0" wp14:anchorId="5DF3B767" wp14:editId="635B4264">
+            <wp:extent cx="5013692" cy="3001252"/>
+            <wp:effectExtent l="0" t="0" r="0" b="8890"/>
+            <wp:docPr id="1" name="Picture 3"/>
+            <wp:cNvGraphicFramePr>
+              <a:graphicFrameLocks xmlns:a="http://schemas.openxmlformats.org/drawingml/2006/main" noChangeAspect="1"/>
+            </wp:cNvGraphicFramePr>
+            <a:graphic xmlns:a="http://schemas.openxmlformats.org/drawingml/2006/main">
+              <a:graphicData uri="http://schemas.openxmlformats.org/drawingml/2006/picture">
+                <pic:pic xmlns:pic="http://schemas.openxmlformats.org/drawingml/2006/picture">
+                  <pic:nvPicPr>
+                    <pic:cNvPr id="4" name="Picture 3"/>
+                    <pic:cNvPicPr>
+                      <a:picLocks noChangeAspect="1"/>
                     </pic:cNvPicPr>
                   </pic:nvPicPr>
                   <pic:blipFill>
@@ -5827,20 +7252,14 @@
                       <a:fillRect/>
                     </a:stretch>
                   </pic:blipFill>
-                  <pic:spPr bwMode="auto">
+                  <pic:spPr>
                     <a:xfrm>
                       <a:off x="0" y="0"/>
-                      <a:ext cx="5943600" cy="7436411"/>
+                      <a:ext cx="5022675" cy="3006629"/>
                     </a:xfrm>
                     <a:prstGeom prst="rect">
                       <a:avLst/>
                     </a:prstGeom>
-                    <a:noFill/>
-                    <a:ln w="9525">
-                      <a:noFill/>
-                      <a:headEnd/>
-                      <a:tailEnd/>
-                    </a:ln>
                   </pic:spPr>
                 </pic:pic>
               </a:graphicData>
@@ -5851,30 +7270,79 @@
     </w:p>
     <w:p>
       <w:pPr>
-        <w:spacing w:before="0" w:after="0" w:line="312" w:lineRule="auto"/>
-      </w:pPr>
-      <w:r>
-        <w:t>Figure 5: Alt-B — Move RemoteDiag</w:t>
-      </w:r>
+        <w:pStyle w:val="Caption"/>
+        <w:spacing w:line="312" w:lineRule="auto"/>
+        <w:jc w:val="center"/>
+        <w:rPr>
+          <w:i/>
+        </w:rPr>
+      </w:pPr>
+      <w:bookmarkStart w:id="47" w:name="_Toc241748518"/>
+      <w:r>
+        <w:rPr>
+          <w:i/>
+        </w:rPr>
+        <w:t xml:space="preserve">Figure </w:t>
+      </w:r>
+      <w:r>
+        <w:rPr>
+          <w:i/>
+        </w:rPr>
+        <w:fldChar w:fldCharType="begin"/>
+      </w:r>
+      <w:r>
+        <w:rPr>
+          <w:i/>
+        </w:rPr>
+        <w:instrText xml:space="preserve"> SEQ Figure \* ARABIC </w:instrText>
+      </w:r>
+      <w:r>
+        <w:rPr>
+          <w:i/>
+        </w:rPr>
+        <w:fldChar w:fldCharType="separate"/>
+      </w:r>
+      <w:r>
+        <w:rPr>
+          <w:i/>
+          <w:noProof/>
+        </w:rPr>
+        <w:t>5</w:t>
+      </w:r>
+      <w:r>
+        <w:rPr>
+          <w:i/>
+        </w:rPr>
+        <w:fldChar w:fldCharType="end"/>
+      </w:r>
+      <w:r>
+        <w:rPr>
+          <w:i/>
+        </w:rPr>
+        <w:t>: Alt-B — Move RemoteDiag</w:t>
+      </w:r>
+      <w:bookmarkEnd w:id="47"/>
     </w:p>
     <w:p>
       <w:pPr>
         <w:pStyle w:val="Heading2"/>
         <w:spacing w:before="0" w:after="0" w:line="312" w:lineRule="auto"/>
       </w:pPr>
-      <w:bookmarkStart w:id="39" w:name="alt-c-move-remotediag-proxy"/>
-      <w:bookmarkStart w:id="40" w:name="_Toc241713038"/>
-      <w:bookmarkEnd w:id="37"/>
-      <w:r>
+      <w:bookmarkStart w:id="48" w:name="alt-c-move-remotediag-proxy"/>
+      <w:bookmarkStart w:id="49" w:name="_Toc241748502"/>
+      <w:bookmarkEnd w:id="45"/>
+      <w:r>
+        <w:lastRenderedPageBreak/>
         <w:t>Alt-C: Move RemoteDiag + Proxy</w:t>
       </w:r>
-      <w:bookmarkEnd w:id="40"/>
-    </w:p>
-    <w:p>
-      <w:pPr>
+      <w:bookmarkEnd w:id="49"/>
+    </w:p>
+    <w:p>
+      <w:pPr>
+        <w:pStyle w:val="ListParagraph"/>
         <w:numPr>
           <w:ilvl w:val="0"/>
-          <w:numId w:val="32"/>
+          <w:numId w:val="36"/>
         </w:numPr>
         <w:spacing w:before="0" w:after="0" w:line="312" w:lineRule="auto"/>
       </w:pPr>
@@ -5884,14 +7352,14 @@
     </w:p>
     <w:p>
       <w:pPr>
+        <w:pStyle w:val="ListParagraph"/>
         <w:numPr>
           <w:ilvl w:val="0"/>
-          <w:numId w:val="32"/>
+          <w:numId w:val="36"/>
         </w:numPr>
         <w:spacing w:before="0" w:after="0" w:line="312" w:lineRule="auto"/>
       </w:pPr>
       <w:r>
-        <w:lastRenderedPageBreak/>
         <w:t xml:space="preserve">Add a new </w:t>
       </w:r>
       <w:r>
@@ -5907,9 +7375,10 @@
     </w:p>
     <w:p>
       <w:pPr>
+        <w:pStyle w:val="ListParagraph"/>
         <w:numPr>
           <w:ilvl w:val="1"/>
-          <w:numId w:val="33"/>
+          <w:numId w:val="36"/>
         </w:numPr>
         <w:spacing w:before="0" w:after="0" w:line="312" w:lineRule="auto"/>
       </w:pPr>
@@ -5919,9 +7388,10 @@
     </w:p>
     <w:p>
       <w:pPr>
+        <w:pStyle w:val="ListParagraph"/>
         <w:numPr>
           <w:ilvl w:val="1"/>
-          <w:numId w:val="33"/>
+          <w:numId w:val="36"/>
         </w:numPr>
         <w:spacing w:before="0" w:after="0" w:line="312" w:lineRule="auto"/>
       </w:pPr>
@@ -5931,26 +7401,25 @@
     </w:p>
     <w:p>
       <w:pPr>
+        <w:keepNext/>
         <w:spacing w:before="0" w:after="0" w:line="312" w:lineRule="auto"/>
       </w:pPr>
       <w:r>
-        <w:rPr>
-          <w:noProof/>
-        </w:rPr>
-        <w:lastRenderedPageBreak/>
         <w:drawing>
-          <wp:inline distT="0" distB="0" distL="0" distR="0" wp14:anchorId="24D36FE1" wp14:editId="5E77E28D">
-            <wp:extent cx="5943600" cy="10471625"/>
-            <wp:effectExtent l="0" t="0" r="0" b="0"/>
-            <wp:docPr id="89" name="Picture" descr="Figure 6: Alt-C — Move RemoteDiag + Proxy"/>
-            <wp:cNvGraphicFramePr/>
+          <wp:inline distT="0" distB="0" distL="0" distR="0" wp14:anchorId="7EA646D8" wp14:editId="3BCD802D">
+            <wp:extent cx="5943600" cy="2642235"/>
+            <wp:effectExtent l="0" t="0" r="0" b="5715"/>
+            <wp:docPr id="5" name="Picture 3"/>
+            <wp:cNvGraphicFramePr>
+              <a:graphicFrameLocks xmlns:a="http://schemas.openxmlformats.org/drawingml/2006/main" noChangeAspect="1"/>
+            </wp:cNvGraphicFramePr>
             <a:graphic xmlns:a="http://schemas.openxmlformats.org/drawingml/2006/main">
               <a:graphicData uri="http://schemas.openxmlformats.org/drawingml/2006/picture">
                 <pic:pic xmlns:pic="http://schemas.openxmlformats.org/drawingml/2006/picture">
                   <pic:nvPicPr>
-                    <pic:cNvPr id="90" name="Picture" descr="tmp_docx_media/fig06_alt_c.png"/>
+                    <pic:cNvPr id="4" name="Picture 3"/>
                     <pic:cNvPicPr>
-                      <a:picLocks noChangeAspect="1" noChangeArrowheads="1"/>
+                      <a:picLocks noChangeAspect="1"/>
                     </pic:cNvPicPr>
                   </pic:nvPicPr>
                   <pic:blipFill>
@@ -5959,20 +7428,14 @@
                       <a:fillRect/>
                     </a:stretch>
                   </pic:blipFill>
-                  <pic:spPr bwMode="auto">
+                  <pic:spPr>
                     <a:xfrm>
                       <a:off x="0" y="0"/>
-                      <a:ext cx="5943600" cy="10471625"/>
+                      <a:ext cx="5943600" cy="2642235"/>
                     </a:xfrm>
                     <a:prstGeom prst="rect">
                       <a:avLst/>
                     </a:prstGeom>
-                    <a:noFill/>
-                    <a:ln w="9525">
-                      <a:noFill/>
-                      <a:headEnd/>
-                      <a:tailEnd/>
-                    </a:ln>
                   </pic:spPr>
                 </pic:pic>
               </a:graphicData>
@@ -5983,25 +7446,71 @@
     </w:p>
     <w:p>
       <w:pPr>
-        <w:spacing w:before="0" w:after="0" w:line="312" w:lineRule="auto"/>
-      </w:pPr>
-      <w:r>
-        <w:lastRenderedPageBreak/>
-        <w:t>Figure 6: Alt-C — Move RemoteDiag + Proxy</w:t>
-      </w:r>
+        <w:pStyle w:val="Caption"/>
+        <w:spacing w:line="312" w:lineRule="auto"/>
+        <w:jc w:val="center"/>
+        <w:rPr>
+          <w:i/>
+        </w:rPr>
+      </w:pPr>
+      <w:bookmarkStart w:id="50" w:name="_Toc241748519"/>
+      <w:r>
+        <w:rPr>
+          <w:i/>
+        </w:rPr>
+        <w:t xml:space="preserve">Figure </w:t>
+      </w:r>
+      <w:r>
+        <w:rPr>
+          <w:i/>
+        </w:rPr>
+        <w:fldChar w:fldCharType="begin"/>
+      </w:r>
+      <w:r>
+        <w:rPr>
+          <w:i/>
+        </w:rPr>
+        <w:instrText xml:space="preserve"> SEQ Figure \* ARABIC </w:instrText>
+      </w:r>
+      <w:r>
+        <w:rPr>
+          <w:i/>
+        </w:rPr>
+        <w:fldChar w:fldCharType="separate"/>
+      </w:r>
+      <w:r>
+        <w:rPr>
+          <w:i/>
+          <w:noProof/>
+        </w:rPr>
+        <w:t>6</w:t>
+      </w:r>
+      <w:r>
+        <w:rPr>
+          <w:i/>
+        </w:rPr>
+        <w:fldChar w:fldCharType="end"/>
+      </w:r>
+      <w:r>
+        <w:rPr>
+          <w:i/>
+        </w:rPr>
+        <w:t>: Alt-C - Move RemoteDiag + Proxy</w:t>
+      </w:r>
+      <w:bookmarkEnd w:id="50"/>
     </w:p>
     <w:p>
       <w:pPr>
         <w:pStyle w:val="Heading2"/>
         <w:spacing w:before="0" w:after="0" w:line="312" w:lineRule="auto"/>
       </w:pPr>
-      <w:bookmarkStart w:id="41" w:name="comparison-and-decision"/>
-      <w:bookmarkStart w:id="42" w:name="_Toc241713039"/>
-      <w:bookmarkEnd w:id="39"/>
+      <w:bookmarkStart w:id="51" w:name="comparison-and-decision"/>
+      <w:bookmarkStart w:id="52" w:name="_Toc241748503"/>
+      <w:bookmarkEnd w:id="48"/>
       <w:r>
         <w:t>Comparison and decision</w:t>
       </w:r>
-      <w:bookmarkEnd w:id="42"/>
+      <w:bookmarkEnd w:id="52"/>
     </w:p>
     <w:p>
       <w:pPr>
@@ -6013,24 +7522,79 @@
     </w:p>
     <w:p>
       <w:pPr>
-        <w:spacing w:before="0" w:after="0" w:line="312" w:lineRule="auto"/>
-      </w:pPr>
-      <w:r>
-        <w:t>Table 2: Comparison of architecture alternatives</w:t>
-      </w:r>
+        <w:pStyle w:val="Caption"/>
+        <w:keepNext/>
+        <w:spacing w:line="312" w:lineRule="auto"/>
+        <w:rPr>
+          <w:i/>
+        </w:rPr>
+      </w:pPr>
+      <w:bookmarkStart w:id="53" w:name="_Toc241748633"/>
+      <w:r>
+        <w:rPr>
+          <w:i/>
+        </w:rPr>
+        <w:t xml:space="preserve">Table </w:t>
+      </w:r>
+      <w:r>
+        <w:rPr>
+          <w:i/>
+        </w:rPr>
+        <w:fldChar w:fldCharType="begin"/>
+      </w:r>
+      <w:r>
+        <w:rPr>
+          <w:i/>
+        </w:rPr>
+        <w:instrText xml:space="preserve"> SEQ Table \* ARABIC </w:instrText>
+      </w:r>
+      <w:r>
+        <w:rPr>
+          <w:i/>
+        </w:rPr>
+        <w:fldChar w:fldCharType="separate"/>
+      </w:r>
+      <w:r>
+        <w:rPr>
+          <w:i/>
+          <w:noProof/>
+        </w:rPr>
+        <w:t>7</w:t>
+      </w:r>
+      <w:r>
+        <w:rPr>
+          <w:i/>
+        </w:rPr>
+        <w:fldChar w:fldCharType="end"/>
+      </w:r>
+      <w:r>
+        <w:rPr>
+          <w:i/>
+        </w:rPr>
+        <w:t>: Comparison of architecture alternatives</w:t>
+      </w:r>
+      <w:bookmarkEnd w:id="53"/>
     </w:p>
     <w:tbl>
       <w:tblPr>
-        <w:tblW w:w="5000" w:type="pct"/>
+        <w:tblW w:w="5436" w:type="pct"/>
+        <w:tblBorders>
+          <w:top w:val="single" w:sz="4" w:space="0" w:color="auto"/>
+          <w:left w:val="single" w:sz="4" w:space="0" w:color="auto"/>
+          <w:bottom w:val="single" w:sz="4" w:space="0" w:color="auto"/>
+          <w:right w:val="single" w:sz="4" w:space="0" w:color="auto"/>
+          <w:insideH w:val="single" w:sz="4" w:space="0" w:color="auto"/>
+          <w:insideV w:val="single" w:sz="4" w:space="0" w:color="auto"/>
+        </w:tblBorders>
         <w:tblLayout w:type="fixed"/>
         <w:tblLook w:val="0020" w:firstRow="1" w:lastRow="0" w:firstColumn="0" w:lastColumn="0" w:noHBand="0" w:noVBand="0"/>
         <w:tblCaption w:val="Table 2: Comparison of architecture alternatives"/>
       </w:tblPr>
       <w:tblGrid>
-        <w:gridCol w:w="2340"/>
-        <w:gridCol w:w="2340"/>
-        <w:gridCol w:w="2340"/>
-        <w:gridCol w:w="2340"/>
+        <w:gridCol w:w="1705"/>
+        <w:gridCol w:w="2790"/>
+        <w:gridCol w:w="2790"/>
+        <w:gridCol w:w="2880"/>
       </w:tblGrid>
       <w:tr>
         <w:trPr>
@@ -6038,21 +7602,23 @@
         </w:trPr>
         <w:tc>
           <w:tcPr>
-            <w:tcW w:w="2340" w:type="dxa"/>
+            <w:tcW w:w="1705" w:type="dxa"/>
           </w:tcPr>
           <w:p>
             <w:pPr>
               <w:spacing w:before="0" w:after="0" w:line="312" w:lineRule="auto"/>
+              <w:jc w:val="left"/>
             </w:pPr>
           </w:p>
         </w:tc>
         <w:tc>
           <w:tcPr>
-            <w:tcW w:w="2340" w:type="dxa"/>
+            <w:tcW w:w="2790" w:type="dxa"/>
           </w:tcPr>
           <w:p>
             <w:pPr>
               <w:spacing w:before="0" w:after="0" w:line="312" w:lineRule="auto"/>
+              <w:jc w:val="left"/>
             </w:pPr>
             <w:r>
               <w:rPr>
@@ -6065,11 +7631,12 @@
         </w:tc>
         <w:tc>
           <w:tcPr>
-            <w:tcW w:w="2340" w:type="dxa"/>
+            <w:tcW w:w="2790" w:type="dxa"/>
           </w:tcPr>
           <w:p>
             <w:pPr>
               <w:spacing w:before="0" w:after="0" w:line="312" w:lineRule="auto"/>
+              <w:jc w:val="left"/>
             </w:pPr>
             <w:r>
               <w:rPr>
@@ -6082,11 +7649,12 @@
         </w:tc>
         <w:tc>
           <w:tcPr>
-            <w:tcW w:w="2340" w:type="dxa"/>
+            <w:tcW w:w="2880" w:type="dxa"/>
           </w:tcPr>
           <w:p>
             <w:pPr>
               <w:spacing w:before="0" w:after="0" w:line="312" w:lineRule="auto"/>
+              <w:jc w:val="left"/>
             </w:pPr>
             <w:r>
               <w:rPr>
@@ -6101,11 +7669,12 @@
       <w:tr>
         <w:tc>
           <w:tcPr>
-            <w:tcW w:w="2340" w:type="dxa"/>
+            <w:tcW w:w="1705" w:type="dxa"/>
           </w:tcPr>
           <w:p>
             <w:pPr>
               <w:spacing w:before="0" w:after="0" w:line="312" w:lineRule="auto"/>
+              <w:jc w:val="left"/>
             </w:pPr>
             <w:r>
               <w:rPr>
@@ -6118,40 +7687,94 @@
         </w:tc>
         <w:tc>
           <w:tcPr>
-            <w:tcW w:w="2340" w:type="dxa"/>
+            <w:tcW w:w="2790" w:type="dxa"/>
           </w:tcPr>
           <w:p>
             <w:pPr>
               <w:spacing w:before="0" w:after="0" w:line="312" w:lineRule="auto"/>
+              <w:jc w:val="left"/>
+              <w:rPr>
+                <w:b/>
+                <w:color w:val="538135" w:themeColor="accent6" w:themeShade="BF"/>
+              </w:rPr>
             </w:pPr>
             <w:r>
-              <w:t>High — Unauthorized diagnostic commands are filtered.</w:t>
+              <w:rPr>
+                <w:b/>
+                <w:color w:val="538135" w:themeColor="accent6" w:themeShade="BF"/>
+              </w:rPr>
+              <w:t xml:space="preserve">High </w:t>
+            </w:r>
+          </w:p>
+          <w:p>
+            <w:pPr>
+              <w:spacing w:before="0" w:after="0" w:line="312" w:lineRule="auto"/>
+              <w:jc w:val="left"/>
+            </w:pPr>
+            <w:r>
+              <w:t>Unauthorized diagnostic commands are filtered.</w:t>
             </w:r>
           </w:p>
         </w:tc>
         <w:tc>
           <w:tcPr>
-            <w:tcW w:w="2340" w:type="dxa"/>
+            <w:tcW w:w="2790" w:type="dxa"/>
           </w:tcPr>
           <w:p>
             <w:pPr>
               <w:spacing w:before="0" w:after="0" w:line="312" w:lineRule="auto"/>
+              <w:jc w:val="left"/>
+              <w:rPr>
+                <w:b/>
+                <w:color w:val="538135" w:themeColor="accent6" w:themeShade="BF"/>
+              </w:rPr>
             </w:pPr>
             <w:r>
-              <w:t>High — Unauthorized diagnostic commands are filtered.</w:t>
+              <w:rPr>
+                <w:b/>
+                <w:color w:val="538135" w:themeColor="accent6" w:themeShade="BF"/>
+              </w:rPr>
+              <w:t xml:space="preserve">High </w:t>
+            </w:r>
+          </w:p>
+          <w:p>
+            <w:pPr>
+              <w:spacing w:before="0" w:after="0" w:line="312" w:lineRule="auto"/>
+              <w:jc w:val="left"/>
+            </w:pPr>
+            <w:r>
+              <w:t>Unauthorized diagnostic commands are filtered.</w:t>
             </w:r>
           </w:p>
         </w:tc>
         <w:tc>
           <w:tcPr>
-            <w:tcW w:w="2340" w:type="dxa"/>
+            <w:tcW w:w="2880" w:type="dxa"/>
           </w:tcPr>
           <w:p>
             <w:pPr>
               <w:spacing w:before="0" w:after="0" w:line="312" w:lineRule="auto"/>
+              <w:jc w:val="left"/>
+              <w:rPr>
+                <w:b/>
+                <w:color w:val="538135" w:themeColor="accent6" w:themeShade="BF"/>
+              </w:rPr>
             </w:pPr>
             <w:r>
-              <w:t>High — Unauthorized diagnostic commands are filtered.</w:t>
+              <w:rPr>
+                <w:b/>
+                <w:color w:val="538135" w:themeColor="accent6" w:themeShade="BF"/>
+              </w:rPr>
+              <w:t xml:space="preserve">High </w:t>
+            </w:r>
+          </w:p>
+          <w:p>
+            <w:pPr>
+              <w:spacing w:before="0" w:after="0" w:line="312" w:lineRule="auto"/>
+              <w:jc w:val="left"/>
+            </w:pPr>
+            <w:r>
+              <w:t>Unauthorized diagnostic commands are filtered.</w:t>
             </w:r>
           </w:p>
         </w:tc>
@@ -6159,11 +7782,12 @@
       <w:tr>
         <w:tc>
           <w:tcPr>
-            <w:tcW w:w="2340" w:type="dxa"/>
+            <w:tcW w:w="1705" w:type="dxa"/>
           </w:tcPr>
           <w:p>
             <w:pPr>
               <w:spacing w:before="0" w:after="0" w:line="312" w:lineRule="auto"/>
+              <w:jc w:val="left"/>
             </w:pPr>
             <w:r>
               <w:rPr>
@@ -6176,40 +7800,94 @@
         </w:tc>
         <w:tc>
           <w:tcPr>
-            <w:tcW w:w="2340" w:type="dxa"/>
+            <w:tcW w:w="2790" w:type="dxa"/>
           </w:tcPr>
           <w:p>
             <w:pPr>
               <w:spacing w:before="0" w:after="0" w:line="312" w:lineRule="auto"/>
+              <w:jc w:val="left"/>
+              <w:rPr>
+                <w:b/>
+                <w:color w:val="538135" w:themeColor="accent6" w:themeShade="BF"/>
+              </w:rPr>
             </w:pPr>
             <w:r>
-              <w:t>High — MM ECU diagnostic traffic remains within the EP container. (CyberSecurity team confirmed)</w:t>
+              <w:rPr>
+                <w:b/>
+                <w:color w:val="538135" w:themeColor="accent6" w:themeShade="BF"/>
+              </w:rPr>
+              <w:t xml:space="preserve">High </w:t>
+            </w:r>
+          </w:p>
+          <w:p>
+            <w:pPr>
+              <w:spacing w:before="0" w:after="0" w:line="312" w:lineRule="auto"/>
+              <w:jc w:val="left"/>
+            </w:pPr>
+            <w:r>
+              <w:t>MM ECU diagnostic traffic remains within the EP container. (CyberSecurity team confirmed)</w:t>
             </w:r>
           </w:p>
         </w:tc>
         <w:tc>
           <w:tcPr>
-            <w:tcW w:w="2340" w:type="dxa"/>
+            <w:tcW w:w="2790" w:type="dxa"/>
           </w:tcPr>
           <w:p>
             <w:pPr>
               <w:spacing w:before="0" w:after="0" w:line="312" w:lineRule="auto"/>
+              <w:jc w:val="left"/>
+              <w:rPr>
+                <w:b/>
+                <w:color w:val="538135" w:themeColor="accent6" w:themeShade="BF"/>
+              </w:rPr>
             </w:pPr>
             <w:r>
-              <w:t>High — MM ECU diagnostic traffic remains within the EP container. (CyberSecurity team confirmed)</w:t>
+              <w:rPr>
+                <w:b/>
+                <w:color w:val="538135" w:themeColor="accent6" w:themeShade="BF"/>
+              </w:rPr>
+              <w:t xml:space="preserve">High </w:t>
+            </w:r>
+          </w:p>
+          <w:p>
+            <w:pPr>
+              <w:spacing w:before="0" w:after="0" w:line="312" w:lineRule="auto"/>
+              <w:jc w:val="left"/>
+            </w:pPr>
+            <w:r>
+              <w:t>MM ECU diagnostic traffic remains within the EP container. (CyberSecurity team confirmed)</w:t>
             </w:r>
           </w:p>
         </w:tc>
         <w:tc>
           <w:tcPr>
-            <w:tcW w:w="2340" w:type="dxa"/>
+            <w:tcW w:w="2880" w:type="dxa"/>
           </w:tcPr>
           <w:p>
             <w:pPr>
               <w:spacing w:before="0" w:after="0" w:line="312" w:lineRule="auto"/>
+              <w:jc w:val="left"/>
+              <w:rPr>
+                <w:b/>
+                <w:color w:val="538135" w:themeColor="accent6" w:themeShade="BF"/>
+              </w:rPr>
             </w:pPr>
             <w:r>
-              <w:t>High — MM ECU diagnostic traffic remains within the EP container. (CyberSecurity team confirmed)</w:t>
+              <w:rPr>
+                <w:b/>
+                <w:color w:val="538135" w:themeColor="accent6" w:themeShade="BF"/>
+              </w:rPr>
+              <w:t xml:space="preserve">High </w:t>
+            </w:r>
+          </w:p>
+          <w:p>
+            <w:pPr>
+              <w:spacing w:before="0" w:after="0" w:line="312" w:lineRule="auto"/>
+              <w:jc w:val="left"/>
+            </w:pPr>
+            <w:r>
+              <w:t>MM ECU diagnostic traffic remains within the EP container. (CyberSecurity team confirmed)</w:t>
             </w:r>
           </w:p>
         </w:tc>
@@ -6217,11 +7895,12 @@
       <w:tr>
         <w:tc>
           <w:tcPr>
-            <w:tcW w:w="2340" w:type="dxa"/>
+            <w:tcW w:w="1705" w:type="dxa"/>
           </w:tcPr>
           <w:p>
             <w:pPr>
               <w:spacing w:before="0" w:after="0" w:line="312" w:lineRule="auto"/>
+              <w:jc w:val="left"/>
             </w:pPr>
             <w:r>
               <w:rPr>
@@ -6234,40 +7913,102 @@
         </w:tc>
         <w:tc>
           <w:tcPr>
-            <w:tcW w:w="2340" w:type="dxa"/>
+            <w:tcW w:w="2790" w:type="dxa"/>
           </w:tcPr>
           <w:p>
             <w:pPr>
               <w:spacing w:before="0" w:after="0" w:line="312" w:lineRule="auto"/>
+              <w:jc w:val="left"/>
+              <w:rPr>
+                <w:b/>
+                <w:color w:val="FF0000"/>
+              </w:rPr>
             </w:pPr>
             <w:r>
-              <w:t>Low — RemoteDiag and OnBoardClient’s responsibility is changed (diagnostic priority control is moved to OnBoardClient), requiring requirement updates.</w:t>
+              <w:rPr>
+                <w:b/>
+                <w:color w:val="FF0000"/>
+              </w:rPr>
+              <w:t>Low</w:t>
+            </w:r>
+          </w:p>
+          <w:p>
+            <w:pPr>
+              <w:spacing w:before="0" w:after="0" w:line="312" w:lineRule="auto"/>
+              <w:jc w:val="left"/>
+            </w:pPr>
+            <w:r>
+              <w:t xml:space="preserve">RemoteDiag and OnBoardClient’s responsibility is changed </w:t>
+            </w:r>
+            <w:r>
+              <w:lastRenderedPageBreak/>
+              <w:t>(diagnostic priority control is moved to OnBoardClient), requiring requirement updates.</w:t>
             </w:r>
           </w:p>
         </w:tc>
         <w:tc>
           <w:tcPr>
-            <w:tcW w:w="2340" w:type="dxa"/>
+            <w:tcW w:w="2790" w:type="dxa"/>
           </w:tcPr>
           <w:p>
             <w:pPr>
               <w:spacing w:before="0" w:after="0" w:line="312" w:lineRule="auto"/>
+              <w:jc w:val="left"/>
+              <w:rPr>
+                <w:b/>
+                <w:color w:val="538135" w:themeColor="accent6" w:themeShade="BF"/>
+              </w:rPr>
             </w:pPr>
             <w:r>
-              <w:t>High — Core responsibilities of existing components remain unchanged after migration.</w:t>
+              <w:rPr>
+                <w:b/>
+                <w:color w:val="538135" w:themeColor="accent6" w:themeShade="BF"/>
+              </w:rPr>
+              <w:lastRenderedPageBreak/>
+              <w:t xml:space="preserve">High </w:t>
+            </w:r>
+          </w:p>
+          <w:p>
+            <w:pPr>
+              <w:spacing w:before="0" w:after="0" w:line="312" w:lineRule="auto"/>
+              <w:jc w:val="left"/>
+            </w:pPr>
+            <w:r>
+              <w:t>C</w:t>
+            </w:r>
+            <w:r>
+              <w:t>ore responsibilities of existing components remain unchanged after migration.</w:t>
             </w:r>
           </w:p>
         </w:tc>
         <w:tc>
           <w:tcPr>
-            <w:tcW w:w="2340" w:type="dxa"/>
+            <w:tcW w:w="2880" w:type="dxa"/>
           </w:tcPr>
           <w:p>
             <w:pPr>
               <w:spacing w:before="0" w:after="0" w:line="312" w:lineRule="auto"/>
+              <w:jc w:val="left"/>
+              <w:rPr>
+                <w:b/>
+                <w:color w:val="538135" w:themeColor="accent6" w:themeShade="BF"/>
+              </w:rPr>
             </w:pPr>
             <w:r>
-              <w:t>High — Core responsibilities of existing components remain unchanged after migration.</w:t>
+              <w:rPr>
+                <w:b/>
+                <w:color w:val="538135" w:themeColor="accent6" w:themeShade="BF"/>
+              </w:rPr>
+              <w:t xml:space="preserve">High </w:t>
+            </w:r>
+          </w:p>
+          <w:p>
+            <w:pPr>
+              <w:spacing w:before="0" w:after="0" w:line="312" w:lineRule="auto"/>
+              <w:jc w:val="left"/>
+            </w:pPr>
+            <w:r>
+              <w:t>Core responsibilities of existing components remain unchanged after migration.</w:t>
             </w:r>
           </w:p>
         </w:tc>
@@ -6275,57 +8016,109 @@
       <w:tr>
         <w:tc>
           <w:tcPr>
-            <w:tcW w:w="2340" w:type="dxa"/>
+            <w:tcW w:w="1705" w:type="dxa"/>
           </w:tcPr>
           <w:p>
             <w:pPr>
               <w:spacing w:before="0" w:after="0" w:line="312" w:lineRule="auto"/>
+              <w:jc w:val="left"/>
             </w:pPr>
             <w:r>
               <w:rPr>
                 <w:b/>
                 <w:bCs/>
               </w:rPr>
+              <w:lastRenderedPageBreak/>
               <w:t>QA-04 Maintainability</w:t>
             </w:r>
           </w:p>
         </w:tc>
         <w:tc>
           <w:tcPr>
-            <w:tcW w:w="2340" w:type="dxa"/>
+            <w:tcW w:w="2790" w:type="dxa"/>
           </w:tcPr>
           <w:p>
             <w:pPr>
               <w:spacing w:before="0" w:after="0" w:line="312" w:lineRule="auto"/>
+              <w:jc w:val="left"/>
             </w:pPr>
             <w:r>
-              <w:t>Medium — 01 additional component is modified (OnBoardClient — implements UDS socket server and priority control).</w:t>
+              <w:rPr>
+                <w:b/>
+                <w:color w:val="ED7D31" w:themeColor="accent2"/>
+              </w:rPr>
+              <w:t>Medium</w:t>
+            </w:r>
+            <w:r>
+              <w:rPr>
+                <w:color w:val="ED7D31" w:themeColor="accent2"/>
+              </w:rPr>
+              <w:t xml:space="preserve"> </w:t>
+            </w:r>
+            <w:r>
+              <w:t>— 01 additional component is modified (OnBoardClient — implements UDS socket server and priority control).</w:t>
             </w:r>
           </w:p>
         </w:tc>
         <w:tc>
           <w:tcPr>
-            <w:tcW w:w="2340" w:type="dxa"/>
+            <w:tcW w:w="2790" w:type="dxa"/>
           </w:tcPr>
           <w:p>
             <w:pPr>
               <w:spacing w:before="0" w:after="0" w:line="312" w:lineRule="auto"/>
+              <w:jc w:val="left"/>
+              <w:rPr>
+                <w:b/>
+                <w:color w:val="FF0000"/>
+              </w:rPr>
             </w:pPr>
             <w:r>
-              <w:t>Low — 10 EP modules (PowerMgr, HttpMgr, …) have to implement cross-container UDS socket communication and fail-safe handling.</w:t>
+              <w:rPr>
+                <w:b/>
+                <w:color w:val="FF0000"/>
+              </w:rPr>
+              <w:t>Low</w:t>
+            </w:r>
+          </w:p>
+          <w:p>
+            <w:pPr>
+              <w:spacing w:before="0" w:after="0" w:line="312" w:lineRule="auto"/>
+              <w:jc w:val="left"/>
+            </w:pPr>
+            <w:r>
+              <w:t>10 EP modules (PowerMgr, HttpMgr, …) have to implement cross-container UDS socket communication and fail-safe handling.</w:t>
             </w:r>
           </w:p>
         </w:tc>
         <w:tc>
           <w:tcPr>
-            <w:tcW w:w="2340" w:type="dxa"/>
+            <w:tcW w:w="2880" w:type="dxa"/>
           </w:tcPr>
           <w:p>
             <w:pPr>
               <w:spacing w:before="0" w:after="0" w:line="312" w:lineRule="auto"/>
+              <w:jc w:val="left"/>
+              <w:rPr>
+                <w:b/>
+                <w:color w:val="538135" w:themeColor="accent6" w:themeShade="BF"/>
+              </w:rPr>
             </w:pPr>
             <w:r>
-              <w:t>High — No changes required in existing modules. RemoteDiagProxy preserves the current binder interface.</w:t>
+              <w:rPr>
+                <w:b/>
+                <w:color w:val="538135" w:themeColor="accent6" w:themeShade="BF"/>
+              </w:rPr>
+              <w:t xml:space="preserve">High </w:t>
+            </w:r>
+          </w:p>
+          <w:p>
+            <w:pPr>
+              <w:spacing w:before="0" w:after="0" w:line="312" w:lineRule="auto"/>
+              <w:jc w:val="left"/>
+            </w:pPr>
+            <w:r>
+              <w:t>No changes required in existing modules. RemoteDiagProxy preserves the current binder interface.</w:t>
             </w:r>
           </w:p>
         </w:tc>
@@ -6333,11 +8126,12 @@
       <w:tr>
         <w:tc>
           <w:tcPr>
-            <w:tcW w:w="2340" w:type="dxa"/>
+            <w:tcW w:w="1705" w:type="dxa"/>
           </w:tcPr>
           <w:p>
             <w:pPr>
               <w:spacing w:before="0" w:after="0" w:line="312" w:lineRule="auto"/>
+              <w:jc w:val="left"/>
             </w:pPr>
             <w:r>
               <w:rPr>
@@ -6350,11 +8144,12 @@
         </w:tc>
         <w:tc>
           <w:tcPr>
-            <w:tcW w:w="2340" w:type="dxa"/>
+            <w:tcW w:w="2790" w:type="dxa"/>
           </w:tcPr>
           <w:p>
             <w:pPr>
               <w:spacing w:before="0" w:after="0" w:line="312" w:lineRule="auto"/>
+              <w:jc w:val="left"/>
             </w:pPr>
             <w:r>
               <w:t>Rejected</w:t>
@@ -6363,11 +8158,12 @@
         </w:tc>
         <w:tc>
           <w:tcPr>
-            <w:tcW w:w="2340" w:type="dxa"/>
+            <w:tcW w:w="2790" w:type="dxa"/>
           </w:tcPr>
           <w:p>
             <w:pPr>
               <w:spacing w:before="0" w:after="0" w:line="312" w:lineRule="auto"/>
+              <w:jc w:val="left"/>
             </w:pPr>
             <w:r>
               <w:t>Rejected</w:t>
@@ -6376,16 +8172,18 @@
         </w:tc>
         <w:tc>
           <w:tcPr>
-            <w:tcW w:w="2340" w:type="dxa"/>
+            <w:tcW w:w="2880" w:type="dxa"/>
           </w:tcPr>
           <w:p>
             <w:pPr>
               <w:spacing w:before="0" w:after="0" w:line="312" w:lineRule="auto"/>
+              <w:jc w:val="left"/>
             </w:pPr>
             <w:r>
               <w:rPr>
                 <w:b/>
                 <w:bCs/>
+                <w:color w:val="538135" w:themeColor="accent6" w:themeShade="BF"/>
               </w:rPr>
               <w:t>Selected</w:t>
             </w:r>
@@ -6397,9 +8195,67 @@
       <w:pPr>
         <w:spacing w:before="0" w:after="0" w:line="312" w:lineRule="auto"/>
       </w:pPr>
-      <w:r>
-        <w:t>Rating: High = Fully satisfy · Medium = Partially satisfy · Low = Not satisfy</w:t>
-      </w:r>
+    </w:p>
+    <w:p>
+      <w:pPr>
+        <w:spacing w:before="0" w:after="0" w:line="312" w:lineRule="auto"/>
+        <w:jc w:val="left"/>
+      </w:pPr>
+      <w:r>
+        <w:t xml:space="preserve">Rating: </w:t>
+      </w:r>
+      <w:r>
+        <w:rPr>
+          <w:b/>
+          <w:color w:val="538135" w:themeColor="accent6" w:themeShade="BF"/>
+        </w:rPr>
+        <w:t xml:space="preserve">High </w:t>
+      </w:r>
+      <w:r>
+        <w:t xml:space="preserve">= Fully satisfy · </w:t>
+      </w:r>
+      <w:r>
+        <w:rPr>
+          <w:b/>
+          <w:color w:val="ED7D31" w:themeColor="accent2"/>
+        </w:rPr>
+        <w:t>Medium</w:t>
+      </w:r>
+      <w:r>
+        <w:rPr>
+          <w:color w:val="ED7D31" w:themeColor="accent2"/>
+        </w:rPr>
+        <w:t xml:space="preserve"> </w:t>
+      </w:r>
+      <w:r>
+        <w:t xml:space="preserve">= Partially satisfy · </w:t>
+      </w:r>
+      <w:r>
+        <w:rPr>
+          <w:b/>
+          <w:color w:val="FF0000"/>
+        </w:rPr>
+        <w:t>Low</w:t>
+      </w:r>
+      <w:r>
+        <w:rPr>
+          <w:b/>
+          <w:color w:val="FF0000"/>
+        </w:rPr>
+        <w:t xml:space="preserve"> </w:t>
+      </w:r>
+      <w:r>
+        <w:t>= Not satisfy</w:t>
+      </w:r>
+    </w:p>
+    <w:p>
+      <w:pPr>
+        <w:spacing w:before="0" w:after="0" w:line="312" w:lineRule="auto"/>
+        <w:rPr>
+          <w:b/>
+          <w:bCs/>
+        </w:rPr>
+      </w:pPr>
     </w:p>
     <w:p>
       <w:pPr>
@@ -6464,7 +8320,6 @@
           <w:b/>
           <w:bCs/>
         </w:rPr>
-        <w:lastRenderedPageBreak/>
         <w:t>Maintainability:</w:t>
       </w:r>
       <w:r>
@@ -6474,24 +8329,38 @@
     <w:p>
       <w:pPr>
         <w:spacing w:before="0" w:after="0" w:line="312" w:lineRule="auto"/>
-      </w:pPr>
-      <w:r>
         <w:rPr>
           <w:b/>
           <w:bCs/>
+          <w:color w:val="538135" w:themeColor="accent6" w:themeShade="BF"/>
+        </w:rPr>
+      </w:pPr>
+      <w:r>
+        <w:rPr>
+          <w:b/>
+          <w:bCs/>
+          <w:color w:val="538135" w:themeColor="accent6" w:themeShade="BF"/>
         </w:rPr>
         <w:t>Selected design: Alt-C — Move RemoteDiag + Proxy</w:t>
       </w:r>
+    </w:p>
+    <w:p>
+      <w:pPr>
+        <w:spacing w:before="0" w:after="0" w:line="312" w:lineRule="auto"/>
+        <w:rPr>
+          <w:color w:val="538135" w:themeColor="accent6" w:themeShade="BF"/>
+        </w:rPr>
+      </w:pPr>
     </w:p>
     <w:p>
       <w:pPr>
         <w:pStyle w:val="Heading1"/>
         <w:spacing w:before="0" w:line="312" w:lineRule="auto"/>
       </w:pPr>
-      <w:bookmarkStart w:id="43" w:name="implementation-and-verification"/>
-      <w:bookmarkStart w:id="44" w:name="_Toc241713040"/>
-      <w:bookmarkEnd w:id="32"/>
-      <w:bookmarkEnd w:id="41"/>
+      <w:bookmarkStart w:id="54" w:name="implementation-and-verification"/>
+      <w:bookmarkStart w:id="55" w:name="_Toc241748504"/>
+      <w:bookmarkEnd w:id="40"/>
+      <w:bookmarkEnd w:id="51"/>
       <w:r>
         <w:t>5</w:t>
       </w:r>
@@ -6499,35 +8368,37 @@
         <w:tab/>
         <w:t>Implementation and Verification</w:t>
       </w:r>
-      <w:bookmarkEnd w:id="44"/>
+      <w:bookmarkEnd w:id="55"/>
     </w:p>
     <w:p>
       <w:pPr>
         <w:pStyle w:val="Heading2"/>
         <w:spacing w:before="0" w:after="0" w:line="312" w:lineRule="auto"/>
       </w:pPr>
-      <w:bookmarkStart w:id="45" w:name="implementation"/>
-      <w:bookmarkStart w:id="46" w:name="_Toc241713041"/>
+      <w:bookmarkStart w:id="56" w:name="implementation"/>
+      <w:bookmarkStart w:id="57" w:name="_Toc241748505"/>
       <w:r>
         <w:t>Implementation</w:t>
       </w:r>
-      <w:bookmarkEnd w:id="46"/>
+      <w:bookmarkEnd w:id="57"/>
     </w:p>
     <w:p>
       <w:pPr>
         <w:pStyle w:val="Heading3"/>
         <w:spacing w:before="0" w:line="312" w:lineRule="auto"/>
-      </w:pPr>
-      <w:bookmarkStart w:id="47" w:name="Xc63badd4be6b72fbdd1a0a5a06bb7397132709b"/>
-      <w:bookmarkStart w:id="48" w:name="_Toc241713042"/>
+        <w:ind w:left="360"/>
+      </w:pPr>
+      <w:bookmarkStart w:id="58" w:name="Xc63badd4be6b72fbdd1a0a5a06bb7397132709b"/>
+      <w:bookmarkStart w:id="59" w:name="_Toc241748506"/>
       <w:r>
         <w:t>Forward API call from proxy to remotediag</w:t>
       </w:r>
-      <w:bookmarkEnd w:id="48"/>
+      <w:bookmarkEnd w:id="59"/>
     </w:p>
     <w:p>
       <w:pPr>
         <w:spacing w:before="0" w:after="0" w:line="312" w:lineRule="auto"/>
+        <w:ind w:firstLine="360"/>
       </w:pPr>
       <w:r>
         <w:t>Callback transmission from the EP-side proxy to RemoteDiag in the IP container:</w:t>
@@ -6535,12 +8406,14 @@
     </w:p>
     <w:p>
       <w:pPr>
+        <w:keepNext/>
         <w:spacing w:before="0" w:after="0" w:line="312" w:lineRule="auto"/>
       </w:pPr>
       <w:r>
         <w:rPr>
           <w:noProof/>
         </w:rPr>
+        <w:lastRenderedPageBreak/>
         <w:drawing>
           <wp:inline distT="0" distB="0" distL="0" distR="0" wp14:anchorId="383B36EE" wp14:editId="52B71E07">
             <wp:extent cx="5943600" cy="2707372"/>
@@ -6586,15 +8459,62 @@
     </w:p>
     <w:p>
       <w:pPr>
+        <w:pStyle w:val="Caption"/>
+        <w:spacing w:line="312" w:lineRule="auto"/>
+        <w:rPr>
+          <w:i/>
+        </w:rPr>
+      </w:pPr>
+      <w:bookmarkStart w:id="60" w:name="_Toc241748520"/>
+      <w:r>
+        <w:rPr>
+          <w:i/>
+        </w:rPr>
+        <w:t xml:space="preserve">Figure </w:t>
+      </w:r>
+      <w:r>
+        <w:rPr>
+          <w:i/>
+        </w:rPr>
+        <w:fldChar w:fldCharType="begin"/>
+      </w:r>
+      <w:r>
+        <w:rPr>
+          <w:i/>
+        </w:rPr>
+        <w:instrText xml:space="preserve"> SEQ Figure \* ARABIC </w:instrText>
+      </w:r>
+      <w:r>
+        <w:rPr>
+          <w:i/>
+        </w:rPr>
+        <w:fldChar w:fldCharType="separate"/>
+      </w:r>
+      <w:r>
+        <w:rPr>
+          <w:i/>
+          <w:noProof/>
+        </w:rPr>
+        <w:t>7</w:t>
+      </w:r>
+      <w:r>
+        <w:rPr>
+          <w:i/>
+        </w:rPr>
+        <w:fldChar w:fldCharType="end"/>
+      </w:r>
+      <w:r>
+        <w:rPr>
+          <w:i/>
+        </w:rPr>
+        <w:t>: IPC callback transmission (proxy to remotediag)</w:t>
+      </w:r>
+      <w:bookmarkEnd w:id="60"/>
+    </w:p>
+    <w:p>
+      <w:pPr>
         <w:spacing w:before="0" w:after="0" w:line="312" w:lineRule="auto"/>
-      </w:pPr>
-      <w:r>
-        <w:t>Figure 7: IPC callback transmission (proxy to remotediag)</w:t>
-      </w:r>
-    </w:p>
-    <w:p>
-      <w:pPr>
-        <w:spacing w:before="0" w:after="0" w:line="312" w:lineRule="auto"/>
+        <w:ind w:firstLine="720"/>
       </w:pPr>
       <w:r>
         <w:t>API request-response from RemoteDiag back to the proxy:</w:t>
@@ -6602,6 +8522,7 @@
     </w:p>
     <w:p>
       <w:pPr>
+        <w:keepNext/>
         <w:spacing w:before="0" w:after="0" w:line="312" w:lineRule="auto"/>
       </w:pPr>
       <w:r>
@@ -6653,50 +8574,90 @@
     </w:p>
     <w:p>
       <w:pPr>
-        <w:spacing w:before="0" w:after="0" w:line="312" w:lineRule="auto"/>
-      </w:pPr>
-      <w:r>
-        <w:t>Figure 8: IPC API request-response (remotediag to proxy)</w:t>
-      </w:r>
-    </w:p>
-    <w:p>
-      <w:pPr>
-        <w:spacing w:before="0" w:after="0" w:line="312" w:lineRule="auto"/>
-      </w:pPr>
-      <w:r>
-        <w:t>The response payload format is [status: 1 byte][payload: N bytes], where status = 0x01 (OK) and status = 0x00 (ERROR). Callbacks are one-way (no response frame required).</w:t>
-      </w:r>
+        <w:pStyle w:val="Caption"/>
+        <w:spacing w:line="312" w:lineRule="auto"/>
+        <w:rPr>
+          <w:i/>
+        </w:rPr>
+      </w:pPr>
+      <w:bookmarkStart w:id="61" w:name="_Toc241748521"/>
+      <w:r>
+        <w:rPr>
+          <w:i/>
+        </w:rPr>
+        <w:t xml:space="preserve">Figure </w:t>
+      </w:r>
+      <w:r>
+        <w:rPr>
+          <w:i/>
+        </w:rPr>
+        <w:fldChar w:fldCharType="begin"/>
+      </w:r>
+      <w:r>
+        <w:rPr>
+          <w:i/>
+        </w:rPr>
+        <w:instrText xml:space="preserve"> SEQ Figure \* ARABIC </w:instrText>
+      </w:r>
+      <w:r>
+        <w:rPr>
+          <w:i/>
+        </w:rPr>
+        <w:fldChar w:fldCharType="separate"/>
+      </w:r>
+      <w:r>
+        <w:rPr>
+          <w:i/>
+          <w:noProof/>
+        </w:rPr>
+        <w:t>8</w:t>
+      </w:r>
+      <w:r>
+        <w:rPr>
+          <w:i/>
+        </w:rPr>
+        <w:fldChar w:fldCharType="end"/>
+      </w:r>
+      <w:r>
+        <w:rPr>
+          <w:i/>
+        </w:rPr>
+        <w:t>: IPC API request-response (remotediag to proxy)</w:t>
+      </w:r>
+      <w:bookmarkEnd w:id="61"/>
     </w:p>
     <w:p>
       <w:pPr>
         <w:pStyle w:val="Heading3"/>
         <w:spacing w:before="0" w:line="312" w:lineRule="auto"/>
-      </w:pPr>
-      <w:bookmarkStart w:id="49" w:name="filter-scenario"/>
-      <w:bookmarkStart w:id="50" w:name="_Toc241713043"/>
-      <w:bookmarkEnd w:id="47"/>
-      <w:r>
+        <w:ind w:left="360"/>
+      </w:pPr>
+      <w:bookmarkStart w:id="62" w:name="filter-scenario"/>
+      <w:bookmarkStart w:id="63" w:name="_Toc241748507"/>
+      <w:bookmarkEnd w:id="58"/>
+      <w:r>
+        <w:t>Filter scenario</w:t>
+      </w:r>
+      <w:bookmarkEnd w:id="63"/>
+    </w:p>
+    <w:p>
+      <w:pPr>
+        <w:spacing w:before="0" w:after="0" w:line="312" w:lineRule="auto"/>
+      </w:pPr>
+      <w:r>
+        <w:t>The diagnostic filter scenario inside the IP container: RemoteDirectCommand validates each direct command and consults SidFilter before pushing the UDS request toward the internal CAN bus.</w:t>
+      </w:r>
+    </w:p>
+    <w:p>
+      <w:pPr>
+        <w:keepNext/>
+        <w:spacing w:before="0" w:after="0" w:line="312" w:lineRule="auto"/>
+      </w:pPr>
+      <w:r>
+        <w:rPr>
+          <w:noProof/>
+        </w:rPr>
         <w:lastRenderedPageBreak/>
-        <w:t>Filter scenario</w:t>
-      </w:r>
-      <w:bookmarkEnd w:id="50"/>
-    </w:p>
-    <w:p>
-      <w:pPr>
-        <w:spacing w:before="0" w:after="0" w:line="312" w:lineRule="auto"/>
-      </w:pPr>
-      <w:r>
-        <w:t>The diagnostic filter scenario inside the IP container: RemoteDirectCommand validates each direct command and consults SidFilter before pushing the UDS request toward the internal CAN bus.</w:t>
-      </w:r>
-    </w:p>
-    <w:p>
-      <w:pPr>
-        <w:spacing w:before="0" w:after="0" w:line="312" w:lineRule="auto"/>
-      </w:pPr>
-      <w:r>
-        <w:rPr>
-          <w:noProof/>
-        </w:rPr>
         <w:drawing>
           <wp:inline distT="0" distB="0" distL="0" distR="0" wp14:anchorId="2C06338C" wp14:editId="04F45688">
             <wp:extent cx="5943600" cy="3050837"/>
@@ -6742,45 +8703,305 @@
     </w:p>
     <w:p>
       <w:pPr>
-        <w:spacing w:before="0" w:after="0" w:line="312" w:lineRule="auto"/>
-      </w:pPr>
-      <w:r>
-        <w:t>Figure 9: Diagnostic filter scenario</w:t>
-      </w:r>
+        <w:pStyle w:val="Caption"/>
+        <w:spacing w:line="312" w:lineRule="auto"/>
+        <w:rPr>
+          <w:i/>
+        </w:rPr>
+      </w:pPr>
+      <w:bookmarkStart w:id="64" w:name="_Toc241748522"/>
+      <w:r>
+        <w:rPr>
+          <w:i/>
+        </w:rPr>
+        <w:t xml:space="preserve">Figure </w:t>
+      </w:r>
+      <w:r>
+        <w:rPr>
+          <w:i/>
+        </w:rPr>
+        <w:fldChar w:fldCharType="begin"/>
+      </w:r>
+      <w:r>
+        <w:rPr>
+          <w:i/>
+        </w:rPr>
+        <w:instrText xml:space="preserve"> SEQ Figure \* ARABIC </w:instrText>
+      </w:r>
+      <w:r>
+        <w:rPr>
+          <w:i/>
+        </w:rPr>
+        <w:fldChar w:fldCharType="separate"/>
+      </w:r>
+      <w:r>
+        <w:rPr>
+          <w:i/>
+          <w:noProof/>
+        </w:rPr>
+        <w:t>9</w:t>
+      </w:r>
+      <w:r>
+        <w:rPr>
+          <w:i/>
+        </w:rPr>
+        <w:fldChar w:fldCharType="end"/>
+      </w:r>
+      <w:r>
+        <w:rPr>
+          <w:i/>
+        </w:rPr>
+        <w:t>: Diagnostic filter scenario</w:t>
+      </w:r>
+      <w:bookmarkEnd w:id="64"/>
     </w:p>
     <w:p>
       <w:pPr>
         <w:pStyle w:val="Heading2"/>
         <w:spacing w:before="0" w:after="0" w:line="312" w:lineRule="auto"/>
       </w:pPr>
-      <w:bookmarkStart w:id="51" w:name="verification"/>
-      <w:bookmarkStart w:id="52" w:name="_Toc241713044"/>
-      <w:bookmarkEnd w:id="45"/>
-      <w:bookmarkEnd w:id="49"/>
+      <w:bookmarkStart w:id="65" w:name="verification"/>
+      <w:bookmarkStart w:id="66" w:name="_Toc241748508"/>
+      <w:bookmarkEnd w:id="56"/>
+      <w:bookmarkEnd w:id="62"/>
       <w:r>
         <w:t>Verification</w:t>
       </w:r>
-      <w:bookmarkEnd w:id="52"/>
+      <w:bookmarkEnd w:id="66"/>
     </w:p>
     <w:p>
       <w:pPr>
         <w:pStyle w:val="Heading3"/>
         <w:spacing w:before="0" w:line="312" w:lineRule="auto"/>
-      </w:pPr>
-      <w:bookmarkStart w:id="53" w:name="X1a16a404593b96d93551ed976b550147f210a23"/>
-      <w:bookmarkStart w:id="54" w:name="_Toc241713045"/>
+        <w:ind w:left="360"/>
+      </w:pPr>
+      <w:bookmarkStart w:id="67" w:name="X1a16a404593b96d93551ed976b550147f210a23"/>
+      <w:bookmarkStart w:id="68" w:name="_Toc241748509"/>
       <w:r>
         <w:t>SidFilter blocks reprogramming diagnostic requests</w:t>
       </w:r>
-      <w:bookmarkEnd w:id="54"/>
-    </w:p>
-    <w:p>
-      <w:pPr>
+      <w:bookmarkEnd w:id="68"/>
+    </w:p>
+    <w:p>
+      <w:pPr>
+        <w:pStyle w:val="SourceCode"/>
+        <w:keepNext/>
+        <w:wordWrap/>
         <w:spacing w:before="0" w:after="0" w:line="312" w:lineRule="auto"/>
       </w:pPr>
       <w:r>
-        <w:t>Runtime log evidence — SidFilter rejects reprogramming-related SIDs before they reach the internal CAN bus:</w:t>
-      </w:r>
+        <w:drawing>
+          <wp:inline distT="0" distB="0" distL="0" distR="0" wp14:anchorId="17065472" wp14:editId="0BDDB933">
+            <wp:extent cx="5943600" cy="1318260"/>
+            <wp:effectExtent l="0" t="0" r="0" b="0"/>
+            <wp:docPr id="8" name="Picture 2"/>
+            <wp:cNvGraphicFramePr>
+              <a:graphicFrameLocks xmlns:a="http://schemas.openxmlformats.org/drawingml/2006/main" noChangeAspect="1"/>
+            </wp:cNvGraphicFramePr>
+            <a:graphic xmlns:a="http://schemas.openxmlformats.org/drawingml/2006/main">
+              <a:graphicData uri="http://schemas.openxmlformats.org/drawingml/2006/picture">
+                <pic:pic xmlns:pic="http://schemas.openxmlformats.org/drawingml/2006/picture">
+                  <pic:nvPicPr>
+                    <pic:cNvPr id="3" name="Picture 2"/>
+                    <pic:cNvPicPr>
+                      <a:picLocks noChangeAspect="1"/>
+                    </pic:cNvPicPr>
+                  </pic:nvPicPr>
+                  <pic:blipFill>
+                    <a:blip r:embed="rId24"/>
+                    <a:stretch>
+                      <a:fillRect/>
+                    </a:stretch>
+                  </pic:blipFill>
+                  <pic:spPr>
+                    <a:xfrm>
+                      <a:off x="0" y="0"/>
+                      <a:ext cx="5943600" cy="1318260"/>
+                    </a:xfrm>
+                    <a:prstGeom prst="rect">
+                      <a:avLst/>
+                    </a:prstGeom>
+                  </pic:spPr>
+                </pic:pic>
+              </a:graphicData>
+            </a:graphic>
+          </wp:inline>
+        </w:drawing>
+      </w:r>
+    </w:p>
+    <w:p>
+      <w:pPr>
+        <w:pStyle w:val="Caption"/>
+        <w:rPr>
+          <w:i/>
+        </w:rPr>
+      </w:pPr>
+      <w:bookmarkStart w:id="69" w:name="_Toc241748523"/>
+      <w:r>
+        <w:rPr>
+          <w:i/>
+        </w:rPr>
+        <w:t xml:space="preserve">Figure </w:t>
+      </w:r>
+      <w:r>
+        <w:rPr>
+          <w:i/>
+        </w:rPr>
+        <w:fldChar w:fldCharType="begin"/>
+      </w:r>
+      <w:r>
+        <w:rPr>
+          <w:i/>
+        </w:rPr>
+        <w:instrText xml:space="preserve"> SEQ Figure \* ARABIC </w:instrText>
+      </w:r>
+      <w:r>
+        <w:rPr>
+          <w:i/>
+        </w:rPr>
+        <w:fldChar w:fldCharType="separate"/>
+      </w:r>
+      <w:r>
+        <w:rPr>
+          <w:i/>
+          <w:noProof/>
+        </w:rPr>
+        <w:t>10</w:t>
+      </w:r>
+      <w:r>
+        <w:rPr>
+          <w:i/>
+        </w:rPr>
+        <w:fldChar w:fldCharType="end"/>
+      </w:r>
+      <w:r>
+        <w:rPr>
+          <w:i/>
+        </w:rPr>
+        <w:t>: Runtime log evidence — SidFilter rejects reprogramming-related SIDs before they reach the internal CAN bus</w:t>
+      </w:r>
+      <w:bookmarkEnd w:id="69"/>
+    </w:p>
+    <w:p>
+      <w:pPr>
+        <w:pStyle w:val="Heading3"/>
+        <w:spacing w:before="0" w:line="312" w:lineRule="auto"/>
+        <w:ind w:left="360"/>
+      </w:pPr>
+      <w:bookmarkStart w:id="70" w:name="Xbd3dce0a5c411fdcff61873953ad4a8c20221e6"/>
+      <w:bookmarkStart w:id="71" w:name="_Toc241748510"/>
+      <w:bookmarkEnd w:id="67"/>
+      <w:r>
+        <w:lastRenderedPageBreak/>
+        <w:t>RemoteDiagProxy and RemoteDiag communication</w:t>
+      </w:r>
+      <w:bookmarkEnd w:id="71"/>
+    </w:p>
+    <w:p>
+      <w:pPr>
+        <w:pStyle w:val="SourceCode"/>
+        <w:keepNext/>
+        <w:wordWrap/>
+        <w:spacing w:before="0" w:after="0" w:line="312" w:lineRule="auto"/>
+      </w:pPr>
+      <w:r>
+        <w:drawing>
+          <wp:inline distT="0" distB="0" distL="0" distR="0" wp14:anchorId="644D2077" wp14:editId="667A46C4">
+            <wp:extent cx="5943600" cy="2488565"/>
+            <wp:effectExtent l="0" t="0" r="0" b="6985"/>
+            <wp:docPr id="9" name="Picture 2"/>
+            <wp:cNvGraphicFramePr>
+              <a:graphicFrameLocks xmlns:a="http://schemas.openxmlformats.org/drawingml/2006/main" noChangeAspect="1"/>
+            </wp:cNvGraphicFramePr>
+            <a:graphic xmlns:a="http://schemas.openxmlformats.org/drawingml/2006/main">
+              <a:graphicData uri="http://schemas.openxmlformats.org/drawingml/2006/picture">
+                <pic:pic xmlns:pic="http://schemas.openxmlformats.org/drawingml/2006/picture">
+                  <pic:nvPicPr>
+                    <pic:cNvPr id="3" name="Picture 2"/>
+                    <pic:cNvPicPr>
+                      <a:picLocks noChangeAspect="1"/>
+                    </pic:cNvPicPr>
+                  </pic:nvPicPr>
+                  <pic:blipFill>
+                    <a:blip r:embed="rId25">
+                      <a:extLst>
+                        <a:ext uri="{28A0092B-C50C-407E-A947-70E740481C1C}">
+                          <a14:useLocalDpi xmlns:a14="http://schemas.microsoft.com/office/drawing/2010/main" val="0"/>
+                        </a:ext>
+                      </a:extLst>
+                    </a:blip>
+                    <a:stretch>
+                      <a:fillRect/>
+                    </a:stretch>
+                  </pic:blipFill>
+                  <pic:spPr>
+                    <a:xfrm>
+                      <a:off x="0" y="0"/>
+                      <a:ext cx="5943600" cy="2488565"/>
+                    </a:xfrm>
+                    <a:prstGeom prst="rect">
+                      <a:avLst/>
+                    </a:prstGeom>
+                  </pic:spPr>
+                </pic:pic>
+              </a:graphicData>
+            </a:graphic>
+          </wp:inline>
+        </w:drawing>
+      </w:r>
+    </w:p>
+    <w:p>
+      <w:pPr>
+        <w:pStyle w:val="Caption"/>
+        <w:rPr>
+          <w:i/>
+        </w:rPr>
+      </w:pPr>
+      <w:bookmarkStart w:id="72" w:name="_Toc241748524"/>
+      <w:r>
+        <w:rPr>
+          <w:i/>
+        </w:rPr>
+        <w:t xml:space="preserve">Figure </w:t>
+      </w:r>
+      <w:r>
+        <w:rPr>
+          <w:i/>
+        </w:rPr>
+        <w:fldChar w:fldCharType="begin"/>
+      </w:r>
+      <w:r>
+        <w:rPr>
+          <w:i/>
+        </w:rPr>
+        <w:instrText xml:space="preserve"> SEQ Figure \* ARABIC </w:instrText>
+      </w:r>
+      <w:r>
+        <w:rPr>
+          <w:i/>
+        </w:rPr>
+        <w:fldChar w:fldCharType="separate"/>
+      </w:r>
+      <w:r>
+        <w:rPr>
+          <w:i/>
+          <w:noProof/>
+        </w:rPr>
+        <w:t>11</w:t>
+      </w:r>
+      <w:r>
+        <w:rPr>
+          <w:i/>
+        </w:rPr>
+        <w:fldChar w:fldCharType="end"/>
+      </w:r>
+      <w:r>
+        <w:rPr>
+          <w:i/>
+        </w:rPr>
+        <w:t>: Runtime log evidence — proxy IPC request/response across the UDS socket</w:t>
+      </w:r>
+      <w:bookmarkEnd w:id="72"/>
     </w:p>
     <w:p>
       <w:pPr>
@@ -6788,467 +9009,61 @@
         <w:wordWrap/>
         <w:spacing w:before="0" w:after="0" w:line="312" w:lineRule="auto"/>
       </w:pPr>
-      <w:r>
-        <w:t>3555985  66.2025  24LM  RDG  info  [ SidFilter.cpp : isAllowed : 45 ] SidFilter: blocked reprogramming-related request SID 11</w:t>
-      </w:r>
-      <w:r>
-        <w:br/>
-        <w:t>3555986  66.2026  24LM  RDG  info  [ RemoteDirectCommand.cpp : validateDirectCommand : 344 ] Ecu list size = 1</w:t>
-      </w:r>
-      <w:r>
-        <w:br/>
-        <w:t>3555987  66.2026  24LM  RDG  info  [ SidFilter.cpp : isAllowed : 45 ] SidFilter: blocked reprogramming-related request SID 28</w:t>
-      </w:r>
-      <w:r>
-        <w:br/>
-        <w:t>3555989  66.2026  24LM  RDG  info  [ SidFilter.cpp : isAllowed : 45 ] SidFilter: blocked reprogramming-related request SID 85</w:t>
-      </w:r>
-      <w:r>
-        <w:br/>
-        <w:t>3555991  66.2027  24LM  RDG  info  [ SidFilter.cpp : isAllowed : 45 ] SidFilter: blocked reprogramming-related request SID 10</w:t>
-      </w:r>
-      <w:r>
-        <w:br/>
-        <w:t>3555993  66.2027  24LM  RDG  info  [ SidFilter.cpp : isAllowed : 45 ] SidFilter: blocked reprogramming-related request SID 34</w:t>
-      </w:r>
-    </w:p>
-    <w:p>
-      <w:pPr>
-        <w:pStyle w:val="Heading3"/>
+    </w:p>
+    <w:p>
+      <w:pPr>
+        <w:pStyle w:val="Heading1"/>
         <w:spacing w:before="0" w:line="312" w:lineRule="auto"/>
       </w:pPr>
-      <w:bookmarkStart w:id="55" w:name="Xbd3dce0a5c411fdcff61873953ad4a8c20221e6"/>
-      <w:bookmarkStart w:id="56" w:name="_Toc241713046"/>
-      <w:bookmarkEnd w:id="53"/>
-      <w:r>
-        <w:t>RemoteDiagProxy and RemoteDiag communication</w:t>
-      </w:r>
-      <w:bookmarkEnd w:id="56"/>
+      <w:bookmarkStart w:id="73" w:name="conclusion"/>
+      <w:bookmarkStart w:id="74" w:name="_Toc241748511"/>
+      <w:bookmarkEnd w:id="54"/>
+      <w:bookmarkEnd w:id="65"/>
+      <w:bookmarkEnd w:id="70"/>
+      <w:r>
+        <w:t>Conclusion</w:t>
+      </w:r>
+      <w:bookmarkEnd w:id="74"/>
     </w:p>
     <w:p>
       <w:pPr>
         <w:spacing w:before="0" w:after="0" w:line="312" w:lineRule="auto"/>
-      </w:pPr>
-      <w:r>
-        <w:t>Runtime log evidence — proxy IPC request/response across the UDS socket:</w:t>
-      </w:r>
-    </w:p>
-    <w:p>
-      <w:pPr>
-        <w:pStyle w:val="SourceCode"/>
-        <w:wordWrap/>
+        <w:ind w:firstLine="360"/>
+      </w:pPr>
+      <w:r>
+        <w:t>The evaluation of three architecture alternatives (Split RemoteDiag, Move RemoteDiag, and Move RemoteDiag + Proxy) determined that Alt-C — moving RemoteDiag into the IP container together with a transparent RemoteDiagProxy in the EP container — provides the best balance of security, modifiability, and maintainability. Verification results confirm that both functional requirements are satisfied: SidFilter blocks all reprogramming-related SIDs (FR-01), and MM ECU diagnostic communication is handled entirely within the IP container (FR-02), while existing EP modules continue to use their unchanged binder interfaces through the proxy.</w:t>
+      </w:r>
+    </w:p>
+    <w:p>
+      <w:pPr>
         <w:spacing w:before="0" w:after="0" w:line="312" w:lineRule="auto"/>
-      </w:pPr>
-      <w:r>
-        <w:t>[ VehicleManagerAdapter.cpp : registerServiceLocked : 99 ] Registed Vehicle Manager Service with PID: 1333</w:t>
-      </w:r>
-      <w:r>
-        <w:br/>
-      </w:r>
-      <w:r>
-        <w:lastRenderedPageBreak/>
-        <w:t>[ VehicleManagerAdapter.cpp : registerServiceLocked : 101 ] Registed MsgInd_CanRx_MET1S02</w:t>
-      </w:r>
-      <w:r>
-        <w:br/>
-        <w:t>...</w:t>
-      </w:r>
-      <w:r>
-        <w:br/>
-        <w:t>[ ProxyIpcServer.cpp : requestAPICall : 219 ] ProxyIpcServer: request start request=VehicleGetTripCounter path=/dev/socket/remotediag/remotediag_proxy.sock timeoutMs=2000 maxRetries=10</w:t>
-      </w:r>
-      <w:r>
-        <w:br/>
-        <w:t>[ ProxyIpcServer.cpp : requestAPICall : 247 ] ProxyIpcServer: sending request=VehicleGetTripCounter payloadLen=0 frameSize=8</w:t>
-      </w:r>
-      <w:r>
-        <w:br/>
-        <w:t>[ ProxyIpcClient.cpp : dispatchRequest : 381 ] ProxyIpcClient dispatchRequest: command=VehicleGetTripCounter(9002) payloadLen=0</w:t>
-      </w:r>
-      <w:r>
-        <w:br/>
-        <w:t>[ ProxyIpcServer.cpp : requestAPICall : 300 ] ProxyIpcServer: request complete request=VehicleGetTripCounter status=OK payloadLen=5</w:t>
-      </w:r>
+        <w:ind w:firstLine="360"/>
+      </w:pPr>
+    </w:p>
+    <w:p>
+      <w:pPr>
+        <w:pStyle w:val="Heading1"/>
+        <w:spacing w:before="0" w:line="312" w:lineRule="auto"/>
+      </w:pPr>
+      <w:bookmarkStart w:id="75" w:name="appendix"/>
+      <w:bookmarkStart w:id="76" w:name="_Toc241748512"/>
+      <w:bookmarkEnd w:id="73"/>
+      <w:r>
+        <w:t>Appendix</w:t>
+      </w:r>
+      <w:bookmarkEnd w:id="76"/>
     </w:p>
     <w:p>
       <w:pPr>
         <w:pStyle w:val="Heading2"/>
         <w:spacing w:before="0" w:after="0" w:line="312" w:lineRule="auto"/>
       </w:pPr>
-      <w:bookmarkStart w:id="57" w:name="quality-attributes-result"/>
-      <w:bookmarkStart w:id="58" w:name="_Toc241713047"/>
-      <w:bookmarkEnd w:id="51"/>
-      <w:bookmarkEnd w:id="55"/>
-      <w:r>
-        <w:t>Quality Attributes result</w:t>
-      </w:r>
-      <w:bookmarkEnd w:id="58"/>
-    </w:p>
-    <w:p>
-      <w:pPr>
-        <w:spacing w:before="0" w:after="0" w:line="312" w:lineRule="auto"/>
-      </w:pPr>
-      <w:r>
-        <w:t>Table 3: Quality Attributes result</w:t>
-      </w:r>
-    </w:p>
-    <w:tbl>
-      <w:tblPr>
-        <w:tblW w:w="5000" w:type="pct"/>
-        <w:tblLayout w:type="fixed"/>
-        <w:tblLook w:val="0020" w:firstRow="1" w:lastRow="0" w:firstColumn="0" w:lastColumn="0" w:noHBand="0" w:noVBand="0"/>
-        <w:tblCaption w:val="Table 3: Quality Attributes result"/>
-      </w:tblPr>
-      <w:tblGrid>
-        <w:gridCol w:w="2340"/>
-        <w:gridCol w:w="2340"/>
-        <w:gridCol w:w="2340"/>
-        <w:gridCol w:w="2340"/>
-      </w:tblGrid>
-      <w:tr>
-        <w:trPr>
-          <w:tblHeader/>
-        </w:trPr>
-        <w:tc>
-          <w:tcPr>
-            <w:tcW w:w="2340" w:type="dxa"/>
-          </w:tcPr>
-          <w:p>
-            <w:pPr>
-              <w:spacing w:before="0" w:after="0" w:line="312" w:lineRule="auto"/>
-            </w:pPr>
-            <w:r>
-              <w:rPr>
-                <w:b/>
-                <w:bCs/>
-              </w:rPr>
-              <w:t>Quality Attribute</w:t>
-            </w:r>
-          </w:p>
-        </w:tc>
-        <w:tc>
-          <w:tcPr>
-            <w:tcW w:w="2340" w:type="dxa"/>
-          </w:tcPr>
-          <w:p>
-            <w:pPr>
-              <w:spacing w:before="0" w:after="0" w:line="312" w:lineRule="auto"/>
-            </w:pPr>
-            <w:r>
-              <w:rPr>
-                <w:b/>
-                <w:bCs/>
-              </w:rPr>
-              <w:t>Priority</w:t>
-            </w:r>
-          </w:p>
-        </w:tc>
-        <w:tc>
-          <w:tcPr>
-            <w:tcW w:w="2340" w:type="dxa"/>
-          </w:tcPr>
-          <w:p>
-            <w:pPr>
-              <w:spacing w:before="0" w:after="0" w:line="312" w:lineRule="auto"/>
-            </w:pPr>
-            <w:r>
-              <w:rPr>
-                <w:b/>
-                <w:bCs/>
-              </w:rPr>
-              <w:t>Description</w:t>
-            </w:r>
-          </w:p>
-        </w:tc>
-        <w:tc>
-          <w:tcPr>
-            <w:tcW w:w="2340" w:type="dxa"/>
-          </w:tcPr>
-          <w:p>
-            <w:pPr>
-              <w:spacing w:before="0" w:after="0" w:line="312" w:lineRule="auto"/>
-            </w:pPr>
-            <w:r>
-              <w:rPr>
-                <w:b/>
-                <w:bCs/>
-              </w:rPr>
-              <w:t>Result</w:t>
-            </w:r>
-          </w:p>
-        </w:tc>
-      </w:tr>
-      <w:tr>
-        <w:tc>
-          <w:tcPr>
-            <w:tcW w:w="2340" w:type="dxa"/>
-          </w:tcPr>
-          <w:p>
-            <w:pPr>
-              <w:spacing w:before="0" w:after="0" w:line="312" w:lineRule="auto"/>
-            </w:pPr>
-            <w:r>
-              <w:t>QA-01 Security</w:t>
-            </w:r>
-          </w:p>
-        </w:tc>
-        <w:tc>
-          <w:tcPr>
-            <w:tcW w:w="2340" w:type="dxa"/>
-          </w:tcPr>
-          <w:p>
-            <w:pPr>
-              <w:spacing w:before="0" w:after="0" w:line="312" w:lineRule="auto"/>
-            </w:pPr>
-            <w:r>
-              <w:t>High</w:t>
-            </w:r>
-          </w:p>
-        </w:tc>
-        <w:tc>
-          <w:tcPr>
-            <w:tcW w:w="2340" w:type="dxa"/>
-          </w:tcPr>
-          <w:p>
-            <w:pPr>
-              <w:spacing w:before="0" w:after="0" w:line="312" w:lineRule="auto"/>
-            </w:pPr>
-            <w:r>
-              <w:t>Zero reprogramming SIDs reach the internal CAN — SidFilter blocks SID 0x10-02, 0x11, 0x28, 0x34, 0x85.</w:t>
-            </w:r>
-          </w:p>
-        </w:tc>
-        <w:tc>
-          <w:tcPr>
-            <w:tcW w:w="2340" w:type="dxa"/>
-          </w:tcPr>
-          <w:p>
-            <w:pPr>
-              <w:spacing w:before="0" w:after="0" w:line="312" w:lineRule="auto"/>
-            </w:pPr>
-            <w:r>
-              <w:t>✅</w:t>
-            </w:r>
-          </w:p>
-        </w:tc>
-      </w:tr>
-      <w:tr>
-        <w:tc>
-          <w:tcPr>
-            <w:tcW w:w="2340" w:type="dxa"/>
-          </w:tcPr>
-          <w:p>
-            <w:pPr>
-              <w:spacing w:before="0" w:after="0" w:line="312" w:lineRule="auto"/>
-            </w:pPr>
-            <w:r>
-              <w:t>QA-02 Security</w:t>
-            </w:r>
-          </w:p>
-        </w:tc>
-        <w:tc>
-          <w:tcPr>
-            <w:tcW w:w="2340" w:type="dxa"/>
-          </w:tcPr>
-          <w:p>
-            <w:pPr>
-              <w:spacing w:before="0" w:after="0" w:line="312" w:lineRule="auto"/>
-            </w:pPr>
-            <w:r>
-              <w:t>High</w:t>
-            </w:r>
-          </w:p>
-        </w:tc>
-        <w:tc>
-          <w:tcPr>
-            <w:tcW w:w="2340" w:type="dxa"/>
-          </w:tcPr>
-          <w:p>
-            <w:pPr>
-              <w:spacing w:before="0" w:after="0" w:line="312" w:lineRule="auto"/>
-            </w:pPr>
-            <w:r>
-              <w:t>MM ECU diagnostic requests are handled entirely within the IP container.</w:t>
-            </w:r>
-          </w:p>
-        </w:tc>
-        <w:tc>
-          <w:tcPr>
-            <w:tcW w:w="2340" w:type="dxa"/>
-          </w:tcPr>
-          <w:p>
-            <w:pPr>
-              <w:spacing w:before="0" w:after="0" w:line="312" w:lineRule="auto"/>
-            </w:pPr>
-            <w:r>
-              <w:t>✅</w:t>
-            </w:r>
-          </w:p>
-        </w:tc>
-      </w:tr>
-      <w:tr>
-        <w:tc>
-          <w:tcPr>
-            <w:tcW w:w="2340" w:type="dxa"/>
-          </w:tcPr>
-          <w:p>
-            <w:pPr>
-              <w:spacing w:before="0" w:after="0" w:line="312" w:lineRule="auto"/>
-            </w:pPr>
-            <w:r>
-              <w:t>QA-03 Modifiability</w:t>
-            </w:r>
-          </w:p>
-        </w:tc>
-        <w:tc>
-          <w:tcPr>
-            <w:tcW w:w="2340" w:type="dxa"/>
-          </w:tcPr>
-          <w:p>
-            <w:pPr>
-              <w:spacing w:before="0" w:after="0" w:line="312" w:lineRule="auto"/>
-            </w:pPr>
-            <w:r>
-              <w:t>High</w:t>
-            </w:r>
-          </w:p>
-        </w:tc>
-        <w:tc>
-          <w:tcPr>
-            <w:tcW w:w="2340" w:type="dxa"/>
-          </w:tcPr>
-          <w:p>
-            <w:pPr>
-              <w:spacing w:before="0" w:after="0" w:line="312" w:lineRule="auto"/>
-            </w:pPr>
-            <w:r>
-              <w:t>Core responsibilities of existing components remain unchanged after migration.</w:t>
-            </w:r>
-          </w:p>
-        </w:tc>
-        <w:tc>
-          <w:tcPr>
-            <w:tcW w:w="2340" w:type="dxa"/>
-          </w:tcPr>
-          <w:p>
-            <w:pPr>
-              <w:spacing w:before="0" w:after="0" w:line="312" w:lineRule="auto"/>
-            </w:pPr>
-            <w:r>
-              <w:t>✅</w:t>
-            </w:r>
-          </w:p>
-        </w:tc>
-      </w:tr>
-      <w:tr>
-        <w:tc>
-          <w:tcPr>
-            <w:tcW w:w="2340" w:type="dxa"/>
-          </w:tcPr>
-          <w:p>
-            <w:pPr>
-              <w:spacing w:before="0" w:after="0" w:line="312" w:lineRule="auto"/>
-            </w:pPr>
-            <w:r>
-              <w:t>QA-04 Maintainability</w:t>
-            </w:r>
-          </w:p>
-        </w:tc>
-        <w:tc>
-          <w:tcPr>
-            <w:tcW w:w="2340" w:type="dxa"/>
-          </w:tcPr>
-          <w:p>
-            <w:pPr>
-              <w:spacing w:before="0" w:after="0" w:line="312" w:lineRule="auto"/>
-            </w:pPr>
-            <w:r>
-              <w:t>Medium</w:t>
-            </w:r>
-          </w:p>
-        </w:tc>
-        <w:tc>
-          <w:tcPr>
-            <w:tcW w:w="2340" w:type="dxa"/>
-          </w:tcPr>
-          <w:p>
-            <w:pPr>
-              <w:spacing w:before="0" w:after="0" w:line="312" w:lineRule="auto"/>
-            </w:pPr>
-            <w:r>
-              <w:t>No changes required in existing modules; RemoteDiagProxy preserves the current binder interface.</w:t>
-            </w:r>
-          </w:p>
-        </w:tc>
-        <w:tc>
-          <w:tcPr>
-            <w:tcW w:w="2340" w:type="dxa"/>
-          </w:tcPr>
-          <w:p>
-            <w:pPr>
-              <w:spacing w:before="0" w:after="0" w:line="312" w:lineRule="auto"/>
-            </w:pPr>
-            <w:r>
-              <w:t>✅</w:t>
-            </w:r>
-          </w:p>
-        </w:tc>
-      </w:tr>
-    </w:tbl>
-    <w:p>
-      <w:pPr>
-        <w:pStyle w:val="Heading1"/>
-        <w:spacing w:before="0" w:line="312" w:lineRule="auto"/>
-      </w:pPr>
-      <w:bookmarkStart w:id="59" w:name="conclusion"/>
-      <w:bookmarkStart w:id="60" w:name="_Toc241713048"/>
-      <w:bookmarkEnd w:id="43"/>
-      <w:bookmarkEnd w:id="57"/>
-      <w:r>
-        <w:t>6</w:t>
-      </w:r>
-      <w:r>
-        <w:tab/>
-        <w:t>Conclusion</w:t>
-      </w:r>
-      <w:bookmarkEnd w:id="60"/>
-    </w:p>
-    <w:p>
-      <w:pPr>
-        <w:spacing w:before="0" w:after="0" w:line="312" w:lineRule="auto"/>
-      </w:pPr>
-      <w:r>
-        <w:t xml:space="preserve">The evaluation of three architecture alternatives (Split RemoteDiag, Move RemoteDiag, and Move RemoteDiag + Proxy) determined that Alt-C — moving RemoteDiag into the IP container together with a transparent RemoteDiagProxy in the EP container — provides the best balance of security, modifiability, and maintainability. Verification results confirm that both functional requirements are satisfied: SidFilter blocks all reprogramming-related SIDs (FR-01), and MM ECU diagnostic communication is handled </w:t>
-      </w:r>
-      <w:r>
-        <w:lastRenderedPageBreak/>
-        <w:t>entirely within the IP container (FR-02), while existing EP modules continue to use their unchanged binder interfaces through the proxy.</w:t>
-      </w:r>
-    </w:p>
-    <w:p>
-      <w:pPr>
-        <w:pStyle w:val="Heading1"/>
-        <w:spacing w:before="0" w:line="312" w:lineRule="auto"/>
-      </w:pPr>
-      <w:bookmarkStart w:id="61" w:name="appendix"/>
-      <w:bookmarkStart w:id="62" w:name="_Toc241713049"/>
-      <w:bookmarkEnd w:id="59"/>
-      <w:r>
-        <w:t>Appendix</w:t>
-      </w:r>
-      <w:bookmarkEnd w:id="62"/>
-    </w:p>
-    <w:p>
-      <w:pPr>
-        <w:pStyle w:val="Heading2"/>
-        <w:spacing w:before="0" w:after="0" w:line="312" w:lineRule="auto"/>
-      </w:pPr>
-      <w:bookmarkStart w:id="63" w:name="diagnostic-filtering-requirements"/>
-      <w:bookmarkStart w:id="64" w:name="_Toc241713050"/>
+      <w:bookmarkStart w:id="77" w:name="diagnostic-filtering-requirements"/>
+      <w:bookmarkStart w:id="78" w:name="_Toc241748513"/>
       <w:r>
         <w:t>Diagnostic filtering requirements</w:t>
       </w:r>
-      <w:bookmarkEnd w:id="64"/>
+      <w:bookmarkEnd w:id="78"/>
     </w:p>
     <w:p>
       <w:pPr>
@@ -7345,6 +9160,7 @@
         <w:spacing w:before="0" w:after="0" w:line="312" w:lineRule="auto"/>
       </w:pPr>
       <w:r>
+        <w:lastRenderedPageBreak/>
         <w:t>Table 5-1: Diagnostic requests to be filtered (Phase 5, 6)</w:t>
       </w:r>
     </w:p>
@@ -7635,8 +9451,8 @@
         </w:rPr>
         <w:t>TOYOTA MOTOR CORPORATION</w:t>
       </w:r>
-      <w:bookmarkEnd w:id="61"/>
-      <w:bookmarkEnd w:id="63"/>
+      <w:bookmarkEnd w:id="75"/>
+      <w:bookmarkEnd w:id="77"/>
     </w:p>
     <w:sectPr>
       <w:pgSz w:w="12240" w:h="15840"/>
@@ -7649,7 +9465,7 @@
 </file>
 
 <file path=word/endnotes.xml><?xml version="1.0" encoding="utf-8"?>
-<w:endnotes xmlns:wpc="http://schemas.microsoft.com/office/word/2010/wordprocessingCanvas" xmlns:cx="http://schemas.microsoft.com/office/drawing/2014/chartex" xmlns:cx1="http://schemas.microsoft.com/office/drawing/2015/9/8/chartex" xmlns:cx2="http://schemas.microsoft.com/office/drawing/2015/10/21/chartex" xmlns:cx3="http://schemas.microsoft.com/office/drawing/2016/5/9/chartex" xmlns:cx4="http://schemas.microsoft.com/office/drawing/2016/5/10/chartex" xmlns:cx5="http://schemas.microsoft.com/office/drawing/2016/5/11/chartex" xmlns:cx6="http://schemas.microsoft.com/office/drawing/2016/5/12/chartex" xmlns:cx7="http://schemas.microsoft.com/office/drawing/2016/5/13/chartex" xmlns:cx8="http://schemas.microsoft.com/office/drawing/2016/5/14/chartex" xmlns:mc="http://schemas.openxmlformats.org/markup-compatibility/2006" xmlns:aink="http://schemas.microsoft.com/office/drawing/2016/ink" xmlns:am3d="http://schemas.microsoft.com/office/drawing/2017/model3d" xmlns:o="urn:schemas-microsoft-com:office:office" xmlns:oel="http://schemas.microsoft.com/office/2019/extlst" xmlns:r="http://schemas.openxmlformats.org/officeDocument/2006/relationships" xmlns:m="http://schemas.openxmlformats.org/officeDocument/2006/math" xmlns:v="urn:schemas-microsoft-com:vml" xmlns:wp14="http://schemas.microsoft.com/office/word/2010/wordprocessingDrawing" xmlns:wp="http://schemas.openxmlformats.org/drawingml/2006/wordprocessingDrawing" xmlns:w10="urn:schemas-microsoft-com:office:word" xmlns:w="http://schemas.openxmlformats.org/wordprocessingml/2006/main" xmlns:w14="http://schemas.microsoft.com/office/word/2010/wordml" xmlns:w15="http://schemas.microsoft.com/office/word/2012/wordml" xmlns:w16cex="http://schemas.microsoft.com/office/word/2018/wordml/cex" xmlns:w16cid="http://schemas.microsoft.com/office/word/2016/wordml/cid" xmlns:w16="http://schemas.microsoft.com/office/word/2018/wordml" xmlns:w16du="http://schemas.microsoft.com/office/word/2023/wordml/word16du" xmlns:w16sdtdh="http://schemas.microsoft.com/office/word/2020/wordml/sdtdatahash" xmlns:w16sdtfl="http://schemas.microsoft.com/office/word/2024/wordml/sdtformatlock" xmlns:w16se="http://schemas.microsoft.com/office/word/2015/wordml/symex" xmlns:wpg="http://schemas.microsoft.com/office/word/2010/wordprocessingGroup" xmlns:wpi="http://schemas.microsoft.com/office/word/2010/wordprocessingInk" xmlns:wne="http://schemas.microsoft.com/office/word/2006/wordml" xmlns:wps="http://schemas.microsoft.com/office/word/2010/wordprocessingShape" mc:Ignorable="w14 w15 w16se w16cid w16 w16cex w16sdtdh w16sdtfl w16du wp14">
+<w:endnotes xmlns:wpc="http://schemas.microsoft.com/office/word/2010/wordprocessingCanvas" xmlns:mc="http://schemas.openxmlformats.org/markup-compatibility/2006" xmlns:o="urn:schemas-microsoft-com:office:office" xmlns:r="http://schemas.openxmlformats.org/officeDocument/2006/relationships" xmlns:m="http://schemas.openxmlformats.org/officeDocument/2006/math" xmlns:v="urn:schemas-microsoft-com:vml" xmlns:wp14="http://schemas.microsoft.com/office/word/2010/wordprocessingDrawing" xmlns:wp="http://schemas.openxmlformats.org/drawingml/2006/wordprocessingDrawing" xmlns:w10="urn:schemas-microsoft-com:office:word" xmlns:w="http://schemas.openxmlformats.org/wordprocessingml/2006/main" xmlns:w14="http://schemas.microsoft.com/office/word/2010/wordml" xmlns:w15="http://schemas.microsoft.com/office/word/2012/wordml" xmlns:wpg="http://schemas.microsoft.com/office/word/2010/wordprocessingGroup" xmlns:wpi="http://schemas.microsoft.com/office/word/2010/wordprocessingInk" xmlns:wne="http://schemas.microsoft.com/office/word/2006/wordml" xmlns:wps="http://schemas.microsoft.com/office/word/2010/wordprocessingShape" mc:Ignorable="w14 w15 wp14">
   <w:endnote w:type="separator" w:id="-1">
     <w:p>
       <w:pPr>
@@ -7674,7 +9490,7 @@
 </file>
 
 <file path=word/footer1.xml><?xml version="1.0" encoding="utf-8"?>
-<w:ftr xmlns:wpc="http://schemas.microsoft.com/office/word/2010/wordprocessingCanvas" xmlns:cx="http://schemas.microsoft.com/office/drawing/2014/chartex" xmlns:cx1="http://schemas.microsoft.com/office/drawing/2015/9/8/chartex" xmlns:cx2="http://schemas.microsoft.com/office/drawing/2015/10/21/chartex" xmlns:cx3="http://schemas.microsoft.com/office/drawing/2016/5/9/chartex" xmlns:cx4="http://schemas.microsoft.com/office/drawing/2016/5/10/chartex" xmlns:cx5="http://schemas.microsoft.com/office/drawing/2016/5/11/chartex" xmlns:cx6="http://schemas.microsoft.com/office/drawing/2016/5/12/chartex" xmlns:cx7="http://schemas.microsoft.com/office/drawing/2016/5/13/chartex" xmlns:cx8="http://schemas.microsoft.com/office/drawing/2016/5/14/chartex" xmlns:mc="http://schemas.openxmlformats.org/markup-compatibility/2006" xmlns:aink="http://schemas.microsoft.com/office/drawing/2016/ink" xmlns:am3d="http://schemas.microsoft.com/office/drawing/2017/model3d" xmlns:o="urn:schemas-microsoft-com:office:office" xmlns:oel="http://schemas.microsoft.com/office/2019/extlst" xmlns:r="http://schemas.openxmlformats.org/officeDocument/2006/relationships" xmlns:m="http://schemas.openxmlformats.org/officeDocument/2006/math" xmlns:v="urn:schemas-microsoft-com:vml" xmlns:wp14="http://schemas.microsoft.com/office/word/2010/wordprocessingDrawing" xmlns:wp="http://schemas.openxmlformats.org/drawingml/2006/wordprocessingDrawing" xmlns:w10="urn:schemas-microsoft-com:office:word" xmlns:w="http://schemas.openxmlformats.org/wordprocessingml/2006/main" xmlns:w14="http://schemas.microsoft.com/office/word/2010/wordml" xmlns:w15="http://schemas.microsoft.com/office/word/2012/wordml" xmlns:w16cex="http://schemas.microsoft.com/office/word/2018/wordml/cex" xmlns:w16cid="http://schemas.microsoft.com/office/word/2016/wordml/cid" xmlns:w16="http://schemas.microsoft.com/office/word/2018/wordml" xmlns:w16du="http://schemas.microsoft.com/office/word/2023/wordml/word16du" xmlns:w16sdtdh="http://schemas.microsoft.com/office/word/2020/wordml/sdtdatahash" xmlns:w16sdtfl="http://schemas.microsoft.com/office/word/2024/wordml/sdtformatlock" xmlns:w16se="http://schemas.microsoft.com/office/word/2015/wordml/symex" xmlns:wpg="http://schemas.microsoft.com/office/word/2010/wordprocessingGroup" xmlns:wpi="http://schemas.microsoft.com/office/word/2010/wordprocessingInk" xmlns:wne="http://schemas.microsoft.com/office/word/2006/wordml" xmlns:wps="http://schemas.microsoft.com/office/word/2010/wordprocessingShape" mc:Ignorable="w14 w15 w16se w16cid w16 w16cex w16sdtdh w16sdtfl w16du wp14">
+<w:ftr xmlns:wpc="http://schemas.microsoft.com/office/word/2010/wordprocessingCanvas" xmlns:mc="http://schemas.openxmlformats.org/markup-compatibility/2006" xmlns:o="urn:schemas-microsoft-com:office:office" xmlns:r="http://schemas.openxmlformats.org/officeDocument/2006/relationships" xmlns:m="http://schemas.openxmlformats.org/officeDocument/2006/math" xmlns:v="urn:schemas-microsoft-com:vml" xmlns:wp14="http://schemas.microsoft.com/office/word/2010/wordprocessingDrawing" xmlns:wp="http://schemas.openxmlformats.org/drawingml/2006/wordprocessingDrawing" xmlns:w10="urn:schemas-microsoft-com:office:word" xmlns:w="http://schemas.openxmlformats.org/wordprocessingml/2006/main" xmlns:w14="http://schemas.microsoft.com/office/word/2010/wordml" xmlns:w15="http://schemas.microsoft.com/office/word/2012/wordml" xmlns:wpg="http://schemas.microsoft.com/office/word/2010/wordprocessingGroup" xmlns:wpi="http://schemas.microsoft.com/office/word/2010/wordprocessingInk" xmlns:wne="http://schemas.microsoft.com/office/word/2006/wordml" xmlns:wps="http://schemas.microsoft.com/office/word/2010/wordprocessingShape" mc:Ignorable="w14 w15 wp14">
   <w:sdt>
     <w:sdtPr>
       <w:id w:val="-371083623"/>
@@ -7707,7 +9523,7 @@
           <w:rPr>
             <w:noProof/>
           </w:rPr>
-          <w:t>20</w:t>
+          <w:t>3</w:t>
         </w:r>
         <w:r>
           <w:rPr>
@@ -7728,7 +9544,7 @@
 </file>
 
 <file path=word/footnotes.xml><?xml version="1.0" encoding="utf-8"?>
-<w:footnotes xmlns:wpc="http://schemas.microsoft.com/office/word/2010/wordprocessingCanvas" xmlns:cx="http://schemas.microsoft.com/office/drawing/2014/chartex" xmlns:cx1="http://schemas.microsoft.com/office/drawing/2015/9/8/chartex" xmlns:cx2="http://schemas.microsoft.com/office/drawing/2015/10/21/chartex" xmlns:cx3="http://schemas.microsoft.com/office/drawing/2016/5/9/chartex" xmlns:cx4="http://schemas.microsoft.com/office/drawing/2016/5/10/chartex" xmlns:cx5="http://schemas.microsoft.com/office/drawing/2016/5/11/chartex" xmlns:cx6="http://schemas.microsoft.com/office/drawing/2016/5/12/chartex" xmlns:cx7="http://schemas.microsoft.com/office/drawing/2016/5/13/chartex" xmlns:cx8="http://schemas.microsoft.com/office/drawing/2016/5/14/chartex" xmlns:mc="http://schemas.openxmlformats.org/markup-compatibility/2006" xmlns:aink="http://schemas.microsoft.com/office/drawing/2016/ink" xmlns:am3d="http://schemas.microsoft.com/office/drawing/2017/model3d" xmlns:o="urn:schemas-microsoft-com:office:office" xmlns:oel="http://schemas.microsoft.com/office/2019/extlst" xmlns:r="http://schemas.openxmlformats.org/officeDocument/2006/relationships" xmlns:m="http://schemas.openxmlformats.org/officeDocument/2006/math" xmlns:v="urn:schemas-microsoft-com:vml" xmlns:wp14="http://schemas.microsoft.com/office/word/2010/wordprocessingDrawing" xmlns:wp="http://schemas.openxmlformats.org/drawingml/2006/wordprocessingDrawing" xmlns:w10="urn:schemas-microsoft-com:office:word" xmlns:w="http://schemas.openxmlformats.org/wordprocessingml/2006/main" xmlns:w14="http://schemas.microsoft.com/office/word/2010/wordml" xmlns:w15="http://schemas.microsoft.com/office/word/2012/wordml" xmlns:w16cex="http://schemas.microsoft.com/office/word/2018/wordml/cex" xmlns:w16cid="http://schemas.microsoft.com/office/word/2016/wordml/cid" xmlns:w16="http://schemas.microsoft.com/office/word/2018/wordml" xmlns:w16du="http://schemas.microsoft.com/office/word/2023/wordml/word16du" xmlns:w16sdtdh="http://schemas.microsoft.com/office/word/2020/wordml/sdtdatahash" xmlns:w16sdtfl="http://schemas.microsoft.com/office/word/2024/wordml/sdtformatlock" xmlns:w16se="http://schemas.microsoft.com/office/word/2015/wordml/symex" xmlns:wpg="http://schemas.microsoft.com/office/word/2010/wordprocessingGroup" xmlns:wpi="http://schemas.microsoft.com/office/word/2010/wordprocessingInk" xmlns:wne="http://schemas.microsoft.com/office/word/2006/wordml" xmlns:wps="http://schemas.microsoft.com/office/word/2010/wordprocessingShape" mc:Ignorable="w14 w15 w16se w16cid w16 w16cex w16sdtdh w16sdtfl w16du wp14">
+<w:footnotes xmlns:wpc="http://schemas.microsoft.com/office/word/2010/wordprocessingCanvas" xmlns:mc="http://schemas.openxmlformats.org/markup-compatibility/2006" xmlns:o="urn:schemas-microsoft-com:office:office" xmlns:r="http://schemas.openxmlformats.org/officeDocument/2006/relationships" xmlns:m="http://schemas.openxmlformats.org/officeDocument/2006/math" xmlns:v="urn:schemas-microsoft-com:vml" xmlns:wp14="http://schemas.microsoft.com/office/word/2010/wordprocessingDrawing" xmlns:wp="http://schemas.openxmlformats.org/drawingml/2006/wordprocessingDrawing" xmlns:w10="urn:schemas-microsoft-com:office:word" xmlns:w="http://schemas.openxmlformats.org/wordprocessingml/2006/main" xmlns:w14="http://schemas.microsoft.com/office/word/2010/wordml" xmlns:w15="http://schemas.microsoft.com/office/word/2012/wordml" xmlns:wpg="http://schemas.microsoft.com/office/word/2010/wordprocessingGroup" xmlns:wpi="http://schemas.microsoft.com/office/word/2010/wordprocessingInk" xmlns:wne="http://schemas.microsoft.com/office/word/2006/wordml" xmlns:wps="http://schemas.microsoft.com/office/word/2010/wordprocessingShape" mc:Ignorable="w14 w15 wp14">
   <w:footnote w:type="separator" w:id="-1">
     <w:p>
       <w:pPr>
@@ -7753,7 +9569,7 @@
 </file>
 
 <file path=word/header1.xml><?xml version="1.0" encoding="utf-8"?>
-<w:hdr xmlns:wpc="http://schemas.microsoft.com/office/word/2010/wordprocessingCanvas" xmlns:cx="http://schemas.microsoft.com/office/drawing/2014/chartex" xmlns:cx1="http://schemas.microsoft.com/office/drawing/2015/9/8/chartex" xmlns:cx2="http://schemas.microsoft.com/office/drawing/2015/10/21/chartex" xmlns:cx3="http://schemas.microsoft.com/office/drawing/2016/5/9/chartex" xmlns:cx4="http://schemas.microsoft.com/office/drawing/2016/5/10/chartex" xmlns:cx5="http://schemas.microsoft.com/office/drawing/2016/5/11/chartex" xmlns:cx6="http://schemas.microsoft.com/office/drawing/2016/5/12/chartex" xmlns:cx7="http://schemas.microsoft.com/office/drawing/2016/5/13/chartex" xmlns:cx8="http://schemas.microsoft.com/office/drawing/2016/5/14/chartex" xmlns:mc="http://schemas.openxmlformats.org/markup-compatibility/2006" xmlns:aink="http://schemas.microsoft.com/office/drawing/2016/ink" xmlns:am3d="http://schemas.microsoft.com/office/drawing/2017/model3d" xmlns:o="urn:schemas-microsoft-com:office:office" xmlns:oel="http://schemas.microsoft.com/office/2019/extlst" xmlns:r="http://schemas.openxmlformats.org/officeDocument/2006/relationships" xmlns:m="http://schemas.openxmlformats.org/officeDocument/2006/math" xmlns:v="urn:schemas-microsoft-com:vml" xmlns:wp14="http://schemas.microsoft.com/office/word/2010/wordprocessingDrawing" xmlns:wp="http://schemas.openxmlformats.org/drawingml/2006/wordprocessingDrawing" xmlns:w10="urn:schemas-microsoft-com:office:word" xmlns:w="http://schemas.openxmlformats.org/wordprocessingml/2006/main" xmlns:w14="http://schemas.microsoft.com/office/word/2010/wordml" xmlns:w15="http://schemas.microsoft.com/office/word/2012/wordml" xmlns:w16cex="http://schemas.microsoft.com/office/word/2018/wordml/cex" xmlns:w16cid="http://schemas.microsoft.com/office/word/2016/wordml/cid" xmlns:w16="http://schemas.microsoft.com/office/word/2018/wordml" xmlns:w16du="http://schemas.microsoft.com/office/word/2023/wordml/word16du" xmlns:w16sdtdh="http://schemas.microsoft.com/office/word/2020/wordml/sdtdatahash" xmlns:w16sdtfl="http://schemas.microsoft.com/office/word/2024/wordml/sdtformatlock" xmlns:w16se="http://schemas.microsoft.com/office/word/2015/wordml/symex" xmlns:wpg="http://schemas.microsoft.com/office/word/2010/wordprocessingGroup" xmlns:wpi="http://schemas.microsoft.com/office/word/2010/wordprocessingInk" xmlns:wne="http://schemas.microsoft.com/office/word/2006/wordml" xmlns:wps="http://schemas.microsoft.com/office/word/2010/wordprocessingShape" mc:Ignorable="w14 w15 w16se w16cid w16 w16cex w16sdtdh w16sdtfl w16du wp14">
+<w:hdr xmlns:wpc="http://schemas.microsoft.com/office/word/2010/wordprocessingCanvas" xmlns:mc="http://schemas.openxmlformats.org/markup-compatibility/2006" xmlns:o="urn:schemas-microsoft-com:office:office" xmlns:r="http://schemas.openxmlformats.org/officeDocument/2006/relationships" xmlns:m="http://schemas.openxmlformats.org/officeDocument/2006/math" xmlns:v="urn:schemas-microsoft-com:vml" xmlns:wp14="http://schemas.microsoft.com/office/word/2010/wordprocessingDrawing" xmlns:wp="http://schemas.openxmlformats.org/drawingml/2006/wordprocessingDrawing" xmlns:w10="urn:schemas-microsoft-com:office:word" xmlns:w="http://schemas.openxmlformats.org/wordprocessingml/2006/main" xmlns:w14="http://schemas.microsoft.com/office/word/2010/wordml" xmlns:w15="http://schemas.microsoft.com/office/word/2012/wordml" xmlns:wpg="http://schemas.microsoft.com/office/word/2010/wordprocessingGroup" xmlns:wpi="http://schemas.microsoft.com/office/word/2010/wordprocessingInk" xmlns:wne="http://schemas.microsoft.com/office/word/2006/wordml" xmlns:wps="http://schemas.microsoft.com/office/word/2010/wordprocessingShape" mc:Ignorable="w14 w15 wp14">
   <w:p>
     <w:pPr>
       <w:pStyle w:val="Header"/>
@@ -7779,7 +9595,7 @@
               <wp:docPr id="1335632287" name="Text Box 5" descr="LGE Internal Use Only">
                 <a:extLst xmlns:a="http://schemas.openxmlformats.org/drawingml/2006/main">
                   <a:ext uri="{5AE41FA2-C0FF-4470-9BD4-5FADCA87CBE2}">
-                    <aclsh:classification xmlns:aclsh="http://schemas.microsoft.com/office/drawing/2020/classificationShape" classificationOutcomeType="hdr"/>
+                    <aclsh:classification xmlns:aclsh="http://schemas.microsoft.com/office/drawing/2020/classificationShape" xmlns:w16se="http://schemas.microsoft.com/office/word/2015/wordml/symex" xmlns:w16sdtfl="http://schemas.microsoft.com/office/word/2024/wordml/sdtformatlock" xmlns:w16sdtdh="http://schemas.microsoft.com/office/word/2020/wordml/sdtdatahash" xmlns:w16du="http://schemas.microsoft.com/office/word/2023/wordml/word16du" xmlns:w16="http://schemas.microsoft.com/office/word/2018/wordml" xmlns:w16cid="http://schemas.microsoft.com/office/word/2016/wordml/cid" xmlns:w16cex="http://schemas.microsoft.com/office/word/2018/wordml/cex" xmlns:w="http://schemas.openxmlformats.org/wordprocessingml/2006/main" xmlns:w10="urn:schemas-microsoft-com:office:word" xmlns:v="urn:schemas-microsoft-com:vml" xmlns:oel="http://schemas.microsoft.com/office/2019/extlst" xmlns:o="urn:schemas-microsoft-com:office:office" xmlns:am3d="http://schemas.microsoft.com/office/drawing/2017/model3d" xmlns:aink="http://schemas.microsoft.com/office/drawing/2016/ink" xmlns:cx8="http://schemas.microsoft.com/office/drawing/2016/5/14/chartex" xmlns:cx7="http://schemas.microsoft.com/office/drawing/2016/5/13/chartex" xmlns:cx6="http://schemas.microsoft.com/office/drawing/2016/5/12/chartex" xmlns:cx5="http://schemas.microsoft.com/office/drawing/2016/5/11/chartex" xmlns:cx4="http://schemas.microsoft.com/office/drawing/2016/5/10/chartex" xmlns:cx3="http://schemas.microsoft.com/office/drawing/2016/5/9/chartex" xmlns:cx2="http://schemas.microsoft.com/office/drawing/2015/10/21/chartex" xmlns:cx1="http://schemas.microsoft.com/office/drawing/2015/9/8/chartex" xmlns:cx="http://schemas.microsoft.com/office/drawing/2014/chartex" xmlns="" classificationOutcomeType="hdr"/>
                   </a:ext>
                 </a:extLst>
               </wp:docPr>
@@ -7843,7 +9659,7 @@
               <v:stroke joinstyle="miter"/>
               <v:path gradientshapeok="t" o:connecttype="rect"/>
             </v:shapetype>
-            <v:shape id="Text Box 5" o:spid="_x0000_s1026" type="#_x0000_t202" alt="LGE Internal Use Only" style="position:absolute;left:0;text-align:left;margin-left:0;margin-top:0;width:105.75pt;height:35.65pt;z-index:251661312;visibility:visible;mso-wrap-style:none;mso-wrap-distance-left:0;mso-wrap-distance-top:0;mso-wrap-distance-right:0;mso-wrap-distance-bottom:0;mso-position-horizontal:center;mso-position-horizontal-relative:page;mso-position-vertical:top;mso-position-vertical-relative:page;v-text-anchor:top" o:gfxdata="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" filled="f" stroked="f">
+            <v:shape id="Text Box 5" o:spid="_x0000_s1026" type="#_x0000_t202" alt="LGE Internal Use Only" style="position:absolute;left:0;text-align:left;margin-left:0;margin-top:0;width:105.75pt;height:35.65pt;z-index:251661312;visibility:visible;mso-wrap-style:none;mso-wrap-distance-left:0;mso-wrap-distance-top:0;mso-wrap-distance-right:0;mso-wrap-distance-bottom:0;mso-position-horizontal:center;mso-position-horizontal-relative:page;mso-position-vertical:top;mso-position-vertical-relative:page;v-text-anchor:top" o:gfxdata="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" filled="f" stroked="f">
               <v:textbox style="mso-fit-shape-to-text:t" inset="0,15pt,0,0">
                 <w:txbxContent>
                   <w:p>
@@ -7879,7 +9695,7 @@
 </file>
 
 <file path=word/header2.xml><?xml version="1.0" encoding="utf-8"?>
-<w:hdr xmlns:wpc="http://schemas.microsoft.com/office/word/2010/wordprocessingCanvas" xmlns:cx="http://schemas.microsoft.com/office/drawing/2014/chartex" xmlns:cx1="http://schemas.microsoft.com/office/drawing/2015/9/8/chartex" xmlns:cx2="http://schemas.microsoft.com/office/drawing/2015/10/21/chartex" xmlns:cx3="http://schemas.microsoft.com/office/drawing/2016/5/9/chartex" xmlns:cx4="http://schemas.microsoft.com/office/drawing/2016/5/10/chartex" xmlns:cx5="http://schemas.microsoft.com/office/drawing/2016/5/11/chartex" xmlns:cx6="http://schemas.microsoft.com/office/drawing/2016/5/12/chartex" xmlns:cx7="http://schemas.microsoft.com/office/drawing/2016/5/13/chartex" xmlns:cx8="http://schemas.microsoft.com/office/drawing/2016/5/14/chartex" xmlns:mc="http://schemas.openxmlformats.org/markup-compatibility/2006" xmlns:aink="http://schemas.microsoft.com/office/drawing/2016/ink" xmlns:am3d="http://schemas.microsoft.com/office/drawing/2017/model3d" xmlns:o="urn:schemas-microsoft-com:office:office" xmlns:oel="http://schemas.microsoft.com/office/2019/extlst" xmlns:r="http://schemas.openxmlformats.org/officeDocument/2006/relationships" xmlns:m="http://schemas.openxmlformats.org/officeDocument/2006/math" xmlns:v="urn:schemas-microsoft-com:vml" xmlns:wp14="http://schemas.microsoft.com/office/word/2010/wordprocessingDrawing" xmlns:wp="http://schemas.openxmlformats.org/drawingml/2006/wordprocessingDrawing" xmlns:w10="urn:schemas-microsoft-com:office:word" xmlns:w="http://schemas.openxmlformats.org/wordprocessingml/2006/main" xmlns:w14="http://schemas.microsoft.com/office/word/2010/wordml" xmlns:w15="http://schemas.microsoft.com/office/word/2012/wordml" xmlns:w16cex="http://schemas.microsoft.com/office/word/2018/wordml/cex" xmlns:w16cid="http://schemas.microsoft.com/office/word/2016/wordml/cid" xmlns:w16="http://schemas.microsoft.com/office/word/2018/wordml" xmlns:w16du="http://schemas.microsoft.com/office/word/2023/wordml/word16du" xmlns:w16sdtdh="http://schemas.microsoft.com/office/word/2020/wordml/sdtdatahash" xmlns:w16sdtfl="http://schemas.microsoft.com/office/word/2024/wordml/sdtformatlock" xmlns:w16se="http://schemas.microsoft.com/office/word/2015/wordml/symex" xmlns:wpg="http://schemas.microsoft.com/office/word/2010/wordprocessingGroup" xmlns:wpi="http://schemas.microsoft.com/office/word/2010/wordprocessingInk" xmlns:wne="http://schemas.microsoft.com/office/word/2006/wordml" xmlns:wps="http://schemas.microsoft.com/office/word/2010/wordprocessingShape" mc:Ignorable="w14 w15 w16se w16cid w16 w16cex w16sdtdh w16sdtfl w16du wp14">
+<w:hdr xmlns:wpc="http://schemas.microsoft.com/office/word/2010/wordprocessingCanvas" xmlns:mc="http://schemas.openxmlformats.org/markup-compatibility/2006" xmlns:o="urn:schemas-microsoft-com:office:office" xmlns:r="http://schemas.openxmlformats.org/officeDocument/2006/relationships" xmlns:m="http://schemas.openxmlformats.org/officeDocument/2006/math" xmlns:v="urn:schemas-microsoft-com:vml" xmlns:wp14="http://schemas.microsoft.com/office/word/2010/wordprocessingDrawing" xmlns:wp="http://schemas.openxmlformats.org/drawingml/2006/wordprocessingDrawing" xmlns:w10="urn:schemas-microsoft-com:office:word" xmlns:w="http://schemas.openxmlformats.org/wordprocessingml/2006/main" xmlns:w14="http://schemas.microsoft.com/office/word/2010/wordml" xmlns:w15="http://schemas.microsoft.com/office/word/2012/wordml" xmlns:wpg="http://schemas.microsoft.com/office/word/2010/wordprocessingGroup" xmlns:wpi="http://schemas.microsoft.com/office/word/2010/wordprocessingInk" xmlns:wne="http://schemas.microsoft.com/office/word/2006/wordml" xmlns:wps="http://schemas.microsoft.com/office/word/2010/wordprocessingShape" mc:Ignorable="w14 w15 wp14">
   <w:p>
     <w:pPr>
       <w:pStyle w:val="Header"/>
@@ -7921,7 +9737,7 @@
 </file>
 
 <file path=word/header3.xml><?xml version="1.0" encoding="utf-8"?>
-<w:hdr xmlns:wpc="http://schemas.microsoft.com/office/word/2010/wordprocessingCanvas" xmlns:cx="http://schemas.microsoft.com/office/drawing/2014/chartex" xmlns:cx1="http://schemas.microsoft.com/office/drawing/2015/9/8/chartex" xmlns:cx2="http://schemas.microsoft.com/office/drawing/2015/10/21/chartex" xmlns:cx3="http://schemas.microsoft.com/office/drawing/2016/5/9/chartex" xmlns:cx4="http://schemas.microsoft.com/office/drawing/2016/5/10/chartex" xmlns:cx5="http://schemas.microsoft.com/office/drawing/2016/5/11/chartex" xmlns:cx6="http://schemas.microsoft.com/office/drawing/2016/5/12/chartex" xmlns:cx7="http://schemas.microsoft.com/office/drawing/2016/5/13/chartex" xmlns:cx8="http://schemas.microsoft.com/office/drawing/2016/5/14/chartex" xmlns:mc="http://schemas.openxmlformats.org/markup-compatibility/2006" xmlns:aink="http://schemas.microsoft.com/office/drawing/2016/ink" xmlns:am3d="http://schemas.microsoft.com/office/drawing/2017/model3d" xmlns:o="urn:schemas-microsoft-com:office:office" xmlns:oel="http://schemas.microsoft.com/office/2019/extlst" xmlns:r="http://schemas.openxmlformats.org/officeDocument/2006/relationships" xmlns:m="http://schemas.openxmlformats.org/officeDocument/2006/math" xmlns:v="urn:schemas-microsoft-com:vml" xmlns:wp14="http://schemas.microsoft.com/office/word/2010/wordprocessingDrawing" xmlns:wp="http://schemas.openxmlformats.org/drawingml/2006/wordprocessingDrawing" xmlns:w10="urn:schemas-microsoft-com:office:word" xmlns:w="http://schemas.openxmlformats.org/wordprocessingml/2006/main" xmlns:w14="http://schemas.microsoft.com/office/word/2010/wordml" xmlns:w15="http://schemas.microsoft.com/office/word/2012/wordml" xmlns:w16cex="http://schemas.microsoft.com/office/word/2018/wordml/cex" xmlns:w16cid="http://schemas.microsoft.com/office/word/2016/wordml/cid" xmlns:w16="http://schemas.microsoft.com/office/word/2018/wordml" xmlns:w16du="http://schemas.microsoft.com/office/word/2023/wordml/word16du" xmlns:w16sdtdh="http://schemas.microsoft.com/office/word/2020/wordml/sdtdatahash" xmlns:w16sdtfl="http://schemas.microsoft.com/office/word/2024/wordml/sdtformatlock" xmlns:w16se="http://schemas.microsoft.com/office/word/2015/wordml/symex" xmlns:wpg="http://schemas.microsoft.com/office/word/2010/wordprocessingGroup" xmlns:wpi="http://schemas.microsoft.com/office/word/2010/wordprocessingInk" xmlns:wne="http://schemas.microsoft.com/office/word/2006/wordml" xmlns:wps="http://schemas.microsoft.com/office/word/2010/wordprocessingShape" mc:Ignorable="w14 w15 w16se w16cid w16 w16cex w16sdtdh w16sdtfl w16du wp14">
+<w:hdr xmlns:wpc="http://schemas.microsoft.com/office/word/2010/wordprocessingCanvas" xmlns:mc="http://schemas.openxmlformats.org/markup-compatibility/2006" xmlns:o="urn:schemas-microsoft-com:office:office" xmlns:r="http://schemas.openxmlformats.org/officeDocument/2006/relationships" xmlns:m="http://schemas.openxmlformats.org/officeDocument/2006/math" xmlns:v="urn:schemas-microsoft-com:vml" xmlns:wp14="http://schemas.microsoft.com/office/word/2010/wordprocessingDrawing" xmlns:wp="http://schemas.openxmlformats.org/drawingml/2006/wordprocessingDrawing" xmlns:w10="urn:schemas-microsoft-com:office:word" xmlns:w="http://schemas.openxmlformats.org/wordprocessingml/2006/main" xmlns:w14="http://schemas.microsoft.com/office/word/2010/wordml" xmlns:w15="http://schemas.microsoft.com/office/word/2012/wordml" xmlns:wpg="http://schemas.microsoft.com/office/word/2010/wordprocessingGroup" xmlns:wpi="http://schemas.microsoft.com/office/word/2010/wordprocessingInk" xmlns:wne="http://schemas.microsoft.com/office/word/2006/wordml" xmlns:wps="http://schemas.microsoft.com/office/word/2010/wordprocessingShape" mc:Ignorable="w14 w15 wp14">
   <w:p>
     <w:pPr>
       <w:pStyle w:val="Header"/>
@@ -7947,7 +9763,7 @@
               <wp:docPr id="422084648" name="Text Box 4" descr="LGE Internal Use Only">
                 <a:extLst xmlns:a="http://schemas.openxmlformats.org/drawingml/2006/main">
                   <a:ext uri="{5AE41FA2-C0FF-4470-9BD4-5FADCA87CBE2}">
-                    <aclsh:classification xmlns:aclsh="http://schemas.microsoft.com/office/drawing/2020/classificationShape" classificationOutcomeType="hdr"/>
+                    <aclsh:classification xmlns:aclsh="http://schemas.microsoft.com/office/drawing/2020/classificationShape" xmlns:w16se="http://schemas.microsoft.com/office/word/2015/wordml/symex" xmlns:w16sdtfl="http://schemas.microsoft.com/office/word/2024/wordml/sdtformatlock" xmlns:w16sdtdh="http://schemas.microsoft.com/office/word/2020/wordml/sdtdatahash" xmlns:w16du="http://schemas.microsoft.com/office/word/2023/wordml/word16du" xmlns:w16="http://schemas.microsoft.com/office/word/2018/wordml" xmlns:w16cid="http://schemas.microsoft.com/office/word/2016/wordml/cid" xmlns:w16cex="http://schemas.microsoft.com/office/word/2018/wordml/cex" xmlns:w="http://schemas.openxmlformats.org/wordprocessingml/2006/main" xmlns:w10="urn:schemas-microsoft-com:office:word" xmlns:v="urn:schemas-microsoft-com:vml" xmlns:oel="http://schemas.microsoft.com/office/2019/extlst" xmlns:o="urn:schemas-microsoft-com:office:office" xmlns:am3d="http://schemas.microsoft.com/office/drawing/2017/model3d" xmlns:aink="http://schemas.microsoft.com/office/drawing/2016/ink" xmlns:cx8="http://schemas.microsoft.com/office/drawing/2016/5/14/chartex" xmlns:cx7="http://schemas.microsoft.com/office/drawing/2016/5/13/chartex" xmlns:cx6="http://schemas.microsoft.com/office/drawing/2016/5/12/chartex" xmlns:cx5="http://schemas.microsoft.com/office/drawing/2016/5/11/chartex" xmlns:cx4="http://schemas.microsoft.com/office/drawing/2016/5/10/chartex" xmlns:cx3="http://schemas.microsoft.com/office/drawing/2016/5/9/chartex" xmlns:cx2="http://schemas.microsoft.com/office/drawing/2015/10/21/chartex" xmlns:cx1="http://schemas.microsoft.com/office/drawing/2015/9/8/chartex" xmlns:cx="http://schemas.microsoft.com/office/drawing/2014/chartex" xmlns="" classificationOutcomeType="hdr"/>
                   </a:ext>
                 </a:extLst>
               </wp:docPr>
@@ -8011,7 +9827,7 @@
               <v:stroke joinstyle="miter"/>
               <v:path gradientshapeok="t" o:connecttype="rect"/>
             </v:shapetype>
-            <v:shape id="Text Box 4" o:spid="_x0000_s1027" type="#_x0000_t202" alt="LGE Internal Use Only" style="position:absolute;left:0;text-align:left;margin-left:0;margin-top:0;width:105.75pt;height:35.65pt;z-index:251660288;visibility:visible;mso-wrap-style:none;mso-wrap-distance-left:0;mso-wrap-distance-top:0;mso-wrap-distance-right:0;mso-wrap-distance-bottom:0;mso-position-horizontal:center;mso-position-horizontal-relative:page;mso-position-vertical:top;mso-position-vertical-relative:page;v-text-anchor:top" o:gfxdata="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" filled="f" stroked="f">
+            <v:shape id="Text Box 4" o:spid="_x0000_s1027" type="#_x0000_t202" alt="LGE Internal Use Only" style="position:absolute;left:0;text-align:left;margin-left:0;margin-top:0;width:105.75pt;height:35.65pt;z-index:251660288;visibility:visible;mso-wrap-style:none;mso-wrap-distance-left:0;mso-wrap-distance-top:0;mso-wrap-distance-right:0;mso-wrap-distance-bottom:0;mso-position-horizontal:center;mso-position-horizontal-relative:page;mso-position-vertical:top;mso-position-vertical-relative:page;v-text-anchor:top" o:gfxdata="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" filled="f" stroked="f">
               <v:textbox style="mso-fit-shape-to-text:t" inset="0,15pt,0,0">
                 <w:txbxContent>
                   <w:p>
@@ -8047,8 +9863,8 @@
 </file>
 
 <file path=word/numbering.xml><?xml version="1.0" encoding="utf-8"?>
-<w:numbering xmlns:wpc="http://schemas.microsoft.com/office/word/2010/wordprocessingCanvas" xmlns:cx="http://schemas.microsoft.com/office/drawing/2014/chartex" xmlns:cx1="http://schemas.microsoft.com/office/drawing/2015/9/8/chartex" xmlns:cx2="http://schemas.microsoft.com/office/drawing/2015/10/21/chartex" xmlns:cx3="http://schemas.microsoft.com/office/drawing/2016/5/9/chartex" xmlns:cx4="http://schemas.microsoft.com/office/drawing/2016/5/10/chartex" xmlns:cx5="http://schemas.microsoft.com/office/drawing/2016/5/11/chartex" xmlns:cx6="http://schemas.microsoft.com/office/drawing/2016/5/12/chartex" xmlns:cx7="http://schemas.microsoft.com/office/drawing/2016/5/13/chartex" xmlns:cx8="http://schemas.microsoft.com/office/drawing/2016/5/14/chartex" xmlns:mc="http://schemas.openxmlformats.org/markup-compatibility/2006" xmlns:aink="http://schemas.microsoft.com/office/drawing/2016/ink" xmlns:am3d="http://schemas.microsoft.com/office/drawing/2017/model3d" xmlns:o="urn:schemas-microsoft-com:office:office" xmlns:oel="http://schemas.microsoft.com/office/2019/extlst" xmlns:r="http://schemas.openxmlformats.org/officeDocument/2006/relationships" xmlns:m="http://schemas.openxmlformats.org/officeDocument/2006/math" xmlns:v="urn:schemas-microsoft-com:vml" xmlns:wp14="http://schemas.microsoft.com/office/word/2010/wordprocessingDrawing" xmlns:wp="http://schemas.openxmlformats.org/drawingml/2006/wordprocessingDrawing" xmlns:w10="urn:schemas-microsoft-com:office:word" xmlns:w="http://schemas.openxmlformats.org/wordprocessingml/2006/main" xmlns:w14="http://schemas.microsoft.com/office/word/2010/wordml" xmlns:w15="http://schemas.microsoft.com/office/word/2012/wordml" xmlns:w16cex="http://schemas.microsoft.com/office/word/2018/wordml/cex" xmlns:w16cid="http://schemas.microsoft.com/office/word/2016/wordml/cid" xmlns:w16="http://schemas.microsoft.com/office/word/2018/wordml" xmlns:w16du="http://schemas.microsoft.com/office/word/2023/wordml/word16du" xmlns:w16sdtdh="http://schemas.microsoft.com/office/word/2020/wordml/sdtdatahash" xmlns:w16sdtfl="http://schemas.microsoft.com/office/word/2024/wordml/sdtformatlock" xmlns:w16se="http://schemas.microsoft.com/office/word/2015/wordml/symex" xmlns:wpg="http://schemas.microsoft.com/office/word/2010/wordprocessingGroup" xmlns:wpi="http://schemas.microsoft.com/office/word/2010/wordprocessingInk" xmlns:wne="http://schemas.microsoft.com/office/word/2006/wordml" xmlns:wps="http://schemas.microsoft.com/office/word/2010/wordprocessingShape" mc:Ignorable="w14 w15 w16se w16cid w16 w16cex w16sdtdh w16sdtfl w16du wp14">
-  <w:abstractNum w:abstractNumId="0" w15:restartNumberingAfterBreak="0">
+<w:numbering xmlns:wpc="http://schemas.microsoft.com/office/word/2010/wordprocessingCanvas" xmlns:mc="http://schemas.openxmlformats.org/markup-compatibility/2006" xmlns:o="urn:schemas-microsoft-com:office:office" xmlns:r="http://schemas.openxmlformats.org/officeDocument/2006/relationships" xmlns:m="http://schemas.openxmlformats.org/officeDocument/2006/math" xmlns:v="urn:schemas-microsoft-com:vml" xmlns:wp14="http://schemas.microsoft.com/office/word/2010/wordprocessingDrawing" xmlns:wp="http://schemas.openxmlformats.org/drawingml/2006/wordprocessingDrawing" xmlns:w10="urn:schemas-microsoft-com:office:word" xmlns:w="http://schemas.openxmlformats.org/wordprocessingml/2006/main" xmlns:w14="http://schemas.microsoft.com/office/word/2010/wordml" xmlns:w15="http://schemas.microsoft.com/office/word/2012/wordml" xmlns:wpg="http://schemas.microsoft.com/office/word/2010/wordprocessingGroup" xmlns:wpi="http://schemas.microsoft.com/office/word/2010/wordprocessingInk" xmlns:wne="http://schemas.microsoft.com/office/word/2006/wordml" xmlns:wps="http://schemas.microsoft.com/office/word/2010/wordprocessingShape" mc:Ignorable="w14 w15 wp14">
+  <w:abstractNum w:abstractNumId="0">
     <w:nsid w:val="0000A990"/>
     <w:multiLevelType w:val="multilevel"/>
     <w:tmpl w:val="14382CE2"/>
@@ -8125,7 +9941,7 @@
       </w:pPr>
     </w:lvl>
   </w:abstractNum>
-  <w:abstractNum w:abstractNumId="1" w15:restartNumberingAfterBreak="0">
+  <w:abstractNum w:abstractNumId="1">
     <w:nsid w:val="0000A991"/>
     <w:multiLevelType w:val="multilevel"/>
     <w:tmpl w:val="57A278D8"/>
@@ -8229,7 +10045,7 @@
       </w:rPr>
     </w:lvl>
   </w:abstractNum>
-  <w:abstractNum w:abstractNumId="2" w15:restartNumberingAfterBreak="0">
+  <w:abstractNum w:abstractNumId="2">
     <w:nsid w:val="00CC3012"/>
     <w:multiLevelType w:val="hybridMultilevel"/>
     <w:tmpl w:val="FD5C616A"/>
@@ -8343,7 +10159,7 @@
       </w:rPr>
     </w:lvl>
   </w:abstractNum>
-  <w:abstractNum w:abstractNumId="3" w15:restartNumberingAfterBreak="0">
+  <w:abstractNum w:abstractNumId="3">
     <w:nsid w:val="09F11A17"/>
     <w:multiLevelType w:val="hybridMultilevel"/>
     <w:tmpl w:val="1922A3A6"/>
@@ -8456,7 +10272,7 @@
       </w:rPr>
     </w:lvl>
   </w:abstractNum>
-  <w:abstractNum w:abstractNumId="4" w15:restartNumberingAfterBreak="0">
+  <w:abstractNum w:abstractNumId="4">
     <w:nsid w:val="0C2F0B08"/>
     <w:multiLevelType w:val="hybridMultilevel"/>
     <w:tmpl w:val="E5326D6E"/>
@@ -8568,7 +10384,7 @@
       </w:rPr>
     </w:lvl>
   </w:abstractNum>
-  <w:abstractNum w:abstractNumId="5" w15:restartNumberingAfterBreak="0">
+  <w:abstractNum w:abstractNumId="5">
     <w:nsid w:val="13B9655A"/>
     <w:multiLevelType w:val="multilevel"/>
     <w:tmpl w:val="D45EA912"/>
@@ -8717,7 +10533,7 @@
       </w:rPr>
     </w:lvl>
   </w:abstractNum>
-  <w:abstractNum w:abstractNumId="6" w15:restartNumberingAfterBreak="0">
+  <w:abstractNum w:abstractNumId="6">
     <w:nsid w:val="25A67FED"/>
     <w:multiLevelType w:val="hybridMultilevel"/>
     <w:tmpl w:val="F4FA9B10"/>
@@ -8829,7 +10645,7 @@
       </w:rPr>
     </w:lvl>
   </w:abstractNum>
-  <w:abstractNum w:abstractNumId="7" w15:restartNumberingAfterBreak="0">
+  <w:abstractNum w:abstractNumId="7">
     <w:nsid w:val="2DFB37E8"/>
     <w:multiLevelType w:val="hybridMultilevel"/>
     <w:tmpl w:val="86889996"/>
@@ -8942,7 +10758,7 @@
       </w:rPr>
     </w:lvl>
   </w:abstractNum>
-  <w:abstractNum w:abstractNumId="8" w15:restartNumberingAfterBreak="0">
+  <w:abstractNum w:abstractNumId="8">
     <w:nsid w:val="329C57F6"/>
     <w:multiLevelType w:val="multilevel"/>
     <w:tmpl w:val="E7EE5192"/>
@@ -9063,7 +10879,7 @@
       </w:rPr>
     </w:lvl>
   </w:abstractNum>
-  <w:abstractNum w:abstractNumId="9" w15:restartNumberingAfterBreak="0">
+  <w:abstractNum w:abstractNumId="9">
     <w:nsid w:val="33185993"/>
     <w:multiLevelType w:val="hybridMultilevel"/>
     <w:tmpl w:val="3B046ACA"/>
@@ -9175,7 +10991,7 @@
       </w:rPr>
     </w:lvl>
   </w:abstractNum>
-  <w:abstractNum w:abstractNumId="10" w15:restartNumberingAfterBreak="0">
+  <w:abstractNum w:abstractNumId="10">
     <w:nsid w:val="35024282"/>
     <w:multiLevelType w:val="multilevel"/>
     <w:tmpl w:val="0409001D"/>
@@ -9262,7 +11078,7 @@
       </w:pPr>
     </w:lvl>
   </w:abstractNum>
-  <w:abstractNum w:abstractNumId="11" w15:restartNumberingAfterBreak="0">
+  <w:abstractNum w:abstractNumId="11">
     <w:nsid w:val="364A7DC1"/>
     <w:multiLevelType w:val="hybridMultilevel"/>
     <w:tmpl w:val="6974250A"/>
@@ -9348,7 +11164,7 @@
       </w:pPr>
     </w:lvl>
   </w:abstractNum>
-  <w:abstractNum w:abstractNumId="12" w15:restartNumberingAfterBreak="0">
+  <w:abstractNum w:abstractNumId="12">
     <w:nsid w:val="3FAD7FD3"/>
     <w:multiLevelType w:val="hybridMultilevel"/>
     <w:tmpl w:val="18F26FE6"/>
@@ -9460,7 +11276,7 @@
       </w:rPr>
     </w:lvl>
   </w:abstractNum>
-  <w:abstractNum w:abstractNumId="13" w15:restartNumberingAfterBreak="0">
+  <w:abstractNum w:abstractNumId="13">
     <w:nsid w:val="4A7D6626"/>
     <w:multiLevelType w:val="hybridMultilevel"/>
     <w:tmpl w:val="2078EC28"/>
@@ -9573,7 +11389,7 @@
       </w:rPr>
     </w:lvl>
   </w:abstractNum>
-  <w:abstractNum w:abstractNumId="14" w15:restartNumberingAfterBreak="0">
+  <w:abstractNum w:abstractNumId="14">
     <w:nsid w:val="63BA18C2"/>
     <w:multiLevelType w:val="hybridMultilevel"/>
     <w:tmpl w:val="E39682CC"/>
@@ -9686,7 +11502,7 @@
       </w:rPr>
     </w:lvl>
   </w:abstractNum>
-  <w:abstractNum w:abstractNumId="15" w15:restartNumberingAfterBreak="0">
+  <w:abstractNum w:abstractNumId="15">
     <w:nsid w:val="63E05F33"/>
     <w:multiLevelType w:val="hybridMultilevel"/>
     <w:tmpl w:val="C8F29794"/>
@@ -9772,7 +11588,7 @@
       </w:pPr>
     </w:lvl>
   </w:abstractNum>
-  <w:abstractNum w:abstractNumId="16" w15:restartNumberingAfterBreak="0">
+  <w:abstractNum w:abstractNumId="16">
     <w:nsid w:val="6964740F"/>
     <w:multiLevelType w:val="hybridMultilevel"/>
     <w:tmpl w:val="9880F296"/>
@@ -9885,7 +11701,7 @@
       </w:rPr>
     </w:lvl>
   </w:abstractNum>
-  <w:abstractNum w:abstractNumId="17" w15:restartNumberingAfterBreak="0">
+  <w:abstractNum w:abstractNumId="17">
     <w:nsid w:val="6B821B91"/>
     <w:multiLevelType w:val="hybridMultilevel"/>
     <w:tmpl w:val="9AA091E6"/>
@@ -9997,7 +11813,7 @@
       </w:rPr>
     </w:lvl>
   </w:abstractNum>
-  <w:abstractNum w:abstractNumId="18" w15:restartNumberingAfterBreak="0">
+  <w:abstractNum w:abstractNumId="18">
     <w:nsid w:val="6D175684"/>
     <w:multiLevelType w:val="hybridMultilevel"/>
     <w:tmpl w:val="8B0CD6BE"/>
@@ -10109,10 +11925,10 @@
       </w:rPr>
     </w:lvl>
   </w:abstractNum>
-  <w:abstractNum w:abstractNumId="19" w15:restartNumberingAfterBreak="0">
+  <w:abstractNum w:abstractNumId="19">
     <w:nsid w:val="6D4E0F8C"/>
     <w:multiLevelType w:val="hybridMultilevel"/>
-    <w:tmpl w:val="5058AF58"/>
+    <w:tmpl w:val="08DA119C"/>
     <w:lvl w:ilvl="0" w:tplc="DB04DDE6">
       <w:start w:val="1"/>
       <w:numFmt w:val="bullet"/>
@@ -10126,104 +11942,104 @@
         <w:b/>
       </w:rPr>
     </w:lvl>
-    <w:lvl w:ilvl="1" w:tplc="04090003" w:tentative="1">
+    <w:lvl w:ilvl="1" w:tplc="04090005">
+      <w:start w:val="1"/>
+      <w:numFmt w:val="bullet"/>
+      <w:lvlText w:val=""/>
+      <w:lvlJc w:val="left"/>
+      <w:pPr>
+        <w:ind w:left="1440" w:hanging="360"/>
+      </w:pPr>
+      <w:rPr>
+        <w:rFonts w:ascii="Wingdings" w:hAnsi="Wingdings" w:hint="default"/>
+      </w:rPr>
+    </w:lvl>
+    <w:lvl w:ilvl="2" w:tplc="04090005" w:tentative="1">
+      <w:start w:val="1"/>
+      <w:numFmt w:val="bullet"/>
+      <w:lvlText w:val=""/>
+      <w:lvlJc w:val="left"/>
+      <w:pPr>
+        <w:ind w:left="2160" w:hanging="360"/>
+      </w:pPr>
+      <w:rPr>
+        <w:rFonts w:ascii="Wingdings" w:hAnsi="Wingdings" w:hint="default"/>
+      </w:rPr>
+    </w:lvl>
+    <w:lvl w:ilvl="3" w:tplc="04090001" w:tentative="1">
+      <w:start w:val="1"/>
+      <w:numFmt w:val="bullet"/>
+      <w:lvlText w:val=""/>
+      <w:lvlJc w:val="left"/>
+      <w:pPr>
+        <w:ind w:left="2880" w:hanging="360"/>
+      </w:pPr>
+      <w:rPr>
+        <w:rFonts w:ascii="Symbol" w:hAnsi="Symbol" w:hint="default"/>
+      </w:rPr>
+    </w:lvl>
+    <w:lvl w:ilvl="4" w:tplc="04090003" w:tentative="1">
       <w:start w:val="1"/>
       <w:numFmt w:val="bullet"/>
       <w:lvlText w:val="o"/>
       <w:lvlJc w:val="left"/>
       <w:pPr>
-        <w:ind w:left="1440" w:hanging="360"/>
+        <w:ind w:left="3600" w:hanging="360"/>
       </w:pPr>
       <w:rPr>
         <w:rFonts w:ascii="Courier New" w:hAnsi="Courier New" w:cs="Courier New" w:hint="default"/>
       </w:rPr>
     </w:lvl>
-    <w:lvl w:ilvl="2" w:tplc="04090005" w:tentative="1">
+    <w:lvl w:ilvl="5" w:tplc="04090005" w:tentative="1">
       <w:start w:val="1"/>
       <w:numFmt w:val="bullet"/>
       <w:lvlText w:val=""/>
       <w:lvlJc w:val="left"/>
       <w:pPr>
-        <w:ind w:left="2160" w:hanging="360"/>
+        <w:ind w:left="4320" w:hanging="360"/>
       </w:pPr>
       <w:rPr>
         <w:rFonts w:ascii="Wingdings" w:hAnsi="Wingdings" w:hint="default"/>
       </w:rPr>
     </w:lvl>
-    <w:lvl w:ilvl="3" w:tplc="04090001" w:tentative="1">
+    <w:lvl w:ilvl="6" w:tplc="04090001" w:tentative="1">
       <w:start w:val="1"/>
       <w:numFmt w:val="bullet"/>
       <w:lvlText w:val=""/>
       <w:lvlJc w:val="left"/>
       <w:pPr>
-        <w:ind w:left="2880" w:hanging="360"/>
+        <w:ind w:left="5040" w:hanging="360"/>
       </w:pPr>
       <w:rPr>
         <w:rFonts w:ascii="Symbol" w:hAnsi="Symbol" w:hint="default"/>
       </w:rPr>
     </w:lvl>
-    <w:lvl w:ilvl="4" w:tplc="04090003" w:tentative="1">
+    <w:lvl w:ilvl="7" w:tplc="04090003" w:tentative="1">
       <w:start w:val="1"/>
       <w:numFmt w:val="bullet"/>
       <w:lvlText w:val="o"/>
       <w:lvlJc w:val="left"/>
       <w:pPr>
-        <w:ind w:left="3600" w:hanging="360"/>
+        <w:ind w:left="5760" w:hanging="360"/>
       </w:pPr>
       <w:rPr>
         <w:rFonts w:ascii="Courier New" w:hAnsi="Courier New" w:cs="Courier New" w:hint="default"/>
       </w:rPr>
     </w:lvl>
-    <w:lvl w:ilvl="5" w:tplc="04090005" w:tentative="1">
+    <w:lvl w:ilvl="8" w:tplc="04090005" w:tentative="1">
       <w:start w:val="1"/>
       <w:numFmt w:val="bullet"/>
       <w:lvlText w:val=""/>
       <w:lvlJc w:val="left"/>
       <w:pPr>
-        <w:ind w:left="4320" w:hanging="360"/>
+        <w:ind w:left="6480" w:hanging="360"/>
       </w:pPr>
       <w:rPr>
         <w:rFonts w:ascii="Wingdings" w:hAnsi="Wingdings" w:hint="default"/>
       </w:rPr>
     </w:lvl>
-    <w:lvl w:ilvl="6" w:tplc="04090001" w:tentative="1">
-      <w:start w:val="1"/>
-      <w:numFmt w:val="bullet"/>
-      <w:lvlText w:val=""/>
-      <w:lvlJc w:val="left"/>
-      <w:pPr>
-        <w:ind w:left="5040" w:hanging="360"/>
-      </w:pPr>
-      <w:rPr>
-        <w:rFonts w:ascii="Symbol" w:hAnsi="Symbol" w:hint="default"/>
-      </w:rPr>
-    </w:lvl>
-    <w:lvl w:ilvl="7" w:tplc="04090003" w:tentative="1">
-      <w:start w:val="1"/>
-      <w:numFmt w:val="bullet"/>
-      <w:lvlText w:val="o"/>
-      <w:lvlJc w:val="left"/>
-      <w:pPr>
-        <w:ind w:left="5760" w:hanging="360"/>
-      </w:pPr>
-      <w:rPr>
-        <w:rFonts w:ascii="Courier New" w:hAnsi="Courier New" w:cs="Courier New" w:hint="default"/>
-      </w:rPr>
-    </w:lvl>
-    <w:lvl w:ilvl="8" w:tplc="04090005" w:tentative="1">
-      <w:start w:val="1"/>
-      <w:numFmt w:val="bullet"/>
-      <w:lvlText w:val=""/>
-      <w:lvlJc w:val="left"/>
-      <w:pPr>
-        <w:ind w:left="6480" w:hanging="360"/>
-      </w:pPr>
-      <w:rPr>
-        <w:rFonts w:ascii="Wingdings" w:hAnsi="Wingdings" w:hint="default"/>
-      </w:rPr>
-    </w:lvl>
   </w:abstractNum>
-  <w:abstractNum w:abstractNumId="20" w15:restartNumberingAfterBreak="0">
+  <w:abstractNum w:abstractNumId="20">
     <w:nsid w:val="702A5957"/>
     <w:multiLevelType w:val="hybridMultilevel"/>
     <w:tmpl w:val="2C1804D4"/>
@@ -10335,7 +12151,7 @@
       </w:rPr>
     </w:lvl>
   </w:abstractNum>
-  <w:abstractNum w:abstractNumId="21" w15:restartNumberingAfterBreak="0">
+  <w:abstractNum w:abstractNumId="21">
     <w:nsid w:val="7376414A"/>
     <w:multiLevelType w:val="hybridMultilevel"/>
     <w:tmpl w:val="CC325264"/>
@@ -10447,7 +12263,7 @@
       </w:rPr>
     </w:lvl>
   </w:abstractNum>
-  <w:abstractNum w:abstractNumId="22" w15:restartNumberingAfterBreak="0">
+  <w:abstractNum w:abstractNumId="22">
     <w:nsid w:val="77AB36F8"/>
     <w:multiLevelType w:val="hybridMultilevel"/>
     <w:tmpl w:val="226E2E32"/>
@@ -10587,7 +12403,7 @@
       </w:rPr>
     </w:lvl>
   </w:abstractNum>
-  <w:abstractNum w:abstractNumId="23" w15:restartNumberingAfterBreak="0">
+  <w:abstractNum w:abstractNumId="23">
     <w:nsid w:val="7CB50344"/>
     <w:multiLevelType w:val="hybridMultilevel"/>
     <w:tmpl w:val="CC72E450"/>
@@ -10699,76 +12515,76 @@
       </w:rPr>
     </w:lvl>
   </w:abstractNum>
-  <w:num w:numId="1" w16cid:durableId="1872377368">
+  <w:num w:numId="1">
     <w:abstractNumId w:val="5"/>
   </w:num>
-  <w:num w:numId="2" w16cid:durableId="578518542">
+  <w:num w:numId="2">
     <w:abstractNumId w:val="7"/>
   </w:num>
-  <w:num w:numId="3" w16cid:durableId="1176384972">
+  <w:num w:numId="3">
     <w:abstractNumId w:val="22"/>
   </w:num>
-  <w:num w:numId="4" w16cid:durableId="1281456544">
+  <w:num w:numId="4">
     <w:abstractNumId w:val="13"/>
   </w:num>
-  <w:num w:numId="5" w16cid:durableId="516698832">
+  <w:num w:numId="5">
     <w:abstractNumId w:val="17"/>
   </w:num>
-  <w:num w:numId="6" w16cid:durableId="896086214">
+  <w:num w:numId="6">
     <w:abstractNumId w:val="9"/>
   </w:num>
-  <w:num w:numId="7" w16cid:durableId="221336475">
+  <w:num w:numId="7">
     <w:abstractNumId w:val="6"/>
   </w:num>
-  <w:num w:numId="8" w16cid:durableId="985166137">
+  <w:num w:numId="8">
     <w:abstractNumId w:val="23"/>
   </w:num>
-  <w:num w:numId="9" w16cid:durableId="747582054">
+  <w:num w:numId="9">
     <w:abstractNumId w:val="4"/>
   </w:num>
-  <w:num w:numId="10" w16cid:durableId="96367424">
+  <w:num w:numId="10">
     <w:abstractNumId w:val="20"/>
   </w:num>
-  <w:num w:numId="11" w16cid:durableId="1091395367">
+  <w:num w:numId="11">
     <w:abstractNumId w:val="21"/>
   </w:num>
-  <w:num w:numId="12" w16cid:durableId="1317805067">
+  <w:num w:numId="12">
     <w:abstractNumId w:val="12"/>
   </w:num>
-  <w:num w:numId="13" w16cid:durableId="1927111383">
+  <w:num w:numId="13">
     <w:abstractNumId w:val="10"/>
   </w:num>
-  <w:num w:numId="14" w16cid:durableId="977686249">
+  <w:num w:numId="14">
     <w:abstractNumId w:val="3"/>
   </w:num>
-  <w:num w:numId="15" w16cid:durableId="908268859">
+  <w:num w:numId="15">
     <w:abstractNumId w:val="18"/>
   </w:num>
-  <w:num w:numId="16" w16cid:durableId="1191842405">
+  <w:num w:numId="16">
     <w:abstractNumId w:val="8"/>
   </w:num>
-  <w:num w:numId="17" w16cid:durableId="341474866">
+  <w:num w:numId="17">
     <w:abstractNumId w:val="14"/>
   </w:num>
-  <w:num w:numId="18" w16cid:durableId="508982701">
+  <w:num w:numId="18">
     <w:abstractNumId w:val="2"/>
   </w:num>
-  <w:num w:numId="19" w16cid:durableId="527910882">
+  <w:num w:numId="19">
     <w:abstractNumId w:val="15"/>
     <w:lvlOverride w:ilvl="0">
       <w:startOverride w:val="1"/>
     </w:lvlOverride>
   </w:num>
-  <w:num w:numId="20" w16cid:durableId="2091656028">
+  <w:num w:numId="20">
     <w:abstractNumId w:val="8"/>
   </w:num>
-  <w:num w:numId="21" w16cid:durableId="191771138">
+  <w:num w:numId="21">
     <w:abstractNumId w:val="11"/>
     <w:lvlOverride w:ilvl="0">
       <w:startOverride w:val="1"/>
     </w:lvlOverride>
   </w:num>
-  <w:num w:numId="22" w16cid:durableId="1731924861">
+  <w:num w:numId="22">
     <w:abstractNumId w:val="8"/>
     <w:lvlOverride w:ilvl="0">
       <w:startOverride w:val="1"/>
@@ -10798,53 +12614,59 @@
       <w:startOverride w:val="1"/>
     </w:lvlOverride>
   </w:num>
-  <w:num w:numId="23" w16cid:durableId="228224963">
+  <w:num w:numId="23">
     <w:abstractNumId w:val="0"/>
   </w:num>
-  <w:num w:numId="24" w16cid:durableId="2067992522">
+  <w:num w:numId="24">
     <w:abstractNumId w:val="1"/>
   </w:num>
-  <w:num w:numId="25" w16cid:durableId="1574241475">
+  <w:num w:numId="25">
     <w:abstractNumId w:val="1"/>
   </w:num>
-  <w:num w:numId="26" w16cid:durableId="89008698">
+  <w:num w:numId="26">
     <w:abstractNumId w:val="1"/>
   </w:num>
-  <w:num w:numId="27" w16cid:durableId="1231693189">
+  <w:num w:numId="27">
     <w:abstractNumId w:val="1"/>
   </w:num>
-  <w:num w:numId="28" w16cid:durableId="1748308663">
+  <w:num w:numId="28">
     <w:abstractNumId w:val="1"/>
   </w:num>
-  <w:num w:numId="29" w16cid:durableId="1377774750">
+  <w:num w:numId="29">
     <w:abstractNumId w:val="1"/>
   </w:num>
-  <w:num w:numId="30" w16cid:durableId="1324822594">
+  <w:num w:numId="30">
     <w:abstractNumId w:val="1"/>
   </w:num>
-  <w:num w:numId="31" w16cid:durableId="980617780">
+  <w:num w:numId="31">
     <w:abstractNumId w:val="1"/>
   </w:num>
-  <w:num w:numId="32" w16cid:durableId="856315679">
+  <w:num w:numId="32">
     <w:abstractNumId w:val="1"/>
   </w:num>
-  <w:num w:numId="33" w16cid:durableId="353190034">
+  <w:num w:numId="33">
     <w:abstractNumId w:val="1"/>
   </w:num>
-  <w:num w:numId="34" w16cid:durableId="1660688424">
+  <w:num w:numId="34">
     <w:abstractNumId w:val="1"/>
   </w:num>
-  <w:num w:numId="35" w16cid:durableId="2079396095">
+  <w:num w:numId="35">
     <w:abstractNumId w:val="16"/>
   </w:num>
-  <w:num w:numId="36" w16cid:durableId="1069157475">
+  <w:num w:numId="36">
     <w:abstractNumId w:val="19"/>
+  </w:num>
+  <w:num w:numId="37">
+    <w:abstractNumId w:val="8"/>
+  </w:num>
+  <w:num w:numId="38">
+    <w:abstractNumId w:val="8"/>
   </w:num>
 </w:numbering>
 </file>
 
 <file path=word/styles.xml><?xml version="1.0" encoding="utf-8"?>
-<w:styles xmlns:mc="http://schemas.openxmlformats.org/markup-compatibility/2006" xmlns:r="http://schemas.openxmlformats.org/officeDocument/2006/relationships" xmlns:w="http://schemas.openxmlformats.org/wordprocessingml/2006/main" xmlns:w14="http://schemas.microsoft.com/office/word/2010/wordml" xmlns:w15="http://schemas.microsoft.com/office/word/2012/wordml" xmlns:w16cex="http://schemas.microsoft.com/office/word/2018/wordml/cex" xmlns:w16cid="http://schemas.microsoft.com/office/word/2016/wordml/cid" xmlns:w16="http://schemas.microsoft.com/office/word/2018/wordml" xmlns:w16du="http://schemas.microsoft.com/office/word/2023/wordml/word16du" xmlns:w16sdtdh="http://schemas.microsoft.com/office/word/2020/wordml/sdtdatahash" xmlns:w16sdtfl="http://schemas.microsoft.com/office/word/2024/wordml/sdtformatlock" xmlns:w16se="http://schemas.microsoft.com/office/word/2015/wordml/symex" mc:Ignorable="w14 w15 w16se w16cid w16 w16cex w16sdtdh w16sdtfl w16du">
+<w:styles xmlns:mc="http://schemas.openxmlformats.org/markup-compatibility/2006" xmlns:r="http://schemas.openxmlformats.org/officeDocument/2006/relationships" xmlns:w="http://schemas.openxmlformats.org/wordprocessingml/2006/main" xmlns:w14="http://schemas.microsoft.com/office/word/2010/wordml" xmlns:w15="http://schemas.microsoft.com/office/word/2012/wordml" mc:Ignorable="w14 w15">
   <w:docDefaults>
     <w:rPrDefault>
       <w:rPr>
@@ -10860,7 +12682,7 @@
       </w:pPr>
     </w:pPrDefault>
   </w:docDefaults>
-  <w:latentStyles w:defLockedState="0" w:defUIPriority="99" w:defSemiHidden="0" w:defUnhideWhenUsed="0" w:defQFormat="0" w:count="376">
+  <w:latentStyles w:defLockedState="0" w:defUIPriority="99" w:defSemiHidden="0" w:defUnhideWhenUsed="0" w:defQFormat="0" w:count="371">
     <w:lsdException w:name="Normal" w:uiPriority="0" w:qFormat="1"/>
     <w:lsdException w:name="heading 1" w:uiPriority="9" w:qFormat="1"/>
     <w:lsdException w:name="heading 2" w:semiHidden="1" w:uiPriority="9" w:unhideWhenUsed="1" w:qFormat="1"/>
@@ -11232,11 +13054,6 @@
     <w:lsdException w:name="List Table 5 Dark Accent 6" w:uiPriority="50"/>
     <w:lsdException w:name="List Table 6 Colorful Accent 6" w:uiPriority="51"/>
     <w:lsdException w:name="List Table 7 Colorful Accent 6" w:uiPriority="52"/>
-    <w:lsdException w:name="Mention" w:semiHidden="1" w:unhideWhenUsed="1"/>
-    <w:lsdException w:name="Smart Hyperlink" w:semiHidden="1" w:unhideWhenUsed="1"/>
-    <w:lsdException w:name="Hashtag" w:semiHidden="1" w:unhideWhenUsed="1"/>
-    <w:lsdException w:name="Unresolved Mention" w:semiHidden="1" w:unhideWhenUsed="1"/>
-    <w:lsdException w:name="Smart Link" w:semiHidden="1" w:unhideWhenUsed="1"/>
   </w:latentStyles>
   <w:style w:type="paragraph" w:default="1" w:styleId="Normal">
     <w:name w:val="Normal"/>
@@ -11320,7 +13137,6 @@
         <w:numId w:val="16"/>
       </w:numPr>
       <w:spacing w:before="40" w:after="0"/>
-      <w:ind w:left="360"/>
       <w:outlineLvl w:val="2"/>
     </w:pPr>
     <w:rPr>
@@ -11497,6 +13313,7 @@
       <w:spacing w:after="0" w:line="240" w:lineRule="auto"/>
     </w:pPr>
     <w:tblPr>
+      <w:tblInd w:w="0" w:type="dxa"/>
       <w:tblBorders>
         <w:top w:val="single" w:sz="4" w:space="0" w:color="auto"/>
         <w:left w:val="single" w:sz="4" w:space="0" w:color="auto"/>
@@ -11505,6 +13322,12 @@
         <w:insideH w:val="single" w:sz="4" w:space="0" w:color="auto"/>
         <w:insideV w:val="single" w:sz="4" w:space="0" w:color="auto"/>
       </w:tblBorders>
+      <w:tblCellMar>
+        <w:top w:w="0" w:type="dxa"/>
+        <w:left w:w="108" w:type="dxa"/>
+        <w:bottom w:w="0" w:type="dxa"/>
+        <w:right w:w="108" w:type="dxa"/>
+      </w:tblCellMar>
     </w:tblPr>
   </w:style>
   <w:style w:type="table" w:styleId="TableGridLight">
@@ -11516,6 +13339,7 @@
       <w:spacing w:after="0" w:line="240" w:lineRule="auto"/>
     </w:pPr>
     <w:tblPr>
+      <w:tblInd w:w="0" w:type="dxa"/>
       <w:tblBorders>
         <w:top w:val="single" w:sz="4" w:space="0" w:color="BFBFBF" w:themeColor="background1" w:themeShade="BF"/>
         <w:left w:val="single" w:sz="4" w:space="0" w:color="BFBFBF" w:themeColor="background1" w:themeShade="BF"/>
@@ -11524,6 +13348,12 @@
         <w:insideH w:val="single" w:sz="4" w:space="0" w:color="BFBFBF" w:themeColor="background1" w:themeShade="BF"/>
         <w:insideV w:val="single" w:sz="4" w:space="0" w:color="BFBFBF" w:themeColor="background1" w:themeShade="BF"/>
       </w:tblBorders>
+      <w:tblCellMar>
+        <w:top w:w="0" w:type="dxa"/>
+        <w:left w:w="108" w:type="dxa"/>
+        <w:bottom w:w="0" w:type="dxa"/>
+        <w:right w:w="108" w:type="dxa"/>
+      </w:tblCellMar>
     </w:tblPr>
   </w:style>
   <w:style w:type="table" w:styleId="PlainTable3">
@@ -11537,6 +13367,13 @@
     <w:tblPr>
       <w:tblStyleRowBandSize w:val="1"/>
       <w:tblStyleColBandSize w:val="1"/>
+      <w:tblInd w:w="0" w:type="dxa"/>
+      <w:tblCellMar>
+        <w:top w:w="0" w:type="dxa"/>
+        <w:left w:w="108" w:type="dxa"/>
+        <w:bottom w:w="0" w:type="dxa"/>
+        <w:right w:w="108" w:type="dxa"/>
+      </w:tblCellMar>
     </w:tblPr>
     <w:tblStylePr w:type="firstRow">
       <w:rPr>
@@ -11630,10 +13467,17 @@
     <w:tblPr>
       <w:tblStyleRowBandSize w:val="1"/>
       <w:tblStyleColBandSize w:val="1"/>
+      <w:tblInd w:w="0" w:type="dxa"/>
       <w:tblBorders>
         <w:top w:val="single" w:sz="4" w:space="0" w:color="7F7F7F" w:themeColor="text1" w:themeTint="80"/>
         <w:bottom w:val="single" w:sz="4" w:space="0" w:color="7F7F7F" w:themeColor="text1" w:themeTint="80"/>
       </w:tblBorders>
+      <w:tblCellMar>
+        <w:top w:w="0" w:type="dxa"/>
+        <w:left w:w="108" w:type="dxa"/>
+        <w:bottom w:w="0" w:type="dxa"/>
+        <w:right w:w="108" w:type="dxa"/>
+      </w:tblCellMar>
     </w:tblPr>
     <w:tblStylePr w:type="firstRow">
       <w:rPr>
@@ -11710,6 +13554,7 @@
     <w:tblPr>
       <w:tblStyleRowBandSize w:val="1"/>
       <w:tblStyleColBandSize w:val="1"/>
+      <w:tblInd w:w="0" w:type="dxa"/>
       <w:tblBorders>
         <w:top w:val="single" w:sz="4" w:space="0" w:color="BFBFBF" w:themeColor="background1" w:themeShade="BF"/>
         <w:left w:val="single" w:sz="4" w:space="0" w:color="BFBFBF" w:themeColor="background1" w:themeShade="BF"/>
@@ -11718,6 +13563,12 @@
         <w:insideH w:val="single" w:sz="4" w:space="0" w:color="BFBFBF" w:themeColor="background1" w:themeShade="BF"/>
         <w:insideV w:val="single" w:sz="4" w:space="0" w:color="BFBFBF" w:themeColor="background1" w:themeShade="BF"/>
       </w:tblBorders>
+      <w:tblCellMar>
+        <w:top w:w="0" w:type="dxa"/>
+        <w:left w:w="108" w:type="dxa"/>
+        <w:bottom w:w="0" w:type="dxa"/>
+        <w:right w:w="108" w:type="dxa"/>
+      </w:tblCellMar>
     </w:tblPr>
     <w:tblStylePr w:type="firstRow">
       <w:rPr>
@@ -12692,7 +14543,7 @@
 </file>
 
 <file path=customXml/itemProps1.xml><?xml version="1.0" encoding="utf-8"?>
-<ds:datastoreItem xmlns:ds="http://schemas.openxmlformats.org/officeDocument/2006/customXml" ds:itemID="{1A45EA03-9A3B-4A1E-80B9-EA57FFF04DF4}">
+<ds:datastoreItem xmlns:ds="http://schemas.openxmlformats.org/officeDocument/2006/customXml" ds:itemID="{930012E2-FBCC-4298-A996-B09C0475F39A}">
   <ds:schemaRefs>
     <ds:schemaRef ds:uri="http://schemas.openxmlformats.org/officeDocument/2006/bibliography"/>
   </ds:schemaRefs>

--- a/design/26 FE_phi.vu.docx
+++ b/design/26 FE_phi.vu.docx
@@ -68,7 +68,7 @@
           <w:r>
             <w:fldChar w:fldCharType="separate"/>
           </w:r>
-          <w:hyperlink w:anchor="_Toc241748484" w:history="1">
+          <w:hyperlink w:anchor="_Toc242112261" w:history="1">
             <w:r>
               <w:rPr>
                 <w:rStyle w:val="Hyperlink"/>
@@ -95,7 +95,7 @@
                 <w:noProof/>
                 <w:webHidden/>
               </w:rPr>
-              <w:instrText xml:space="preserve"> PAGEREF _Toc241748484 \h </w:instrText>
+              <w:instrText xml:space="preserve"> PAGEREF _Toc242112261 \h </w:instrText>
             </w:r>
             <w:r>
               <w:rPr>
@@ -138,7 +138,7 @@
               <w:color w:val="auto"/>
             </w:rPr>
           </w:pPr>
-          <w:hyperlink w:anchor="_Toc241748485" w:history="1">
+          <w:hyperlink w:anchor="_Toc242112262" w:history="1">
             <w:r>
               <w:rPr>
                 <w:rStyle w:val="Hyperlink"/>
@@ -165,7 +165,7 @@
                 <w:noProof/>
                 <w:webHidden/>
               </w:rPr>
-              <w:instrText xml:space="preserve"> PAGEREF _Toc241748485 \h </w:instrText>
+              <w:instrText xml:space="preserve"> PAGEREF _Toc242112262 \h </w:instrText>
             </w:r>
             <w:r>
               <w:rPr>
@@ -208,7 +208,7 @@
               <w:color w:val="auto"/>
             </w:rPr>
           </w:pPr>
-          <w:hyperlink w:anchor="_Toc241748486" w:history="1">
+          <w:hyperlink w:anchor="_Toc242112263" w:history="1">
             <w:r>
               <w:rPr>
                 <w:rStyle w:val="Hyperlink"/>
@@ -235,7 +235,7 @@
                 <w:noProof/>
                 <w:webHidden/>
               </w:rPr>
-              <w:instrText xml:space="preserve"> PAGEREF _Toc241748486 \h </w:instrText>
+              <w:instrText xml:space="preserve"> PAGEREF _Toc242112263 \h </w:instrText>
             </w:r>
             <w:r>
               <w:rPr>
@@ -278,7 +278,7 @@
               <w:color w:val="auto"/>
             </w:rPr>
           </w:pPr>
-          <w:hyperlink w:anchor="_Toc241748487" w:history="1">
+          <w:hyperlink w:anchor="_Toc242112264" w:history="1">
             <w:r>
               <w:rPr>
                 <w:rStyle w:val="Hyperlink"/>
@@ -305,7 +305,7 @@
                 <w:noProof/>
                 <w:webHidden/>
               </w:rPr>
-              <w:instrText xml:space="preserve"> PAGEREF _Toc241748487 \h </w:instrText>
+              <w:instrText xml:space="preserve"> PAGEREF _Toc242112264 \h </w:instrText>
             </w:r>
             <w:r>
               <w:rPr>
@@ -348,7 +348,7 @@
               <w:color w:val="auto"/>
             </w:rPr>
           </w:pPr>
-          <w:hyperlink w:anchor="_Toc241748488" w:history="1">
+          <w:hyperlink w:anchor="_Toc242112265" w:history="1">
             <w:r>
               <w:rPr>
                 <w:rStyle w:val="Hyperlink"/>
@@ -375,7 +375,7 @@
                 <w:noProof/>
                 <w:webHidden/>
               </w:rPr>
-              <w:instrText xml:space="preserve"> PAGEREF _Toc241748488 \h </w:instrText>
+              <w:instrText xml:space="preserve"> PAGEREF _Toc242112265 \h </w:instrText>
             </w:r>
             <w:r>
               <w:rPr>
@@ -418,7 +418,7 @@
               <w:color w:val="auto"/>
             </w:rPr>
           </w:pPr>
-          <w:hyperlink w:anchor="_Toc241748489" w:history="1">
+          <w:hyperlink w:anchor="_Toc242112266" w:history="1">
             <w:r>
               <w:rPr>
                 <w:rStyle w:val="Hyperlink"/>
@@ -445,7 +445,7 @@
                 <w:noProof/>
                 <w:webHidden/>
               </w:rPr>
-              <w:instrText xml:space="preserve"> PAGEREF _Toc241748489 \h </w:instrText>
+              <w:instrText xml:space="preserve"> PAGEREF _Toc242112266 \h </w:instrText>
             </w:r>
             <w:r>
               <w:rPr>
@@ -488,7 +488,7 @@
               <w:color w:val="auto"/>
             </w:rPr>
           </w:pPr>
-          <w:hyperlink w:anchor="_Toc241748490" w:history="1">
+          <w:hyperlink w:anchor="_Toc242112267" w:history="1">
             <w:r>
               <w:rPr>
                 <w:rStyle w:val="Hyperlink"/>
@@ -515,7 +515,7 @@
                 <w:noProof/>
                 <w:webHidden/>
               </w:rPr>
-              <w:instrText xml:space="preserve"> PAGEREF _Toc241748490 \h </w:instrText>
+              <w:instrText xml:space="preserve"> PAGEREF _Toc242112267 \h </w:instrText>
             </w:r>
             <w:r>
               <w:rPr>
@@ -558,7 +558,7 @@
               <w:color w:val="auto"/>
             </w:rPr>
           </w:pPr>
-          <w:hyperlink w:anchor="_Toc241748491" w:history="1">
+          <w:hyperlink w:anchor="_Toc242112268" w:history="1">
             <w:r>
               <w:rPr>
                 <w:rStyle w:val="Hyperlink"/>
@@ -585,7 +585,7 @@
                 <w:noProof/>
                 <w:webHidden/>
               </w:rPr>
-              <w:instrText xml:space="preserve"> PAGEREF _Toc241748491 \h </w:instrText>
+              <w:instrText xml:space="preserve"> PAGEREF _Toc242112268 \h </w:instrText>
             </w:r>
             <w:r>
               <w:rPr>
@@ -628,13 +628,13 @@
               <w:color w:val="auto"/>
             </w:rPr>
           </w:pPr>
-          <w:hyperlink w:anchor="_Toc241748492" w:history="1">
+          <w:hyperlink w:anchor="_Toc242112269" w:history="1">
             <w:r>
               <w:rPr>
                 <w:rStyle w:val="Hyperlink"/>
                 <w:noProof/>
               </w:rPr>
-              <w:t>3.2. New Architecture change</w:t>
+              <w:t>3.2. System architecture migration</w:t>
             </w:r>
             <w:r>
               <w:rPr>
@@ -655,7 +655,7 @@
                 <w:noProof/>
                 <w:webHidden/>
               </w:rPr>
-              <w:instrText xml:space="preserve"> PAGEREF _Toc241748492 \h </w:instrText>
+              <w:instrText xml:space="preserve"> PAGEREF _Toc242112269 \h </w:instrText>
             </w:r>
             <w:r>
               <w:rPr>
@@ -690,7 +690,6 @@
           <w:pPr>
             <w:pStyle w:val="TOC1"/>
             <w:tabs>
-              <w:tab w:val="left" w:pos="660"/>
               <w:tab w:val="right" w:leader="dot" w:pos="9350"/>
             </w:tabs>
             <w:rPr>
@@ -699,38 +698,23 @@
               <w:color w:val="auto"/>
             </w:rPr>
           </w:pPr>
-          <w:hyperlink w:anchor="_Toc241748493" w:history="1">
+          <w:hyperlink w:anchor="_Toc242112270" w:history="1">
             <w:r>
               <w:rPr>
                 <w:rStyle w:val="Hyperlink"/>
                 <w:noProof/>
               </w:rPr>
-              <w:t>4. 3</w:t>
-            </w:r>
-            <w:r>
-              <w:rPr>
-                <w:rFonts w:asciiTheme="minorHAnsi" w:hAnsiTheme="minorHAnsi" w:cstheme="minorBidi"/>
-                <w:noProof/>
-                <w:color w:val="auto"/>
+              <w:t>4. Problem</w:t>
+            </w:r>
+            <w:r>
+              <w:rPr>
+                <w:noProof/>
+                <w:webHidden/>
               </w:rPr>
               <w:tab/>
             </w:r>
             <w:r>
               <w:rPr>
-                <w:rStyle w:val="Hyperlink"/>
-                <w:noProof/>
-              </w:rPr>
-              <w:t>Problem</w:t>
-            </w:r>
-            <w:r>
-              <w:rPr>
-                <w:noProof/>
-                <w:webHidden/>
-              </w:rPr>
-              <w:tab/>
-            </w:r>
-            <w:r>
-              <w:rPr>
                 <w:noProof/>
                 <w:webHidden/>
               </w:rPr>
@@ -741,7 +725,7 @@
                 <w:noProof/>
                 <w:webHidden/>
               </w:rPr>
-              <w:instrText xml:space="preserve"> PAGEREF _Toc241748493 \h </w:instrText>
+              <w:instrText xml:space="preserve"> PAGEREF _Toc242112270 \h </w:instrText>
             </w:r>
             <w:r>
               <w:rPr>
@@ -784,7 +768,7 @@
               <w:color w:val="auto"/>
             </w:rPr>
           </w:pPr>
-          <w:hyperlink w:anchor="_Toc241748494" w:history="1">
+          <w:hyperlink w:anchor="_Toc242112271" w:history="1">
             <w:r>
               <w:rPr>
                 <w:rStyle w:val="Hyperlink"/>
@@ -811,7 +795,7 @@
                 <w:noProof/>
                 <w:webHidden/>
               </w:rPr>
-              <w:instrText xml:space="preserve"> PAGEREF _Toc241748494 \h </w:instrText>
+              <w:instrText xml:space="preserve"> PAGEREF _Toc242112271 \h </w:instrText>
             </w:r>
             <w:r>
               <w:rPr>
@@ -854,7 +838,7 @@
               <w:color w:val="auto"/>
             </w:rPr>
           </w:pPr>
-          <w:hyperlink w:anchor="_Toc241748495" w:history="1">
+          <w:hyperlink w:anchor="_Toc242112272" w:history="1">
             <w:r>
               <w:rPr>
                 <w:rStyle w:val="Hyperlink"/>
@@ -881,7 +865,7 @@
                 <w:noProof/>
                 <w:webHidden/>
               </w:rPr>
-              <w:instrText xml:space="preserve"> PAGEREF _Toc241748495 \h </w:instrText>
+              <w:instrText xml:space="preserve"> PAGEREF _Toc242112272 \h </w:instrText>
             </w:r>
             <w:r>
               <w:rPr>
@@ -924,7 +908,7 @@
               <w:color w:val="auto"/>
             </w:rPr>
           </w:pPr>
-          <w:hyperlink w:anchor="_Toc241748496" w:history="1">
+          <w:hyperlink w:anchor="_Toc242112273" w:history="1">
             <w:r>
               <w:rPr>
                 <w:rStyle w:val="Hyperlink"/>
@@ -951,7 +935,7 @@
                 <w:noProof/>
                 <w:webHidden/>
               </w:rPr>
-              <w:instrText xml:space="preserve"> PAGEREF _Toc241748496 \h </w:instrText>
+              <w:instrText xml:space="preserve"> PAGEREF _Toc242112273 \h </w:instrText>
             </w:r>
             <w:r>
               <w:rPr>
@@ -994,13 +978,13 @@
               <w:color w:val="auto"/>
             </w:rPr>
           </w:pPr>
-          <w:hyperlink w:anchor="_Toc241748497" w:history="1">
+          <w:hyperlink w:anchor="_Toc242112274" w:history="1">
             <w:r>
               <w:rPr>
                 <w:rStyle w:val="Hyperlink"/>
                 <w:noProof/>
               </w:rPr>
-              <w:t>4.2.2. Problem Analysis</w:t>
+              <w:t>4.2.2. Problem analysis</w:t>
             </w:r>
             <w:r>
               <w:rPr>
@@ -1021,7 +1005,7 @@
                 <w:noProof/>
                 <w:webHidden/>
               </w:rPr>
-              <w:instrText xml:space="preserve"> PAGEREF _Toc241748497 \h </w:instrText>
+              <w:instrText xml:space="preserve"> PAGEREF _Toc242112274 \h </w:instrText>
             </w:r>
             <w:r>
               <w:rPr>
@@ -1064,7 +1048,7 @@
               <w:color w:val="auto"/>
             </w:rPr>
           </w:pPr>
-          <w:hyperlink w:anchor="_Toc241748498" w:history="1">
+          <w:hyperlink w:anchor="_Toc242112275" w:history="1">
             <w:r>
               <w:rPr>
                 <w:rStyle w:val="Hyperlink"/>
@@ -1091,7 +1075,7 @@
                 <w:noProof/>
                 <w:webHidden/>
               </w:rPr>
-              <w:instrText xml:space="preserve"> PAGEREF _Toc241748498 \h </w:instrText>
+              <w:instrText xml:space="preserve"> PAGEREF _Toc242112275 \h </w:instrText>
             </w:r>
             <w:r>
               <w:rPr>
@@ -1134,7 +1118,7 @@
               <w:color w:val="auto"/>
             </w:rPr>
           </w:pPr>
-          <w:hyperlink w:anchor="_Toc241748499" w:history="1">
+          <w:hyperlink w:anchor="_Toc242112276" w:history="1">
             <w:r>
               <w:rPr>
                 <w:rStyle w:val="Hyperlink"/>
@@ -1161,7 +1145,7 @@
                 <w:noProof/>
                 <w:webHidden/>
               </w:rPr>
-              <w:instrText xml:space="preserve"> PAGEREF _Toc241748499 \h </w:instrText>
+              <w:instrText xml:space="preserve"> PAGEREF _Toc242112276 \h </w:instrText>
             </w:r>
             <w:r>
               <w:rPr>
@@ -1204,7 +1188,7 @@
               <w:color w:val="auto"/>
             </w:rPr>
           </w:pPr>
-          <w:hyperlink w:anchor="_Toc241748500" w:history="1">
+          <w:hyperlink w:anchor="_Toc242112277" w:history="1">
             <w:r>
               <w:rPr>
                 <w:rStyle w:val="Hyperlink"/>
@@ -1231,7 +1215,7 @@
                 <w:noProof/>
                 <w:webHidden/>
               </w:rPr>
-              <w:instrText xml:space="preserve"> PAGEREF _Toc241748500 \h </w:instrText>
+              <w:instrText xml:space="preserve"> PAGEREF _Toc242112277 \h </w:instrText>
             </w:r>
             <w:r>
               <w:rPr>
@@ -1274,7 +1258,7 @@
               <w:color w:val="auto"/>
             </w:rPr>
           </w:pPr>
-          <w:hyperlink w:anchor="_Toc241748501" w:history="1">
+          <w:hyperlink w:anchor="_Toc242112278" w:history="1">
             <w:r>
               <w:rPr>
                 <w:rStyle w:val="Hyperlink"/>
@@ -1301,7 +1285,7 @@
                 <w:noProof/>
                 <w:webHidden/>
               </w:rPr>
-              <w:instrText xml:space="preserve"> PAGEREF _Toc241748501 \h </w:instrText>
+              <w:instrText xml:space="preserve"> PAGEREF _Toc242112278 \h </w:instrText>
             </w:r>
             <w:r>
               <w:rPr>
@@ -1344,7 +1328,7 @@
               <w:color w:val="auto"/>
             </w:rPr>
           </w:pPr>
-          <w:hyperlink w:anchor="_Toc241748502" w:history="1">
+          <w:hyperlink w:anchor="_Toc242112279" w:history="1">
             <w:r>
               <w:rPr>
                 <w:rStyle w:val="Hyperlink"/>
@@ -1371,7 +1355,7 @@
                 <w:noProof/>
                 <w:webHidden/>
               </w:rPr>
-              <w:instrText xml:space="preserve"> PAGEREF _Toc241748502 \h </w:instrText>
+              <w:instrText xml:space="preserve"> PAGEREF _Toc242112279 \h </w:instrText>
             </w:r>
             <w:r>
               <w:rPr>
@@ -1391,7 +1375,7 @@
                 <w:noProof/>
                 <w:webHidden/>
               </w:rPr>
-              <w:t>11</w:t>
+              <w:t>10</w:t>
             </w:r>
             <w:r>
               <w:rPr>
@@ -1414,7 +1398,7 @@
               <w:color w:val="auto"/>
             </w:rPr>
           </w:pPr>
-          <w:hyperlink w:anchor="_Toc241748503" w:history="1">
+          <w:hyperlink w:anchor="_Toc242112280" w:history="1">
             <w:r>
               <w:rPr>
                 <w:rStyle w:val="Hyperlink"/>
@@ -1441,7 +1425,7 @@
                 <w:noProof/>
                 <w:webHidden/>
               </w:rPr>
-              <w:instrText xml:space="preserve"> PAGEREF _Toc241748503 \h </w:instrText>
+              <w:instrText xml:space="preserve"> PAGEREF _Toc242112280 \h </w:instrText>
             </w:r>
             <w:r>
               <w:rPr>
@@ -1476,7 +1460,6 @@
           <w:pPr>
             <w:pStyle w:val="TOC1"/>
             <w:tabs>
-              <w:tab w:val="left" w:pos="660"/>
               <w:tab w:val="right" w:leader="dot" w:pos="9350"/>
             </w:tabs>
             <w:rPr>
@@ -1485,38 +1468,23 @@
               <w:color w:val="auto"/>
             </w:rPr>
           </w:pPr>
-          <w:hyperlink w:anchor="_Toc241748504" w:history="1">
+          <w:hyperlink w:anchor="_Toc242112281" w:history="1">
             <w:r>
               <w:rPr>
                 <w:rStyle w:val="Hyperlink"/>
                 <w:noProof/>
               </w:rPr>
-              <w:t>6. 5</w:t>
-            </w:r>
-            <w:r>
-              <w:rPr>
-                <w:rFonts w:asciiTheme="minorHAnsi" w:hAnsiTheme="minorHAnsi" w:cstheme="minorBidi"/>
-                <w:noProof/>
-                <w:color w:val="auto"/>
+              <w:t>6. Implementation and Verification</w:t>
+            </w:r>
+            <w:r>
+              <w:rPr>
+                <w:noProof/>
+                <w:webHidden/>
               </w:rPr>
               <w:tab/>
             </w:r>
             <w:r>
               <w:rPr>
-                <w:rStyle w:val="Hyperlink"/>
-                <w:noProof/>
-              </w:rPr>
-              <w:t>Implementation and Verification</w:t>
-            </w:r>
-            <w:r>
-              <w:rPr>
-                <w:noProof/>
-                <w:webHidden/>
-              </w:rPr>
-              <w:tab/>
-            </w:r>
-            <w:r>
-              <w:rPr>
                 <w:noProof/>
                 <w:webHidden/>
               </w:rPr>
@@ -1527,7 +1495,7 @@
                 <w:noProof/>
                 <w:webHidden/>
               </w:rPr>
-              <w:instrText xml:space="preserve"> PAGEREF _Toc241748504 \h </w:instrText>
+              <w:instrText xml:space="preserve"> PAGEREF _Toc242112281 \h </w:instrText>
             </w:r>
             <w:r>
               <w:rPr>
@@ -1570,7 +1538,7 @@
               <w:color w:val="auto"/>
             </w:rPr>
           </w:pPr>
-          <w:hyperlink w:anchor="_Toc241748505" w:history="1">
+          <w:hyperlink w:anchor="_Toc242112282" w:history="1">
             <w:r>
               <w:rPr>
                 <w:rStyle w:val="Hyperlink"/>
@@ -1597,7 +1565,7 @@
                 <w:noProof/>
                 <w:webHidden/>
               </w:rPr>
-              <w:instrText xml:space="preserve"> PAGEREF _Toc241748505 \h </w:instrText>
+              <w:instrText xml:space="preserve"> PAGEREF _Toc242112282 \h </w:instrText>
             </w:r>
             <w:r>
               <w:rPr>
@@ -1640,13 +1608,13 @@
               <w:color w:val="auto"/>
             </w:rPr>
           </w:pPr>
-          <w:hyperlink w:anchor="_Toc241748506" w:history="1">
+          <w:hyperlink w:anchor="_Toc242112283" w:history="1">
             <w:r>
               <w:rPr>
                 <w:rStyle w:val="Hyperlink"/>
                 <w:noProof/>
               </w:rPr>
-              <w:t>6.1.1. Forward API call from proxy to remotediag</w:t>
+              <w:t>6.1.1. Forward API call</w:t>
             </w:r>
             <w:r>
               <w:rPr>
@@ -1667,7 +1635,7 @@
                 <w:noProof/>
                 <w:webHidden/>
               </w:rPr>
-              <w:instrText xml:space="preserve"> PAGEREF _Toc241748506 \h </w:instrText>
+              <w:instrText xml:space="preserve"> PAGEREF _Toc242112283 \h </w:instrText>
             </w:r>
             <w:r>
               <w:rPr>
@@ -1710,7 +1678,7 @@
               <w:color w:val="auto"/>
             </w:rPr>
           </w:pPr>
-          <w:hyperlink w:anchor="_Toc241748507" w:history="1">
+          <w:hyperlink w:anchor="_Toc242112284" w:history="1">
             <w:r>
               <w:rPr>
                 <w:rStyle w:val="Hyperlink"/>
@@ -1737,7 +1705,7 @@
                 <w:noProof/>
                 <w:webHidden/>
               </w:rPr>
-              <w:instrText xml:space="preserve"> PAGEREF _Toc241748507 \h </w:instrText>
+              <w:instrText xml:space="preserve"> PAGEREF _Toc242112284 \h </w:instrText>
             </w:r>
             <w:r>
               <w:rPr>
@@ -1757,7 +1725,7 @@
                 <w:noProof/>
                 <w:webHidden/>
               </w:rPr>
-              <w:t>13</w:t>
+              <w:t>14</w:t>
             </w:r>
             <w:r>
               <w:rPr>
@@ -1780,7 +1748,7 @@
               <w:color w:val="auto"/>
             </w:rPr>
           </w:pPr>
-          <w:hyperlink w:anchor="_Toc241748508" w:history="1">
+          <w:hyperlink w:anchor="_Toc242112285" w:history="1">
             <w:r>
               <w:rPr>
                 <w:rStyle w:val="Hyperlink"/>
@@ -1807,7 +1775,7 @@
                 <w:noProof/>
                 <w:webHidden/>
               </w:rPr>
-              <w:instrText xml:space="preserve"> PAGEREF _Toc241748508 \h </w:instrText>
+              <w:instrText xml:space="preserve"> PAGEREF _Toc242112285 \h </w:instrText>
             </w:r>
             <w:r>
               <w:rPr>
@@ -1850,7 +1818,7 @@
               <w:color w:val="auto"/>
             </w:rPr>
           </w:pPr>
-          <w:hyperlink w:anchor="_Toc241748509" w:history="1">
+          <w:hyperlink w:anchor="_Toc242112286" w:history="1">
             <w:r>
               <w:rPr>
                 <w:rStyle w:val="Hyperlink"/>
@@ -1877,7 +1845,7 @@
                 <w:noProof/>
                 <w:webHidden/>
               </w:rPr>
-              <w:instrText xml:space="preserve"> PAGEREF _Toc241748509 \h </w:instrText>
+              <w:instrText xml:space="preserve"> PAGEREF _Toc242112286 \h </w:instrText>
             </w:r>
             <w:r>
               <w:rPr>
@@ -1920,7 +1888,7 @@
               <w:color w:val="auto"/>
             </w:rPr>
           </w:pPr>
-          <w:hyperlink w:anchor="_Toc241748510" w:history="1">
+          <w:hyperlink w:anchor="_Toc242112287" w:history="1">
             <w:r>
               <w:rPr>
                 <w:rStyle w:val="Hyperlink"/>
@@ -1947,7 +1915,7 @@
                 <w:noProof/>
                 <w:webHidden/>
               </w:rPr>
-              <w:instrText xml:space="preserve"> PAGEREF _Toc241748510 \h </w:instrText>
+              <w:instrText xml:space="preserve"> PAGEREF _Toc242112287 \h </w:instrText>
             </w:r>
             <w:r>
               <w:rPr>
@@ -1990,7 +1958,7 @@
               <w:color w:val="auto"/>
             </w:rPr>
           </w:pPr>
-          <w:hyperlink w:anchor="_Toc241748511" w:history="1">
+          <w:hyperlink w:anchor="_Toc242112288" w:history="1">
             <w:r>
               <w:rPr>
                 <w:rStyle w:val="Hyperlink"/>
@@ -2017,7 +1985,7 @@
                 <w:noProof/>
                 <w:webHidden/>
               </w:rPr>
-              <w:instrText xml:space="preserve"> PAGEREF _Toc241748511 \h </w:instrText>
+              <w:instrText xml:space="preserve"> PAGEREF _Toc242112288 \h </w:instrText>
             </w:r>
             <w:r>
               <w:rPr>
@@ -2060,7 +2028,7 @@
               <w:color w:val="auto"/>
             </w:rPr>
           </w:pPr>
-          <w:hyperlink w:anchor="_Toc241748512" w:history="1">
+          <w:hyperlink w:anchor="_Toc242112289" w:history="1">
             <w:r>
               <w:rPr>
                 <w:rStyle w:val="Hyperlink"/>
@@ -2087,7 +2055,7 @@
                 <w:noProof/>
                 <w:webHidden/>
               </w:rPr>
-              <w:instrText xml:space="preserve"> PAGEREF _Toc241748512 \h </w:instrText>
+              <w:instrText xml:space="preserve"> PAGEREF _Toc242112289 \h </w:instrText>
             </w:r>
             <w:r>
               <w:rPr>
@@ -2107,7 +2075,7 @@
                 <w:noProof/>
                 <w:webHidden/>
               </w:rPr>
-              <w:t>15</w:t>
+              <w:t>16</w:t>
             </w:r>
             <w:r>
               <w:rPr>
@@ -2130,7 +2098,7 @@
               <w:color w:val="auto"/>
             </w:rPr>
           </w:pPr>
-          <w:hyperlink w:anchor="_Toc241748513" w:history="1">
+          <w:hyperlink w:anchor="_Toc242112290" w:history="1">
             <w:r>
               <w:rPr>
                 <w:rStyle w:val="Hyperlink"/>
@@ -2157,7 +2125,7 @@
                 <w:noProof/>
                 <w:webHidden/>
               </w:rPr>
-              <w:instrText xml:space="preserve"> PAGEREF _Toc241748513 \h </w:instrText>
+              <w:instrText xml:space="preserve"> PAGEREF _Toc242112290 \h </w:instrText>
             </w:r>
             <w:r>
               <w:rPr>
@@ -2177,7 +2145,91 @@
                 <w:noProof/>
                 <w:webHidden/>
               </w:rPr>
-              <w:t>15</w:t>
+              <w:t>16</w:t>
+            </w:r>
+            <w:r>
+              <w:rPr>
+                <w:noProof/>
+                <w:webHidden/>
+              </w:rPr>
+              <w:fldChar w:fldCharType="end"/>
+            </w:r>
+          </w:hyperlink>
+        </w:p>
+        <w:p>
+          <w:pPr>
+            <w:pStyle w:val="TOC2"/>
+            <w:tabs>
+              <w:tab w:val="right" w:leader="dot" w:pos="9350"/>
+            </w:tabs>
+            <w:rPr>
+              <w:rFonts w:asciiTheme="minorHAnsi" w:hAnsiTheme="minorHAnsi" w:cstheme="minorBidi"/>
+              <w:noProof/>
+              <w:color w:val="auto"/>
+            </w:rPr>
+          </w:pPr>
+          <w:hyperlink w:anchor="_Toc242112291" w:history="1">
+            <w:r>
+              <w:rPr>
+                <w:rStyle w:val="Hyperlink"/>
+                <w:noProof/>
+              </w:rPr>
+              <w:t>8.2. Additional sequence</w:t>
+            </w:r>
+            <w:r>
+              <w:rPr>
+                <w:rStyle w:val="Hyperlink"/>
+                <w:noProof/>
+              </w:rPr>
+              <w:t xml:space="preserve"> </w:t>
+            </w:r>
+            <w:r>
+              <w:rPr>
+                <w:rStyle w:val="Hyperlink"/>
+                <w:noProof/>
+              </w:rPr>
+              <w:t>diagrams</w:t>
+            </w:r>
+            <w:r>
+              <w:rPr>
+                <w:noProof/>
+                <w:webHidden/>
+              </w:rPr>
+              <w:tab/>
+            </w:r>
+            <w:r>
+              <w:rPr>
+                <w:noProof/>
+                <w:webHidden/>
+              </w:rPr>
+              <w:fldChar w:fldCharType="begin"/>
+            </w:r>
+            <w:r>
+              <w:rPr>
+                <w:noProof/>
+                <w:webHidden/>
+              </w:rPr>
+              <w:instrText xml:space="preserve"> PAGEREF _Toc242112291 \h </w:instrText>
+            </w:r>
+            <w:r>
+              <w:rPr>
+                <w:noProof/>
+                <w:webHidden/>
+              </w:rPr>
+            </w:r>
+            <w:r>
+              <w:rPr>
+                <w:noProof/>
+                <w:webHidden/>
+              </w:rPr>
+              <w:fldChar w:fldCharType="separate"/>
+            </w:r>
+            <w:r>
+              <w:rPr>
+                <w:noProof/>
+                <w:webHidden/>
+              </w:rPr>
+              <w:t>17</w:t>
             </w:r>
             <w:r>
               <w:rPr>
@@ -2221,7 +2273,6 @@
           <w:b/>
           <w:bCs/>
         </w:rPr>
-        <w:lastRenderedPageBreak/>
         <w:t>Lis</w:t>
       </w:r>
       <w:r>
@@ -2235,12 +2286,6 @@
     <w:p>
       <w:pPr>
         <w:pStyle w:val="TableofFigures"/>
-        <w:pBdr>
-          <w:top w:val="single" w:sz="4" w:space="1" w:color="auto"/>
-          <w:left w:val="single" w:sz="4" w:space="4" w:color="auto"/>
-          <w:bottom w:val="single" w:sz="4" w:space="1" w:color="auto"/>
-          <w:right w:val="single" w:sz="4" w:space="4" w:color="auto"/>
-        </w:pBdr>
         <w:tabs>
           <w:tab w:val="right" w:leader="dot" w:pos="9350"/>
         </w:tabs>
@@ -2263,7 +2308,7 @@
       <w:r>
         <w:fldChar w:fldCharType="separate"/>
       </w:r>
-      <w:hyperlink w:anchor="_Toc241748514" w:history="1">
+      <w:hyperlink w:anchor="_Toc242112294" w:history="1">
         <w:r>
           <w:rPr>
             <w:rStyle w:val="Hyperlink"/>
@@ -2290,7 +2335,7 @@
             <w:noProof/>
             <w:webHidden/>
           </w:rPr>
-          <w:instrText xml:space="preserve"> PAGEREF _Toc241748514 \h </w:instrText>
+          <w:instrText xml:space="preserve"> PAGEREF _Toc242112294 \h </w:instrText>
         </w:r>
         <w:r>
           <w:rPr>
@@ -2324,12 +2369,6 @@
     <w:p>
       <w:pPr>
         <w:pStyle w:val="TableofFigures"/>
-        <w:pBdr>
-          <w:top w:val="single" w:sz="4" w:space="1" w:color="auto"/>
-          <w:left w:val="single" w:sz="4" w:space="4" w:color="auto"/>
-          <w:bottom w:val="single" w:sz="4" w:space="1" w:color="auto"/>
-          <w:right w:val="single" w:sz="4" w:space="4" w:color="auto"/>
-        </w:pBdr>
         <w:tabs>
           <w:tab w:val="right" w:leader="dot" w:pos="9350"/>
         </w:tabs>
@@ -2343,7 +2382,7 @@
           <w:szCs w:val="22"/>
         </w:rPr>
       </w:pPr>
-      <w:hyperlink w:anchor="_Toc241748515" w:history="1">
+      <w:hyperlink w:anchor="_Toc242112295" w:history="1">
         <w:r>
           <w:rPr>
             <w:rStyle w:val="Hyperlink"/>
@@ -2370,7 +2409,7 @@
             <w:noProof/>
             <w:webHidden/>
           </w:rPr>
-          <w:instrText xml:space="preserve"> PAGEREF _Toc241748515 \h </w:instrText>
+          <w:instrText xml:space="preserve"> PAGEREF _Toc242112295 \h </w:instrText>
         </w:r>
         <w:r>
           <w:rPr>
@@ -2404,12 +2443,6 @@
     <w:p>
       <w:pPr>
         <w:pStyle w:val="TableofFigures"/>
-        <w:pBdr>
-          <w:top w:val="single" w:sz="4" w:space="1" w:color="auto"/>
-          <w:left w:val="single" w:sz="4" w:space="4" w:color="auto"/>
-          <w:bottom w:val="single" w:sz="4" w:space="1" w:color="auto"/>
-          <w:right w:val="single" w:sz="4" w:space="4" w:color="auto"/>
-        </w:pBdr>
         <w:tabs>
           <w:tab w:val="right" w:leader="dot" w:pos="9350"/>
         </w:tabs>
@@ -2423,7 +2456,7 @@
           <w:szCs w:val="22"/>
         </w:rPr>
       </w:pPr>
-      <w:hyperlink w:anchor="_Toc241748516" w:history="1">
+      <w:hyperlink w:anchor="_Toc242112296" w:history="1">
         <w:r>
           <w:rPr>
             <w:rStyle w:val="Hyperlink"/>
@@ -2450,7 +2483,7 @@
             <w:noProof/>
             <w:webHidden/>
           </w:rPr>
-          <w:instrText xml:space="preserve"> PAGEREF _Toc241748516 \h </w:instrText>
+          <w:instrText xml:space="preserve"> PAGEREF _Toc242112296 \h </w:instrText>
         </w:r>
         <w:r>
           <w:rPr>
@@ -2484,12 +2517,6 @@
     <w:p>
       <w:pPr>
         <w:pStyle w:val="TableofFigures"/>
-        <w:pBdr>
-          <w:top w:val="single" w:sz="4" w:space="1" w:color="auto"/>
-          <w:left w:val="single" w:sz="4" w:space="4" w:color="auto"/>
-          <w:bottom w:val="single" w:sz="4" w:space="1" w:color="auto"/>
-          <w:right w:val="single" w:sz="4" w:space="4" w:color="auto"/>
-        </w:pBdr>
         <w:tabs>
           <w:tab w:val="right" w:leader="dot" w:pos="9350"/>
         </w:tabs>
@@ -2503,7 +2530,7 @@
           <w:szCs w:val="22"/>
         </w:rPr>
       </w:pPr>
-      <w:hyperlink w:anchor="_Toc241748517" w:history="1">
+      <w:hyperlink w:anchor="_Toc242112297" w:history="1">
         <w:r>
           <w:rPr>
             <w:rStyle w:val="Hyperlink"/>
@@ -2530,7 +2557,81 @@
             <w:noProof/>
             <w:webHidden/>
           </w:rPr>
-          <w:instrText xml:space="preserve"> PAGEREF _Toc241748517 \h </w:instrText>
+          <w:instrText xml:space="preserve"> PAGEREF _Toc242112297 \h </w:instrText>
+        </w:r>
+        <w:r>
+          <w:rPr>
+            <w:noProof/>
+            <w:webHidden/>
+          </w:rPr>
+        </w:r>
+        <w:r>
+          <w:rPr>
+            <w:noProof/>
+            <w:webHidden/>
+          </w:rPr>
+          <w:fldChar w:fldCharType="separate"/>
+        </w:r>
+        <w:r>
+          <w:rPr>
+            <w:noProof/>
+            <w:webHidden/>
+          </w:rPr>
+          <w:t>9</w:t>
+        </w:r>
+        <w:r>
+          <w:rPr>
+            <w:noProof/>
+            <w:webHidden/>
+          </w:rPr>
+          <w:fldChar w:fldCharType="end"/>
+        </w:r>
+      </w:hyperlink>
+    </w:p>
+    <w:p>
+      <w:pPr>
+        <w:pStyle w:val="TableofFigures"/>
+        <w:tabs>
+          <w:tab w:val="right" w:leader="dot" w:pos="9350"/>
+        </w:tabs>
+        <w:rPr>
+          <w:rFonts w:asciiTheme="minorHAnsi" w:hAnsiTheme="minorHAnsi" w:cstheme="minorBidi"/>
+          <w:i w:val="0"/>
+          <w:iCs w:val="0"/>
+          <w:noProof/>
+          <w:color w:val="auto"/>
+          <w:sz w:val="22"/>
+          <w:szCs w:val="22"/>
+        </w:rPr>
+      </w:pPr>
+      <w:hyperlink w:anchor="_Toc242112298" w:history="1">
+        <w:r>
+          <w:rPr>
+            <w:rStyle w:val="Hyperlink"/>
+            <w:noProof/>
+          </w:rPr>
+          <w:t>Figure 5: Alt-B — Move RemoteDiag</w:t>
+        </w:r>
+        <w:r>
+          <w:rPr>
+            <w:noProof/>
+            <w:webHidden/>
+          </w:rPr>
+          <w:tab/>
+        </w:r>
+        <w:r>
+          <w:rPr>
+            <w:noProof/>
+            <w:webHidden/>
+          </w:rPr>
+          <w:fldChar w:fldCharType="begin"/>
+        </w:r>
+        <w:r>
+          <w:rPr>
+            <w:noProof/>
+            <w:webHidden/>
+          </w:rPr>
+          <w:instrText xml:space="preserve"> PAGEREF _Toc242112298 \h </w:instrText>
         </w:r>
         <w:r>
           <w:rPr>
@@ -2564,12 +2665,6 @@
     <w:p>
       <w:pPr>
         <w:pStyle w:val="TableofFigures"/>
-        <w:pBdr>
-          <w:top w:val="single" w:sz="4" w:space="1" w:color="auto"/>
-          <w:left w:val="single" w:sz="4" w:space="4" w:color="auto"/>
-          <w:bottom w:val="single" w:sz="4" w:space="1" w:color="auto"/>
-          <w:right w:val="single" w:sz="4" w:space="4" w:color="auto"/>
-        </w:pBdr>
         <w:tabs>
           <w:tab w:val="right" w:leader="dot" w:pos="9350"/>
         </w:tabs>
@@ -2583,87 +2678,7 @@
           <w:szCs w:val="22"/>
         </w:rPr>
       </w:pPr>
-      <w:hyperlink w:anchor="_Toc241748518" w:history="1">
-        <w:r>
-          <w:rPr>
-            <w:rStyle w:val="Hyperlink"/>
-            <w:noProof/>
-          </w:rPr>
-          <w:t>Figure 5: Alt-B — Move RemoteDiag</w:t>
-        </w:r>
-        <w:r>
-          <w:rPr>
-            <w:noProof/>
-            <w:webHidden/>
-          </w:rPr>
-          <w:tab/>
-        </w:r>
-        <w:r>
-          <w:rPr>
-            <w:noProof/>
-            <w:webHidden/>
-          </w:rPr>
-          <w:fldChar w:fldCharType="begin"/>
-        </w:r>
-        <w:r>
-          <w:rPr>
-            <w:noProof/>
-            <w:webHidden/>
-          </w:rPr>
-          <w:instrText xml:space="preserve"> PAGEREF _Toc241748518 \h </w:instrText>
-        </w:r>
-        <w:r>
-          <w:rPr>
-            <w:noProof/>
-            <w:webHidden/>
-          </w:rPr>
-        </w:r>
-        <w:r>
-          <w:rPr>
-            <w:noProof/>
-            <w:webHidden/>
-          </w:rPr>
-          <w:fldChar w:fldCharType="separate"/>
-        </w:r>
-        <w:r>
-          <w:rPr>
-            <w:noProof/>
-            <w:webHidden/>
-          </w:rPr>
-          <w:t>10</w:t>
-        </w:r>
-        <w:r>
-          <w:rPr>
-            <w:noProof/>
-            <w:webHidden/>
-          </w:rPr>
-          <w:fldChar w:fldCharType="end"/>
-        </w:r>
-      </w:hyperlink>
-    </w:p>
-    <w:p>
-      <w:pPr>
-        <w:pStyle w:val="TableofFigures"/>
-        <w:pBdr>
-          <w:top w:val="single" w:sz="4" w:space="1" w:color="auto"/>
-          <w:left w:val="single" w:sz="4" w:space="4" w:color="auto"/>
-          <w:bottom w:val="single" w:sz="4" w:space="1" w:color="auto"/>
-          <w:right w:val="single" w:sz="4" w:space="4" w:color="auto"/>
-        </w:pBdr>
-        <w:tabs>
-          <w:tab w:val="right" w:leader="dot" w:pos="9350"/>
-        </w:tabs>
-        <w:rPr>
-          <w:rFonts w:asciiTheme="minorHAnsi" w:hAnsiTheme="minorHAnsi" w:cstheme="minorBidi"/>
-          <w:i w:val="0"/>
-          <w:iCs w:val="0"/>
-          <w:noProof/>
-          <w:color w:val="auto"/>
-          <w:sz w:val="22"/>
-          <w:szCs w:val="22"/>
-        </w:rPr>
-      </w:pPr>
-      <w:hyperlink w:anchor="_Toc241748519" w:history="1">
+      <w:hyperlink w:anchor="_Toc242112299" w:history="1">
         <w:r>
           <w:rPr>
             <w:rStyle w:val="Hyperlink"/>
@@ -2690,7 +2705,7 @@
             <w:noProof/>
             <w:webHidden/>
           </w:rPr>
-          <w:instrText xml:space="preserve"> PAGEREF _Toc241748519 \h </w:instrText>
+          <w:instrText xml:space="preserve"> PAGEREF _Toc242112299 \h </w:instrText>
         </w:r>
         <w:r>
           <w:rPr>
@@ -2724,12 +2739,6 @@
     <w:p>
       <w:pPr>
         <w:pStyle w:val="TableofFigures"/>
-        <w:pBdr>
-          <w:top w:val="single" w:sz="4" w:space="1" w:color="auto"/>
-          <w:left w:val="single" w:sz="4" w:space="4" w:color="auto"/>
-          <w:bottom w:val="single" w:sz="4" w:space="1" w:color="auto"/>
-          <w:right w:val="single" w:sz="4" w:space="4" w:color="auto"/>
-        </w:pBdr>
         <w:tabs>
           <w:tab w:val="right" w:leader="dot" w:pos="9350"/>
         </w:tabs>
@@ -2743,7 +2752,7 @@
           <w:szCs w:val="22"/>
         </w:rPr>
       </w:pPr>
-      <w:hyperlink w:anchor="_Toc241748520" w:history="1">
+      <w:hyperlink w:anchor="_Toc242112300" w:history="1">
         <w:r>
           <w:rPr>
             <w:rStyle w:val="Hyperlink"/>
@@ -2770,7 +2779,7 @@
             <w:noProof/>
             <w:webHidden/>
           </w:rPr>
-          <w:instrText xml:space="preserve"> PAGEREF _Toc241748520 \h </w:instrText>
+          <w:instrText xml:space="preserve"> PAGEREF _Toc242112300 \h </w:instrText>
         </w:r>
         <w:r>
           <w:rPr>
@@ -2804,12 +2813,6 @@
     <w:p>
       <w:pPr>
         <w:pStyle w:val="TableofFigures"/>
-        <w:pBdr>
-          <w:top w:val="single" w:sz="4" w:space="1" w:color="auto"/>
-          <w:left w:val="single" w:sz="4" w:space="4" w:color="auto"/>
-          <w:bottom w:val="single" w:sz="4" w:space="1" w:color="auto"/>
-          <w:right w:val="single" w:sz="4" w:space="4" w:color="auto"/>
-        </w:pBdr>
         <w:tabs>
           <w:tab w:val="right" w:leader="dot" w:pos="9350"/>
         </w:tabs>
@@ -2823,7 +2826,7 @@
           <w:szCs w:val="22"/>
         </w:rPr>
       </w:pPr>
-      <w:hyperlink w:anchor="_Toc241748521" w:history="1">
+      <w:hyperlink w:anchor="_Toc242112301" w:history="1">
         <w:r>
           <w:rPr>
             <w:rStyle w:val="Hyperlink"/>
@@ -2850,7 +2853,7 @@
             <w:noProof/>
             <w:webHidden/>
           </w:rPr>
-          <w:instrText xml:space="preserve"> PAGEREF _Toc241748521 \h </w:instrText>
+          <w:instrText xml:space="preserve"> PAGEREF _Toc242112301 \h </w:instrText>
         </w:r>
         <w:r>
           <w:rPr>
@@ -2884,12 +2887,6 @@
     <w:p>
       <w:pPr>
         <w:pStyle w:val="TableofFigures"/>
-        <w:pBdr>
-          <w:top w:val="single" w:sz="4" w:space="1" w:color="auto"/>
-          <w:left w:val="single" w:sz="4" w:space="4" w:color="auto"/>
-          <w:bottom w:val="single" w:sz="4" w:space="1" w:color="auto"/>
-          <w:right w:val="single" w:sz="4" w:space="4" w:color="auto"/>
-        </w:pBdr>
         <w:tabs>
           <w:tab w:val="right" w:leader="dot" w:pos="9350"/>
         </w:tabs>
@@ -2903,7 +2900,7 @@
           <w:szCs w:val="22"/>
         </w:rPr>
       </w:pPr>
-      <w:hyperlink w:anchor="_Toc241748522" w:history="1">
+      <w:hyperlink w:anchor="_Toc242112302" w:history="1">
         <w:r>
           <w:rPr>
             <w:rStyle w:val="Hyperlink"/>
@@ -2930,7 +2927,7 @@
             <w:noProof/>
             <w:webHidden/>
           </w:rPr>
-          <w:instrText xml:space="preserve"> PAGEREF _Toc241748522 \h </w:instrText>
+          <w:instrText xml:space="preserve"> PAGEREF _Toc242112302 \h </w:instrText>
         </w:r>
         <w:r>
           <w:rPr>
@@ -2964,12 +2961,6 @@
     <w:p>
       <w:pPr>
         <w:pStyle w:val="TableofFigures"/>
-        <w:pBdr>
-          <w:top w:val="single" w:sz="4" w:space="1" w:color="auto"/>
-          <w:left w:val="single" w:sz="4" w:space="4" w:color="auto"/>
-          <w:bottom w:val="single" w:sz="4" w:space="1" w:color="auto"/>
-          <w:right w:val="single" w:sz="4" w:space="4" w:color="auto"/>
-        </w:pBdr>
         <w:tabs>
           <w:tab w:val="right" w:leader="dot" w:pos="9350"/>
         </w:tabs>
@@ -2983,7 +2974,7 @@
           <w:szCs w:val="22"/>
         </w:rPr>
       </w:pPr>
-      <w:hyperlink w:anchor="_Toc241748523" w:history="1">
+      <w:hyperlink w:anchor="_Toc242112303" w:history="1">
         <w:r>
           <w:rPr>
             <w:rStyle w:val="Hyperlink"/>
@@ -3010,7 +3001,7 @@
             <w:noProof/>
             <w:webHidden/>
           </w:rPr>
-          <w:instrText xml:space="preserve"> PAGEREF _Toc241748523 \h </w:instrText>
+          <w:instrText xml:space="preserve"> PAGEREF _Toc242112303 \h </w:instrText>
         </w:r>
         <w:r>
           <w:rPr>
@@ -3044,12 +3035,6 @@
     <w:p>
       <w:pPr>
         <w:pStyle w:val="TableofFigures"/>
-        <w:pBdr>
-          <w:top w:val="single" w:sz="4" w:space="1" w:color="auto"/>
-          <w:left w:val="single" w:sz="4" w:space="4" w:color="auto"/>
-          <w:bottom w:val="single" w:sz="4" w:space="1" w:color="auto"/>
-          <w:right w:val="single" w:sz="4" w:space="4" w:color="auto"/>
-        </w:pBdr>
         <w:tabs>
           <w:tab w:val="right" w:leader="dot" w:pos="9350"/>
         </w:tabs>
@@ -3063,7 +3048,7 @@
           <w:szCs w:val="22"/>
         </w:rPr>
       </w:pPr>
-      <w:hyperlink w:anchor="_Toc241748524" w:history="1">
+      <w:hyperlink w:anchor="_Toc242112304" w:history="1">
         <w:r>
           <w:rPr>
             <w:rStyle w:val="Hyperlink"/>
@@ -3090,7 +3075,7 @@
             <w:noProof/>
             <w:webHidden/>
           </w:rPr>
-          <w:instrText xml:space="preserve"> PAGEREF _Toc241748524 \h </w:instrText>
+          <w:instrText xml:space="preserve"> PAGEREF _Toc242112304 \h </w:instrText>
         </w:r>
         <w:r>
           <w:rPr>
@@ -3123,12 +3108,6 @@
     </w:p>
     <w:p>
       <w:pPr>
-        <w:pBdr>
-          <w:top w:val="single" w:sz="4" w:space="1" w:color="auto"/>
-          <w:left w:val="single" w:sz="4" w:space="4" w:color="auto"/>
-          <w:bottom w:val="single" w:sz="4" w:space="1" w:color="auto"/>
-          <w:right w:val="single" w:sz="4" w:space="4" w:color="auto"/>
-        </w:pBdr>
         <w:spacing w:before="0" w:after="0" w:line="312" w:lineRule="auto"/>
       </w:pPr>
       <w:r>
@@ -3164,25 +3143,12 @@
           <w:b/>
           <w:bCs/>
         </w:rPr>
-        <w:t xml:space="preserve">t of </w:t>
-      </w:r>
-      <w:r>
-        <w:rPr>
-          <w:b/>
-          <w:bCs/>
-        </w:rPr>
-        <w:t>tables:</w:t>
+        <w:t>t of tables:</w:t>
       </w:r>
     </w:p>
     <w:p>
       <w:pPr>
         <w:pStyle w:val="TableofFigures"/>
-        <w:pBdr>
-          <w:top w:val="single" w:sz="4" w:space="1" w:color="auto"/>
-          <w:left w:val="single" w:sz="4" w:space="4" w:color="auto"/>
-          <w:bottom w:val="single" w:sz="4" w:space="1" w:color="auto"/>
-          <w:right w:val="single" w:sz="4" w:space="4" w:color="auto"/>
-        </w:pBdr>
         <w:tabs>
           <w:tab w:val="right" w:leader="dot" w:pos="9350"/>
         </w:tabs>
@@ -3217,7 +3183,7 @@
         </w:rPr>
         <w:fldChar w:fldCharType="separate"/>
       </w:r>
-      <w:hyperlink w:anchor="_Toc241748627" w:history="1">
+      <w:hyperlink w:anchor="_Toc242112305" w:history="1">
         <w:r>
           <w:rPr>
             <w:rStyle w:val="Hyperlink"/>
@@ -3244,7 +3210,7 @@
             <w:noProof/>
             <w:webHidden/>
           </w:rPr>
-          <w:instrText xml:space="preserve"> PAGEREF _Toc241748627 \h </w:instrText>
+          <w:instrText xml:space="preserve"> PAGEREF _Toc242112305 \h </w:instrText>
         </w:r>
         <w:r>
           <w:rPr>
@@ -3278,12 +3244,6 @@
     <w:p>
       <w:pPr>
         <w:pStyle w:val="TableofFigures"/>
-        <w:pBdr>
-          <w:top w:val="single" w:sz="4" w:space="1" w:color="auto"/>
-          <w:left w:val="single" w:sz="4" w:space="4" w:color="auto"/>
-          <w:bottom w:val="single" w:sz="4" w:space="1" w:color="auto"/>
-          <w:right w:val="single" w:sz="4" w:space="4" w:color="auto"/>
-        </w:pBdr>
         <w:tabs>
           <w:tab w:val="right" w:leader="dot" w:pos="9350"/>
         </w:tabs>
@@ -3297,7 +3257,7 @@
           <w:szCs w:val="22"/>
         </w:rPr>
       </w:pPr>
-      <w:hyperlink w:anchor="_Toc241748628" w:history="1">
+      <w:hyperlink w:anchor="_Toc242112306" w:history="1">
         <w:r>
           <w:rPr>
             <w:rStyle w:val="Hyperlink"/>
@@ -3324,7 +3284,7 @@
             <w:noProof/>
             <w:webHidden/>
           </w:rPr>
-          <w:instrText xml:space="preserve"> PAGEREF _Toc241748628 \h </w:instrText>
+          <w:instrText xml:space="preserve"> PAGEREF _Toc242112306 \h </w:instrText>
         </w:r>
         <w:r>
           <w:rPr>
@@ -3358,12 +3318,6 @@
     <w:p>
       <w:pPr>
         <w:pStyle w:val="TableofFigures"/>
-        <w:pBdr>
-          <w:top w:val="single" w:sz="4" w:space="1" w:color="auto"/>
-          <w:left w:val="single" w:sz="4" w:space="4" w:color="auto"/>
-          <w:bottom w:val="single" w:sz="4" w:space="1" w:color="auto"/>
-          <w:right w:val="single" w:sz="4" w:space="4" w:color="auto"/>
-        </w:pBdr>
         <w:tabs>
           <w:tab w:val="right" w:leader="dot" w:pos="9350"/>
         </w:tabs>
@@ -3377,7 +3331,7 @@
           <w:szCs w:val="22"/>
         </w:rPr>
       </w:pPr>
-      <w:hyperlink w:anchor="_Toc241748629" w:history="1">
+      <w:hyperlink w:anchor="_Toc242112307" w:history="1">
         <w:r>
           <w:rPr>
             <w:rStyle w:val="Hyperlink"/>
@@ -3404,7 +3358,7 @@
             <w:noProof/>
             <w:webHidden/>
           </w:rPr>
-          <w:instrText xml:space="preserve"> PAGEREF _Toc241748629 \h </w:instrText>
+          <w:instrText xml:space="preserve"> PAGEREF _Toc242112307 \h </w:instrText>
         </w:r>
         <w:r>
           <w:rPr>
@@ -3438,12 +3392,6 @@
     <w:p>
       <w:pPr>
         <w:pStyle w:val="TableofFigures"/>
-        <w:pBdr>
-          <w:top w:val="single" w:sz="4" w:space="1" w:color="auto"/>
-          <w:left w:val="single" w:sz="4" w:space="4" w:color="auto"/>
-          <w:bottom w:val="single" w:sz="4" w:space="1" w:color="auto"/>
-          <w:right w:val="single" w:sz="4" w:space="4" w:color="auto"/>
-        </w:pBdr>
         <w:tabs>
           <w:tab w:val="right" w:leader="dot" w:pos="9350"/>
         </w:tabs>
@@ -3457,7 +3405,7 @@
           <w:szCs w:val="22"/>
         </w:rPr>
       </w:pPr>
-      <w:hyperlink w:anchor="_Toc241748630" w:history="1">
+      <w:hyperlink w:anchor="_Toc242112308" w:history="1">
         <w:r>
           <w:rPr>
             <w:rStyle w:val="Hyperlink"/>
@@ -3484,7 +3432,7 @@
             <w:noProof/>
             <w:webHidden/>
           </w:rPr>
-          <w:instrText xml:space="preserve"> PAGEREF _Toc241748630 \h </w:instrText>
+          <w:instrText xml:space="preserve"> PAGEREF _Toc242112308 \h </w:instrText>
         </w:r>
         <w:r>
           <w:rPr>
@@ -3518,12 +3466,6 @@
     <w:p>
       <w:pPr>
         <w:pStyle w:val="TableofFigures"/>
-        <w:pBdr>
-          <w:top w:val="single" w:sz="4" w:space="1" w:color="auto"/>
-          <w:left w:val="single" w:sz="4" w:space="4" w:color="auto"/>
-          <w:bottom w:val="single" w:sz="4" w:space="1" w:color="auto"/>
-          <w:right w:val="single" w:sz="4" w:space="4" w:color="auto"/>
-        </w:pBdr>
         <w:tabs>
           <w:tab w:val="right" w:leader="dot" w:pos="9350"/>
         </w:tabs>
@@ -3537,7 +3479,7 @@
           <w:szCs w:val="22"/>
         </w:rPr>
       </w:pPr>
-      <w:hyperlink w:anchor="_Toc241748631" w:history="1">
+      <w:hyperlink w:anchor="_Toc242112309" w:history="1">
         <w:r>
           <w:rPr>
             <w:rStyle w:val="Hyperlink"/>
@@ -3564,7 +3506,7 @@
             <w:noProof/>
             <w:webHidden/>
           </w:rPr>
-          <w:instrText xml:space="preserve"> PAGEREF _Toc241748631 \h </w:instrText>
+          <w:instrText xml:space="preserve"> PAGEREF _Toc242112309 \h </w:instrText>
         </w:r>
         <w:r>
           <w:rPr>
@@ -3598,12 +3540,6 @@
     <w:p>
       <w:pPr>
         <w:pStyle w:val="TableofFigures"/>
-        <w:pBdr>
-          <w:top w:val="single" w:sz="4" w:space="1" w:color="auto"/>
-          <w:left w:val="single" w:sz="4" w:space="4" w:color="auto"/>
-          <w:bottom w:val="single" w:sz="4" w:space="1" w:color="auto"/>
-          <w:right w:val="single" w:sz="4" w:space="4" w:color="auto"/>
-        </w:pBdr>
         <w:tabs>
           <w:tab w:val="right" w:leader="dot" w:pos="9350"/>
         </w:tabs>
@@ -3617,7 +3553,7 @@
           <w:szCs w:val="22"/>
         </w:rPr>
       </w:pPr>
-      <w:hyperlink w:anchor="_Toc241748632" w:history="1">
+      <w:hyperlink w:anchor="_Toc242112310" w:history="1">
         <w:r>
           <w:rPr>
             <w:rStyle w:val="Hyperlink"/>
@@ -3644,7 +3580,7 @@
             <w:noProof/>
             <w:webHidden/>
           </w:rPr>
-          <w:instrText xml:space="preserve"> PAGEREF _Toc241748632 \h </w:instrText>
+          <w:instrText xml:space="preserve"> PAGEREF _Toc242112310 \h </w:instrText>
         </w:r>
         <w:r>
           <w:rPr>
@@ -3678,12 +3614,6 @@
     <w:p>
       <w:pPr>
         <w:pStyle w:val="TableofFigures"/>
-        <w:pBdr>
-          <w:top w:val="single" w:sz="4" w:space="1" w:color="auto"/>
-          <w:left w:val="single" w:sz="4" w:space="4" w:color="auto"/>
-          <w:bottom w:val="single" w:sz="4" w:space="1" w:color="auto"/>
-          <w:right w:val="single" w:sz="4" w:space="4" w:color="auto"/>
-        </w:pBdr>
         <w:tabs>
           <w:tab w:val="right" w:leader="dot" w:pos="9350"/>
         </w:tabs>
@@ -3697,27 +3627,27 @@
           <w:szCs w:val="22"/>
         </w:rPr>
       </w:pPr>
-      <w:hyperlink w:anchor="_Toc241748633" w:history="1">
+      <w:hyperlink w:anchor="_Toc242112311" w:history="1">
         <w:r>
           <w:rPr>
             <w:rStyle w:val="Hyperlink"/>
             <w:noProof/>
           </w:rPr>
-          <w:t>Table 7: Comparison of archite</w:t>
+          <w:t>Table 7: Comparison of architectur</w:t>
         </w:r>
         <w:r>
           <w:rPr>
             <w:rStyle w:val="Hyperlink"/>
             <w:noProof/>
           </w:rPr>
-          <w:t>c</w:t>
+          <w:t>e</w:t>
         </w:r>
         <w:r>
           <w:rPr>
             <w:rStyle w:val="Hyperlink"/>
             <w:noProof/>
           </w:rPr>
-          <w:t>ture alternatives</w:t>
+          <w:t xml:space="preserve"> alternatives</w:t>
         </w:r>
         <w:r>
           <w:rPr>
@@ -3738,7 +3668,7 @@
             <w:noProof/>
             <w:webHidden/>
           </w:rPr>
-          <w:instrText xml:space="preserve"> PAGEREF _Toc241748633 \h </w:instrText>
+          <w:instrText xml:space="preserve"> PAGEREF _Toc242112311 \h </w:instrText>
         </w:r>
         <w:r>
           <w:rPr>
@@ -3800,7 +3730,7 @@
         <w:pStyle w:val="Heading1"/>
         <w:spacing w:before="0" w:line="312" w:lineRule="auto"/>
       </w:pPr>
-      <w:bookmarkStart w:id="2" w:name="_Toc241748484"/>
+      <w:bookmarkStart w:id="2" w:name="_Toc242112261"/>
       <w:r>
         <w:lastRenderedPageBreak/>
         <w:t>About This Document</w:t>
@@ -3986,7 +3916,7 @@
           <w:i/>
         </w:rPr>
       </w:pPr>
-      <w:bookmarkStart w:id="3" w:name="_Toc241748627"/>
+      <w:bookmarkStart w:id="3" w:name="_Toc242112305"/>
       <w:r>
         <w:rPr>
           <w:i/>
@@ -4227,7 +4157,7 @@
         </w:rPr>
       </w:pPr>
       <w:bookmarkStart w:id="4" w:name="introduction"/>
-      <w:bookmarkStart w:id="5" w:name="_Toc241748628"/>
+      <w:bookmarkStart w:id="5" w:name="_Toc242112306"/>
       <w:bookmarkEnd w:id="0"/>
       <w:r>
         <w:rPr>
@@ -4294,7 +4224,7 @@
         <w:pStyle w:val="Heading1"/>
         <w:spacing w:before="0" w:line="312" w:lineRule="auto"/>
       </w:pPr>
-      <w:bookmarkStart w:id="6" w:name="_Toc241748485"/>
+      <w:bookmarkStart w:id="6" w:name="_Toc242112262"/>
       <w:r>
         <w:lastRenderedPageBreak/>
         <w:t>Introduction</w:t>
@@ -4307,7 +4237,7 @@
         <w:spacing w:before="0" w:after="0" w:line="312" w:lineRule="auto"/>
       </w:pPr>
       <w:bookmarkStart w:id="7" w:name="purpose"/>
-      <w:bookmarkStart w:id="8" w:name="_Toc241748486"/>
+      <w:bookmarkStart w:id="8" w:name="_Toc242112263"/>
       <w:r>
         <w:t>Purpose</w:t>
       </w:r>
@@ -4334,7 +4264,7 @@
         <w:spacing w:before="0" w:after="0" w:line="312" w:lineRule="auto"/>
       </w:pPr>
       <w:bookmarkStart w:id="9" w:name="audience"/>
-      <w:bookmarkStart w:id="10" w:name="_Toc241748487"/>
+      <w:bookmarkStart w:id="10" w:name="_Toc242112264"/>
       <w:bookmarkEnd w:id="7"/>
       <w:r>
         <w:t>Audience</w:t>
@@ -4421,7 +4351,7 @@
         <w:spacing w:before="0" w:after="0" w:line="312" w:lineRule="auto"/>
       </w:pPr>
       <w:bookmarkStart w:id="11" w:name="abbreviations-terms"/>
-      <w:bookmarkStart w:id="12" w:name="_Toc241748488"/>
+      <w:bookmarkStart w:id="12" w:name="_Toc242112265"/>
       <w:bookmarkEnd w:id="9"/>
       <w:r>
         <w:t>Abbreviations / Terms</w:t>
@@ -4592,7 +4522,10 @@
               <w:spacing w:before="0" w:after="0" w:line="312" w:lineRule="auto"/>
             </w:pPr>
             <w:r>
-              <w:t>Entry Point (container): contains externally exposed network components</w:t>
+              <w:t>Entry Point:</w:t>
+            </w:r>
+            <w:r>
+              <w:t xml:space="preserve"> contains externally exposed network components</w:t>
             </w:r>
           </w:p>
         </w:tc>
@@ -4620,7 +4553,10 @@
               <w:spacing w:before="0" w:after="0" w:line="312" w:lineRule="auto"/>
             </w:pPr>
             <w:r>
-              <w:t>Internal Partition (container): contains components with access to the CAN bus</w:t>
+              <w:t>Internal Partition</w:t>
+            </w:r>
+            <w:r>
+              <w:t>: contains components with access to the CAN bus</w:t>
             </w:r>
           </w:p>
         </w:tc>
@@ -4888,7 +4824,7 @@
         </w:rPr>
       </w:pPr>
       <w:bookmarkStart w:id="13" w:name="related-documents"/>
-      <w:bookmarkStart w:id="14" w:name="_Toc241748629"/>
+      <w:bookmarkStart w:id="14" w:name="_Toc242112307"/>
       <w:bookmarkEnd w:id="11"/>
       <w:r>
         <w:rPr>
@@ -4948,7 +4884,7 @@
         <w:pStyle w:val="Heading2"/>
         <w:spacing w:before="0" w:after="0" w:line="312" w:lineRule="auto"/>
       </w:pPr>
-      <w:bookmarkStart w:id="15" w:name="_Toc241748489"/>
+      <w:bookmarkStart w:id="15" w:name="_Toc242112266"/>
       <w:r>
         <w:lastRenderedPageBreak/>
         <w:t>Related Documents</w:t>
@@ -5123,7 +5059,7 @@
         </w:rPr>
       </w:pPr>
       <w:bookmarkStart w:id="16" w:name="project-context"/>
-      <w:bookmarkStart w:id="17" w:name="_Toc241748630"/>
+      <w:bookmarkStart w:id="17" w:name="_Toc242112308"/>
       <w:bookmarkEnd w:id="4"/>
       <w:bookmarkEnd w:id="13"/>
       <w:r>
@@ -5200,7 +5136,7 @@
         <w:pStyle w:val="Heading1"/>
         <w:spacing w:before="0" w:line="312" w:lineRule="auto"/>
       </w:pPr>
-      <w:bookmarkStart w:id="18" w:name="_Toc241748490"/>
+      <w:bookmarkStart w:id="18" w:name="_Toc242112267"/>
       <w:r>
         <w:lastRenderedPageBreak/>
         <w:t>C</w:t>
@@ -5216,7 +5152,7 @@
         <w:spacing w:before="0" w:after="0" w:line="312" w:lineRule="auto"/>
       </w:pPr>
       <w:bookmarkStart w:id="19" w:name="software-context"/>
-      <w:bookmarkStart w:id="20" w:name="_Toc241748491"/>
+      <w:bookmarkStart w:id="20" w:name="_Toc242112268"/>
       <w:r>
         <w:t>Software context</w:t>
       </w:r>
@@ -5234,9 +5170,13 @@
     <w:p>
       <w:pPr>
         <w:spacing w:before="0" w:after="0" w:line="312" w:lineRule="auto"/>
-      </w:pPr>
-      <w:r>
-        <w:t>The current architecture follows a monolithic deployment model, with all components running in a single partition.</w:t>
+        <w:ind w:firstLine="360"/>
+      </w:pPr>
+      <w:r>
+        <w:t>The current architecture follows a monolithic deployment model, with all component</w:t>
+      </w:r>
+      <w:r>
+        <w:t>s running in a single partition:</w:t>
       </w:r>
     </w:p>
     <w:p>
@@ -5246,22 +5186,25 @@
         <w:jc w:val="left"/>
       </w:pPr>
       <w:r>
-        <w:rPr>
-          <w:noProof/>
-        </w:rPr>
         <w:drawing>
-          <wp:anchor distT="0" distB="0" distL="114300" distR="114300" simplePos="0" relativeHeight="251658240" behindDoc="1" locked="0" layoutInCell="1" allowOverlap="1" wp14:anchorId="1AC07F21" wp14:editId="69AF8B8D">
+          <wp:anchor distT="0" distB="0" distL="114300" distR="114300" simplePos="0" relativeHeight="251665408" behindDoc="0" locked="0" layoutInCell="1" allowOverlap="1" wp14:anchorId="256E7A01" wp14:editId="72C8AE5B">
             <wp:simplePos x="0" y="0"/>
-            <wp:positionH relativeFrom="column">
-              <wp:posOffset>5327015</wp:posOffset>
+            <wp:positionH relativeFrom="page">
+              <wp:posOffset>6244895</wp:posOffset>
             </wp:positionH>
             <wp:positionV relativeFrom="paragraph">
-              <wp:posOffset>1070647</wp:posOffset>
+              <wp:posOffset>972185</wp:posOffset>
             </wp:positionV>
-            <wp:extent cx="1357369" cy="1259541"/>
-            <wp:effectExtent l="0" t="0" r="2540" b="0"/>
+            <wp:extent cx="1265444" cy="1360221"/>
+            <wp:effectExtent l="0" t="0" r="0" b="0"/>
             <wp:wrapNone/>
-            <wp:docPr id="1649765205" name="Picture 1"/>
+            <wp:docPr id="12" name="Picture 11">
+              <a:extLst xmlns:a="http://schemas.openxmlformats.org/drawingml/2006/main">
+                <a:ext uri="{FF2B5EF4-FFF2-40B4-BE49-F238E27FC236}">
+                  <a16:creationId xmlns="" xmlns:p="http://schemas.openxmlformats.org/presentationml/2006/main" xmlns:a16="http://schemas.microsoft.com/office/drawing/2014/main" xmlns:lc="http://schemas.openxmlformats.org/drawingml/2006/lockedCanvas" id="{52CEA5CE-1C3F-5BA0-00F6-DC7933C7618E}"/>
+                </a:ext>
+              </a:extLst>
+            </wp:docPr>
             <wp:cNvGraphicFramePr>
               <a:graphicFrameLocks xmlns:a="http://schemas.openxmlformats.org/drawingml/2006/main" noChangeAspect="1"/>
             </wp:cNvGraphicFramePr>
@@ -5269,8 +5212,16 @@
               <a:graphicData uri="http://schemas.openxmlformats.org/drawingml/2006/picture">
                 <pic:pic xmlns:pic="http://schemas.openxmlformats.org/drawingml/2006/picture">
                   <pic:nvPicPr>
-                    <pic:cNvPr id="1649765205" name=""/>
-                    <pic:cNvPicPr/>
+                    <pic:cNvPr id="12" name="Picture 11">
+                      <a:extLst>
+                        <a:ext uri="{FF2B5EF4-FFF2-40B4-BE49-F238E27FC236}">
+                          <a16:creationId xmlns="" xmlns:p="http://schemas.openxmlformats.org/presentationml/2006/main" xmlns:a16="http://schemas.microsoft.com/office/drawing/2014/main" xmlns:lc="http://schemas.openxmlformats.org/drawingml/2006/lockedCanvas" id="{52CEA5CE-1C3F-5BA0-00F6-DC7933C7618E}"/>
+                        </a:ext>
+                      </a:extLst>
+                    </pic:cNvPr>
+                    <pic:cNvPicPr>
+                      <a:picLocks noChangeAspect="1"/>
+                    </pic:cNvPicPr>
                   </pic:nvPicPr>
                   <pic:blipFill>
                     <a:blip r:embed="rId12" cstate="print">
@@ -5287,7 +5238,7 @@
                   <pic:spPr>
                     <a:xfrm>
                       <a:off x="0" y="0"/>
-                      <a:ext cx="1357369" cy="1259541"/>
+                      <a:ext cx="1265444" cy="1360221"/>
                     </a:xfrm>
                     <a:prstGeom prst="rect">
                       <a:avLst/>
@@ -5296,10 +5247,10 @@
                 </pic:pic>
               </a:graphicData>
             </a:graphic>
-            <wp14:sizeRelH relativeFrom="page">
+            <wp14:sizeRelH relativeFrom="margin">
               <wp14:pctWidth>0</wp14:pctWidth>
             </wp14:sizeRelH>
-            <wp14:sizeRelV relativeFrom="page">
+            <wp14:sizeRelV relativeFrom="margin">
               <wp14:pctHeight>0</wp14:pctHeight>
             </wp14:sizeRelV>
           </wp:anchor>
@@ -5310,7 +5261,7 @@
           <w:noProof/>
         </w:rPr>
         <w:drawing>
-          <wp:inline distT="0" distB="0" distL="0" distR="0" wp14:anchorId="5ACFEEDE" wp14:editId="03B706ED">
+          <wp:inline distT="0" distB="0" distL="0" distR="0" wp14:anchorId="5ACFEEDE" wp14:editId="0E906DF3">
             <wp:extent cx="5328056" cy="2377701"/>
             <wp:effectExtent l="0" t="0" r="6350" b="3810"/>
             <wp:docPr id="1737218702" name="Picture 1"/>
@@ -5356,7 +5307,7 @@
           <w:iCs/>
         </w:rPr>
       </w:pPr>
-      <w:bookmarkStart w:id="21" w:name="_Toc241748514"/>
+      <w:bookmarkStart w:id="21" w:name="_Toc242112294"/>
       <w:r>
         <w:rPr>
           <w:i/>
@@ -5432,8 +5383,13 @@
     </w:p>
     <w:p>
       <w:pPr>
-        <w:spacing w:before="0" w:after="0" w:line="312" w:lineRule="auto"/>
+        <w:pStyle w:val="NoSpacing"/>
+        <w:spacing w:line="312" w:lineRule="auto"/>
         <w:jc w:val="center"/>
+        <w:rPr>
+          <w:i/>
+          <w:iCs/>
+        </w:rPr>
       </w:pPr>
     </w:p>
     <w:p>
@@ -5442,57 +5398,136 @@
         <w:spacing w:before="0" w:after="0" w:line="312" w:lineRule="auto"/>
       </w:pPr>
       <w:bookmarkStart w:id="22" w:name="software-architectural"/>
-      <w:bookmarkStart w:id="23" w:name="_Toc241748492"/>
+      <w:bookmarkStart w:id="23" w:name="_Toc242112269"/>
       <w:bookmarkEnd w:id="19"/>
       <w:r>
-        <w:t>New Architecture change</w:t>
+        <w:t>System architecture migration</w:t>
       </w:r>
       <w:bookmarkEnd w:id="23"/>
     </w:p>
     <w:p>
       <w:pPr>
         <w:spacing w:before="0" w:after="0" w:line="312" w:lineRule="auto"/>
-      </w:pPr>
-      <w:r>
-        <w:t>Due to security, the OEM wants to separate DCM into 2 partitions using LXC containers:</w:t>
-      </w:r>
-    </w:p>
-    <w:p>
-      <w:pPr>
+        <w:ind w:firstLine="360"/>
+      </w:pPr>
+      <w:r>
+        <w:t>According to the OEM security threat analysis, the Entry Point (EP) partition may be compromised by unauthorized or malicious software, resulting in a takeover of the externally exposed environment. In a monolithic deployment, such a compromise could allow an attacker to access components responsible for vehicle-internal communication, increasing the risk of unauthorized access to the in-vehicle CAN network and other critical vehicle assets.</w:t>
+      </w:r>
+    </w:p>
+    <w:p>
+      <w:pPr>
+        <w:spacing w:before="0" w:after="0" w:line="312" w:lineRule="auto"/>
+        <w:ind w:firstLine="360"/>
+      </w:pPr>
+      <w:r>
+        <w:t>To mitigate this threat, the OEM security requirement specifies that any security compromise shall be contained within the Entry Point domain and shall not propagate to vehicle-internal resources. Specifically, a compromise of externally exposed components must not provide direct access to the Internal partition or the in-vehicle CAN bus.</w:t>
+      </w:r>
+    </w:p>
+    <w:p>
+      <w:pPr>
+        <w:spacing w:before="0" w:after="0" w:line="312" w:lineRule="auto"/>
+        <w:ind w:firstLine="360"/>
+        <w:rPr>
+          <w:i/>
+        </w:rPr>
+      </w:pPr>
+      <w:r>
+        <w:rPr>
+          <w:i/>
+        </w:rPr>
+        <w:t>EP partition:</w:t>
+      </w:r>
+      <w:r>
+        <w:rPr>
+          <w:i/>
+        </w:rPr>
+        <w:t xml:space="preserve"> contains components</w:t>
+      </w:r>
+      <w:r>
+        <w:rPr>
+          <w:i/>
+        </w:rPr>
+        <w:t xml:space="preserve"> </w:t>
+      </w:r>
+      <w:r>
+        <w:rPr>
+          <w:i/>
+        </w:rPr>
+        <w:t xml:space="preserve">that communicate with external networks, including OEM center server. </w:t>
+      </w:r>
+      <w:r>
+        <w:rPr>
+          <w:i/>
+        </w:rPr>
+        <w:t>Due to its external exposure, the EP domain is considered the primary attack entry point and therefore has a higher security risk</w:t>
+      </w:r>
+      <w:r>
+        <w:rPr>
+          <w:i/>
+        </w:rPr>
+        <w:t>.</w:t>
+      </w:r>
+    </w:p>
+    <w:p>
+      <w:pPr>
+        <w:spacing w:before="0" w:after="0" w:line="312" w:lineRule="auto"/>
+        <w:ind w:firstLine="360"/>
+        <w:rPr>
+          <w:i/>
+        </w:rPr>
+      </w:pPr>
+      <w:r>
+        <w:rPr>
+          <w:i/>
+        </w:rPr>
+        <w:t>Internal partition:</w:t>
+      </w:r>
+      <w:r>
+        <w:t xml:space="preserve"> </w:t>
+      </w:r>
+      <w:r>
+        <w:rPr>
+          <w:i/>
+        </w:rPr>
+        <w:t>contains components that interact with vehicle-internal resources, including the CAN bus and vehicle ECUs. This domain is responsible for vehicle-internal operations and requires protection from externally exposed attack vectors.</w:t>
+      </w:r>
+    </w:p>
+    <w:p>
+      <w:pPr>
+        <w:spacing w:before="0" w:after="0" w:line="312" w:lineRule="auto"/>
+        <w:ind w:firstLine="360"/>
+      </w:pPr>
+      <w:r>
+        <w:lastRenderedPageBreak/>
+        <w:t>To satisfy this requirement, the DCM architecture is migrated from a monolithic deployment to a containerized architecture using LXC containers:</w:t>
+      </w:r>
+    </w:p>
+    <w:p>
+      <w:pPr>
+        <w:pStyle w:val="ListParagraph"/>
         <w:numPr>
           <w:ilvl w:val="0"/>
-          <w:numId w:val="25"/>
+          <w:numId w:val="39"/>
         </w:numPr>
         <w:spacing w:before="0" w:after="0" w:line="312" w:lineRule="auto"/>
-      </w:pPr>
-      <w:r>
-        <w:rPr>
-          <w:b/>
-          <w:bCs/>
-        </w:rPr>
-        <w:t>EP container (Entry Point):</w:t>
-      </w:r>
-      <w:r>
-        <w:t xml:space="preserve"> externally exposed network components.</w:t>
-      </w:r>
-    </w:p>
-    <w:p>
-      <w:pPr>
+        <w:ind w:left="360" w:firstLine="0"/>
+      </w:pPr>
+      <w:r>
+        <w:t>EP Container (Entry Point Container) hosts externally exposed network-facing components that communicate with OEM cloud services and external networks.</w:t>
+      </w:r>
+    </w:p>
+    <w:p>
+      <w:pPr>
+        <w:pStyle w:val="ListParagraph"/>
         <w:numPr>
           <w:ilvl w:val="0"/>
-          <w:numId w:val="25"/>
+          <w:numId w:val="39"/>
         </w:numPr>
         <w:spacing w:before="0" w:after="0" w:line="312" w:lineRule="auto"/>
-      </w:pPr>
-      <w:r>
-        <w:rPr>
-          <w:b/>
-          <w:bCs/>
-        </w:rPr>
-        <w:t>Internal container (IP):</w:t>
-      </w:r>
-      <w:r>
-        <w:t xml:space="preserve"> components which have access to the CAN bus.</w:t>
+        <w:ind w:left="360" w:firstLine="0"/>
+      </w:pPr>
+      <w:r>
+        <w:t>Internal Container hosts vehicle-internal components that require access to the CAN bus and other internal vehicle resources.</w:t>
       </w:r>
     </w:p>
     <w:p>
@@ -5502,23 +5537,25 @@
         <w:jc w:val="left"/>
       </w:pPr>
       <w:r>
-        <w:rPr>
-          <w:noProof/>
-        </w:rPr>
-        <w:lastRenderedPageBreak/>
         <w:drawing>
-          <wp:anchor distT="0" distB="0" distL="114300" distR="114300" simplePos="0" relativeHeight="251660288" behindDoc="1" locked="0" layoutInCell="1" allowOverlap="1" wp14:anchorId="1E4EEAC8" wp14:editId="3BB388E1">
+          <wp:anchor distT="0" distB="0" distL="114300" distR="114300" simplePos="0" relativeHeight="251667456" behindDoc="0" locked="0" layoutInCell="1" allowOverlap="1" wp14:anchorId="621C205A" wp14:editId="77DFC65E">
             <wp:simplePos x="0" y="0"/>
-            <wp:positionH relativeFrom="column">
-              <wp:posOffset>5327015</wp:posOffset>
+            <wp:positionH relativeFrom="page">
+              <wp:posOffset>6254115</wp:posOffset>
             </wp:positionH>
             <wp:positionV relativeFrom="paragraph">
-              <wp:posOffset>1287156</wp:posOffset>
+              <wp:posOffset>1170076</wp:posOffset>
             </wp:positionV>
-            <wp:extent cx="1357369" cy="1259541"/>
-            <wp:effectExtent l="0" t="0" r="2540" b="0"/>
+            <wp:extent cx="1265444" cy="1360221"/>
+            <wp:effectExtent l="0" t="0" r="0" b="0"/>
             <wp:wrapNone/>
-            <wp:docPr id="1450124055" name="Picture 1"/>
+            <wp:docPr id="10" name="Picture 11">
+              <a:extLst xmlns:a="http://schemas.openxmlformats.org/drawingml/2006/main">
+                <a:ext uri="{FF2B5EF4-FFF2-40B4-BE49-F238E27FC236}">
+                  <a16:creationId xmlns="" xmlns:p="http://schemas.openxmlformats.org/presentationml/2006/main" xmlns:a16="http://schemas.microsoft.com/office/drawing/2014/main" xmlns:lc="http://schemas.openxmlformats.org/drawingml/2006/lockedCanvas" id="{52CEA5CE-1C3F-5BA0-00F6-DC7933C7618E}"/>
+                </a:ext>
+              </a:extLst>
+            </wp:docPr>
             <wp:cNvGraphicFramePr>
               <a:graphicFrameLocks xmlns:a="http://schemas.openxmlformats.org/drawingml/2006/main" noChangeAspect="1"/>
             </wp:cNvGraphicFramePr>
@@ -5526,8 +5563,16 @@
               <a:graphicData uri="http://schemas.openxmlformats.org/drawingml/2006/picture">
                 <pic:pic xmlns:pic="http://schemas.openxmlformats.org/drawingml/2006/picture">
                   <pic:nvPicPr>
-                    <pic:cNvPr id="1649765205" name=""/>
-                    <pic:cNvPicPr/>
+                    <pic:cNvPr id="12" name="Picture 11">
+                      <a:extLst>
+                        <a:ext uri="{FF2B5EF4-FFF2-40B4-BE49-F238E27FC236}">
+                          <a16:creationId xmlns="" xmlns:p="http://schemas.openxmlformats.org/presentationml/2006/main" xmlns:a16="http://schemas.microsoft.com/office/drawing/2014/main" xmlns:lc="http://schemas.openxmlformats.org/drawingml/2006/lockedCanvas" id="{52CEA5CE-1C3F-5BA0-00F6-DC7933C7618E}"/>
+                        </a:ext>
+                      </a:extLst>
+                    </pic:cNvPr>
+                    <pic:cNvPicPr>
+                      <a:picLocks noChangeAspect="1"/>
+                    </pic:cNvPicPr>
                   </pic:nvPicPr>
                   <pic:blipFill>
                     <a:blip r:embed="rId12" cstate="print">
@@ -5544,7 +5589,7 @@
                   <pic:spPr>
                     <a:xfrm>
                       <a:off x="0" y="0"/>
-                      <a:ext cx="1357369" cy="1259541"/>
+                      <a:ext cx="1265444" cy="1360221"/>
                     </a:xfrm>
                     <a:prstGeom prst="rect">
                       <a:avLst/>
@@ -5553,10 +5598,10 @@
                 </pic:pic>
               </a:graphicData>
             </a:graphic>
-            <wp14:sizeRelH relativeFrom="page">
+            <wp14:sizeRelH relativeFrom="margin">
               <wp14:pctWidth>0</wp14:pctWidth>
             </wp14:sizeRelH>
-            <wp14:sizeRelV relativeFrom="page">
+            <wp14:sizeRelV relativeFrom="margin">
               <wp14:pctHeight>0</wp14:pctHeight>
             </wp14:sizeRelV>
           </wp:anchor>
@@ -5567,7 +5612,7 @@
           <w:noProof/>
         </w:rPr>
         <w:drawing>
-          <wp:inline distT="0" distB="0" distL="0" distR="0" wp14:anchorId="17A20207" wp14:editId="78D482F7">
+          <wp:inline distT="0" distB="0" distL="0" distR="0" wp14:anchorId="17A20207" wp14:editId="5ACB46D4">
             <wp:extent cx="5291329" cy="2543907"/>
             <wp:effectExtent l="0" t="0" r="5080" b="8890"/>
             <wp:docPr id="1963252546" name="Picture 1"/>
@@ -5612,7 +5657,7 @@
           <w:i/>
         </w:rPr>
       </w:pPr>
-      <w:bookmarkStart w:id="24" w:name="_Toc241748515"/>
+      <w:bookmarkStart w:id="24" w:name="_Toc242112295"/>
       <w:r>
         <w:rPr>
           <w:i/>
@@ -5630,12 +5675,6 @@
           <w:i/>
         </w:rPr>
         <w:instrText xml:space="preserve"> STYLEREF 0 \s </w:instrText>
-      </w:r>
-      <w:r>
-        <w:rPr>
-          <w:i/>
-        </w:rPr>
-        <w:fldChar w:fldCharType="separate"/>
       </w:r>
       <w:r>
         <w:rPr>
@@ -5701,14 +5740,10 @@
         <w:spacing w:before="0" w:line="312" w:lineRule="auto"/>
       </w:pPr>
       <w:bookmarkStart w:id="25" w:name="problem-defined"/>
-      <w:bookmarkStart w:id="26" w:name="_Toc241748493"/>
+      <w:bookmarkStart w:id="26" w:name="_Toc242112270"/>
       <w:bookmarkEnd w:id="16"/>
       <w:bookmarkEnd w:id="22"/>
       <w:r>
-        <w:t>3</w:t>
-      </w:r>
-      <w:r>
-        <w:tab/>
         <w:t>Problem</w:t>
       </w:r>
       <w:bookmarkEnd w:id="26"/>
@@ -5722,7 +5757,7 @@
         <w:spacing w:before="0" w:after="0" w:line="312" w:lineRule="auto"/>
       </w:pPr>
       <w:bookmarkStart w:id="27" w:name="functional-requirements"/>
-      <w:bookmarkStart w:id="28" w:name="_Toc241748494"/>
+      <w:bookmarkStart w:id="28" w:name="_Toc242112271"/>
       <w:r>
         <w:t xml:space="preserve">Functional </w:t>
       </w:r>
@@ -5743,7 +5778,7 @@
           <w:i/>
         </w:rPr>
       </w:pPr>
-      <w:bookmarkStart w:id="29" w:name="_Toc241748631"/>
+      <w:bookmarkStart w:id="29" w:name="_Toc242112309"/>
       <w:r>
         <w:rPr>
           <w:i/>
@@ -5924,7 +5959,7 @@
         <w:pStyle w:val="Heading2"/>
         <w:spacing w:before="0" w:after="0" w:line="312" w:lineRule="auto"/>
       </w:pPr>
-      <w:bookmarkStart w:id="31" w:name="_Toc241748495"/>
+      <w:bookmarkStart w:id="31" w:name="_Toc242112272"/>
       <w:r>
         <w:t xml:space="preserve">Problem </w:t>
       </w:r>
@@ -5943,7 +5978,7 @@
         <w:ind w:left="360"/>
       </w:pPr>
       <w:bookmarkStart w:id="32" w:name="problem-description"/>
-      <w:bookmarkStart w:id="33" w:name="_Toc241748496"/>
+      <w:bookmarkStart w:id="33" w:name="_Toc242112273"/>
       <w:r>
         <w:t xml:space="preserve">Problem </w:t>
       </w:r>
@@ -6020,18 +6055,24 @@
         </w:rPr>
         <w:lastRenderedPageBreak/>
         <w:drawing>
-          <wp:anchor distT="0" distB="0" distL="114300" distR="114300" simplePos="0" relativeHeight="251661312" behindDoc="0" locked="0" layoutInCell="1" allowOverlap="1" wp14:anchorId="42A79F16" wp14:editId="1E62CD56">
+          <wp:anchor distT="0" distB="0" distL="114300" distR="114300" simplePos="0" relativeHeight="251668480" behindDoc="0" locked="0" layoutInCell="1" allowOverlap="1" wp14:anchorId="29472237" wp14:editId="75545F88">
             <wp:simplePos x="0" y="0"/>
-            <wp:positionH relativeFrom="column">
-              <wp:posOffset>5053412</wp:posOffset>
+            <wp:positionH relativeFrom="page">
+              <wp:posOffset>6298006</wp:posOffset>
             </wp:positionH>
             <wp:positionV relativeFrom="paragraph">
-              <wp:posOffset>1344267</wp:posOffset>
+              <wp:posOffset>1314577</wp:posOffset>
             </wp:positionV>
-            <wp:extent cx="1603180" cy="1346290"/>
-            <wp:effectExtent l="0" t="0" r="0" b="6350"/>
+            <wp:extent cx="1356690" cy="1214323"/>
+            <wp:effectExtent l="0" t="0" r="0" b="5080"/>
             <wp:wrapNone/>
-            <wp:docPr id="6" name="Picture 5"/>
+            <wp:docPr id="14" name="Picture 4">
+              <a:extLst xmlns:a="http://schemas.openxmlformats.org/drawingml/2006/main">
+                <a:ext uri="{FF2B5EF4-FFF2-40B4-BE49-F238E27FC236}">
+                  <a16:creationId xmlns="" xmlns:p="http://schemas.openxmlformats.org/presentationml/2006/main" xmlns:a16="http://schemas.microsoft.com/office/drawing/2014/main" xmlns:lc="http://schemas.openxmlformats.org/drawingml/2006/lockedCanvas" id="{8B985467-A9DA-DE11-1910-E778EDD530AB}"/>
+                </a:ext>
+              </a:extLst>
+            </wp:docPr>
             <wp:cNvGraphicFramePr>
               <a:graphicFrameLocks xmlns:a="http://schemas.openxmlformats.org/drawingml/2006/main" noChangeAspect="1"/>
             </wp:cNvGraphicFramePr>
@@ -6039,7 +6080,13 @@
               <a:graphicData uri="http://schemas.openxmlformats.org/drawingml/2006/picture">
                 <pic:pic xmlns:pic="http://schemas.openxmlformats.org/drawingml/2006/picture">
                   <pic:nvPicPr>
-                    <pic:cNvPr id="6" name="Picture 5"/>
+                    <pic:cNvPr id="5" name="Picture 4">
+                      <a:extLst>
+                        <a:ext uri="{FF2B5EF4-FFF2-40B4-BE49-F238E27FC236}">
+                          <a16:creationId xmlns="" xmlns:p="http://schemas.openxmlformats.org/presentationml/2006/main" xmlns:a16="http://schemas.microsoft.com/office/drawing/2014/main" xmlns:lc="http://schemas.openxmlformats.org/drawingml/2006/lockedCanvas" id="{8B985467-A9DA-DE11-1910-E778EDD530AB}"/>
+                        </a:ext>
+                      </a:extLst>
+                    </pic:cNvPr>
                     <pic:cNvPicPr>
                       <a:picLocks noChangeAspect="1"/>
                     </pic:cNvPicPr>
@@ -6059,7 +6106,7 @@
                   <pic:spPr>
                     <a:xfrm>
                       <a:off x="0" y="0"/>
-                      <a:ext cx="1603180" cy="1346290"/>
+                      <a:ext cx="1356690" cy="1214323"/>
                     </a:xfrm>
                     <a:prstGeom prst="rect">
                       <a:avLst/>
@@ -6068,6 +6115,12 @@
                 </pic:pic>
               </a:graphicData>
             </a:graphic>
+            <wp14:sizeRelH relativeFrom="margin">
+              <wp14:pctWidth>0</wp14:pctWidth>
+            </wp14:sizeRelH>
+            <wp14:sizeRelV relativeFrom="margin">
+              <wp14:pctHeight>0</wp14:pctHeight>
+            </wp14:sizeRelV>
           </wp:anchor>
         </w:drawing>
       </w:r>
@@ -6075,11 +6128,23 @@
         <w:rPr>
           <w:noProof/>
         </w:rPr>
+        <w:t xml:space="preserve"> </w:t>
+      </w:r>
+      <w:r>
+        <w:rPr>
+          <w:noProof/>
+        </w:rPr>
         <w:drawing>
-          <wp:inline distT="0" distB="0" distL="0" distR="0" wp14:anchorId="601E40EE" wp14:editId="03ADCE1F">
-            <wp:extent cx="4928553" cy="2667000"/>
-            <wp:effectExtent l="0" t="0" r="5715" b="0"/>
-            <wp:docPr id="4" name="Picture 3"/>
+          <wp:inline distT="0" distB="0" distL="0" distR="0" wp14:anchorId="78646A78" wp14:editId="56F548AA">
+            <wp:extent cx="5276383" cy="2516429"/>
+            <wp:effectExtent l="0" t="0" r="635" b="0"/>
+            <wp:docPr id="11" name="Picture 9">
+              <a:extLst xmlns:a="http://schemas.openxmlformats.org/drawingml/2006/main">
+                <a:ext uri="{FF2B5EF4-FFF2-40B4-BE49-F238E27FC236}">
+                  <a16:creationId xmlns="" xmlns:p="http://schemas.openxmlformats.org/presentationml/2006/main" xmlns:a16="http://schemas.microsoft.com/office/drawing/2014/main" xmlns:lc="http://schemas.openxmlformats.org/drawingml/2006/lockedCanvas" id="{20FEF80F-391D-5C0D-3E70-1754E47CE21A}"/>
+                </a:ext>
+              </a:extLst>
+            </wp:docPr>
             <wp:cNvGraphicFramePr>
               <a:graphicFrameLocks xmlns:a="http://schemas.openxmlformats.org/drawingml/2006/main" noChangeAspect="1"/>
             </wp:cNvGraphicFramePr>
@@ -6087,7 +6152,13 @@
               <a:graphicData uri="http://schemas.openxmlformats.org/drawingml/2006/picture">
                 <pic:pic xmlns:pic="http://schemas.openxmlformats.org/drawingml/2006/picture">
                   <pic:nvPicPr>
-                    <pic:cNvPr id="4" name="Picture 3"/>
+                    <pic:cNvPr id="10" name="Picture 9">
+                      <a:extLst>
+                        <a:ext uri="{FF2B5EF4-FFF2-40B4-BE49-F238E27FC236}">
+                          <a16:creationId xmlns="" xmlns:p="http://schemas.openxmlformats.org/presentationml/2006/main" xmlns:a16="http://schemas.microsoft.com/office/drawing/2014/main" xmlns:lc="http://schemas.openxmlformats.org/drawingml/2006/lockedCanvas" id="{20FEF80F-391D-5C0D-3E70-1754E47CE21A}"/>
+                        </a:ext>
+                      </a:extLst>
+                    </pic:cNvPr>
                     <pic:cNvPicPr>
                       <a:picLocks noChangeAspect="1"/>
                     </pic:cNvPicPr>
@@ -6101,7 +6172,7 @@
                   <pic:spPr>
                     <a:xfrm>
                       <a:off x="0" y="0"/>
-                      <a:ext cx="4935066" cy="2670525"/>
+                      <a:ext cx="5298844" cy="2527141"/>
                     </a:xfrm>
                     <a:prstGeom prst="rect">
                       <a:avLst/>
@@ -6113,6 +6184,12 @@
           </wp:inline>
         </w:drawing>
       </w:r>
+      <w:r>
+        <w:rPr>
+          <w:noProof/>
+        </w:rPr>
+        <w:t xml:space="preserve"> </w:t>
+      </w:r>
     </w:p>
     <w:p>
       <w:pPr>
@@ -6124,7 +6201,7 @@
           <w:iCs/>
         </w:rPr>
       </w:pPr>
-      <w:bookmarkStart w:id="34" w:name="_Toc241748516"/>
+      <w:bookmarkStart w:id="34" w:name="_Toc242112296"/>
       <w:r>
         <w:rPr>
           <w:i/>
@@ -6186,11 +6263,6 @@
     </w:p>
     <w:p>
       <w:pPr>
-        <w:spacing w:line="312" w:lineRule="auto"/>
-      </w:pPr>
-    </w:p>
-    <w:p>
-      <w:pPr>
         <w:spacing w:before="0" w:after="0" w:line="312" w:lineRule="auto"/>
         <w:ind w:firstLine="360"/>
         <w:rPr>
@@ -6210,10 +6282,19 @@
         <w:t>e is a risk that</w:t>
       </w:r>
       <w:r>
-        <w:t xml:space="preserve"> the RemoteDiag ↔ MM path routes through the EP, which is insecure</w:t>
-      </w:r>
-      <w:r>
-        <w:t xml:space="preserve"> when EP is compromised</w:t>
+        <w:t xml:space="preserve"> the RemoteDiag ↔ MM path routes through the EP, which is </w:t>
+      </w:r>
+      <w:r>
+        <w:t>exposing the communication to an attacker</w:t>
+      </w:r>
+      <w:r>
+        <w:t xml:space="preserve"> when EP</w:t>
+      </w:r>
+      <w:r>
+        <w:t xml:space="preserve"> container</w:t>
+      </w:r>
+      <w:r>
+        <w:t xml:space="preserve"> is compromised</w:t>
       </w:r>
       <w:r>
         <w:t>.</w:t>
@@ -6247,10 +6328,13 @@
         <w:ind w:left="360"/>
       </w:pPr>
       <w:bookmarkStart w:id="35" w:name="problem-analysis"/>
-      <w:bookmarkStart w:id="36" w:name="_Toc241748497"/>
+      <w:bookmarkStart w:id="36" w:name="_Toc242112274"/>
       <w:bookmarkEnd w:id="32"/>
       <w:r>
-        <w:t>Problem Analysis</w:t>
+        <w:t>Problem a</w:t>
+      </w:r>
+      <w:r>
+        <w:t>nalysis</w:t>
       </w:r>
       <w:bookmarkEnd w:id="36"/>
     </w:p>
@@ -6305,7 +6389,7 @@
         <w:spacing w:before="0" w:after="0" w:line="312" w:lineRule="auto"/>
       </w:pPr>
       <w:bookmarkStart w:id="37" w:name="quality-attributes"/>
-      <w:bookmarkStart w:id="38" w:name="_Toc241748498"/>
+      <w:bookmarkStart w:id="38" w:name="_Toc242112275"/>
       <w:bookmarkEnd w:id="30"/>
       <w:bookmarkEnd w:id="35"/>
       <w:r>
@@ -6330,7 +6414,7 @@
           <w:i/>
         </w:rPr>
       </w:pPr>
-      <w:bookmarkStart w:id="39" w:name="_Toc241748632"/>
+      <w:bookmarkStart w:id="39" w:name="_Toc242112310"/>
       <w:r>
         <w:rPr>
           <w:i/>
@@ -6389,7 +6473,7 @@
     </w:p>
     <w:tbl>
       <w:tblPr>
-        <w:tblW w:w="5000" w:type="pct"/>
+        <w:tblW w:w="5484" w:type="pct"/>
         <w:tblBorders>
           <w:top w:val="single" w:sz="4" w:space="0" w:color="auto"/>
           <w:left w:val="single" w:sz="4" w:space="0" w:color="auto"/>
@@ -6404,10 +6488,10 @@
       </w:tblPr>
       <w:tblGrid>
         <w:gridCol w:w="846"/>
-        <w:gridCol w:w="2551"/>
-        <w:gridCol w:w="3261"/>
-        <w:gridCol w:w="1701"/>
-        <w:gridCol w:w="991"/>
+        <w:gridCol w:w="3379"/>
+        <w:gridCol w:w="3870"/>
+        <w:gridCol w:w="1170"/>
+        <w:gridCol w:w="990"/>
       </w:tblGrid>
       <w:tr>
         <w:trPr>
@@ -6439,7 +6523,7 @@
         </w:tc>
         <w:tc>
           <w:tcPr>
-            <w:tcW w:w="2551" w:type="dxa"/>
+            <w:tcW w:w="3379" w:type="dxa"/>
             <w:shd w:val="clear" w:color="auto" w:fill="BFBFBF" w:themeFill="background1" w:themeFillShade="BF"/>
           </w:tcPr>
           <w:p>
@@ -6462,7 +6546,7 @@
         </w:tc>
         <w:tc>
           <w:tcPr>
-            <w:tcW w:w="3261" w:type="dxa"/>
+            <w:tcW w:w="3870" w:type="dxa"/>
             <w:shd w:val="clear" w:color="auto" w:fill="BFBFBF" w:themeFill="background1" w:themeFillShade="BF"/>
           </w:tcPr>
           <w:p>
@@ -6485,7 +6569,7 @@
         </w:tc>
         <w:tc>
           <w:tcPr>
-            <w:tcW w:w="1701" w:type="dxa"/>
+            <w:tcW w:w="1170" w:type="dxa"/>
             <w:shd w:val="clear" w:color="auto" w:fill="BFBFBF" w:themeFill="background1" w:themeFillShade="BF"/>
           </w:tcPr>
           <w:p>
@@ -6508,7 +6592,7 @@
         </w:tc>
         <w:tc>
           <w:tcPr>
-            <w:tcW w:w="991" w:type="dxa"/>
+            <w:tcW w:w="990" w:type="dxa"/>
             <w:shd w:val="clear" w:color="auto" w:fill="BFBFBF" w:themeFill="background1" w:themeFillShade="BF"/>
           </w:tcPr>
           <w:p>
@@ -6549,46 +6633,48 @@
         </w:tc>
         <w:tc>
           <w:tcPr>
-            <w:tcW w:w="2551" w:type="dxa"/>
+            <w:tcW w:w="3379" w:type="dxa"/>
+          </w:tcPr>
+          <w:p>
+            <w:pPr>
+              <w:spacing w:before="0" w:after="0" w:line="312" w:lineRule="auto"/>
+              <w:jc w:val="left"/>
+            </w:pPr>
+            <w:r>
+              <w:t>A compromised app/service sends reprogramming diagnostic to CAN</w:t>
+            </w:r>
+          </w:p>
+        </w:tc>
+        <w:tc>
+          <w:tcPr>
+            <w:tcW w:w="3870" w:type="dxa"/>
+          </w:tcPr>
+          <w:p>
+            <w:pPr>
+              <w:spacing w:before="0" w:after="0" w:line="312" w:lineRule="auto"/>
+              <w:jc w:val="left"/>
+            </w:pPr>
+            <w:r>
+              <w:t>Zero Reprogramming SIDs reaches the internal CAN.</w:t>
+            </w:r>
+          </w:p>
+        </w:tc>
+        <w:tc>
+          <w:tcPr>
+            <w:tcW w:w="1170" w:type="dxa"/>
           </w:tcPr>
           <w:p>
             <w:pPr>
               <w:spacing w:before="0" w:after="0" w:line="312" w:lineRule="auto"/>
             </w:pPr>
             <w:r>
-              <w:t>A compromised app/service sends reprogramming diagnostic to CAN</w:t>
+              <w:t>Security</w:t>
             </w:r>
           </w:p>
         </w:tc>
         <w:tc>
           <w:tcPr>
-            <w:tcW w:w="3261" w:type="dxa"/>
-          </w:tcPr>
-          <w:p>
-            <w:pPr>
-              <w:spacing w:before="0" w:after="0" w:line="312" w:lineRule="auto"/>
-            </w:pPr>
-            <w:r>
-              <w:t>Zero Reprogramming SIDs reaches the internal CAN.</w:t>
-            </w:r>
-          </w:p>
-        </w:tc>
-        <w:tc>
-          <w:tcPr>
-            <w:tcW w:w="1701" w:type="dxa"/>
-          </w:tcPr>
-          <w:p>
-            <w:pPr>
-              <w:spacing w:before="0" w:after="0" w:line="312" w:lineRule="auto"/>
-            </w:pPr>
-            <w:r>
-              <w:t>Security</w:t>
-            </w:r>
-          </w:p>
-        </w:tc>
-        <w:tc>
-          <w:tcPr>
-            <w:tcW w:w="991" w:type="dxa"/>
+            <w:tcW w:w="990" w:type="dxa"/>
           </w:tcPr>
           <w:p>
             <w:pPr>
@@ -6619,46 +6705,57 @@
         </w:tc>
         <w:tc>
           <w:tcPr>
-            <w:tcW w:w="2551" w:type="dxa"/>
+            <w:tcW w:w="3379" w:type="dxa"/>
+          </w:tcPr>
+          <w:p>
+            <w:pPr>
+              <w:spacing w:before="0" w:after="0" w:line="312" w:lineRule="auto"/>
+              <w:jc w:val="left"/>
+            </w:pPr>
+            <w:r>
+              <w:t>MM ECU sends a diagnostic request via TCP to RemoteDiag</w:t>
+            </w:r>
+          </w:p>
+        </w:tc>
+        <w:tc>
+          <w:tcPr>
+            <w:tcW w:w="3870" w:type="dxa"/>
+          </w:tcPr>
+          <w:p>
+            <w:pPr>
+              <w:spacing w:before="0" w:after="0" w:line="312" w:lineRule="auto"/>
+              <w:jc w:val="left"/>
+            </w:pPr>
+            <w:r>
+              <w:t xml:space="preserve">Zero diagnostic communication is found in EP. </w:t>
+            </w:r>
+          </w:p>
+          <w:p>
+            <w:pPr>
+              <w:spacing w:before="0" w:after="0" w:line="312" w:lineRule="auto"/>
+              <w:jc w:val="left"/>
+            </w:pPr>
+            <w:r>
+              <w:t>100% of requests are handled within IP.</w:t>
+            </w:r>
+          </w:p>
+        </w:tc>
+        <w:tc>
+          <w:tcPr>
+            <w:tcW w:w="1170" w:type="dxa"/>
           </w:tcPr>
           <w:p>
             <w:pPr>
               <w:spacing w:before="0" w:after="0" w:line="312" w:lineRule="auto"/>
             </w:pPr>
             <w:r>
-              <w:t>MM ECU sends a diagnostic request via TCP to RemoteDiag</w:t>
+              <w:t>Security</w:t>
             </w:r>
           </w:p>
         </w:tc>
         <w:tc>
           <w:tcPr>
-            <w:tcW w:w="3261" w:type="dxa"/>
-          </w:tcPr>
-          <w:p>
-            <w:pPr>
-              <w:spacing w:before="0" w:after="0" w:line="312" w:lineRule="auto"/>
-            </w:pPr>
-            <w:r>
-              <w:t>Zero diagnostic communication is found in EP. 100% of requests are handled within IP.</w:t>
-            </w:r>
-          </w:p>
-        </w:tc>
-        <w:tc>
-          <w:tcPr>
-            <w:tcW w:w="1701" w:type="dxa"/>
-          </w:tcPr>
-          <w:p>
-            <w:pPr>
-              <w:spacing w:before="0" w:after="0" w:line="312" w:lineRule="auto"/>
-            </w:pPr>
-            <w:r>
-              <w:t>Security</w:t>
-            </w:r>
-          </w:p>
-        </w:tc>
-        <w:tc>
-          <w:tcPr>
-            <w:tcW w:w="991" w:type="dxa"/>
+            <w:tcW w:w="990" w:type="dxa"/>
           </w:tcPr>
           <w:p>
             <w:pPr>
@@ -6689,46 +6786,57 @@
         </w:tc>
         <w:tc>
           <w:tcPr>
-            <w:tcW w:w="2551" w:type="dxa"/>
+            <w:tcW w:w="3379" w:type="dxa"/>
+          </w:tcPr>
+          <w:p>
+            <w:pPr>
+              <w:spacing w:before="0" w:after="0" w:line="312" w:lineRule="auto"/>
+              <w:jc w:val="left"/>
+            </w:pPr>
+            <w:r>
+              <w:t>A new design reallocates responsibilities among existing software components.</w:t>
+            </w:r>
+          </w:p>
+        </w:tc>
+        <w:tc>
+          <w:tcPr>
+            <w:tcW w:w="3870" w:type="dxa"/>
+          </w:tcPr>
+          <w:p>
+            <w:pPr>
+              <w:spacing w:before="0" w:after="0" w:line="312" w:lineRule="auto"/>
+              <w:jc w:val="left"/>
+            </w:pPr>
+            <w:r>
+              <w:t>No component is required to take responsibilities outside its originally defined role.</w:t>
+            </w:r>
+          </w:p>
+          <w:p>
+            <w:pPr>
+              <w:spacing w:before="0" w:after="0" w:line="312" w:lineRule="auto"/>
+              <w:jc w:val="left"/>
+            </w:pPr>
+            <w:r>
+              <w:t>No additional specification updates caused by responsibility expansion.</w:t>
+            </w:r>
+          </w:p>
+        </w:tc>
+        <w:tc>
+          <w:tcPr>
+            <w:tcW w:w="1170" w:type="dxa"/>
           </w:tcPr>
           <w:p>
             <w:pPr>
               <w:spacing w:before="0" w:after="0" w:line="312" w:lineRule="auto"/>
             </w:pPr>
             <w:r>
-              <w:t>The new design preserves the original core responsibility of each component.</w:t>
+              <w:t>Modifiability</w:t>
             </w:r>
           </w:p>
         </w:tc>
         <w:tc>
           <w:tcPr>
-            <w:tcW w:w="3261" w:type="dxa"/>
-          </w:tcPr>
-          <w:p>
-            <w:pPr>
-              <w:spacing w:before="0" w:after="0" w:line="312" w:lineRule="auto"/>
-            </w:pPr>
-            <w:r>
-              <w:t>No component is required to take responsibilities outside its originally defined role. No additional specification updates caused by responsibility expansion.</w:t>
-            </w:r>
-          </w:p>
-        </w:tc>
-        <w:tc>
-          <w:tcPr>
-            <w:tcW w:w="1701" w:type="dxa"/>
-          </w:tcPr>
-          <w:p>
-            <w:pPr>
-              <w:spacing w:before="0" w:after="0" w:line="312" w:lineRule="auto"/>
-            </w:pPr>
-            <w:r>
-              <w:t>Modifiability</w:t>
-            </w:r>
-          </w:p>
-        </w:tc>
-        <w:tc>
-          <w:tcPr>
-            <w:tcW w:w="991" w:type="dxa"/>
+            <w:tcW w:w="990" w:type="dxa"/>
           </w:tcPr>
           <w:p>
             <w:pPr>
@@ -6759,52 +6867,54 @@
         </w:tc>
         <w:tc>
           <w:tcPr>
-            <w:tcW w:w="2551" w:type="dxa"/>
+            <w:tcW w:w="3379" w:type="dxa"/>
+          </w:tcPr>
+          <w:p>
+            <w:pPr>
+              <w:spacing w:before="0" w:after="0" w:line="312" w:lineRule="auto"/>
+              <w:jc w:val="left"/>
+            </w:pPr>
+            <w:r>
+              <w:t>A new design requires existing software components (other than RemoteDiag) to adapt to the new architecture.</w:t>
+            </w:r>
+          </w:p>
+        </w:tc>
+        <w:tc>
+          <w:tcPr>
+            <w:tcW w:w="3870" w:type="dxa"/>
+          </w:tcPr>
+          <w:p>
+            <w:pPr>
+              <w:spacing w:before="0" w:after="0" w:line="312" w:lineRule="auto"/>
+              <w:jc w:val="left"/>
+            </w:pPr>
+            <w:r>
+              <w:t>Number of component which needs to modify to align with new design</w:t>
+            </w:r>
+          </w:p>
+        </w:tc>
+        <w:tc>
+          <w:tcPr>
+            <w:tcW w:w="1170" w:type="dxa"/>
           </w:tcPr>
           <w:p>
             <w:pPr>
               <w:spacing w:before="0" w:after="0" w:line="312" w:lineRule="auto"/>
             </w:pPr>
             <w:r>
-              <w:t>Existing software components (other than RemoteDiag) require minimal changes.</w:t>
+              <w:t>Maintainability</w:t>
             </w:r>
           </w:p>
         </w:tc>
         <w:tc>
           <w:tcPr>
-            <w:tcW w:w="3261" w:type="dxa"/>
+            <w:tcW w:w="990" w:type="dxa"/>
           </w:tcPr>
           <w:p>
             <w:pPr>
               <w:spacing w:before="0" w:after="0" w:line="312" w:lineRule="auto"/>
             </w:pPr>
             <w:r>
-              <w:t>Number of components which need to be modified to align with the new design.</w:t>
-            </w:r>
-          </w:p>
-        </w:tc>
-        <w:tc>
-          <w:tcPr>
-            <w:tcW w:w="1701" w:type="dxa"/>
-          </w:tcPr>
-          <w:p>
-            <w:pPr>
-              <w:spacing w:before="0" w:after="0" w:line="312" w:lineRule="auto"/>
-            </w:pPr>
-            <w:r>
-              <w:t>Maintainability</w:t>
-            </w:r>
-          </w:p>
-        </w:tc>
-        <w:tc>
-          <w:tcPr>
-            <w:tcW w:w="991" w:type="dxa"/>
-          </w:tcPr>
-          <w:p>
-            <w:pPr>
-              <w:spacing w:before="0" w:after="0" w:line="312" w:lineRule="auto"/>
-            </w:pPr>
-            <w:r>
               <w:t>Medium</w:t>
             </w:r>
           </w:p>
@@ -6824,7 +6934,7 @@
         <w:pStyle w:val="Heading1"/>
         <w:spacing w:before="0" w:line="312" w:lineRule="auto"/>
       </w:pPr>
-      <w:bookmarkStart w:id="41" w:name="_Toc241748499"/>
+      <w:bookmarkStart w:id="41" w:name="_Toc242112276"/>
       <w:r>
         <w:t>Architecture Alternatives</w:t>
       </w:r>
@@ -6836,7 +6946,7 @@
         <w:spacing w:before="0" w:after="0" w:line="312" w:lineRule="auto"/>
       </w:pPr>
       <w:bookmarkStart w:id="42" w:name="alt-a-split-remotediag"/>
-      <w:bookmarkStart w:id="43" w:name="_Toc241748500"/>
+      <w:bookmarkStart w:id="43" w:name="_Toc242112277"/>
       <w:r>
         <w:t>Alt-A: Split RemoteDiag</w:t>
       </w:r>
@@ -6914,25 +7024,31 @@
       <w:pPr>
         <w:keepNext/>
         <w:spacing w:before="0" w:after="0" w:line="312" w:lineRule="auto"/>
+        <w:ind w:left="-720"/>
       </w:pPr>
       <w:r>
         <w:rPr>
           <w:noProof/>
         </w:rPr>
-        <w:lastRenderedPageBreak/>
         <w:drawing>
-          <wp:anchor distT="0" distB="0" distL="114300" distR="114300" simplePos="0" relativeHeight="251662336" behindDoc="0" locked="0" layoutInCell="1" allowOverlap="1" wp14:anchorId="00232D46" wp14:editId="19B957B2">
+          <wp:anchor distT="0" distB="0" distL="114300" distR="114300" simplePos="0" relativeHeight="251669504" behindDoc="0" locked="0" layoutInCell="1" allowOverlap="1" wp14:anchorId="2ABB7AFA" wp14:editId="013AB3F9">
             <wp:simplePos x="0" y="0"/>
-            <wp:positionH relativeFrom="column">
-              <wp:posOffset>5229343</wp:posOffset>
+            <wp:positionH relativeFrom="page">
+              <wp:posOffset>6074410</wp:posOffset>
             </wp:positionH>
             <wp:positionV relativeFrom="paragraph">
-              <wp:posOffset>981106</wp:posOffset>
+              <wp:posOffset>1286231</wp:posOffset>
             </wp:positionV>
-            <wp:extent cx="1609556" cy="1250989"/>
-            <wp:effectExtent l="0" t="0" r="0" b="6350"/>
+            <wp:extent cx="1574112" cy="1294790"/>
+            <wp:effectExtent l="0" t="0" r="7620" b="635"/>
             <wp:wrapNone/>
-            <wp:docPr id="7" name="Picture 6"/>
+            <wp:docPr id="17" name="Picture 9">
+              <a:extLst xmlns:a="http://schemas.openxmlformats.org/drawingml/2006/main">
+                <a:ext uri="{FF2B5EF4-FFF2-40B4-BE49-F238E27FC236}">
+                  <a16:creationId xmlns="" xmlns:p="http://schemas.openxmlformats.org/presentationml/2006/main" xmlns:a16="http://schemas.microsoft.com/office/drawing/2014/main" xmlns:lc="http://schemas.openxmlformats.org/drawingml/2006/lockedCanvas" id="{09AB2A3E-4A5A-80E7-6BD7-3F4F73E5CF93}"/>
+                </a:ext>
+              </a:extLst>
+            </wp:docPr>
             <wp:cNvGraphicFramePr>
               <a:graphicFrameLocks xmlns:a="http://schemas.openxmlformats.org/drawingml/2006/main" noChangeAspect="1"/>
             </wp:cNvGraphicFramePr>
@@ -6940,7 +7056,13 @@
               <a:graphicData uri="http://schemas.openxmlformats.org/drawingml/2006/picture">
                 <pic:pic xmlns:pic="http://schemas.openxmlformats.org/drawingml/2006/picture">
                   <pic:nvPicPr>
-                    <pic:cNvPr id="7" name="Picture 6"/>
+                    <pic:cNvPr id="10" name="Picture 9">
+                      <a:extLst>
+                        <a:ext uri="{FF2B5EF4-FFF2-40B4-BE49-F238E27FC236}">
+                          <a16:creationId xmlns="" xmlns:p="http://schemas.openxmlformats.org/presentationml/2006/main" xmlns:a16="http://schemas.microsoft.com/office/drawing/2014/main" xmlns:lc="http://schemas.openxmlformats.org/drawingml/2006/lockedCanvas" id="{09AB2A3E-4A5A-80E7-6BD7-3F4F73E5CF93}"/>
+                        </a:ext>
+                      </a:extLst>
+                    </pic:cNvPr>
                     <pic:cNvPicPr>
                       <a:picLocks noChangeAspect="1"/>
                     </pic:cNvPicPr>
@@ -6960,7 +7082,7 @@
                   <pic:spPr>
                     <a:xfrm>
                       <a:off x="0" y="0"/>
-                      <a:ext cx="1620011" cy="1259115"/>
+                      <a:ext cx="1574112" cy="1294790"/>
                     </a:xfrm>
                     <a:prstGeom prst="rect">
                       <a:avLst/>
@@ -6982,11 +7104,23 @@
         <w:rPr>
           <w:noProof/>
         </w:rPr>
+        <w:t xml:space="preserve"> </w:t>
+      </w:r>
+      <w:r>
+        <w:rPr>
+          <w:noProof/>
+        </w:rPr>
         <w:drawing>
-          <wp:inline distT="0" distB="0" distL="0" distR="0" wp14:anchorId="1D7F2455" wp14:editId="4AFF2A34">
-            <wp:extent cx="5223299" cy="2451490"/>
-            <wp:effectExtent l="0" t="0" r="0" b="6350"/>
-            <wp:docPr id="3" name="Picture 2"/>
+          <wp:inline distT="0" distB="0" distL="0" distR="0" wp14:anchorId="1251448E" wp14:editId="44181FD0">
+            <wp:extent cx="5522976" cy="2599495"/>
+            <wp:effectExtent l="0" t="0" r="1905" b="0"/>
+            <wp:docPr id="15" name="Picture 13">
+              <a:extLst xmlns:a="http://schemas.openxmlformats.org/drawingml/2006/main">
+                <a:ext uri="{FF2B5EF4-FFF2-40B4-BE49-F238E27FC236}">
+                  <a16:creationId xmlns="" xmlns:p="http://schemas.openxmlformats.org/presentationml/2006/main" xmlns:a16="http://schemas.microsoft.com/office/drawing/2014/main" xmlns:lc="http://schemas.openxmlformats.org/drawingml/2006/lockedCanvas" id="{79F3C30A-9B01-61F0-056C-27C80301C91F}"/>
+                </a:ext>
+              </a:extLst>
+            </wp:docPr>
             <wp:cNvGraphicFramePr>
               <a:graphicFrameLocks xmlns:a="http://schemas.openxmlformats.org/drawingml/2006/main" noChangeAspect="1"/>
             </wp:cNvGraphicFramePr>
@@ -6994,7 +7128,13 @@
               <a:graphicData uri="http://schemas.openxmlformats.org/drawingml/2006/picture">
                 <pic:pic xmlns:pic="http://schemas.openxmlformats.org/drawingml/2006/picture">
                   <pic:nvPicPr>
-                    <pic:cNvPr id="3" name="Picture 2"/>
+                    <pic:cNvPr id="14" name="Picture 13">
+                      <a:extLst>
+                        <a:ext uri="{FF2B5EF4-FFF2-40B4-BE49-F238E27FC236}">
+                          <a16:creationId xmlns="" xmlns:p="http://schemas.openxmlformats.org/presentationml/2006/main" xmlns:a16="http://schemas.microsoft.com/office/drawing/2014/main" xmlns:lc="http://schemas.openxmlformats.org/drawingml/2006/lockedCanvas" id="{79F3C30A-9B01-61F0-056C-27C80301C91F}"/>
+                        </a:ext>
+                      </a:extLst>
+                    </pic:cNvPr>
                     <pic:cNvPicPr>
                       <a:picLocks noChangeAspect="1"/>
                     </pic:cNvPicPr>
@@ -7008,7 +7148,7 @@
                   <pic:spPr>
                     <a:xfrm>
                       <a:off x="0" y="0"/>
-                      <a:ext cx="5247360" cy="2462783"/>
+                      <a:ext cx="5567439" cy="2620423"/>
                     </a:xfrm>
                     <a:prstGeom prst="rect">
                       <a:avLst/>
@@ -7031,7 +7171,7 @@
           <w:iCs/>
         </w:rPr>
       </w:pPr>
-      <w:bookmarkStart w:id="44" w:name="_Toc241748517"/>
+      <w:bookmarkStart w:id="44" w:name="_Toc242112297"/>
       <w:r>
         <w:rPr>
           <w:i/>
@@ -7090,9 +7230,10 @@
         <w:spacing w:before="0" w:after="0" w:line="312" w:lineRule="auto"/>
       </w:pPr>
       <w:bookmarkStart w:id="45" w:name="alt-b-move-remotediag"/>
-      <w:bookmarkStart w:id="46" w:name="_Toc241748501"/>
+      <w:bookmarkStart w:id="46" w:name="_Toc242112278"/>
       <w:bookmarkEnd w:id="42"/>
       <w:r>
+        <w:lastRenderedPageBreak/>
         <w:t>Alt-B: Move RemoteDiag</w:t>
       </w:r>
       <w:bookmarkEnd w:id="46"/>
@@ -7165,24 +7306,31 @@
       <w:pPr>
         <w:keepNext/>
         <w:spacing w:before="0" w:after="0" w:line="312" w:lineRule="auto"/>
+        <w:ind w:left="-720"/>
       </w:pPr>
       <w:r>
         <w:rPr>
           <w:noProof/>
         </w:rPr>
         <w:drawing>
-          <wp:anchor distT="0" distB="0" distL="114300" distR="114300" simplePos="0" relativeHeight="251664384" behindDoc="0" locked="0" layoutInCell="1" allowOverlap="1" wp14:anchorId="702B685D" wp14:editId="75459806">
+          <wp:anchor distT="0" distB="0" distL="114300" distR="114300" simplePos="0" relativeHeight="251671552" behindDoc="0" locked="0" layoutInCell="1" allowOverlap="1" wp14:anchorId="4231C61C" wp14:editId="77E8BEFC">
             <wp:simplePos x="0" y="0"/>
-            <wp:positionH relativeFrom="column">
-              <wp:posOffset>4958715</wp:posOffset>
+            <wp:positionH relativeFrom="page">
+              <wp:posOffset>6061126</wp:posOffset>
             </wp:positionH>
             <wp:positionV relativeFrom="paragraph">
-              <wp:posOffset>1705084</wp:posOffset>
+              <wp:posOffset>1922196</wp:posOffset>
             </wp:positionV>
-            <wp:extent cx="1609556" cy="1250989"/>
-            <wp:effectExtent l="0" t="0" r="0" b="6350"/>
+            <wp:extent cx="1574112" cy="1294790"/>
+            <wp:effectExtent l="0" t="0" r="7620" b="635"/>
             <wp:wrapNone/>
-            <wp:docPr id="2" name="Picture 6"/>
+            <wp:docPr id="20" name="Picture 9">
+              <a:extLst xmlns:a="http://schemas.openxmlformats.org/drawingml/2006/main">
+                <a:ext uri="{FF2B5EF4-FFF2-40B4-BE49-F238E27FC236}">
+                  <a16:creationId xmlns="" xmlns:p="http://schemas.openxmlformats.org/presentationml/2006/main" xmlns:a16="http://schemas.microsoft.com/office/drawing/2014/main" xmlns:lc="http://schemas.openxmlformats.org/drawingml/2006/lockedCanvas" id="{09AB2A3E-4A5A-80E7-6BD7-3F4F73E5CF93}"/>
+                </a:ext>
+              </a:extLst>
+            </wp:docPr>
             <wp:cNvGraphicFramePr>
               <a:graphicFrameLocks xmlns:a="http://schemas.openxmlformats.org/drawingml/2006/main" noChangeAspect="1"/>
             </wp:cNvGraphicFramePr>
@@ -7190,7 +7338,13 @@
               <a:graphicData uri="http://schemas.openxmlformats.org/drawingml/2006/picture">
                 <pic:pic xmlns:pic="http://schemas.openxmlformats.org/drawingml/2006/picture">
                   <pic:nvPicPr>
-                    <pic:cNvPr id="7" name="Picture 6"/>
+                    <pic:cNvPr id="10" name="Picture 9">
+                      <a:extLst>
+                        <a:ext uri="{FF2B5EF4-FFF2-40B4-BE49-F238E27FC236}">
+                          <a16:creationId xmlns="" xmlns:p="http://schemas.openxmlformats.org/presentationml/2006/main" xmlns:a16="http://schemas.microsoft.com/office/drawing/2014/main" xmlns:lc="http://schemas.openxmlformats.org/drawingml/2006/lockedCanvas" id="{09AB2A3E-4A5A-80E7-6BD7-3F4F73E5CF93}"/>
+                        </a:ext>
+                      </a:extLst>
+                    </pic:cNvPr>
                     <pic:cNvPicPr>
                       <a:picLocks noChangeAspect="1"/>
                     </pic:cNvPicPr>
@@ -7210,7 +7364,7 @@
                   <pic:spPr>
                     <a:xfrm>
                       <a:off x="0" y="0"/>
-                      <a:ext cx="1609556" cy="1250989"/>
+                      <a:ext cx="1574112" cy="1294790"/>
                     </a:xfrm>
                     <a:prstGeom prst="rect">
                       <a:avLst/>
@@ -7229,11 +7383,26 @@
         </w:drawing>
       </w:r>
       <w:r>
+        <w:rPr>
+          <w:noProof/>
+        </w:rPr>
+        <w:t xml:space="preserve"> </w:t>
+      </w:r>
+      <w:r>
+        <w:rPr>
+          <w:noProof/>
+        </w:rPr>
         <w:drawing>
-          <wp:inline distT="0" distB="0" distL="0" distR="0" wp14:anchorId="5DF3B767" wp14:editId="635B4264">
-            <wp:extent cx="5013692" cy="3001252"/>
-            <wp:effectExtent l="0" t="0" r="0" b="8890"/>
-            <wp:docPr id="1" name="Picture 3"/>
+          <wp:inline distT="0" distB="0" distL="0" distR="0" wp14:anchorId="057C7E92" wp14:editId="7E558F06">
+            <wp:extent cx="5647335" cy="3232785"/>
+            <wp:effectExtent l="0" t="0" r="0" b="5715"/>
+            <wp:docPr id="19" name="Picture 11">
+              <a:extLst xmlns:a="http://schemas.openxmlformats.org/drawingml/2006/main">
+                <a:ext uri="{FF2B5EF4-FFF2-40B4-BE49-F238E27FC236}">
+                  <a16:creationId xmlns="" xmlns:p="http://schemas.openxmlformats.org/presentationml/2006/main" xmlns:a16="http://schemas.microsoft.com/office/drawing/2014/main" xmlns:lc="http://schemas.openxmlformats.org/drawingml/2006/lockedCanvas" id="{1687716E-3FC0-6720-F07D-6C24184342FD}"/>
+                </a:ext>
+              </a:extLst>
+            </wp:docPr>
             <wp:cNvGraphicFramePr>
               <a:graphicFrameLocks xmlns:a="http://schemas.openxmlformats.org/drawingml/2006/main" noChangeAspect="1"/>
             </wp:cNvGraphicFramePr>
@@ -7241,7 +7410,13 @@
               <a:graphicData uri="http://schemas.openxmlformats.org/drawingml/2006/picture">
                 <pic:pic xmlns:pic="http://schemas.openxmlformats.org/drawingml/2006/picture">
                   <pic:nvPicPr>
-                    <pic:cNvPr id="4" name="Picture 3"/>
+                    <pic:cNvPr id="12" name="Picture 11">
+                      <a:extLst>
+                        <a:ext uri="{FF2B5EF4-FFF2-40B4-BE49-F238E27FC236}">
+                          <a16:creationId xmlns="" xmlns:p="http://schemas.openxmlformats.org/presentationml/2006/main" xmlns:a16="http://schemas.microsoft.com/office/drawing/2014/main" xmlns:lc="http://schemas.openxmlformats.org/drawingml/2006/lockedCanvas" id="{1687716E-3FC0-6720-F07D-6C24184342FD}"/>
+                        </a:ext>
+                      </a:extLst>
+                    </pic:cNvPr>
                     <pic:cNvPicPr>
                       <a:picLocks noChangeAspect="1"/>
                     </pic:cNvPicPr>
@@ -7255,7 +7430,7 @@
                   <pic:spPr>
                     <a:xfrm>
                       <a:off x="0" y="0"/>
-                      <a:ext cx="5022675" cy="3006629"/>
+                      <a:ext cx="5666975" cy="3244028"/>
                     </a:xfrm>
                     <a:prstGeom prst="rect">
                       <a:avLst/>
@@ -7277,7 +7452,7 @@
           <w:i/>
         </w:rPr>
       </w:pPr>
-      <w:bookmarkStart w:id="47" w:name="_Toc241748518"/>
+      <w:bookmarkStart w:id="47" w:name="_Toc242112298"/>
       <w:r>
         <w:rPr>
           <w:i/>
@@ -7329,10 +7504,9 @@
         <w:spacing w:before="0" w:after="0" w:line="312" w:lineRule="auto"/>
       </w:pPr>
       <w:bookmarkStart w:id="48" w:name="alt-c-move-remotediag-proxy"/>
-      <w:bookmarkStart w:id="49" w:name="_Toc241748502"/>
+      <w:bookmarkStart w:id="49" w:name="_Toc242112279"/>
       <w:bookmarkEnd w:id="45"/>
       <w:r>
-        <w:lastRenderedPageBreak/>
         <w:t>Alt-C: Move RemoteDiag + Proxy</w:t>
       </w:r>
       <w:bookmarkEnd w:id="49"/>
@@ -7403,13 +7577,32 @@
       <w:pPr>
         <w:keepNext/>
         <w:spacing w:before="0" w:after="0" w:line="312" w:lineRule="auto"/>
-      </w:pPr>
-      <w:r>
+        <w:ind w:left="-720"/>
+      </w:pPr>
+      <w:r>
+        <w:rPr>
+          <w:noProof/>
+        </w:rPr>
+        <w:lastRenderedPageBreak/>
         <w:drawing>
-          <wp:inline distT="0" distB="0" distL="0" distR="0" wp14:anchorId="7EA646D8" wp14:editId="3BCD802D">
-            <wp:extent cx="5943600" cy="2642235"/>
-            <wp:effectExtent l="0" t="0" r="0" b="5715"/>
-            <wp:docPr id="5" name="Picture 3"/>
+          <wp:anchor distT="0" distB="0" distL="114300" distR="114300" simplePos="0" relativeHeight="251673600" behindDoc="0" locked="0" layoutInCell="1" allowOverlap="1" wp14:anchorId="31C2A300" wp14:editId="50204208">
+            <wp:simplePos x="0" y="0"/>
+            <wp:positionH relativeFrom="page">
+              <wp:posOffset>6069000</wp:posOffset>
+            </wp:positionH>
+            <wp:positionV relativeFrom="paragraph">
+              <wp:posOffset>1299664</wp:posOffset>
+            </wp:positionV>
+            <wp:extent cx="1574112" cy="1294790"/>
+            <wp:effectExtent l="0" t="0" r="7620" b="635"/>
+            <wp:wrapNone/>
+            <wp:docPr id="21" name="Picture 9">
+              <a:extLst xmlns:a="http://schemas.openxmlformats.org/drawingml/2006/main">
+                <a:ext uri="{FF2B5EF4-FFF2-40B4-BE49-F238E27FC236}">
+                  <a16:creationId xmlns="" xmlns:p="http://schemas.openxmlformats.org/presentationml/2006/main" xmlns:a16="http://schemas.microsoft.com/office/drawing/2014/main" xmlns:lc="http://schemas.openxmlformats.org/drawingml/2006/lockedCanvas" id="{09AB2A3E-4A5A-80E7-6BD7-3F4F73E5CF93}"/>
+                </a:ext>
+              </a:extLst>
+            </wp:docPr>
             <wp:cNvGraphicFramePr>
               <a:graphicFrameLocks xmlns:a="http://schemas.openxmlformats.org/drawingml/2006/main" noChangeAspect="1"/>
             </wp:cNvGraphicFramePr>
@@ -7417,7 +7610,79 @@
               <a:graphicData uri="http://schemas.openxmlformats.org/drawingml/2006/picture">
                 <pic:pic xmlns:pic="http://schemas.openxmlformats.org/drawingml/2006/picture">
                   <pic:nvPicPr>
-                    <pic:cNvPr id="4" name="Picture 3"/>
+                    <pic:cNvPr id="10" name="Picture 9">
+                      <a:extLst>
+                        <a:ext uri="{FF2B5EF4-FFF2-40B4-BE49-F238E27FC236}">
+                          <a16:creationId xmlns="" xmlns:p="http://schemas.openxmlformats.org/presentationml/2006/main" xmlns:a16="http://schemas.microsoft.com/office/drawing/2014/main" xmlns:lc="http://schemas.openxmlformats.org/drawingml/2006/lockedCanvas" id="{09AB2A3E-4A5A-80E7-6BD7-3F4F73E5CF93}"/>
+                        </a:ext>
+                      </a:extLst>
+                    </pic:cNvPr>
+                    <pic:cNvPicPr>
+                      <a:picLocks noChangeAspect="1"/>
+                    </pic:cNvPicPr>
+                  </pic:nvPicPr>
+                  <pic:blipFill>
+                    <a:blip r:embed="rId17" cstate="print">
+                      <a:extLst>
+                        <a:ext uri="{28A0092B-C50C-407E-A947-70E740481C1C}">
+                          <a14:useLocalDpi xmlns:a14="http://schemas.microsoft.com/office/drawing/2010/main" val="0"/>
+                        </a:ext>
+                      </a:extLst>
+                    </a:blip>
+                    <a:stretch>
+                      <a:fillRect/>
+                    </a:stretch>
+                  </pic:blipFill>
+                  <pic:spPr>
+                    <a:xfrm>
+                      <a:off x="0" y="0"/>
+                      <a:ext cx="1574112" cy="1294790"/>
+                    </a:xfrm>
+                    <a:prstGeom prst="rect">
+                      <a:avLst/>
+                    </a:prstGeom>
+                  </pic:spPr>
+                </pic:pic>
+              </a:graphicData>
+            </a:graphic>
+            <wp14:sizeRelH relativeFrom="margin">
+              <wp14:pctWidth>0</wp14:pctWidth>
+            </wp14:sizeRelH>
+            <wp14:sizeRelV relativeFrom="margin">
+              <wp14:pctHeight>0</wp14:pctHeight>
+            </wp14:sizeRelV>
+          </wp:anchor>
+        </w:drawing>
+      </w:r>
+      <w:r>
+        <w:rPr>
+          <w:noProof/>
+        </w:rPr>
+        <w:drawing>
+          <wp:inline distT="0" distB="0" distL="0" distR="0" wp14:anchorId="402A1CCB" wp14:editId="1FAE1E0C">
+            <wp:extent cx="5654649" cy="2640330"/>
+            <wp:effectExtent l="0" t="0" r="3810" b="7620"/>
+            <wp:docPr id="13" name="Picture 12">
+              <a:extLst xmlns:a="http://schemas.openxmlformats.org/drawingml/2006/main">
+                <a:ext uri="{FF2B5EF4-FFF2-40B4-BE49-F238E27FC236}">
+                  <a16:creationId xmlns="" xmlns:p="http://schemas.openxmlformats.org/presentationml/2006/main" xmlns:a16="http://schemas.microsoft.com/office/drawing/2014/main" xmlns:lc="http://schemas.openxmlformats.org/drawingml/2006/lockedCanvas" id="{D51D2743-5B87-CC81-8D97-271314E9E8B1}"/>
+                </a:ext>
+              </a:extLst>
+            </wp:docPr>
+            <wp:cNvGraphicFramePr>
+              <a:graphicFrameLocks xmlns:a="http://schemas.openxmlformats.org/drawingml/2006/main" noChangeAspect="1"/>
+            </wp:cNvGraphicFramePr>
+            <a:graphic xmlns:a="http://schemas.openxmlformats.org/drawingml/2006/main">
+              <a:graphicData uri="http://schemas.openxmlformats.org/drawingml/2006/picture">
+                <pic:pic xmlns:pic="http://schemas.openxmlformats.org/drawingml/2006/picture">
+                  <pic:nvPicPr>
+                    <pic:cNvPr id="13" name="Picture 12">
+                      <a:extLst>
+                        <a:ext uri="{FF2B5EF4-FFF2-40B4-BE49-F238E27FC236}">
+                          <a16:creationId xmlns="" xmlns:p="http://schemas.openxmlformats.org/presentationml/2006/main" xmlns:a16="http://schemas.microsoft.com/office/drawing/2014/main" xmlns:lc="http://schemas.openxmlformats.org/drawingml/2006/lockedCanvas" id="{D51D2743-5B87-CC81-8D97-271314E9E8B1}"/>
+                        </a:ext>
+                      </a:extLst>
+                    </pic:cNvPr>
                     <pic:cNvPicPr>
                       <a:picLocks noChangeAspect="1"/>
                     </pic:cNvPicPr>
@@ -7431,7 +7696,7 @@
                   <pic:spPr>
                     <a:xfrm>
                       <a:off x="0" y="0"/>
-                      <a:ext cx="5943600" cy="2642235"/>
+                      <a:ext cx="5659177" cy="2642444"/>
                     </a:xfrm>
                     <a:prstGeom prst="rect">
                       <a:avLst/>
@@ -7453,7 +7718,7 @@
           <w:i/>
         </w:rPr>
       </w:pPr>
-      <w:bookmarkStart w:id="50" w:name="_Toc241748519"/>
+      <w:bookmarkStart w:id="50" w:name="_Toc242112299"/>
       <w:r>
         <w:rPr>
           <w:i/>
@@ -7505,7 +7770,7 @@
         <w:spacing w:before="0" w:after="0" w:line="312" w:lineRule="auto"/>
       </w:pPr>
       <w:bookmarkStart w:id="51" w:name="comparison-and-decision"/>
-      <w:bookmarkStart w:id="52" w:name="_Toc241748503"/>
+      <w:bookmarkStart w:id="52" w:name="_Toc242112280"/>
       <w:bookmarkEnd w:id="48"/>
       <w:r>
         <w:t>Comparison and decision</w:t>
@@ -7529,7 +7794,7 @@
           <w:i/>
         </w:rPr>
       </w:pPr>
-      <w:bookmarkStart w:id="53" w:name="_Toc241748633"/>
+      <w:bookmarkStart w:id="53" w:name="_Toc242112311"/>
       <w:r>
         <w:rPr>
           <w:i/>
@@ -7591,8 +7856,8 @@
         <w:tblCaption w:val="Table 2: Comparison of architecture alternatives"/>
       </w:tblPr>
       <w:tblGrid>
-        <w:gridCol w:w="1705"/>
-        <w:gridCol w:w="2790"/>
+        <w:gridCol w:w="1435"/>
+        <w:gridCol w:w="3060"/>
         <w:gridCol w:w="2790"/>
         <w:gridCol w:w="2880"/>
       </w:tblGrid>
@@ -7602,13 +7867,651 @@
         </w:trPr>
         <w:tc>
           <w:tcPr>
-            <w:tcW w:w="1705" w:type="dxa"/>
+            <w:tcW w:w="1435" w:type="dxa"/>
+            <w:shd w:val="clear" w:color="auto" w:fill="D9D9D9" w:themeFill="background1" w:themeFillShade="D9"/>
           </w:tcPr>
           <w:p>
             <w:pPr>
               <w:spacing w:before="0" w:after="0" w:line="312" w:lineRule="auto"/>
               <w:jc w:val="left"/>
             </w:pPr>
+          </w:p>
+        </w:tc>
+        <w:tc>
+          <w:tcPr>
+            <w:tcW w:w="3060" w:type="dxa"/>
+            <w:shd w:val="clear" w:color="auto" w:fill="D9D9D9" w:themeFill="background1" w:themeFillShade="D9"/>
+          </w:tcPr>
+          <w:p>
+            <w:pPr>
+              <w:spacing w:before="0" w:after="0" w:line="312" w:lineRule="auto"/>
+              <w:jc w:val="left"/>
+            </w:pPr>
+            <w:r>
+              <w:rPr>
+                <w:b/>
+                <w:bCs/>
+              </w:rPr>
+              <w:t>Alt-A – Split RemoteDiag</w:t>
+            </w:r>
+          </w:p>
+        </w:tc>
+        <w:tc>
+          <w:tcPr>
+            <w:tcW w:w="2790" w:type="dxa"/>
+            <w:shd w:val="clear" w:color="auto" w:fill="D9D9D9" w:themeFill="background1" w:themeFillShade="D9"/>
+          </w:tcPr>
+          <w:p>
+            <w:pPr>
+              <w:spacing w:before="0" w:after="0" w:line="312" w:lineRule="auto"/>
+              <w:jc w:val="left"/>
+            </w:pPr>
+            <w:r>
+              <w:rPr>
+                <w:b/>
+                <w:bCs/>
+              </w:rPr>
+              <w:t>Alt-B – Move RemoteDiag</w:t>
+            </w:r>
+          </w:p>
+        </w:tc>
+        <w:tc>
+          <w:tcPr>
+            <w:tcW w:w="2880" w:type="dxa"/>
+            <w:shd w:val="clear" w:color="auto" w:fill="D9D9D9" w:themeFill="background1" w:themeFillShade="D9"/>
+          </w:tcPr>
+          <w:p>
+            <w:pPr>
+              <w:spacing w:before="0" w:after="0" w:line="312" w:lineRule="auto"/>
+              <w:jc w:val="left"/>
+            </w:pPr>
+            <w:r>
+              <w:rPr>
+                <w:b/>
+                <w:bCs/>
+              </w:rPr>
+              <w:t>Alt-C – Move RemoteDiag + Proxy</w:t>
+            </w:r>
+          </w:p>
+        </w:tc>
+      </w:tr>
+      <w:tr>
+        <w:tc>
+          <w:tcPr>
+            <w:tcW w:w="1435" w:type="dxa"/>
+          </w:tcPr>
+          <w:p>
+            <w:pPr>
+              <w:spacing w:before="0" w:after="0" w:line="312" w:lineRule="auto"/>
+              <w:jc w:val="left"/>
+              <w:rPr>
+                <w:bCs/>
+              </w:rPr>
+            </w:pPr>
+            <w:r>
+              <w:rPr>
+                <w:bCs/>
+              </w:rPr>
+              <w:t xml:space="preserve">QA-01 </w:t>
+            </w:r>
+          </w:p>
+          <w:p>
+            <w:pPr>
+              <w:spacing w:before="0" w:after="0" w:line="312" w:lineRule="auto"/>
+              <w:jc w:val="left"/>
+            </w:pPr>
+            <w:r>
+              <w:rPr>
+                <w:bCs/>
+              </w:rPr>
+              <w:t>Security</w:t>
+            </w:r>
+          </w:p>
+        </w:tc>
+        <w:tc>
+          <w:tcPr>
+            <w:tcW w:w="3060" w:type="dxa"/>
+          </w:tcPr>
+          <w:p>
+            <w:pPr>
+              <w:spacing w:before="0" w:after="0" w:line="312" w:lineRule="auto"/>
+              <w:jc w:val="left"/>
+              <w:rPr>
+                <w:b/>
+                <w:color w:val="538135" w:themeColor="accent6" w:themeShade="BF"/>
+              </w:rPr>
+            </w:pPr>
+            <w:r>
+              <w:rPr>
+                <w:b/>
+                <w:color w:val="538135" w:themeColor="accent6" w:themeShade="BF"/>
+              </w:rPr>
+              <w:t xml:space="preserve">High </w:t>
+            </w:r>
+          </w:p>
+          <w:p>
+            <w:pPr>
+              <w:spacing w:before="0" w:after="0" w:line="312" w:lineRule="auto"/>
+              <w:jc w:val="left"/>
+            </w:pPr>
+            <w:r>
+              <w:t>Unauthorized diagnostic commands are filtered.</w:t>
+            </w:r>
+          </w:p>
+        </w:tc>
+        <w:tc>
+          <w:tcPr>
+            <w:tcW w:w="2790" w:type="dxa"/>
+          </w:tcPr>
+          <w:p>
+            <w:pPr>
+              <w:spacing w:before="0" w:after="0" w:line="312" w:lineRule="auto"/>
+              <w:jc w:val="left"/>
+              <w:rPr>
+                <w:b/>
+                <w:color w:val="538135" w:themeColor="accent6" w:themeShade="BF"/>
+              </w:rPr>
+            </w:pPr>
+            <w:r>
+              <w:rPr>
+                <w:b/>
+                <w:color w:val="538135" w:themeColor="accent6" w:themeShade="BF"/>
+              </w:rPr>
+              <w:t xml:space="preserve">High </w:t>
+            </w:r>
+          </w:p>
+          <w:p>
+            <w:pPr>
+              <w:spacing w:before="0" w:after="0" w:line="312" w:lineRule="auto"/>
+              <w:jc w:val="left"/>
+            </w:pPr>
+            <w:r>
+              <w:t>Unauthorized diagnostic commands are filtered.</w:t>
+            </w:r>
+          </w:p>
+        </w:tc>
+        <w:tc>
+          <w:tcPr>
+            <w:tcW w:w="2880" w:type="dxa"/>
+          </w:tcPr>
+          <w:p>
+            <w:pPr>
+              <w:spacing w:before="0" w:after="0" w:line="312" w:lineRule="auto"/>
+              <w:jc w:val="left"/>
+              <w:rPr>
+                <w:b/>
+                <w:color w:val="538135" w:themeColor="accent6" w:themeShade="BF"/>
+              </w:rPr>
+            </w:pPr>
+            <w:r>
+              <w:rPr>
+                <w:b/>
+                <w:color w:val="538135" w:themeColor="accent6" w:themeShade="BF"/>
+              </w:rPr>
+              <w:t xml:space="preserve">High </w:t>
+            </w:r>
+          </w:p>
+          <w:p>
+            <w:pPr>
+              <w:spacing w:before="0" w:after="0" w:line="312" w:lineRule="auto"/>
+              <w:jc w:val="left"/>
+            </w:pPr>
+            <w:r>
+              <w:t>Unauthorized diagnostic commands are filtered.</w:t>
+            </w:r>
+          </w:p>
+        </w:tc>
+      </w:tr>
+      <w:tr>
+        <w:tc>
+          <w:tcPr>
+            <w:tcW w:w="1435" w:type="dxa"/>
+          </w:tcPr>
+          <w:p>
+            <w:pPr>
+              <w:spacing w:before="0" w:after="0" w:line="312" w:lineRule="auto"/>
+              <w:jc w:val="left"/>
+              <w:rPr>
+                <w:bCs/>
+              </w:rPr>
+            </w:pPr>
+            <w:r>
+              <w:rPr>
+                <w:bCs/>
+              </w:rPr>
+              <w:t xml:space="preserve">QA-02 </w:t>
+            </w:r>
+          </w:p>
+          <w:p>
+            <w:pPr>
+              <w:spacing w:before="0" w:after="0" w:line="312" w:lineRule="auto"/>
+              <w:jc w:val="left"/>
+            </w:pPr>
+            <w:r>
+              <w:rPr>
+                <w:bCs/>
+              </w:rPr>
+              <w:t>Security</w:t>
+            </w:r>
+          </w:p>
+        </w:tc>
+        <w:tc>
+          <w:tcPr>
+            <w:tcW w:w="3060" w:type="dxa"/>
+          </w:tcPr>
+          <w:p>
+            <w:pPr>
+              <w:spacing w:before="0" w:after="0" w:line="312" w:lineRule="auto"/>
+              <w:jc w:val="left"/>
+              <w:rPr>
+                <w:b/>
+                <w:color w:val="538135" w:themeColor="accent6" w:themeShade="BF"/>
+              </w:rPr>
+            </w:pPr>
+            <w:r>
+              <w:rPr>
+                <w:b/>
+                <w:color w:val="538135" w:themeColor="accent6" w:themeShade="BF"/>
+              </w:rPr>
+              <w:t xml:space="preserve">High </w:t>
+            </w:r>
+          </w:p>
+          <w:p>
+            <w:pPr>
+              <w:spacing w:before="0" w:after="0" w:line="312" w:lineRule="auto"/>
+              <w:jc w:val="left"/>
+            </w:pPr>
+            <w:r>
+              <w:t>MM ECU diagnostic traffic remains within the EP container. (CyberSecurity team confirmed)</w:t>
+            </w:r>
+          </w:p>
+        </w:tc>
+        <w:tc>
+          <w:tcPr>
+            <w:tcW w:w="2790" w:type="dxa"/>
+          </w:tcPr>
+          <w:p>
+            <w:pPr>
+              <w:spacing w:before="0" w:after="0" w:line="312" w:lineRule="auto"/>
+              <w:jc w:val="left"/>
+              <w:rPr>
+                <w:b/>
+                <w:color w:val="538135" w:themeColor="accent6" w:themeShade="BF"/>
+              </w:rPr>
+            </w:pPr>
+            <w:r>
+              <w:rPr>
+                <w:b/>
+                <w:color w:val="538135" w:themeColor="accent6" w:themeShade="BF"/>
+              </w:rPr>
+              <w:t xml:space="preserve">High </w:t>
+            </w:r>
+          </w:p>
+          <w:p>
+            <w:pPr>
+              <w:spacing w:before="0" w:after="0" w:line="312" w:lineRule="auto"/>
+              <w:jc w:val="left"/>
+            </w:pPr>
+            <w:r>
+              <w:t>MM ECU diagnostic traffic remains within the EP container. (CyberSecurity team confirmed)</w:t>
+            </w:r>
+          </w:p>
+        </w:tc>
+        <w:tc>
+          <w:tcPr>
+            <w:tcW w:w="2880" w:type="dxa"/>
+          </w:tcPr>
+          <w:p>
+            <w:pPr>
+              <w:spacing w:before="0" w:after="0" w:line="312" w:lineRule="auto"/>
+              <w:jc w:val="left"/>
+              <w:rPr>
+                <w:b/>
+                <w:color w:val="538135" w:themeColor="accent6" w:themeShade="BF"/>
+              </w:rPr>
+            </w:pPr>
+            <w:r>
+              <w:rPr>
+                <w:b/>
+                <w:color w:val="538135" w:themeColor="accent6" w:themeShade="BF"/>
+              </w:rPr>
+              <w:t xml:space="preserve">High </w:t>
+            </w:r>
+          </w:p>
+          <w:p>
+            <w:pPr>
+              <w:spacing w:before="0" w:after="0" w:line="312" w:lineRule="auto"/>
+              <w:jc w:val="left"/>
+            </w:pPr>
+            <w:r>
+              <w:t>MM ECU diagnostic traffic remains within the EP container. (CyberSecurity team confirmed)</w:t>
+            </w:r>
+          </w:p>
+        </w:tc>
+      </w:tr>
+      <w:tr>
+        <w:tc>
+          <w:tcPr>
+            <w:tcW w:w="1435" w:type="dxa"/>
+          </w:tcPr>
+          <w:p>
+            <w:pPr>
+              <w:spacing w:before="0" w:after="0" w:line="312" w:lineRule="auto"/>
+              <w:jc w:val="left"/>
+            </w:pPr>
+            <w:r>
+              <w:rPr>
+                <w:bCs/>
+              </w:rPr>
+              <w:t>QA-03 Modifiability</w:t>
+            </w:r>
+          </w:p>
+        </w:tc>
+        <w:tc>
+          <w:tcPr>
+            <w:tcW w:w="3060" w:type="dxa"/>
+          </w:tcPr>
+          <w:p>
+            <w:pPr>
+              <w:spacing w:before="0" w:after="0" w:line="312" w:lineRule="auto"/>
+              <w:jc w:val="left"/>
+              <w:rPr>
+                <w:b/>
+                <w:color w:val="FF0000"/>
+              </w:rPr>
+            </w:pPr>
+            <w:r>
+              <w:rPr>
+                <w:b/>
+                <w:color w:val="FF0000"/>
+              </w:rPr>
+              <w:t>Low</w:t>
+            </w:r>
+          </w:p>
+          <w:p>
+            <w:pPr>
+              <w:spacing w:before="0" w:after="0" w:line="312" w:lineRule="auto"/>
+              <w:jc w:val="left"/>
+            </w:pPr>
+            <w:r>
+              <w:t>RemoteDiag and OnBoardClient’s responsibility is changed:</w:t>
+            </w:r>
+          </w:p>
+          <w:p>
+            <w:pPr>
+              <w:spacing w:before="0" w:after="0" w:line="312" w:lineRule="auto"/>
+              <w:jc w:val="left"/>
+            </w:pPr>
+            <w:r>
+              <w:t xml:space="preserve">- </w:t>
+            </w:r>
+            <w:r>
+              <w:rPr>
+                <w:b/>
+                <w:bCs/>
+              </w:rPr>
+              <w:t>Diagnostic priority control</w:t>
+            </w:r>
+            <w:r>
+              <w:t xml:space="preserve"> is moved to OnBoardClient which requires requirement updates.</w:t>
+            </w:r>
+          </w:p>
+          <w:p>
+            <w:pPr>
+              <w:spacing w:before="0" w:after="0" w:line="312" w:lineRule="auto"/>
+              <w:jc w:val="left"/>
+            </w:pPr>
+            <w:r>
+              <w:t xml:space="preserve">- Existing RemoteDiag responsibilities are distributed across </w:t>
+            </w:r>
+            <w:r>
+              <w:rPr>
+                <w:b/>
+                <w:bCs/>
+              </w:rPr>
+              <w:t>two applications</w:t>
+            </w:r>
+            <w:r>
+              <w:t xml:space="preserve">, </w:t>
+            </w:r>
+            <w:r>
+              <w:lastRenderedPageBreak/>
+              <w:t>increasing OEM specification and coordination effort</w:t>
+            </w:r>
+          </w:p>
+        </w:tc>
+        <w:tc>
+          <w:tcPr>
+            <w:tcW w:w="2790" w:type="dxa"/>
+          </w:tcPr>
+          <w:p>
+            <w:pPr>
+              <w:spacing w:before="0" w:after="0" w:line="312" w:lineRule="auto"/>
+              <w:jc w:val="left"/>
+              <w:rPr>
+                <w:b/>
+                <w:color w:val="538135" w:themeColor="accent6" w:themeShade="BF"/>
+              </w:rPr>
+            </w:pPr>
+            <w:r>
+              <w:rPr>
+                <w:b/>
+                <w:color w:val="538135" w:themeColor="accent6" w:themeShade="BF"/>
+              </w:rPr>
+              <w:lastRenderedPageBreak/>
+              <w:t xml:space="preserve">High </w:t>
+            </w:r>
+          </w:p>
+          <w:p>
+            <w:pPr>
+              <w:spacing w:before="0" w:after="0" w:line="312" w:lineRule="auto"/>
+              <w:jc w:val="left"/>
+            </w:pPr>
+            <w:r>
+              <w:t>C</w:t>
+            </w:r>
+            <w:r>
+              <w:t>ore responsibilities of existing components remain unchanged after migration.</w:t>
+            </w:r>
+          </w:p>
+        </w:tc>
+        <w:tc>
+          <w:tcPr>
+            <w:tcW w:w="2880" w:type="dxa"/>
+          </w:tcPr>
+          <w:p>
+            <w:pPr>
+              <w:spacing w:before="0" w:after="0" w:line="312" w:lineRule="auto"/>
+              <w:jc w:val="left"/>
+              <w:rPr>
+                <w:b/>
+                <w:color w:val="538135" w:themeColor="accent6" w:themeShade="BF"/>
+              </w:rPr>
+            </w:pPr>
+            <w:r>
+              <w:rPr>
+                <w:b/>
+                <w:color w:val="538135" w:themeColor="accent6" w:themeShade="BF"/>
+              </w:rPr>
+              <w:t xml:space="preserve">High </w:t>
+            </w:r>
+          </w:p>
+          <w:p>
+            <w:pPr>
+              <w:spacing w:before="0" w:after="0" w:line="312" w:lineRule="auto"/>
+              <w:jc w:val="left"/>
+            </w:pPr>
+            <w:r>
+              <w:t>Core responsibilities of existing components remain unchanged after migration.</w:t>
+            </w:r>
+          </w:p>
+        </w:tc>
+      </w:tr>
+      <w:tr>
+        <w:tc>
+          <w:tcPr>
+            <w:tcW w:w="1435" w:type="dxa"/>
+          </w:tcPr>
+          <w:p>
+            <w:pPr>
+              <w:spacing w:before="0" w:after="0" w:line="312" w:lineRule="auto"/>
+              <w:jc w:val="left"/>
+            </w:pPr>
+            <w:r>
+              <w:rPr>
+                <w:bCs/>
+              </w:rPr>
+              <w:lastRenderedPageBreak/>
+              <w:t>QA-04 Maintainability</w:t>
+            </w:r>
+          </w:p>
+        </w:tc>
+        <w:tc>
+          <w:tcPr>
+            <w:tcW w:w="3060" w:type="dxa"/>
+          </w:tcPr>
+          <w:p>
+            <w:pPr>
+              <w:spacing w:before="0" w:after="0" w:line="312" w:lineRule="auto"/>
+              <w:jc w:val="left"/>
+              <w:rPr>
+                <w:color w:val="ED7D31" w:themeColor="accent2"/>
+              </w:rPr>
+            </w:pPr>
+            <w:r>
+              <w:rPr>
+                <w:b/>
+                <w:color w:val="ED7D31" w:themeColor="accent2"/>
+              </w:rPr>
+              <w:t>Medium</w:t>
+            </w:r>
+            <w:r>
+              <w:rPr>
+                <w:color w:val="ED7D31" w:themeColor="accent2"/>
+              </w:rPr>
+              <w:t xml:space="preserve"> </w:t>
+            </w:r>
+          </w:p>
+          <w:p>
+            <w:pPr>
+              <w:spacing w:before="0" w:after="0" w:line="312" w:lineRule="auto"/>
+              <w:jc w:val="left"/>
+            </w:pPr>
+            <w:r>
+              <w:t>01 additional component is modified (OnBoardClient — implements UDS socket server and priority control).</w:t>
+            </w:r>
+          </w:p>
+        </w:tc>
+        <w:tc>
+          <w:tcPr>
+            <w:tcW w:w="2790" w:type="dxa"/>
+          </w:tcPr>
+          <w:p>
+            <w:pPr>
+              <w:spacing w:before="0" w:after="0" w:line="312" w:lineRule="auto"/>
+              <w:jc w:val="left"/>
+              <w:rPr>
+                <w:b/>
+                <w:color w:val="FF0000"/>
+              </w:rPr>
+            </w:pPr>
+            <w:r>
+              <w:rPr>
+                <w:b/>
+                <w:color w:val="FF0000"/>
+              </w:rPr>
+              <w:t>Low</w:t>
+            </w:r>
+          </w:p>
+          <w:p>
+            <w:pPr>
+              <w:spacing w:before="0" w:after="0" w:line="312" w:lineRule="auto"/>
+              <w:jc w:val="left"/>
+            </w:pPr>
+            <w:r>
+              <w:t>10 EP modules (PowerMgr, HttpMgr, …) have to implement cross-container UDS socket communication and fail-safe handling.</w:t>
+            </w:r>
+          </w:p>
+        </w:tc>
+        <w:tc>
+          <w:tcPr>
+            <w:tcW w:w="2880" w:type="dxa"/>
+          </w:tcPr>
+          <w:p>
+            <w:pPr>
+              <w:spacing w:before="0" w:after="0" w:line="312" w:lineRule="auto"/>
+              <w:jc w:val="left"/>
+              <w:rPr>
+                <w:b/>
+                <w:color w:val="538135" w:themeColor="accent6" w:themeShade="BF"/>
+              </w:rPr>
+            </w:pPr>
+            <w:r>
+              <w:rPr>
+                <w:b/>
+                <w:color w:val="ED7D31" w:themeColor="accent2"/>
+              </w:rPr>
+              <w:t>Medium</w:t>
+            </w:r>
+            <w:r>
+              <w:rPr>
+                <w:b/>
+                <w:color w:val="538135" w:themeColor="accent6" w:themeShade="BF"/>
+              </w:rPr>
+              <w:t xml:space="preserve"> </w:t>
+            </w:r>
+          </w:p>
+          <w:p>
+            <w:pPr>
+              <w:spacing w:before="0" w:after="0" w:line="312" w:lineRule="auto"/>
+              <w:jc w:val="left"/>
+            </w:pPr>
+            <w:r>
+              <w:t xml:space="preserve">No changes required in existing modules but a new module RemoteDiagProxy is required. </w:t>
+            </w:r>
+          </w:p>
+          <w:p>
+            <w:pPr>
+              <w:spacing w:before="0" w:after="0" w:line="312" w:lineRule="auto"/>
+              <w:jc w:val="left"/>
+            </w:pPr>
+            <w:r>
+              <w:t>RemoteDiagProxy preserves the current binder interface.</w:t>
+            </w:r>
+          </w:p>
+        </w:tc>
+      </w:tr>
+      <w:tr>
+        <w:tc>
+          <w:tcPr>
+            <w:tcW w:w="1435" w:type="dxa"/>
+          </w:tcPr>
+          <w:p>
+            <w:pPr>
+              <w:spacing w:before="0" w:after="0" w:line="312" w:lineRule="auto"/>
+              <w:jc w:val="left"/>
+            </w:pPr>
+            <w:r>
+              <w:rPr>
+                <w:b/>
+                <w:bCs/>
+              </w:rPr>
+              <w:t>Decision</w:t>
+            </w:r>
+          </w:p>
+        </w:tc>
+        <w:tc>
+          <w:tcPr>
+            <w:tcW w:w="3060" w:type="dxa"/>
+          </w:tcPr>
+          <w:p>
+            <w:pPr>
+              <w:spacing w:before="0" w:after="0" w:line="312" w:lineRule="auto"/>
+              <w:jc w:val="left"/>
+            </w:pPr>
+            <w:r>
+              <w:t>Rejected</w:t>
+            </w:r>
           </w:p>
         </w:tc>
         <w:tc>
@@ -7621,29 +8524,7 @@
               <w:jc w:val="left"/>
             </w:pPr>
             <w:r>
-              <w:rPr>
-                <w:b/>
-                <w:bCs/>
-              </w:rPr>
-              <w:t>Alt-A – Split RemoteDiag</w:t>
-            </w:r>
-          </w:p>
-        </w:tc>
-        <w:tc>
-          <w:tcPr>
-            <w:tcW w:w="2790" w:type="dxa"/>
-          </w:tcPr>
-          <w:p>
-            <w:pPr>
-              <w:spacing w:before="0" w:after="0" w:line="312" w:lineRule="auto"/>
-              <w:jc w:val="left"/>
-            </w:pPr>
-            <w:r>
-              <w:rPr>
-                <w:b/>
-                <w:bCs/>
-              </w:rPr>
-              <w:t>Alt-B – Move RemoteDiag</w:t>
+              <w:t>Rejected</w:t>
             </w:r>
           </w:p>
         </w:tc>
@@ -7660,529 +8541,6 @@
               <w:rPr>
                 <w:b/>
                 <w:bCs/>
-              </w:rPr>
-              <w:t>Alt-C – Move RemoteDiag + Proxy</w:t>
-            </w:r>
-          </w:p>
-        </w:tc>
-      </w:tr>
-      <w:tr>
-        <w:tc>
-          <w:tcPr>
-            <w:tcW w:w="1705" w:type="dxa"/>
-          </w:tcPr>
-          <w:p>
-            <w:pPr>
-              <w:spacing w:before="0" w:after="0" w:line="312" w:lineRule="auto"/>
-              <w:jc w:val="left"/>
-            </w:pPr>
-            <w:r>
-              <w:rPr>
-                <w:b/>
-                <w:bCs/>
-              </w:rPr>
-              <w:t>QA-01 Security</w:t>
-            </w:r>
-          </w:p>
-        </w:tc>
-        <w:tc>
-          <w:tcPr>
-            <w:tcW w:w="2790" w:type="dxa"/>
-          </w:tcPr>
-          <w:p>
-            <w:pPr>
-              <w:spacing w:before="0" w:after="0" w:line="312" w:lineRule="auto"/>
-              <w:jc w:val="left"/>
-              <w:rPr>
-                <w:b/>
-                <w:color w:val="538135" w:themeColor="accent6" w:themeShade="BF"/>
-              </w:rPr>
-            </w:pPr>
-            <w:r>
-              <w:rPr>
-                <w:b/>
-                <w:color w:val="538135" w:themeColor="accent6" w:themeShade="BF"/>
-              </w:rPr>
-              <w:t xml:space="preserve">High </w:t>
-            </w:r>
-          </w:p>
-          <w:p>
-            <w:pPr>
-              <w:spacing w:before="0" w:after="0" w:line="312" w:lineRule="auto"/>
-              <w:jc w:val="left"/>
-            </w:pPr>
-            <w:r>
-              <w:t>Unauthorized diagnostic commands are filtered.</w:t>
-            </w:r>
-          </w:p>
-        </w:tc>
-        <w:tc>
-          <w:tcPr>
-            <w:tcW w:w="2790" w:type="dxa"/>
-          </w:tcPr>
-          <w:p>
-            <w:pPr>
-              <w:spacing w:before="0" w:after="0" w:line="312" w:lineRule="auto"/>
-              <w:jc w:val="left"/>
-              <w:rPr>
-                <w:b/>
-                <w:color w:val="538135" w:themeColor="accent6" w:themeShade="BF"/>
-              </w:rPr>
-            </w:pPr>
-            <w:r>
-              <w:rPr>
-                <w:b/>
-                <w:color w:val="538135" w:themeColor="accent6" w:themeShade="BF"/>
-              </w:rPr>
-              <w:t xml:space="preserve">High </w:t>
-            </w:r>
-          </w:p>
-          <w:p>
-            <w:pPr>
-              <w:spacing w:before="0" w:after="0" w:line="312" w:lineRule="auto"/>
-              <w:jc w:val="left"/>
-            </w:pPr>
-            <w:r>
-              <w:t>Unauthorized diagnostic commands are filtered.</w:t>
-            </w:r>
-          </w:p>
-        </w:tc>
-        <w:tc>
-          <w:tcPr>
-            <w:tcW w:w="2880" w:type="dxa"/>
-          </w:tcPr>
-          <w:p>
-            <w:pPr>
-              <w:spacing w:before="0" w:after="0" w:line="312" w:lineRule="auto"/>
-              <w:jc w:val="left"/>
-              <w:rPr>
-                <w:b/>
-                <w:color w:val="538135" w:themeColor="accent6" w:themeShade="BF"/>
-              </w:rPr>
-            </w:pPr>
-            <w:r>
-              <w:rPr>
-                <w:b/>
-                <w:color w:val="538135" w:themeColor="accent6" w:themeShade="BF"/>
-              </w:rPr>
-              <w:t xml:space="preserve">High </w:t>
-            </w:r>
-          </w:p>
-          <w:p>
-            <w:pPr>
-              <w:spacing w:before="0" w:after="0" w:line="312" w:lineRule="auto"/>
-              <w:jc w:val="left"/>
-            </w:pPr>
-            <w:r>
-              <w:t>Unauthorized diagnostic commands are filtered.</w:t>
-            </w:r>
-          </w:p>
-        </w:tc>
-      </w:tr>
-      <w:tr>
-        <w:tc>
-          <w:tcPr>
-            <w:tcW w:w="1705" w:type="dxa"/>
-          </w:tcPr>
-          <w:p>
-            <w:pPr>
-              <w:spacing w:before="0" w:after="0" w:line="312" w:lineRule="auto"/>
-              <w:jc w:val="left"/>
-            </w:pPr>
-            <w:r>
-              <w:rPr>
-                <w:b/>
-                <w:bCs/>
-              </w:rPr>
-              <w:t>QA-02 Security</w:t>
-            </w:r>
-          </w:p>
-        </w:tc>
-        <w:tc>
-          <w:tcPr>
-            <w:tcW w:w="2790" w:type="dxa"/>
-          </w:tcPr>
-          <w:p>
-            <w:pPr>
-              <w:spacing w:before="0" w:after="0" w:line="312" w:lineRule="auto"/>
-              <w:jc w:val="left"/>
-              <w:rPr>
-                <w:b/>
-                <w:color w:val="538135" w:themeColor="accent6" w:themeShade="BF"/>
-              </w:rPr>
-            </w:pPr>
-            <w:r>
-              <w:rPr>
-                <w:b/>
-                <w:color w:val="538135" w:themeColor="accent6" w:themeShade="BF"/>
-              </w:rPr>
-              <w:t xml:space="preserve">High </w:t>
-            </w:r>
-          </w:p>
-          <w:p>
-            <w:pPr>
-              <w:spacing w:before="0" w:after="0" w:line="312" w:lineRule="auto"/>
-              <w:jc w:val="left"/>
-            </w:pPr>
-            <w:r>
-              <w:t>MM ECU diagnostic traffic remains within the EP container. (CyberSecurity team confirmed)</w:t>
-            </w:r>
-          </w:p>
-        </w:tc>
-        <w:tc>
-          <w:tcPr>
-            <w:tcW w:w="2790" w:type="dxa"/>
-          </w:tcPr>
-          <w:p>
-            <w:pPr>
-              <w:spacing w:before="0" w:after="0" w:line="312" w:lineRule="auto"/>
-              <w:jc w:val="left"/>
-              <w:rPr>
-                <w:b/>
-                <w:color w:val="538135" w:themeColor="accent6" w:themeShade="BF"/>
-              </w:rPr>
-            </w:pPr>
-            <w:r>
-              <w:rPr>
-                <w:b/>
-                <w:color w:val="538135" w:themeColor="accent6" w:themeShade="BF"/>
-              </w:rPr>
-              <w:t xml:space="preserve">High </w:t>
-            </w:r>
-          </w:p>
-          <w:p>
-            <w:pPr>
-              <w:spacing w:before="0" w:after="0" w:line="312" w:lineRule="auto"/>
-              <w:jc w:val="left"/>
-            </w:pPr>
-            <w:r>
-              <w:t>MM ECU diagnostic traffic remains within the EP container. (CyberSecurity team confirmed)</w:t>
-            </w:r>
-          </w:p>
-        </w:tc>
-        <w:tc>
-          <w:tcPr>
-            <w:tcW w:w="2880" w:type="dxa"/>
-          </w:tcPr>
-          <w:p>
-            <w:pPr>
-              <w:spacing w:before="0" w:after="0" w:line="312" w:lineRule="auto"/>
-              <w:jc w:val="left"/>
-              <w:rPr>
-                <w:b/>
-                <w:color w:val="538135" w:themeColor="accent6" w:themeShade="BF"/>
-              </w:rPr>
-            </w:pPr>
-            <w:r>
-              <w:rPr>
-                <w:b/>
-                <w:color w:val="538135" w:themeColor="accent6" w:themeShade="BF"/>
-              </w:rPr>
-              <w:t xml:space="preserve">High </w:t>
-            </w:r>
-          </w:p>
-          <w:p>
-            <w:pPr>
-              <w:spacing w:before="0" w:after="0" w:line="312" w:lineRule="auto"/>
-              <w:jc w:val="left"/>
-            </w:pPr>
-            <w:r>
-              <w:t>MM ECU diagnostic traffic remains within the EP container. (CyberSecurity team confirmed)</w:t>
-            </w:r>
-          </w:p>
-        </w:tc>
-      </w:tr>
-      <w:tr>
-        <w:tc>
-          <w:tcPr>
-            <w:tcW w:w="1705" w:type="dxa"/>
-          </w:tcPr>
-          <w:p>
-            <w:pPr>
-              <w:spacing w:before="0" w:after="0" w:line="312" w:lineRule="auto"/>
-              <w:jc w:val="left"/>
-            </w:pPr>
-            <w:r>
-              <w:rPr>
-                <w:b/>
-                <w:bCs/>
-              </w:rPr>
-              <w:t>QA-03 Modifiability</w:t>
-            </w:r>
-          </w:p>
-        </w:tc>
-        <w:tc>
-          <w:tcPr>
-            <w:tcW w:w="2790" w:type="dxa"/>
-          </w:tcPr>
-          <w:p>
-            <w:pPr>
-              <w:spacing w:before="0" w:after="0" w:line="312" w:lineRule="auto"/>
-              <w:jc w:val="left"/>
-              <w:rPr>
-                <w:b/>
-                <w:color w:val="FF0000"/>
-              </w:rPr>
-            </w:pPr>
-            <w:r>
-              <w:rPr>
-                <w:b/>
-                <w:color w:val="FF0000"/>
-              </w:rPr>
-              <w:t>Low</w:t>
-            </w:r>
-          </w:p>
-          <w:p>
-            <w:pPr>
-              <w:spacing w:before="0" w:after="0" w:line="312" w:lineRule="auto"/>
-              <w:jc w:val="left"/>
-            </w:pPr>
-            <w:r>
-              <w:t xml:space="preserve">RemoteDiag and OnBoardClient’s responsibility is changed </w:t>
-            </w:r>
-            <w:r>
-              <w:lastRenderedPageBreak/>
-              <w:t>(diagnostic priority control is moved to OnBoardClient), requiring requirement updates.</w:t>
-            </w:r>
-          </w:p>
-        </w:tc>
-        <w:tc>
-          <w:tcPr>
-            <w:tcW w:w="2790" w:type="dxa"/>
-          </w:tcPr>
-          <w:p>
-            <w:pPr>
-              <w:spacing w:before="0" w:after="0" w:line="312" w:lineRule="auto"/>
-              <w:jc w:val="left"/>
-              <w:rPr>
-                <w:b/>
-                <w:color w:val="538135" w:themeColor="accent6" w:themeShade="BF"/>
-              </w:rPr>
-            </w:pPr>
-            <w:r>
-              <w:rPr>
-                <w:b/>
-                <w:color w:val="538135" w:themeColor="accent6" w:themeShade="BF"/>
-              </w:rPr>
-              <w:lastRenderedPageBreak/>
-              <w:t xml:space="preserve">High </w:t>
-            </w:r>
-          </w:p>
-          <w:p>
-            <w:pPr>
-              <w:spacing w:before="0" w:after="0" w:line="312" w:lineRule="auto"/>
-              <w:jc w:val="left"/>
-            </w:pPr>
-            <w:r>
-              <w:t>C</w:t>
-            </w:r>
-            <w:r>
-              <w:t>ore responsibilities of existing components remain unchanged after migration.</w:t>
-            </w:r>
-          </w:p>
-        </w:tc>
-        <w:tc>
-          <w:tcPr>
-            <w:tcW w:w="2880" w:type="dxa"/>
-          </w:tcPr>
-          <w:p>
-            <w:pPr>
-              <w:spacing w:before="0" w:after="0" w:line="312" w:lineRule="auto"/>
-              <w:jc w:val="left"/>
-              <w:rPr>
-                <w:b/>
-                <w:color w:val="538135" w:themeColor="accent6" w:themeShade="BF"/>
-              </w:rPr>
-            </w:pPr>
-            <w:r>
-              <w:rPr>
-                <w:b/>
-                <w:color w:val="538135" w:themeColor="accent6" w:themeShade="BF"/>
-              </w:rPr>
-              <w:t xml:space="preserve">High </w:t>
-            </w:r>
-          </w:p>
-          <w:p>
-            <w:pPr>
-              <w:spacing w:before="0" w:after="0" w:line="312" w:lineRule="auto"/>
-              <w:jc w:val="left"/>
-            </w:pPr>
-            <w:r>
-              <w:t>Core responsibilities of existing components remain unchanged after migration.</w:t>
-            </w:r>
-          </w:p>
-        </w:tc>
-      </w:tr>
-      <w:tr>
-        <w:tc>
-          <w:tcPr>
-            <w:tcW w:w="1705" w:type="dxa"/>
-          </w:tcPr>
-          <w:p>
-            <w:pPr>
-              <w:spacing w:before="0" w:after="0" w:line="312" w:lineRule="auto"/>
-              <w:jc w:val="left"/>
-            </w:pPr>
-            <w:r>
-              <w:rPr>
-                <w:b/>
-                <w:bCs/>
-              </w:rPr>
-              <w:lastRenderedPageBreak/>
-              <w:t>QA-04 Maintainability</w:t>
-            </w:r>
-          </w:p>
-        </w:tc>
-        <w:tc>
-          <w:tcPr>
-            <w:tcW w:w="2790" w:type="dxa"/>
-          </w:tcPr>
-          <w:p>
-            <w:pPr>
-              <w:spacing w:before="0" w:after="0" w:line="312" w:lineRule="auto"/>
-              <w:jc w:val="left"/>
-            </w:pPr>
-            <w:r>
-              <w:rPr>
-                <w:b/>
-                <w:color w:val="ED7D31" w:themeColor="accent2"/>
-              </w:rPr>
-              <w:t>Medium</w:t>
-            </w:r>
-            <w:r>
-              <w:rPr>
-                <w:color w:val="ED7D31" w:themeColor="accent2"/>
-              </w:rPr>
-              <w:t xml:space="preserve"> </w:t>
-            </w:r>
-            <w:r>
-              <w:t>— 01 additional component is modified (OnBoardClient — implements UDS socket server and priority control).</w:t>
-            </w:r>
-          </w:p>
-        </w:tc>
-        <w:tc>
-          <w:tcPr>
-            <w:tcW w:w="2790" w:type="dxa"/>
-          </w:tcPr>
-          <w:p>
-            <w:pPr>
-              <w:spacing w:before="0" w:after="0" w:line="312" w:lineRule="auto"/>
-              <w:jc w:val="left"/>
-              <w:rPr>
-                <w:b/>
-                <w:color w:val="FF0000"/>
-              </w:rPr>
-            </w:pPr>
-            <w:r>
-              <w:rPr>
-                <w:b/>
-                <w:color w:val="FF0000"/>
-              </w:rPr>
-              <w:t>Low</w:t>
-            </w:r>
-          </w:p>
-          <w:p>
-            <w:pPr>
-              <w:spacing w:before="0" w:after="0" w:line="312" w:lineRule="auto"/>
-              <w:jc w:val="left"/>
-            </w:pPr>
-            <w:r>
-              <w:t>10 EP modules (PowerMgr, HttpMgr, …) have to implement cross-container UDS socket communication and fail-safe handling.</w:t>
-            </w:r>
-          </w:p>
-        </w:tc>
-        <w:tc>
-          <w:tcPr>
-            <w:tcW w:w="2880" w:type="dxa"/>
-          </w:tcPr>
-          <w:p>
-            <w:pPr>
-              <w:spacing w:before="0" w:after="0" w:line="312" w:lineRule="auto"/>
-              <w:jc w:val="left"/>
-              <w:rPr>
-                <w:b/>
-                <w:color w:val="538135" w:themeColor="accent6" w:themeShade="BF"/>
-              </w:rPr>
-            </w:pPr>
-            <w:r>
-              <w:rPr>
-                <w:b/>
-                <w:color w:val="538135" w:themeColor="accent6" w:themeShade="BF"/>
-              </w:rPr>
-              <w:t xml:space="preserve">High </w:t>
-            </w:r>
-          </w:p>
-          <w:p>
-            <w:pPr>
-              <w:spacing w:before="0" w:after="0" w:line="312" w:lineRule="auto"/>
-              <w:jc w:val="left"/>
-            </w:pPr>
-            <w:r>
-              <w:t>No changes required in existing modules. RemoteDiagProxy preserves the current binder interface.</w:t>
-            </w:r>
-          </w:p>
-        </w:tc>
-      </w:tr>
-      <w:tr>
-        <w:tc>
-          <w:tcPr>
-            <w:tcW w:w="1705" w:type="dxa"/>
-          </w:tcPr>
-          <w:p>
-            <w:pPr>
-              <w:spacing w:before="0" w:after="0" w:line="312" w:lineRule="auto"/>
-              <w:jc w:val="left"/>
-            </w:pPr>
-            <w:r>
-              <w:rPr>
-                <w:b/>
-                <w:bCs/>
-              </w:rPr>
-              <w:t>Decision</w:t>
-            </w:r>
-          </w:p>
-        </w:tc>
-        <w:tc>
-          <w:tcPr>
-            <w:tcW w:w="2790" w:type="dxa"/>
-          </w:tcPr>
-          <w:p>
-            <w:pPr>
-              <w:spacing w:before="0" w:after="0" w:line="312" w:lineRule="auto"/>
-              <w:jc w:val="left"/>
-            </w:pPr>
-            <w:r>
-              <w:t>Rejected</w:t>
-            </w:r>
-          </w:p>
-        </w:tc>
-        <w:tc>
-          <w:tcPr>
-            <w:tcW w:w="2790" w:type="dxa"/>
-          </w:tcPr>
-          <w:p>
-            <w:pPr>
-              <w:spacing w:before="0" w:after="0" w:line="312" w:lineRule="auto"/>
-              <w:jc w:val="left"/>
-            </w:pPr>
-            <w:r>
-              <w:t>Rejected</w:t>
-            </w:r>
-          </w:p>
-        </w:tc>
-        <w:tc>
-          <w:tcPr>
-            <w:tcW w:w="2880" w:type="dxa"/>
-          </w:tcPr>
-          <w:p>
-            <w:pPr>
-              <w:spacing w:before="0" w:after="0" w:line="312" w:lineRule="auto"/>
-              <w:jc w:val="left"/>
-            </w:pPr>
-            <w:r>
-              <w:rPr>
-                <w:b/>
-                <w:bCs/>
                 <w:color w:val="538135" w:themeColor="accent6" w:themeShade="BF"/>
               </w:rPr>
               <w:t>Selected</w:t>
@@ -8335,11 +8693,25 @@
           <w:color w:val="538135" w:themeColor="accent6" w:themeShade="BF"/>
         </w:rPr>
       </w:pPr>
-      <w:r>
+    </w:p>
+    <w:p>
+      <w:pPr>
+        <w:spacing w:before="0" w:after="0" w:line="312" w:lineRule="auto"/>
         <w:rPr>
           <w:b/>
           <w:bCs/>
           <w:color w:val="538135" w:themeColor="accent6" w:themeShade="BF"/>
+          <w:sz w:val="32"/>
+          <w:szCs w:val="32"/>
+        </w:rPr>
+      </w:pPr>
+      <w:r>
+        <w:rPr>
+          <w:b/>
+          <w:bCs/>
+          <w:color w:val="538135" w:themeColor="accent6" w:themeShade="BF"/>
+          <w:sz w:val="32"/>
+          <w:szCs w:val="32"/>
         </w:rPr>
         <w:t>Selected design: Alt-C — Move RemoteDiag + Proxy</w:t>
       </w:r>
@@ -8358,14 +8730,10 @@
         <w:spacing w:before="0" w:line="312" w:lineRule="auto"/>
       </w:pPr>
       <w:bookmarkStart w:id="54" w:name="implementation-and-verification"/>
-      <w:bookmarkStart w:id="55" w:name="_Toc241748504"/>
+      <w:bookmarkStart w:id="55" w:name="_Toc242112281"/>
       <w:bookmarkEnd w:id="40"/>
       <w:bookmarkEnd w:id="51"/>
       <w:r>
-        <w:t>5</w:t>
-      </w:r>
-      <w:r>
-        <w:tab/>
         <w:t>Implementation and Verification</w:t>
       </w:r>
       <w:bookmarkEnd w:id="55"/>
@@ -8376,7 +8744,7 @@
         <w:spacing w:before="0" w:after="0" w:line="312" w:lineRule="auto"/>
       </w:pPr>
       <w:bookmarkStart w:id="56" w:name="implementation"/>
-      <w:bookmarkStart w:id="57" w:name="_Toc241748505"/>
+      <w:bookmarkStart w:id="57" w:name="_Toc242112282"/>
       <w:r>
         <w:t>Implementation</w:t>
       </w:r>
@@ -8389,66 +8757,132 @@
         <w:ind w:left="360"/>
       </w:pPr>
       <w:bookmarkStart w:id="58" w:name="Xc63badd4be6b72fbdd1a0a5a06bb7397132709b"/>
-      <w:bookmarkStart w:id="59" w:name="_Toc241748506"/>
-      <w:r>
-        <w:t>Forward API call from proxy to remotediag</w:t>
+      <w:bookmarkStart w:id="59" w:name="_Toc242112283"/>
+      <w:r>
+        <w:t>Forward API call</w:t>
       </w:r>
       <w:bookmarkEnd w:id="59"/>
-    </w:p>
-    <w:p>
-      <w:pPr>
+      <w:r>
+        <w:t xml:space="preserve"> </w:t>
+      </w:r>
+    </w:p>
+    <w:p>
+      <w:pPr>
+        <w:pStyle w:val="ListParagraph"/>
+        <w:numPr>
+          <w:ilvl w:val="0"/>
+          <w:numId w:val="36"/>
+        </w:numPr>
         <w:spacing w:before="0" w:after="0" w:line="312" w:lineRule="auto"/>
-        <w:ind w:firstLine="360"/>
-      </w:pPr>
-      <w:r>
-        <w:t>Callback transmission from the EP-side proxy to RemoteDiag in the IP container:</w:t>
+      </w:pPr>
+      <w:r>
+        <w:t xml:space="preserve">Callback transmission from the </w:t>
+      </w:r>
+      <w:r>
+        <w:t>RemoteDiagProxy</w:t>
+      </w:r>
+      <w:r>
+        <w:t xml:space="preserve"> to RemoteDiag in the IP container:</w:t>
       </w:r>
     </w:p>
     <w:p>
       <w:pPr>
         <w:keepNext/>
         <w:spacing w:before="0" w:after="0" w:line="312" w:lineRule="auto"/>
-      </w:pPr>
-      <w:r>
-        <w:rPr>
-          <w:noProof/>
-        </w:rPr>
+        <w:ind w:left="-720"/>
+      </w:pPr>
+      <w:r>
         <w:lastRenderedPageBreak/>
         <w:drawing>
-          <wp:inline distT="0" distB="0" distL="0" distR="0" wp14:anchorId="383B36EE" wp14:editId="52B71E07">
-            <wp:extent cx="5943600" cy="2707372"/>
-            <wp:effectExtent l="0" t="0" r="0" b="0"/>
-            <wp:docPr id="95" name="Picture" descr="Figure 7: IPC callback transmission (proxy to remotediag)"/>
-            <wp:cNvGraphicFramePr/>
+          <wp:anchor distT="0" distB="0" distL="114300" distR="114300" simplePos="0" relativeHeight="251674624" behindDoc="0" locked="0" layoutInCell="1" allowOverlap="1" wp14:anchorId="4AF65A87" wp14:editId="716F6126">
+            <wp:simplePos x="0" y="0"/>
+            <wp:positionH relativeFrom="column">
+              <wp:posOffset>4644111</wp:posOffset>
+            </wp:positionH>
+            <wp:positionV relativeFrom="paragraph">
+              <wp:posOffset>3274949</wp:posOffset>
+            </wp:positionV>
+            <wp:extent cx="1835785" cy="489585"/>
+            <wp:effectExtent l="0" t="0" r="0" b="5715"/>
+            <wp:wrapNone/>
+            <wp:docPr id="6" name="Picture 5"/>
+            <wp:cNvGraphicFramePr>
+              <a:graphicFrameLocks xmlns:a="http://schemas.openxmlformats.org/drawingml/2006/main" noChangeAspect="1"/>
+            </wp:cNvGraphicFramePr>
             <a:graphic xmlns:a="http://schemas.openxmlformats.org/drawingml/2006/main">
               <a:graphicData uri="http://schemas.openxmlformats.org/drawingml/2006/picture">
                 <pic:pic xmlns:pic="http://schemas.openxmlformats.org/drawingml/2006/picture">
                   <pic:nvPicPr>
-                    <pic:cNvPr id="96" name="Picture" descr="tmp_docx_media/fig07_callback_transmission.png"/>
+                    <pic:cNvPr id="6" name="Picture 5"/>
                     <pic:cNvPicPr>
-                      <a:picLocks noChangeAspect="1" noChangeArrowheads="1"/>
+                      <a:picLocks noChangeAspect="1"/>
                     </pic:cNvPicPr>
                   </pic:nvPicPr>
                   <pic:blipFill>
-                    <a:blip r:embed="rId21"/>
+                    <a:blip r:embed="rId21" cstate="print">
+                      <a:extLst>
+                        <a:ext uri="{28A0092B-C50C-407E-A947-70E740481C1C}">
+                          <a14:useLocalDpi xmlns:a14="http://schemas.microsoft.com/office/drawing/2010/main" val="0"/>
+                        </a:ext>
+                      </a:extLst>
+                    </a:blip>
                     <a:stretch>
                       <a:fillRect/>
                     </a:stretch>
                   </pic:blipFill>
-                  <pic:spPr bwMode="auto">
+                  <pic:spPr>
                     <a:xfrm>
                       <a:off x="0" y="0"/>
-                      <a:ext cx="5943600" cy="2707372"/>
+                      <a:ext cx="1835785" cy="489585"/>
                     </a:xfrm>
                     <a:prstGeom prst="rect">
                       <a:avLst/>
                     </a:prstGeom>
-                    <a:noFill/>
-                    <a:ln w="9525">
-                      <a:noFill/>
-                      <a:headEnd/>
-                      <a:tailEnd/>
-                    </a:ln>
+                  </pic:spPr>
+                </pic:pic>
+              </a:graphicData>
+            </a:graphic>
+          </wp:anchor>
+        </w:drawing>
+      </w:r>
+      <w:r>
+        <w:drawing>
+          <wp:inline distT="0" distB="0" distL="0" distR="0" wp14:anchorId="11E60326" wp14:editId="6FD29ACB">
+            <wp:extent cx="6950819" cy="3233319"/>
+            <wp:effectExtent l="0" t="0" r="2540" b="5715"/>
+            <wp:docPr id="4" name="Content Placeholder 3"/>
+            <wp:cNvGraphicFramePr>
+              <a:graphicFrameLocks xmlns:a="http://schemas.openxmlformats.org/drawingml/2006/main" noGrp="1" noChangeAspect="1"/>
+            </wp:cNvGraphicFramePr>
+            <a:graphic xmlns:a="http://schemas.openxmlformats.org/drawingml/2006/main">
+              <a:graphicData uri="http://schemas.openxmlformats.org/drawingml/2006/picture">
+                <pic:pic xmlns:pic="http://schemas.openxmlformats.org/drawingml/2006/picture">
+                  <pic:nvPicPr>
+                    <pic:cNvPr id="4" name="Content Placeholder 3"/>
+                    <pic:cNvPicPr>
+                      <a:picLocks noGrp="1" noChangeAspect="1"/>
+                    </pic:cNvPicPr>
+                  </pic:nvPicPr>
+                  <pic:blipFill>
+                    <a:blip r:embed="rId22" cstate="print">
+                      <a:extLst>
+                        <a:ext uri="{28A0092B-C50C-407E-A947-70E740481C1C}">
+                          <a14:useLocalDpi xmlns:a14="http://schemas.microsoft.com/office/drawing/2010/main" val="0"/>
+                        </a:ext>
+                      </a:extLst>
+                    </a:blip>
+                    <a:stretch>
+                      <a:fillRect/>
+                    </a:stretch>
+                  </pic:blipFill>
+                  <pic:spPr>
+                    <a:xfrm>
+                      <a:off x="0" y="0"/>
+                      <a:ext cx="6969951" cy="3242218"/>
+                    </a:xfrm>
+                    <a:prstGeom prst="rect">
+                      <a:avLst/>
+                    </a:prstGeom>
                   </pic:spPr>
                 </pic:pic>
               </a:graphicData>
@@ -8465,7 +8899,7 @@
           <w:i/>
         </w:rPr>
       </w:pPr>
-      <w:bookmarkStart w:id="60" w:name="_Toc241748520"/>
+      <w:bookmarkStart w:id="60" w:name="_Toc242112300"/>
       <w:r>
         <w:rPr>
           <w:i/>
@@ -8513,8 +8947,18 @@
     </w:p>
     <w:p>
       <w:pPr>
+        <w:pStyle w:val="ListParagraph"/>
         <w:spacing w:before="0" w:after="0" w:line="312" w:lineRule="auto"/>
-        <w:ind w:firstLine="720"/>
+      </w:pPr>
+    </w:p>
+    <w:p>
+      <w:pPr>
+        <w:pStyle w:val="ListParagraph"/>
+        <w:numPr>
+          <w:ilvl w:val="0"/>
+          <w:numId w:val="36"/>
+        </w:numPr>
+        <w:spacing w:before="0" w:after="0" w:line="312" w:lineRule="auto"/>
       </w:pPr>
       <w:r>
         <w:t>API request-response from RemoteDiag back to the proxy:</w:t>
@@ -8524,46 +8968,46 @@
       <w:pPr>
         <w:keepNext/>
         <w:spacing w:before="0" w:after="0" w:line="312" w:lineRule="auto"/>
-      </w:pPr>
-      <w:r>
-        <w:rPr>
-          <w:noProof/>
-        </w:rPr>
+        <w:ind w:left="-630"/>
+      </w:pPr>
+      <w:r>
         <w:drawing>
-          <wp:inline distT="0" distB="0" distL="0" distR="0" wp14:anchorId="5607DD04" wp14:editId="06B6C091">
-            <wp:extent cx="5943600" cy="2510086"/>
-            <wp:effectExtent l="0" t="0" r="0" b="0"/>
-            <wp:docPr id="98" name="Picture" descr="Figure 8: IPC API request-response (remotediag to proxy)"/>
-            <wp:cNvGraphicFramePr/>
+          <wp:inline distT="0" distB="0" distL="0" distR="0" wp14:anchorId="2E4484B0" wp14:editId="372A3D66">
+            <wp:extent cx="6875574" cy="3012471"/>
+            <wp:effectExtent l="0" t="0" r="1905" b="0"/>
+            <wp:docPr id="22" name="Content Placeholder 3"/>
+            <wp:cNvGraphicFramePr>
+              <a:graphicFrameLocks xmlns:a="http://schemas.openxmlformats.org/drawingml/2006/main" noGrp="1" noChangeAspect="1"/>
+            </wp:cNvGraphicFramePr>
             <a:graphic xmlns:a="http://schemas.openxmlformats.org/drawingml/2006/main">
               <a:graphicData uri="http://schemas.openxmlformats.org/drawingml/2006/picture">
                 <pic:pic xmlns:pic="http://schemas.openxmlformats.org/drawingml/2006/picture">
                   <pic:nvPicPr>
-                    <pic:cNvPr id="99" name="Picture" descr="tmp_docx_media/fig08_request_response.png"/>
+                    <pic:cNvPr id="4" name="Content Placeholder 3"/>
                     <pic:cNvPicPr>
-                      <a:picLocks noChangeAspect="1" noChangeArrowheads="1"/>
+                      <a:picLocks noGrp="1" noChangeAspect="1"/>
                     </pic:cNvPicPr>
                   </pic:nvPicPr>
                   <pic:blipFill>
-                    <a:blip r:embed="rId22"/>
+                    <a:blip r:embed="rId23" cstate="print">
+                      <a:extLst>
+                        <a:ext uri="{28A0092B-C50C-407E-A947-70E740481C1C}">
+                          <a14:useLocalDpi xmlns:a14="http://schemas.microsoft.com/office/drawing/2010/main" val="0"/>
+                        </a:ext>
+                      </a:extLst>
+                    </a:blip>
                     <a:stretch>
                       <a:fillRect/>
                     </a:stretch>
                   </pic:blipFill>
-                  <pic:spPr bwMode="auto">
+                  <pic:spPr>
                     <a:xfrm>
                       <a:off x="0" y="0"/>
-                      <a:ext cx="5943600" cy="2510086"/>
+                      <a:ext cx="6892304" cy="3019801"/>
                     </a:xfrm>
                     <a:prstGeom prst="rect">
                       <a:avLst/>
                     </a:prstGeom>
-                    <a:noFill/>
-                    <a:ln w="9525">
-                      <a:noFill/>
-                      <a:headEnd/>
-                      <a:tailEnd/>
-                    </a:ln>
                   </pic:spPr>
                 </pic:pic>
               </a:graphicData>
@@ -8580,119 +9024,173 @@
           <w:i/>
         </w:rPr>
       </w:pPr>
-      <w:bookmarkStart w:id="61" w:name="_Toc241748521"/>
-      <w:r>
-        <w:rPr>
-          <w:i/>
-        </w:rPr>
-        <w:t xml:space="preserve">Figure </w:t>
-      </w:r>
-      <w:r>
-        <w:rPr>
-          <w:i/>
-        </w:rPr>
-        <w:fldChar w:fldCharType="begin"/>
-      </w:r>
-      <w:r>
-        <w:rPr>
-          <w:i/>
-        </w:rPr>
-        <w:instrText xml:space="preserve"> SEQ Figure \* ARABIC </w:instrText>
-      </w:r>
-      <w:r>
-        <w:rPr>
-          <w:i/>
-        </w:rPr>
-        <w:fldChar w:fldCharType="separate"/>
-      </w:r>
-      <w:r>
-        <w:rPr>
-          <w:i/>
-          <w:noProof/>
-        </w:rPr>
-        <w:t>8</w:t>
-      </w:r>
-      <w:r>
-        <w:rPr>
-          <w:i/>
-        </w:rPr>
-        <w:fldChar w:fldCharType="end"/>
-      </w:r>
-      <w:r>
-        <w:rPr>
-          <w:i/>
-        </w:rPr>
-        <w:t>: IPC API request-response (remotediag to proxy)</w:t>
-      </w:r>
-      <w:bookmarkEnd w:id="61"/>
-    </w:p>
-    <w:p>
-      <w:pPr>
-        <w:pStyle w:val="Heading3"/>
-        <w:spacing w:before="0" w:line="312" w:lineRule="auto"/>
-        <w:ind w:left="360"/>
-      </w:pPr>
-      <w:bookmarkStart w:id="62" w:name="filter-scenario"/>
-      <w:bookmarkStart w:id="63" w:name="_Toc241748507"/>
-      <w:bookmarkEnd w:id="58"/>
-      <w:r>
-        <w:t>Filter scenario</w:t>
-      </w:r>
-      <w:bookmarkEnd w:id="63"/>
-    </w:p>
-    <w:p>
-      <w:pPr>
-        <w:spacing w:before="0" w:after="0" w:line="312" w:lineRule="auto"/>
-      </w:pPr>
-      <w:r>
-        <w:t>The diagnostic filter scenario inside the IP container: RemoteDirectCommand validates each direct command and consults SidFilter before pushing the UDS request toward the internal CAN bus.</w:t>
-      </w:r>
-    </w:p>
-    <w:p>
-      <w:pPr>
-        <w:keepNext/>
-        <w:spacing w:before="0" w:after="0" w:line="312" w:lineRule="auto"/>
-      </w:pPr>
-      <w:r>
-        <w:rPr>
-          <w:noProof/>
-        </w:rPr>
-        <w:lastRenderedPageBreak/>
+      <w:bookmarkStart w:id="61" w:name="_Toc242112301"/>
+      <w:r>
         <w:drawing>
-          <wp:inline distT="0" distB="0" distL="0" distR="0" wp14:anchorId="2C06338C" wp14:editId="04F45688">
-            <wp:extent cx="5943600" cy="3050837"/>
+          <wp:anchor distT="0" distB="0" distL="114300" distR="114300" simplePos="0" relativeHeight="251675648" behindDoc="0" locked="0" layoutInCell="1" allowOverlap="1" wp14:anchorId="6753397E" wp14:editId="025107DB">
+            <wp:simplePos x="0" y="0"/>
+            <wp:positionH relativeFrom="column">
+              <wp:posOffset>3887755</wp:posOffset>
+            </wp:positionH>
+            <wp:positionV relativeFrom="paragraph">
+              <wp:posOffset>20359</wp:posOffset>
+            </wp:positionV>
+            <wp:extent cx="2572364" cy="685964"/>
             <wp:effectExtent l="0" t="0" r="0" b="0"/>
-            <wp:docPr id="102" name="Picture" descr="Figure 9: Diagnostic filter scenario"/>
-            <wp:cNvGraphicFramePr/>
+            <wp:wrapNone/>
+            <wp:docPr id="5" name="Picture 4"/>
+            <wp:cNvGraphicFramePr>
+              <a:graphicFrameLocks xmlns:a="http://schemas.openxmlformats.org/drawingml/2006/main" noChangeAspect="1"/>
+            </wp:cNvGraphicFramePr>
             <a:graphic xmlns:a="http://schemas.openxmlformats.org/drawingml/2006/main">
               <a:graphicData uri="http://schemas.openxmlformats.org/drawingml/2006/picture">
                 <pic:pic xmlns:pic="http://schemas.openxmlformats.org/drawingml/2006/picture">
                   <pic:nvPicPr>
-                    <pic:cNvPr id="103" name="Picture" descr="tmp_docx_media/fig09_filter_scenario.png"/>
+                    <pic:cNvPr id="5" name="Picture 4"/>
                     <pic:cNvPicPr>
-                      <a:picLocks noChangeAspect="1" noChangeArrowheads="1"/>
+                      <a:picLocks noChangeAspect="1"/>
                     </pic:cNvPicPr>
                   </pic:nvPicPr>
                   <pic:blipFill>
-                    <a:blip r:embed="rId23"/>
+                    <a:blip r:embed="rId21" cstate="print">
+                      <a:extLst>
+                        <a:ext uri="{28A0092B-C50C-407E-A947-70E740481C1C}">
+                          <a14:useLocalDpi xmlns:a14="http://schemas.microsoft.com/office/drawing/2010/main" val="0"/>
+                        </a:ext>
+                      </a:extLst>
+                    </a:blip>
                     <a:stretch>
                       <a:fillRect/>
                     </a:stretch>
                   </pic:blipFill>
-                  <pic:spPr bwMode="auto">
+                  <pic:spPr>
                     <a:xfrm>
                       <a:off x="0" y="0"/>
-                      <a:ext cx="5943600" cy="3050837"/>
+                      <a:ext cx="2572364" cy="685964"/>
                     </a:xfrm>
                     <a:prstGeom prst="rect">
                       <a:avLst/>
                     </a:prstGeom>
-                    <a:noFill/>
-                    <a:ln w="9525">
-                      <a:noFill/>
-                      <a:headEnd/>
-                      <a:tailEnd/>
-                    </a:ln>
+                  </pic:spPr>
+                </pic:pic>
+              </a:graphicData>
+            </a:graphic>
+          </wp:anchor>
+        </w:drawing>
+      </w:r>
+      <w:r>
+        <w:rPr>
+          <w:i/>
+        </w:rPr>
+        <w:t xml:space="preserve">Figure </w:t>
+      </w:r>
+      <w:r>
+        <w:rPr>
+          <w:i/>
+        </w:rPr>
+        <w:fldChar w:fldCharType="begin"/>
+      </w:r>
+      <w:r>
+        <w:rPr>
+          <w:i/>
+        </w:rPr>
+        <w:instrText xml:space="preserve"> SEQ Figure \* ARABIC </w:instrText>
+      </w:r>
+      <w:r>
+        <w:rPr>
+          <w:i/>
+        </w:rPr>
+        <w:fldChar w:fldCharType="separate"/>
+      </w:r>
+      <w:r>
+        <w:rPr>
+          <w:i/>
+          <w:noProof/>
+        </w:rPr>
+        <w:t>8</w:t>
+      </w:r>
+      <w:r>
+        <w:rPr>
+          <w:i/>
+        </w:rPr>
+        <w:fldChar w:fldCharType="end"/>
+      </w:r>
+      <w:r>
+        <w:rPr>
+          <w:i/>
+        </w:rPr>
+        <w:t>: IPC API request-response (remotediag to proxy)</w:t>
+      </w:r>
+      <w:bookmarkEnd w:id="61"/>
+    </w:p>
+    <w:p/>
+    <w:p>
+      <w:pPr>
+        <w:pStyle w:val="Heading3"/>
+        <w:spacing w:before="0" w:line="312" w:lineRule="auto"/>
+        <w:ind w:left="360"/>
+      </w:pPr>
+      <w:bookmarkStart w:id="62" w:name="filter-scenario"/>
+      <w:bookmarkStart w:id="63" w:name="_Toc242112284"/>
+      <w:bookmarkEnd w:id="58"/>
+      <w:r>
+        <w:lastRenderedPageBreak/>
+        <w:t>Filter scenario</w:t>
+      </w:r>
+      <w:bookmarkEnd w:id="63"/>
+    </w:p>
+    <w:p>
+      <w:pPr>
+        <w:spacing w:before="0" w:after="0" w:line="312" w:lineRule="auto"/>
+      </w:pPr>
+      <w:r>
+        <w:t>The diagnostic filter scenario inside the IP container: RemoteDirectCommand validates each direct command and consults SidFilter before pushing the UDS request toward the internal CAN bus.</w:t>
+      </w:r>
+    </w:p>
+    <w:p>
+      <w:pPr>
+        <w:keepNext/>
+        <w:spacing w:before="0" w:after="0" w:line="312" w:lineRule="auto"/>
+        <w:ind w:left="-720"/>
+      </w:pPr>
+      <w:r>
+        <w:drawing>
+          <wp:inline distT="0" distB="0" distL="0" distR="0" wp14:anchorId="62CADDD0" wp14:editId="75B9A1D2">
+            <wp:extent cx="6926386" cy="3573453"/>
+            <wp:effectExtent l="0" t="0" r="8255" b="8255"/>
+            <wp:docPr id="23" name="Content Placeholder 3"/>
+            <wp:cNvGraphicFramePr>
+              <a:graphicFrameLocks xmlns:a="http://schemas.openxmlformats.org/drawingml/2006/main" noGrp="1" noChangeAspect="1"/>
+            </wp:cNvGraphicFramePr>
+            <a:graphic xmlns:a="http://schemas.openxmlformats.org/drawingml/2006/main">
+              <a:graphicData uri="http://schemas.openxmlformats.org/drawingml/2006/picture">
+                <pic:pic xmlns:pic="http://schemas.openxmlformats.org/drawingml/2006/picture">
+                  <pic:nvPicPr>
+                    <pic:cNvPr id="4" name="Content Placeholder 3"/>
+                    <pic:cNvPicPr>
+                      <a:picLocks noGrp="1" noChangeAspect="1"/>
+                    </pic:cNvPicPr>
+                  </pic:nvPicPr>
+                  <pic:blipFill>
+                    <a:blip r:embed="rId24" cstate="print">
+                      <a:extLst>
+                        <a:ext uri="{28A0092B-C50C-407E-A947-70E740481C1C}">
+                          <a14:useLocalDpi xmlns:a14="http://schemas.microsoft.com/office/drawing/2010/main" val="0"/>
+                        </a:ext>
+                      </a:extLst>
+                    </a:blip>
+                    <a:stretch>
+                      <a:fillRect/>
+                    </a:stretch>
+                  </pic:blipFill>
+                  <pic:spPr>
+                    <a:xfrm>
+                      <a:off x="0" y="0"/>
+                      <a:ext cx="6940473" cy="3580721"/>
+                    </a:xfrm>
+                    <a:prstGeom prst="rect">
+                      <a:avLst/>
+                    </a:prstGeom>
                   </pic:spPr>
                 </pic:pic>
               </a:graphicData>
@@ -8709,7 +9207,60 @@
           <w:i/>
         </w:rPr>
       </w:pPr>
-      <w:bookmarkStart w:id="64" w:name="_Toc241748522"/>
+      <w:bookmarkStart w:id="64" w:name="_Toc242112302"/>
+      <w:r>
+        <w:drawing>
+          <wp:anchor distT="0" distB="0" distL="114300" distR="114300" simplePos="0" relativeHeight="251677696" behindDoc="0" locked="0" layoutInCell="1" allowOverlap="1" wp14:anchorId="52E659C1" wp14:editId="497FF1E3">
+            <wp:simplePos x="0" y="0"/>
+            <wp:positionH relativeFrom="column">
+              <wp:posOffset>3886835</wp:posOffset>
+            </wp:positionH>
+            <wp:positionV relativeFrom="paragraph">
+              <wp:posOffset>10690</wp:posOffset>
+            </wp:positionV>
+            <wp:extent cx="2571750" cy="685800"/>
+            <wp:effectExtent l="0" t="0" r="0" b="0"/>
+            <wp:wrapNone/>
+            <wp:docPr id="24" name="Picture 4"/>
+            <wp:cNvGraphicFramePr>
+              <a:graphicFrameLocks xmlns:a="http://schemas.openxmlformats.org/drawingml/2006/main" noChangeAspect="1"/>
+            </wp:cNvGraphicFramePr>
+            <a:graphic xmlns:a="http://schemas.openxmlformats.org/drawingml/2006/main">
+              <a:graphicData uri="http://schemas.openxmlformats.org/drawingml/2006/picture">
+                <pic:pic xmlns:pic="http://schemas.openxmlformats.org/drawingml/2006/picture">
+                  <pic:nvPicPr>
+                    <pic:cNvPr id="5" name="Picture 4"/>
+                    <pic:cNvPicPr>
+                      <a:picLocks noChangeAspect="1"/>
+                    </pic:cNvPicPr>
+                  </pic:nvPicPr>
+                  <pic:blipFill>
+                    <a:blip r:embed="rId21" cstate="print">
+                      <a:extLst>
+                        <a:ext uri="{28A0092B-C50C-407E-A947-70E740481C1C}">
+                          <a14:useLocalDpi xmlns:a14="http://schemas.microsoft.com/office/drawing/2010/main" val="0"/>
+                        </a:ext>
+                      </a:extLst>
+                    </a:blip>
+                    <a:stretch>
+                      <a:fillRect/>
+                    </a:stretch>
+                  </pic:blipFill>
+                  <pic:spPr>
+                    <a:xfrm>
+                      <a:off x="0" y="0"/>
+                      <a:ext cx="2571750" cy="685800"/>
+                    </a:xfrm>
+                    <a:prstGeom prst="rect">
+                      <a:avLst/>
+                    </a:prstGeom>
+                  </pic:spPr>
+                </pic:pic>
+              </a:graphicData>
+            </a:graphic>
+          </wp:anchor>
+        </w:drawing>
+      </w:r>
       <w:r>
         <w:rPr>
           <w:i/>
@@ -8755,13 +9306,14 @@
       </w:r>
       <w:bookmarkEnd w:id="64"/>
     </w:p>
+    <w:p/>
     <w:p>
       <w:pPr>
         <w:pStyle w:val="Heading2"/>
         <w:spacing w:before="0" w:after="0" w:line="312" w:lineRule="auto"/>
       </w:pPr>
       <w:bookmarkStart w:id="65" w:name="verification"/>
-      <w:bookmarkStart w:id="66" w:name="_Toc241748508"/>
+      <w:bookmarkStart w:id="66" w:name="_Toc242112285"/>
       <w:bookmarkEnd w:id="56"/>
       <w:bookmarkEnd w:id="62"/>
       <w:r>
@@ -8776,7 +9328,7 @@
         <w:ind w:left="360"/>
       </w:pPr>
       <w:bookmarkStart w:id="67" w:name="X1a16a404593b96d93551ed976b550147f210a23"/>
-      <w:bookmarkStart w:id="68" w:name="_Toc241748509"/>
+      <w:bookmarkStart w:id="68" w:name="_Toc242112286"/>
       <w:r>
         <w:t>SidFilter blocks reprogramming diagnostic requests</w:t>
       </w:r>
@@ -8790,6 +9342,9 @@
         <w:spacing w:before="0" w:after="0" w:line="312" w:lineRule="auto"/>
       </w:pPr>
       <w:r>
+        <w:rPr>
+          <w:noProof/>
+        </w:rPr>
         <w:drawing>
           <wp:inline distT="0" distB="0" distL="0" distR="0" wp14:anchorId="17065472" wp14:editId="0BDDB933">
             <wp:extent cx="5943600" cy="1318260"/>
@@ -8808,7 +9363,7 @@
                     </pic:cNvPicPr>
                   </pic:nvPicPr>
                   <pic:blipFill>
-                    <a:blip r:embed="rId24"/>
+                    <a:blip r:embed="rId25"/>
                     <a:stretch>
                       <a:fillRect/>
                     </a:stretch>
@@ -8836,7 +9391,7 @@
           <w:i/>
         </w:rPr>
       </w:pPr>
-      <w:bookmarkStart w:id="69" w:name="_Toc241748523"/>
+      <w:bookmarkStart w:id="69" w:name="_Toc242112303"/>
       <w:r>
         <w:rPr>
           <w:i/>
@@ -8889,7 +9444,7 @@
         <w:ind w:left="360"/>
       </w:pPr>
       <w:bookmarkStart w:id="70" w:name="Xbd3dce0a5c411fdcff61873953ad4a8c20221e6"/>
-      <w:bookmarkStart w:id="71" w:name="_Toc241748510"/>
+      <w:bookmarkStart w:id="71" w:name="_Toc242112287"/>
       <w:bookmarkEnd w:id="67"/>
       <w:r>
         <w:lastRenderedPageBreak/>
@@ -8905,6 +9460,9 @@
         <w:spacing w:before="0" w:after="0" w:line="312" w:lineRule="auto"/>
       </w:pPr>
       <w:r>
+        <w:rPr>
+          <w:noProof/>
+        </w:rPr>
         <w:drawing>
           <wp:inline distT="0" distB="0" distL="0" distR="0" wp14:anchorId="644D2077" wp14:editId="667A46C4">
             <wp:extent cx="5943600" cy="2488565"/>
@@ -8923,7 +9481,7 @@
                     </pic:cNvPicPr>
                   </pic:nvPicPr>
                   <pic:blipFill>
-                    <a:blip r:embed="rId25">
+                    <a:blip r:embed="rId26">
                       <a:extLst>
                         <a:ext uri="{28A0092B-C50C-407E-A947-70E740481C1C}">
                           <a14:useLocalDpi xmlns:a14="http://schemas.microsoft.com/office/drawing/2010/main" val="0"/>
@@ -8957,7 +9515,7 @@
           <w:i/>
         </w:rPr>
       </w:pPr>
-      <w:bookmarkStart w:id="72" w:name="_Toc241748524"/>
+      <w:bookmarkStart w:id="72" w:name="_Toc242112304"/>
       <w:r>
         <w:rPr>
           <w:i/>
@@ -9016,7 +9574,7 @@
         <w:spacing w:before="0" w:line="312" w:lineRule="auto"/>
       </w:pPr>
       <w:bookmarkStart w:id="73" w:name="conclusion"/>
-      <w:bookmarkStart w:id="74" w:name="_Toc241748511"/>
+      <w:bookmarkStart w:id="74" w:name="_Toc242112288"/>
       <w:bookmarkEnd w:id="54"/>
       <w:bookmarkEnd w:id="65"/>
       <w:bookmarkEnd w:id="70"/>
@@ -9046,9 +9604,10 @@
         <w:spacing w:before="0" w:line="312" w:lineRule="auto"/>
       </w:pPr>
       <w:bookmarkStart w:id="75" w:name="appendix"/>
-      <w:bookmarkStart w:id="76" w:name="_Toc241748512"/>
+      <w:bookmarkStart w:id="76" w:name="_Toc242112289"/>
       <w:bookmarkEnd w:id="73"/>
       <w:r>
+        <w:lastRenderedPageBreak/>
         <w:t>Appendix</w:t>
       </w:r>
       <w:bookmarkEnd w:id="76"/>
@@ -9059,43 +9618,68 @@
         <w:spacing w:before="0" w:after="0" w:line="312" w:lineRule="auto"/>
       </w:pPr>
       <w:bookmarkStart w:id="77" w:name="diagnostic-filtering-requirements"/>
-      <w:bookmarkStart w:id="78" w:name="_Toc241748513"/>
+      <w:bookmarkStart w:id="78" w:name="_Toc242112290"/>
       <w:r>
         <w:t>Diagnostic filtering requirements</w:t>
       </w:r>
       <w:bookmarkEnd w:id="78"/>
     </w:p>
+    <w:bookmarkEnd w:id="75"/>
+    <w:bookmarkEnd w:id="77"/>
     <w:p>
       <w:pPr>
         <w:spacing w:before="0" w:after="0" w:line="312" w:lineRule="auto"/>
       </w:pPr>
       <w:r>
-        <w:rPr>
-          <w:b/>
-          <w:bCs/>
-        </w:rPr>
-        <w:t>5.1. Diagnostic Filtering Targets —</w:t>
-      </w:r>
-      <w:r>
-        <w:rPr>
-          <w:b/>
-          <w:bCs/>
-        </w:rPr>
-        <w:t>【</w:t>
-      </w:r>
-      <w:r>
-        <w:rPr>
-          <w:b/>
-          <w:bCs/>
-        </w:rPr>
-        <w:t>MFGREQ_00005</w:t>
-      </w:r>
-      <w:r>
-        <w:rPr>
-          <w:b/>
-          <w:bCs/>
-        </w:rPr>
-        <w:t>】</w:t>
+        <w:drawing>
+          <wp:inline distT="0" distB="0" distL="0" distR="0" wp14:anchorId="04C5EAA9" wp14:editId="37C8160F">
+            <wp:extent cx="5404920" cy="4238269"/>
+            <wp:effectExtent l="0" t="0" r="5715" b="0"/>
+            <wp:docPr id="7" name="Content Placeholder 6">
+              <a:extLst xmlns:a="http://schemas.openxmlformats.org/drawingml/2006/main">
+                <a:ext uri="{FF2B5EF4-FFF2-40B4-BE49-F238E27FC236}">
+                  <a16:creationId xmlns="" xmlns:p="http://schemas.openxmlformats.org/presentationml/2006/main" xmlns:a16="http://schemas.microsoft.com/office/drawing/2014/main" xmlns:lc="http://schemas.openxmlformats.org/drawingml/2006/lockedCanvas" id="{AD4A4EC6-9BB8-2849-8D75-05C44DE9A384}"/>
+                </a:ext>
+              </a:extLst>
+            </wp:docPr>
+            <wp:cNvGraphicFramePr>
+              <a:graphicFrameLocks xmlns:a="http://schemas.openxmlformats.org/drawingml/2006/main" noGrp="1" noChangeAspect="1"/>
+            </wp:cNvGraphicFramePr>
+            <a:graphic xmlns:a="http://schemas.openxmlformats.org/drawingml/2006/main">
+              <a:graphicData uri="http://schemas.openxmlformats.org/drawingml/2006/picture">
+                <pic:pic xmlns:pic="http://schemas.openxmlformats.org/drawingml/2006/picture">
+                  <pic:nvPicPr>
+                    <pic:cNvPr id="7" name="Content Placeholder 6">
+                      <a:extLst>
+                        <a:ext uri="{FF2B5EF4-FFF2-40B4-BE49-F238E27FC236}">
+                          <a16:creationId xmlns="" xmlns:p="http://schemas.openxmlformats.org/presentationml/2006/main" xmlns:a16="http://schemas.microsoft.com/office/drawing/2014/main" xmlns:lc="http://schemas.openxmlformats.org/drawingml/2006/lockedCanvas" id="{AD4A4EC6-9BB8-2849-8D75-05C44DE9A384}"/>
+                        </a:ext>
+                      </a:extLst>
+                    </pic:cNvPr>
+                    <pic:cNvPicPr>
+                      <a:picLocks noGrp="1" noChangeAspect="1"/>
+                    </pic:cNvPicPr>
+                  </pic:nvPicPr>
+                  <pic:blipFill>
+                    <a:blip r:embed="rId27"/>
+                    <a:stretch>
+                      <a:fillRect/>
+                    </a:stretch>
+                  </pic:blipFill>
+                  <pic:spPr>
+                    <a:xfrm>
+                      <a:off x="0" y="0"/>
+                      <a:ext cx="5404920" cy="4238269"/>
+                    </a:xfrm>
+                    <a:prstGeom prst="rect">
+                      <a:avLst/>
+                    </a:prstGeom>
+                  </pic:spPr>
+                </pic:pic>
+              </a:graphicData>
+            </a:graphic>
+          </wp:inline>
+        </w:drawing>
       </w:r>
     </w:p>
     <w:p>
@@ -9103,356 +9687,415 @@
         <w:spacing w:before="0" w:after="0" w:line="312" w:lineRule="auto"/>
       </w:pPr>
       <w:r>
-        <w:t>The ECU shall target the diagnostic request message excluding the legally applicable diagnostic communication addresses for diagnostic filtering. (For diagnostic communication addresses, refer to “Related Documents [2][10]”.)</w:t>
-      </w:r>
-    </w:p>
-    <w:p>
-      <w:pPr>
+        <w:drawing>
+          <wp:inline distT="0" distB="0" distL="0" distR="0" wp14:anchorId="44E0A06C" wp14:editId="78771A62">
+            <wp:extent cx="5385950" cy="3185898"/>
+            <wp:effectExtent l="0" t="0" r="5715" b="0"/>
+            <wp:docPr id="25" name="Picture 8">
+              <a:extLst xmlns:a="http://schemas.openxmlformats.org/drawingml/2006/main">
+                <a:ext uri="{FF2B5EF4-FFF2-40B4-BE49-F238E27FC236}">
+                  <a16:creationId xmlns="" xmlns:p="http://schemas.openxmlformats.org/presentationml/2006/main" xmlns:a16="http://schemas.microsoft.com/office/drawing/2014/main" xmlns:lc="http://schemas.openxmlformats.org/drawingml/2006/lockedCanvas" id="{C985C62C-76E5-84A1-DEF1-FC486F2BF179}"/>
+                </a:ext>
+              </a:extLst>
+            </wp:docPr>
+            <wp:cNvGraphicFramePr>
+              <a:graphicFrameLocks xmlns:a="http://schemas.openxmlformats.org/drawingml/2006/main" noChangeAspect="1"/>
+            </wp:cNvGraphicFramePr>
+            <a:graphic xmlns:a="http://schemas.openxmlformats.org/drawingml/2006/main">
+              <a:graphicData uri="http://schemas.openxmlformats.org/drawingml/2006/picture">
+                <pic:pic xmlns:pic="http://schemas.openxmlformats.org/drawingml/2006/picture">
+                  <pic:nvPicPr>
+                    <pic:cNvPr id="9" name="Picture 8">
+                      <a:extLst>
+                        <a:ext uri="{FF2B5EF4-FFF2-40B4-BE49-F238E27FC236}">
+                          <a16:creationId xmlns="" xmlns:p="http://schemas.openxmlformats.org/presentationml/2006/main" xmlns:a16="http://schemas.microsoft.com/office/drawing/2014/main" xmlns:lc="http://schemas.openxmlformats.org/drawingml/2006/lockedCanvas" id="{C985C62C-76E5-84A1-DEF1-FC486F2BF179}"/>
+                        </a:ext>
+                      </a:extLst>
+                    </pic:cNvPr>
+                    <pic:cNvPicPr>
+                      <a:picLocks noChangeAspect="1"/>
+                    </pic:cNvPicPr>
+                  </pic:nvPicPr>
+                  <pic:blipFill>
+                    <a:blip r:embed="rId28"/>
+                    <a:stretch>
+                      <a:fillRect/>
+                    </a:stretch>
+                  </pic:blipFill>
+                  <pic:spPr>
+                    <a:xfrm>
+                      <a:off x="0" y="0"/>
+                      <a:ext cx="5385950" cy="3185898"/>
+                    </a:xfrm>
+                    <a:prstGeom prst="rect">
+                      <a:avLst/>
+                    </a:prstGeom>
+                  </pic:spPr>
+                </pic:pic>
+              </a:graphicData>
+            </a:graphic>
+          </wp:inline>
+        </w:drawing>
+      </w:r>
+    </w:p>
+    <w:p>
+      <w:pPr>
+        <w:pStyle w:val="Heading2"/>
         <w:spacing w:before="0" w:after="0" w:line="312" w:lineRule="auto"/>
       </w:pPr>
-      <w:r>
-        <w:t>(Supplement) “Reserve” in service tools and remote diagnostic response messages may be set in diagnostic request messages. Therefore, refer to the latest diagnostic address, and be careful not to exclude the diagnostic request message from the filtering target.</w:t>
-      </w:r>
+      <w:bookmarkStart w:id="79" w:name="_Toc242112291"/>
+      <w:r>
+        <w:lastRenderedPageBreak/>
+        <w:t>Additional sequence diagrams</w:t>
+      </w:r>
+      <w:bookmarkEnd w:id="79"/>
     </w:p>
     <w:p>
       <w:pPr>
         <w:spacing w:before="0" w:after="0" w:line="312" w:lineRule="auto"/>
-      </w:pPr>
-      <w:r>
-        <w:rPr>
-          <w:b/>
-          <w:bCs/>
-        </w:rPr>
-        <w:t>5.2. Diagnostic Filtering Implementation Details —</w:t>
-      </w:r>
-      <w:r>
-        <w:rPr>
-          <w:b/>
-          <w:bCs/>
-        </w:rPr>
-        <w:t>【</w:t>
-      </w:r>
-      <w:r>
-        <w:rPr>
-          <w:b/>
-          <w:bCs/>
-        </w:rPr>
-        <w:t>MFGREQ_00006</w:t>
-      </w:r>
-      <w:r>
-        <w:rPr>
-          <w:b/>
-          <w:bCs/>
-        </w:rPr>
-        <w:t>】</w:t>
+        <w:ind w:left="-720"/>
+      </w:pPr>
+      <w:r>
+        <w:drawing>
+          <wp:anchor distT="0" distB="0" distL="114300" distR="114300" simplePos="0" relativeHeight="251679744" behindDoc="0" locked="0" layoutInCell="1" allowOverlap="1" wp14:anchorId="60E459C6" wp14:editId="4E15386A">
+            <wp:simplePos x="0" y="0"/>
+            <wp:positionH relativeFrom="column">
+              <wp:posOffset>5301011</wp:posOffset>
+            </wp:positionH>
+            <wp:positionV relativeFrom="paragraph">
+              <wp:posOffset>3320256</wp:posOffset>
+            </wp:positionV>
+            <wp:extent cx="1499870" cy="400050"/>
+            <wp:effectExtent l="0" t="0" r="5080" b="0"/>
+            <wp:wrapNone/>
+            <wp:docPr id="27" name="Picture 4"/>
+            <wp:cNvGraphicFramePr>
+              <a:graphicFrameLocks xmlns:a="http://schemas.openxmlformats.org/drawingml/2006/main" noChangeAspect="1"/>
+            </wp:cNvGraphicFramePr>
+            <a:graphic xmlns:a="http://schemas.openxmlformats.org/drawingml/2006/main">
+              <a:graphicData uri="http://schemas.openxmlformats.org/drawingml/2006/picture">
+                <pic:pic xmlns:pic="http://schemas.openxmlformats.org/drawingml/2006/picture">
+                  <pic:nvPicPr>
+                    <pic:cNvPr id="5" name="Picture 4"/>
+                    <pic:cNvPicPr>
+                      <a:picLocks noChangeAspect="1"/>
+                    </pic:cNvPicPr>
+                  </pic:nvPicPr>
+                  <pic:blipFill>
+                    <a:blip r:embed="rId29" cstate="print">
+                      <a:extLst>
+                        <a:ext uri="{28A0092B-C50C-407E-A947-70E740481C1C}">
+                          <a14:useLocalDpi xmlns:a14="http://schemas.microsoft.com/office/drawing/2010/main" val="0"/>
+                        </a:ext>
+                      </a:extLst>
+                    </a:blip>
+                    <a:stretch>
+                      <a:fillRect/>
+                    </a:stretch>
+                  </pic:blipFill>
+                  <pic:spPr>
+                    <a:xfrm>
+                      <a:off x="0" y="0"/>
+                      <a:ext cx="1499870" cy="400050"/>
+                    </a:xfrm>
+                    <a:prstGeom prst="rect">
+                      <a:avLst/>
+                    </a:prstGeom>
+                  </pic:spPr>
+                </pic:pic>
+              </a:graphicData>
+            </a:graphic>
+          </wp:anchor>
+        </w:drawing>
+      </w:r>
+      <w:r>
+        <w:drawing>
+          <wp:inline distT="0" distB="0" distL="0" distR="0" wp14:anchorId="5115E7B6" wp14:editId="0D7476A2">
+            <wp:extent cx="5943600" cy="3739515"/>
+            <wp:effectExtent l="0" t="0" r="0" b="0"/>
+            <wp:docPr id="26" name="Content Placeholder 8"/>
+            <wp:cNvGraphicFramePr>
+              <a:graphicFrameLocks xmlns:a="http://schemas.openxmlformats.org/drawingml/2006/main" noGrp="1" noChangeAspect="1"/>
+            </wp:cNvGraphicFramePr>
+            <a:graphic xmlns:a="http://schemas.openxmlformats.org/drawingml/2006/main">
+              <a:graphicData uri="http://schemas.openxmlformats.org/drawingml/2006/picture">
+                <pic:pic xmlns:pic="http://schemas.openxmlformats.org/drawingml/2006/picture">
+                  <pic:nvPicPr>
+                    <pic:cNvPr id="9" name="Content Placeholder 8"/>
+                    <pic:cNvPicPr>
+                      <a:picLocks noGrp="1" noChangeAspect="1"/>
+                    </pic:cNvPicPr>
+                  </pic:nvPicPr>
+                  <pic:blipFill>
+                    <a:blip r:embed="rId30" cstate="print">
+                      <a:extLst>
+                        <a:ext uri="{28A0092B-C50C-407E-A947-70E740481C1C}">
+                          <a14:useLocalDpi xmlns:a14="http://schemas.microsoft.com/office/drawing/2010/main" val="0"/>
+                        </a:ext>
+                      </a:extLst>
+                    </a:blip>
+                    <a:stretch>
+                      <a:fillRect/>
+                    </a:stretch>
+                  </pic:blipFill>
+                  <pic:spPr>
+                    <a:xfrm>
+                      <a:off x="0" y="0"/>
+                      <a:ext cx="5943600" cy="3739515"/>
+                    </a:xfrm>
+                    <a:prstGeom prst="rect">
+                      <a:avLst/>
+                    </a:prstGeom>
+                  </pic:spPr>
+                </pic:pic>
+              </a:graphicData>
+            </a:graphic>
+          </wp:inline>
+        </w:drawing>
       </w:r>
     </w:p>
     <w:p>
       <w:pPr>
         <w:spacing w:before="0" w:after="0" w:line="312" w:lineRule="auto"/>
       </w:pPr>
-      <w:r>
-        <w:t>The ECU shall discard diagnostic request messages in Table 5-1 by diagnostic filtering.</w:t>
-      </w:r>
     </w:p>
     <w:p>
       <w:pPr>
         <w:spacing w:before="0" w:after="0" w:line="312" w:lineRule="auto"/>
+        <w:ind w:left="-720"/>
+      </w:pPr>
+      <w:r>
+        <w:drawing>
+          <wp:inline distT="0" distB="0" distL="0" distR="0" wp14:anchorId="1FA15481" wp14:editId="01FD01F8">
+            <wp:extent cx="7221272" cy="3163936"/>
+            <wp:effectExtent l="0" t="0" r="0" b="0"/>
+            <wp:docPr id="28" name="Content Placeholder 3"/>
+            <wp:cNvGraphicFramePr>
+              <a:graphicFrameLocks xmlns:a="http://schemas.openxmlformats.org/drawingml/2006/main" noGrp="1" noChangeAspect="1"/>
+            </wp:cNvGraphicFramePr>
+            <a:graphic xmlns:a="http://schemas.openxmlformats.org/drawingml/2006/main">
+              <a:graphicData uri="http://schemas.openxmlformats.org/drawingml/2006/picture">
+                <pic:pic xmlns:pic="http://schemas.openxmlformats.org/drawingml/2006/picture">
+                  <pic:nvPicPr>
+                    <pic:cNvPr id="4" name="Content Placeholder 3"/>
+                    <pic:cNvPicPr>
+                      <a:picLocks noGrp="1" noChangeAspect="1"/>
+                    </pic:cNvPicPr>
+                  </pic:nvPicPr>
+                  <pic:blipFill>
+                    <a:blip r:embed="rId23" cstate="print">
+                      <a:extLst>
+                        <a:ext uri="{28A0092B-C50C-407E-A947-70E740481C1C}">
+                          <a14:useLocalDpi xmlns:a14="http://schemas.microsoft.com/office/drawing/2010/main" val="0"/>
+                        </a:ext>
+                      </a:extLst>
+                    </a:blip>
+                    <a:stretch>
+                      <a:fillRect/>
+                    </a:stretch>
+                  </pic:blipFill>
+                  <pic:spPr>
+                    <a:xfrm>
+                      <a:off x="0" y="0"/>
+                      <a:ext cx="7248684" cy="3175946"/>
+                    </a:xfrm>
+                    <a:prstGeom prst="rect">
+                      <a:avLst/>
+                    </a:prstGeom>
+                  </pic:spPr>
+                </pic:pic>
+              </a:graphicData>
+            </a:graphic>
+          </wp:inline>
+        </w:drawing>
+      </w:r>
+    </w:p>
+    <w:p>
+      <w:pPr>
+        <w:spacing w:before="0" w:after="0" w:line="312" w:lineRule="auto"/>
+        <w:ind w:left="-720"/>
+      </w:pPr>
+      <w:r>
+        <w:drawing>
+          <wp:anchor distT="0" distB="0" distL="114300" distR="114300" simplePos="0" relativeHeight="251678720" behindDoc="0" locked="0" layoutInCell="1" allowOverlap="1" wp14:anchorId="6A7D084B" wp14:editId="1BB4ABE3">
+            <wp:simplePos x="0" y="0"/>
+            <wp:positionH relativeFrom="column">
+              <wp:posOffset>4740072</wp:posOffset>
+            </wp:positionH>
+            <wp:positionV relativeFrom="paragraph">
+              <wp:posOffset>37750</wp:posOffset>
+            </wp:positionV>
+            <wp:extent cx="1791970" cy="477520"/>
+            <wp:effectExtent l="0" t="0" r="0" b="0"/>
+            <wp:wrapNone/>
+            <wp:docPr id="29" name="Picture 4"/>
+            <wp:cNvGraphicFramePr>
+              <a:graphicFrameLocks xmlns:a="http://schemas.openxmlformats.org/drawingml/2006/main" noChangeAspect="1"/>
+            </wp:cNvGraphicFramePr>
+            <a:graphic xmlns:a="http://schemas.openxmlformats.org/drawingml/2006/main">
+              <a:graphicData uri="http://schemas.openxmlformats.org/drawingml/2006/picture">
+                <pic:pic xmlns:pic="http://schemas.openxmlformats.org/drawingml/2006/picture">
+                  <pic:nvPicPr>
+                    <pic:cNvPr id="5" name="Picture 4"/>
+                    <pic:cNvPicPr>
+                      <a:picLocks noChangeAspect="1"/>
+                    </pic:cNvPicPr>
+                  </pic:nvPicPr>
+                  <pic:blipFill>
+                    <a:blip r:embed="rId21" cstate="print">
+                      <a:extLst>
+                        <a:ext uri="{28A0092B-C50C-407E-A947-70E740481C1C}">
+                          <a14:useLocalDpi xmlns:a14="http://schemas.microsoft.com/office/drawing/2010/main" val="0"/>
+                        </a:ext>
+                      </a:extLst>
+                    </a:blip>
+                    <a:stretch>
+                      <a:fillRect/>
+                    </a:stretch>
+                  </pic:blipFill>
+                  <pic:spPr>
+                    <a:xfrm>
+                      <a:off x="0" y="0"/>
+                      <a:ext cx="1791970" cy="477520"/>
+                    </a:xfrm>
+                    <a:prstGeom prst="rect">
+                      <a:avLst/>
+                    </a:prstGeom>
+                  </pic:spPr>
+                </pic:pic>
+              </a:graphicData>
+            </a:graphic>
+            <wp14:sizeRelH relativeFrom="margin">
+              <wp14:pctWidth>0</wp14:pctWidth>
+            </wp14:sizeRelH>
+            <wp14:sizeRelV relativeFrom="margin">
+              <wp14:pctHeight>0</wp14:pctHeight>
+            </wp14:sizeRelV>
+          </wp:anchor>
+        </w:drawing>
+      </w:r>
+    </w:p>
+    <w:p>
+      <w:pPr>
+        <w:spacing w:before="0" w:after="0" w:line="312" w:lineRule="auto"/>
+        <w:ind w:left="-720"/>
+      </w:pPr>
+    </w:p>
+    <w:p>
+      <w:pPr>
+        <w:spacing w:before="0" w:after="0" w:line="312" w:lineRule="auto"/>
+        <w:ind w:left="-720"/>
+      </w:pPr>
+    </w:p>
+    <w:p>
+      <w:pPr>
+        <w:spacing w:before="0" w:after="0" w:line="312" w:lineRule="auto"/>
+        <w:ind w:left="-720"/>
+      </w:pPr>
+    </w:p>
+    <w:p>
+      <w:pPr>
+        <w:spacing w:before="0" w:after="0" w:line="312" w:lineRule="auto"/>
+        <w:ind w:left="-720"/>
       </w:pPr>
       <w:r>
         <w:lastRenderedPageBreak/>
-        <w:t>Table 5-1: Diagnostic requests to be filtered (Phase 5, 6)</w:t>
-      </w:r>
-    </w:p>
-    <w:tbl>
-      <w:tblPr>
-        <w:tblW w:w="0" w:type="auto"/>
-        <w:tblLook w:val="0020" w:firstRow="1" w:lastRow="0" w:firstColumn="0" w:lastColumn="0" w:noHBand="0" w:noVBand="0"/>
-        <w:tblCaption w:val="Table 5-1: Diagnostic requests to be filtered (Phase 5, 6)"/>
-      </w:tblPr>
-      <w:tblGrid>
-        <w:gridCol w:w="656"/>
-        <w:gridCol w:w="5386"/>
-      </w:tblGrid>
-      <w:tr>
-        <w:trPr>
-          <w:tblHeader/>
-        </w:trPr>
-        <w:tc>
-          <w:tcPr>
-            <w:tcW w:w="0" w:type="auto"/>
-          </w:tcPr>
-          <w:p>
-            <w:pPr>
-              <w:spacing w:before="0" w:after="0" w:line="312" w:lineRule="auto"/>
-            </w:pPr>
-            <w:r>
-              <w:t>SID</w:t>
-            </w:r>
-          </w:p>
-        </w:tc>
-        <w:tc>
-          <w:tcPr>
-            <w:tcW w:w="0" w:type="auto"/>
-          </w:tcPr>
-          <w:p>
-            <w:pPr>
-              <w:spacing w:before="0" w:after="0" w:line="312" w:lineRule="auto"/>
-            </w:pPr>
-            <w:r>
-              <w:t>Description</w:t>
-            </w:r>
-          </w:p>
-        </w:tc>
-      </w:tr>
-      <w:tr>
-        <w:tc>
-          <w:tcPr>
-            <w:tcW w:w="0" w:type="auto"/>
-          </w:tcPr>
-          <w:p>
-            <w:pPr>
-              <w:spacing w:before="0" w:after="0" w:line="312" w:lineRule="auto"/>
-            </w:pPr>
-            <w:r>
-              <w:t>0x10</w:t>
-            </w:r>
-          </w:p>
-        </w:tc>
-        <w:tc>
-          <w:tcPr>
-            <w:tcW w:w="0" w:type="auto"/>
-          </w:tcPr>
-          <w:p>
-            <w:pPr>
-              <w:spacing w:before="0" w:after="0" w:line="312" w:lineRule="auto"/>
-            </w:pPr>
-            <w:r>
-              <w:t>DiagnosticSessionControl — Programming session (0x02)</w:t>
-            </w:r>
-          </w:p>
-        </w:tc>
-      </w:tr>
-      <w:tr>
-        <w:tc>
-          <w:tcPr>
-            <w:tcW w:w="0" w:type="auto"/>
-          </w:tcPr>
-          <w:p>
-            <w:pPr>
-              <w:spacing w:before="0" w:after="0" w:line="312" w:lineRule="auto"/>
-            </w:pPr>
-            <w:r>
-              <w:t>0x11</w:t>
-            </w:r>
-          </w:p>
-        </w:tc>
-        <w:tc>
-          <w:tcPr>
-            <w:tcW w:w="0" w:type="auto"/>
-          </w:tcPr>
-          <w:p>
-            <w:pPr>
-              <w:spacing w:before="0" w:after="0" w:line="312" w:lineRule="auto"/>
-            </w:pPr>
-            <w:r>
-              <w:t>ECUReset</w:t>
-            </w:r>
-          </w:p>
-        </w:tc>
-      </w:tr>
-      <w:tr>
-        <w:tc>
-          <w:tcPr>
-            <w:tcW w:w="0" w:type="auto"/>
-          </w:tcPr>
-          <w:p>
-            <w:pPr>
-              <w:spacing w:before="0" w:after="0" w:line="312" w:lineRule="auto"/>
-            </w:pPr>
-            <w:r>
-              <w:t>0x28</w:t>
-            </w:r>
-          </w:p>
-        </w:tc>
-        <w:tc>
-          <w:tcPr>
-            <w:tcW w:w="0" w:type="auto"/>
-          </w:tcPr>
-          <w:p>
-            <w:pPr>
-              <w:spacing w:before="0" w:after="0" w:line="312" w:lineRule="auto"/>
-            </w:pPr>
-            <w:r>
-              <w:t>CommunicationControl</w:t>
-            </w:r>
-          </w:p>
-        </w:tc>
-      </w:tr>
-      <w:tr>
-        <w:tc>
-          <w:tcPr>
-            <w:tcW w:w="0" w:type="auto"/>
-          </w:tcPr>
-          <w:p>
-            <w:pPr>
-              <w:spacing w:before="0" w:after="0" w:line="312" w:lineRule="auto"/>
-            </w:pPr>
-            <w:r>
-              <w:t>0x34</w:t>
-            </w:r>
-          </w:p>
-        </w:tc>
-        <w:tc>
-          <w:tcPr>
-            <w:tcW w:w="0" w:type="auto"/>
-          </w:tcPr>
-          <w:p>
-            <w:pPr>
-              <w:spacing w:before="0" w:after="0" w:line="312" w:lineRule="auto"/>
-            </w:pPr>
-            <w:r>
-              <w:t>RequestDownload</w:t>
-            </w:r>
-          </w:p>
-        </w:tc>
-      </w:tr>
-      <w:tr>
-        <w:tc>
-          <w:tcPr>
-            <w:tcW w:w="0" w:type="auto"/>
-          </w:tcPr>
-          <w:p>
-            <w:pPr>
-              <w:spacing w:before="0" w:after="0" w:line="312" w:lineRule="auto"/>
-            </w:pPr>
-            <w:r>
-              <w:t>0x85</w:t>
-            </w:r>
-          </w:p>
-        </w:tc>
-        <w:tc>
-          <w:tcPr>
-            <w:tcW w:w="0" w:type="auto"/>
-          </w:tcPr>
-          <w:p>
-            <w:pPr>
-              <w:spacing w:before="0" w:after="0" w:line="312" w:lineRule="auto"/>
-            </w:pPr>
-            <w:r>
-              <w:t>ControlDTCSetting</w:t>
-            </w:r>
-          </w:p>
-        </w:tc>
-      </w:tr>
-    </w:tbl>
+        <w:drawing>
+          <wp:inline distT="0" distB="0" distL="0" distR="0" wp14:anchorId="199856F1" wp14:editId="107E7DBD">
+            <wp:extent cx="5714833" cy="6728344"/>
+            <wp:effectExtent l="0" t="0" r="635" b="0"/>
+            <wp:docPr id="30" name="Content Placeholder 7"/>
+            <wp:cNvGraphicFramePr>
+              <a:graphicFrameLocks xmlns:a="http://schemas.openxmlformats.org/drawingml/2006/main" noGrp="1" noChangeAspect="1"/>
+            </wp:cNvGraphicFramePr>
+            <a:graphic xmlns:a="http://schemas.openxmlformats.org/drawingml/2006/main">
+              <a:graphicData uri="http://schemas.openxmlformats.org/drawingml/2006/picture">
+                <pic:pic xmlns:pic="http://schemas.openxmlformats.org/drawingml/2006/picture">
+                  <pic:nvPicPr>
+                    <pic:cNvPr id="8" name="Content Placeholder 7"/>
+                    <pic:cNvPicPr>
+                      <a:picLocks noGrp="1" noChangeAspect="1"/>
+                    </pic:cNvPicPr>
+                  </pic:nvPicPr>
+                  <pic:blipFill>
+                    <a:blip r:embed="rId31" cstate="print">
+                      <a:extLst>
+                        <a:ext uri="{28A0092B-C50C-407E-A947-70E740481C1C}">
+                          <a14:useLocalDpi xmlns:a14="http://schemas.microsoft.com/office/drawing/2010/main" val="0"/>
+                        </a:ext>
+                      </a:extLst>
+                    </a:blip>
+                    <a:stretch>
+                      <a:fillRect/>
+                    </a:stretch>
+                  </pic:blipFill>
+                  <pic:spPr>
+                    <a:xfrm>
+                      <a:off x="0" y="0"/>
+                      <a:ext cx="5714833" cy="6728344"/>
+                    </a:xfrm>
+                    <a:prstGeom prst="rect">
+                      <a:avLst/>
+                    </a:prstGeom>
+                  </pic:spPr>
+                </pic:pic>
+              </a:graphicData>
+            </a:graphic>
+          </wp:inline>
+        </w:drawing>
+      </w:r>
+    </w:p>
     <w:p>
       <w:pPr>
         <w:spacing w:before="0" w:after="0" w:line="312" w:lineRule="auto"/>
-      </w:pPr>
-      <w:r>
-        <w:rPr>
-          <w:b/>
-          <w:bCs/>
-        </w:rPr>
-        <w:t>5.3. Diagnostic Filtering Deactivate Conditions —</w:t>
-      </w:r>
-      <w:r>
-        <w:rPr>
-          <w:b/>
-          <w:bCs/>
-        </w:rPr>
-        <w:t>【</w:t>
-      </w:r>
-      <w:r>
-        <w:rPr>
-          <w:b/>
-          <w:bCs/>
-        </w:rPr>
-        <w:t>MFGREQ_00007</w:t>
-      </w:r>
-      <w:r>
-        <w:rPr>
-          <w:b/>
-          <w:bCs/>
-        </w:rPr>
-        <w:t>】</w:t>
-      </w:r>
-    </w:p>
-    <w:p>
-      <w:pPr>
-        <w:spacing w:before="0" w:after="0" w:line="312" w:lineRule="auto"/>
-      </w:pPr>
-      <w:r>
-        <w:t>The ECU shall deactivate the diagnostic filtering of MFGREQ_00006 if the center connection device authentication completed successfully. For center connection device authentication, refer to “Related Documents [3]”.</w:t>
-      </w:r>
-    </w:p>
-    <w:p>
-      <w:pPr>
-        <w:spacing w:before="0" w:after="0" w:line="312" w:lineRule="auto"/>
-      </w:pPr>
-      <w:r>
-        <w:rPr>
-          <w:b/>
-          <w:bCs/>
-        </w:rPr>
-        <w:t>5.4. Reactivating after Diagnostic Filtering deactivation —</w:t>
-      </w:r>
-      <w:r>
-        <w:rPr>
-          <w:b/>
-          <w:bCs/>
-        </w:rPr>
-        <w:t>【</w:t>
-      </w:r>
-      <w:r>
-        <w:rPr>
-          <w:b/>
-          <w:bCs/>
-        </w:rPr>
-        <w:t>MFGREQ_00016</w:t>
-      </w:r>
-      <w:r>
-        <w:rPr>
-          <w:b/>
-          <w:bCs/>
-        </w:rPr>
-        <w:t>】</w:t>
-      </w:r>
-    </w:p>
-    <w:p>
-      <w:pPr>
-        <w:spacing w:before="0" w:after="0" w:line="312" w:lineRule="auto"/>
-      </w:pPr>
-      <w:r>
-        <w:t>After the deactivation of the diagnostic filtering in</w:t>
-      </w:r>
-      <w:r>
-        <w:t>【</w:t>
-      </w:r>
-      <w:r>
-        <w:t>MFGREQ_00007</w:t>
-      </w:r>
-      <w:r>
-        <w:t>】</w:t>
-      </w:r>
-      <w:r>
-        <w:t>, the ECU shall reactivate the diagnostic filtering before the authentication state of the center connection device authentication transitions to “Unauthenticated” state. For the authentication state of the center connection device authentication, refer to “Related Documents [3]”.</w:t>
-      </w:r>
-    </w:p>
-    <w:p>
-      <w:pPr>
-        <w:spacing w:before="0" w:after="0" w:line="312" w:lineRule="auto"/>
-      </w:pPr>
-      <w:r>
-        <w:rPr>
-          <w:i/>
-          <w:iCs/>
-        </w:rPr>
-        <w:t>TOYOTA MOTOR CORPORATION</w:t>
-      </w:r>
-      <w:bookmarkEnd w:id="75"/>
-      <w:bookmarkEnd w:id="77"/>
+        <w:ind w:left="-720"/>
+      </w:pPr>
+      <w:r>
+        <w:lastRenderedPageBreak/>
+        <w:drawing>
+          <wp:inline distT="0" distB="0" distL="0" distR="0" wp14:anchorId="3D83FBCC" wp14:editId="0B5F9781">
+            <wp:extent cx="5738258" cy="4131941"/>
+            <wp:effectExtent l="0" t="0" r="0" b="2540"/>
+            <wp:docPr id="33" name="Picture 8"/>
+            <wp:cNvGraphicFramePr>
+              <a:graphicFrameLocks xmlns:a="http://schemas.openxmlformats.org/drawingml/2006/main" noChangeAspect="1"/>
+            </wp:cNvGraphicFramePr>
+            <a:graphic xmlns:a="http://schemas.openxmlformats.org/drawingml/2006/main">
+              <a:graphicData uri="http://schemas.openxmlformats.org/drawingml/2006/picture">
+                <pic:pic xmlns:pic="http://schemas.openxmlformats.org/drawingml/2006/picture">
+                  <pic:nvPicPr>
+                    <pic:cNvPr id="9" name="Picture 8"/>
+                    <pic:cNvPicPr>
+                      <a:picLocks noChangeAspect="1"/>
+                    </pic:cNvPicPr>
+                  </pic:nvPicPr>
+                  <pic:blipFill>
+                    <a:blip r:embed="rId32">
+                      <a:extLst>
+                        <a:ext uri="{28A0092B-C50C-407E-A947-70E740481C1C}">
+                          <a14:useLocalDpi xmlns:a14="http://schemas.microsoft.com/office/drawing/2010/main" val="0"/>
+                        </a:ext>
+                      </a:extLst>
+                    </a:blip>
+                    <a:stretch>
+                      <a:fillRect/>
+                    </a:stretch>
+                  </pic:blipFill>
+                  <pic:spPr>
+                    <a:xfrm>
+                      <a:off x="0" y="0"/>
+                      <a:ext cx="5738258" cy="4131941"/>
+                    </a:xfrm>
+                    <a:prstGeom prst="rect">
+                      <a:avLst/>
+                    </a:prstGeom>
+                  </pic:spPr>
+                </pic:pic>
+              </a:graphicData>
+            </a:graphic>
+          </wp:inline>
+        </w:drawing>
+      </w:r>
     </w:p>
     <w:sectPr>
       <w:pgSz w:w="12240" w:h="15840"/>
@@ -9523,7 +10166,7 @@
           <w:rPr>
             <w:noProof/>
           </w:rPr>
-          <w:t>3</w:t>
+          <w:t>2</w:t>
         </w:r>
         <w:r>
           <w:rPr>
@@ -9595,7 +10238,7 @@
               <wp:docPr id="1335632287" name="Text Box 5" descr="LGE Internal Use Only">
                 <a:extLst xmlns:a="http://schemas.openxmlformats.org/drawingml/2006/main">
                   <a:ext uri="{5AE41FA2-C0FF-4470-9BD4-5FADCA87CBE2}">
-                    <aclsh:classification xmlns:aclsh="http://schemas.microsoft.com/office/drawing/2020/classificationShape" xmlns:w16se="http://schemas.microsoft.com/office/word/2015/wordml/symex" xmlns:w16sdtfl="http://schemas.microsoft.com/office/word/2024/wordml/sdtformatlock" xmlns:w16sdtdh="http://schemas.microsoft.com/office/word/2020/wordml/sdtdatahash" xmlns:w16du="http://schemas.microsoft.com/office/word/2023/wordml/word16du" xmlns:w16="http://schemas.microsoft.com/office/word/2018/wordml" xmlns:w16cid="http://schemas.microsoft.com/office/word/2016/wordml/cid" xmlns:w16cex="http://schemas.microsoft.com/office/word/2018/wordml/cex" xmlns:w="http://schemas.openxmlformats.org/wordprocessingml/2006/main" xmlns:w10="urn:schemas-microsoft-com:office:word" xmlns:v="urn:schemas-microsoft-com:vml" xmlns:oel="http://schemas.microsoft.com/office/2019/extlst" xmlns:o="urn:schemas-microsoft-com:office:office" xmlns:am3d="http://schemas.microsoft.com/office/drawing/2017/model3d" xmlns:aink="http://schemas.microsoft.com/office/drawing/2016/ink" xmlns:cx8="http://schemas.microsoft.com/office/drawing/2016/5/14/chartex" xmlns:cx7="http://schemas.microsoft.com/office/drawing/2016/5/13/chartex" xmlns:cx6="http://schemas.microsoft.com/office/drawing/2016/5/12/chartex" xmlns:cx5="http://schemas.microsoft.com/office/drawing/2016/5/11/chartex" xmlns:cx4="http://schemas.microsoft.com/office/drawing/2016/5/10/chartex" xmlns:cx3="http://schemas.microsoft.com/office/drawing/2016/5/9/chartex" xmlns:cx2="http://schemas.microsoft.com/office/drawing/2015/10/21/chartex" xmlns:cx1="http://schemas.microsoft.com/office/drawing/2015/9/8/chartex" xmlns:cx="http://schemas.microsoft.com/office/drawing/2014/chartex" xmlns="" classificationOutcomeType="hdr"/>
+                    <aclsh:classification xmlns="" xmlns:cx="http://schemas.microsoft.com/office/drawing/2014/chartex" xmlns:cx1="http://schemas.microsoft.com/office/drawing/2015/9/8/chartex" xmlns:cx2="http://schemas.microsoft.com/office/drawing/2015/10/21/chartex" xmlns:cx3="http://schemas.microsoft.com/office/drawing/2016/5/9/chartex" xmlns:cx4="http://schemas.microsoft.com/office/drawing/2016/5/10/chartex" xmlns:cx5="http://schemas.microsoft.com/office/drawing/2016/5/11/chartex" xmlns:cx6="http://schemas.microsoft.com/office/drawing/2016/5/12/chartex" xmlns:cx7="http://schemas.microsoft.com/office/drawing/2016/5/13/chartex" xmlns:cx8="http://schemas.microsoft.com/office/drawing/2016/5/14/chartex" xmlns:aink="http://schemas.microsoft.com/office/drawing/2016/ink" xmlns:am3d="http://schemas.microsoft.com/office/drawing/2017/model3d" xmlns:o="urn:schemas-microsoft-com:office:office" xmlns:oel="http://schemas.microsoft.com/office/2019/extlst" xmlns:v="urn:schemas-microsoft-com:vml" xmlns:w10="urn:schemas-microsoft-com:office:word" xmlns:w="http://schemas.openxmlformats.org/wordprocessingml/2006/main" xmlns:w16cex="http://schemas.microsoft.com/office/word/2018/wordml/cex" xmlns:w16cid="http://schemas.microsoft.com/office/word/2016/wordml/cid" xmlns:w16="http://schemas.microsoft.com/office/word/2018/wordml" xmlns:w16du="http://schemas.microsoft.com/office/word/2023/wordml/word16du" xmlns:w16sdtdh="http://schemas.microsoft.com/office/word/2020/wordml/sdtdatahash" xmlns:w16sdtfl="http://schemas.microsoft.com/office/word/2024/wordml/sdtformatlock" xmlns:w16se="http://schemas.microsoft.com/office/word/2015/wordml/symex" xmlns:aclsh="http://schemas.microsoft.com/office/drawing/2020/classificationShape" classificationOutcomeType="hdr"/>
                   </a:ext>
                 </a:extLst>
               </wp:docPr>
@@ -9763,7 +10406,7 @@
               <wp:docPr id="422084648" name="Text Box 4" descr="LGE Internal Use Only">
                 <a:extLst xmlns:a="http://schemas.openxmlformats.org/drawingml/2006/main">
                   <a:ext uri="{5AE41FA2-C0FF-4470-9BD4-5FADCA87CBE2}">
-                    <aclsh:classification xmlns:aclsh="http://schemas.microsoft.com/office/drawing/2020/classificationShape" xmlns:w16se="http://schemas.microsoft.com/office/word/2015/wordml/symex" xmlns:w16sdtfl="http://schemas.microsoft.com/office/word/2024/wordml/sdtformatlock" xmlns:w16sdtdh="http://schemas.microsoft.com/office/word/2020/wordml/sdtdatahash" xmlns:w16du="http://schemas.microsoft.com/office/word/2023/wordml/word16du" xmlns:w16="http://schemas.microsoft.com/office/word/2018/wordml" xmlns:w16cid="http://schemas.microsoft.com/office/word/2016/wordml/cid" xmlns:w16cex="http://schemas.microsoft.com/office/word/2018/wordml/cex" xmlns:w="http://schemas.openxmlformats.org/wordprocessingml/2006/main" xmlns:w10="urn:schemas-microsoft-com:office:word" xmlns:v="urn:schemas-microsoft-com:vml" xmlns:oel="http://schemas.microsoft.com/office/2019/extlst" xmlns:o="urn:schemas-microsoft-com:office:office" xmlns:am3d="http://schemas.microsoft.com/office/drawing/2017/model3d" xmlns:aink="http://schemas.microsoft.com/office/drawing/2016/ink" xmlns:cx8="http://schemas.microsoft.com/office/drawing/2016/5/14/chartex" xmlns:cx7="http://schemas.microsoft.com/office/drawing/2016/5/13/chartex" xmlns:cx6="http://schemas.microsoft.com/office/drawing/2016/5/12/chartex" xmlns:cx5="http://schemas.microsoft.com/office/drawing/2016/5/11/chartex" xmlns:cx4="http://schemas.microsoft.com/office/drawing/2016/5/10/chartex" xmlns:cx3="http://schemas.microsoft.com/office/drawing/2016/5/9/chartex" xmlns:cx2="http://schemas.microsoft.com/office/drawing/2015/10/21/chartex" xmlns:cx1="http://schemas.microsoft.com/office/drawing/2015/9/8/chartex" xmlns:cx="http://schemas.microsoft.com/office/drawing/2014/chartex" xmlns="" classificationOutcomeType="hdr"/>
+                    <aclsh:classification xmlns="" xmlns:cx="http://schemas.microsoft.com/office/drawing/2014/chartex" xmlns:cx1="http://schemas.microsoft.com/office/drawing/2015/9/8/chartex" xmlns:cx2="http://schemas.microsoft.com/office/drawing/2015/10/21/chartex" xmlns:cx3="http://schemas.microsoft.com/office/drawing/2016/5/9/chartex" xmlns:cx4="http://schemas.microsoft.com/office/drawing/2016/5/10/chartex" xmlns:cx5="http://schemas.microsoft.com/office/drawing/2016/5/11/chartex" xmlns:cx6="http://schemas.microsoft.com/office/drawing/2016/5/12/chartex" xmlns:cx7="http://schemas.microsoft.com/office/drawing/2016/5/13/chartex" xmlns:cx8="http://schemas.microsoft.com/office/drawing/2016/5/14/chartex" xmlns:aink="http://schemas.microsoft.com/office/drawing/2016/ink" xmlns:am3d="http://schemas.microsoft.com/office/drawing/2017/model3d" xmlns:o="urn:schemas-microsoft-com:office:office" xmlns:oel="http://schemas.microsoft.com/office/2019/extlst" xmlns:v="urn:schemas-microsoft-com:vml" xmlns:w10="urn:schemas-microsoft-com:office:word" xmlns:w="http://schemas.openxmlformats.org/wordprocessingml/2006/main" xmlns:w16cex="http://schemas.microsoft.com/office/word/2018/wordml/cex" xmlns:w16cid="http://schemas.microsoft.com/office/word/2016/wordml/cid" xmlns:w16="http://schemas.microsoft.com/office/word/2018/wordml" xmlns:w16du="http://schemas.microsoft.com/office/word/2023/wordml/word16du" xmlns:w16sdtdh="http://schemas.microsoft.com/office/word/2020/wordml/sdtdatahash" xmlns:w16sdtfl="http://schemas.microsoft.com/office/word/2024/wordml/sdtformatlock" xmlns:w16se="http://schemas.microsoft.com/office/word/2015/wordml/symex" xmlns:aclsh="http://schemas.microsoft.com/office/drawing/2020/classificationShape" classificationOutcomeType="hdr"/>
                   </a:ext>
                 </a:extLst>
               </wp:docPr>
@@ -12404,6 +13047,120 @@
     </w:lvl>
   </w:abstractNum>
   <w:abstractNum w:abstractNumId="23">
+    <w:nsid w:val="77C10A61"/>
+    <w:multiLevelType w:val="hybridMultilevel"/>
+    <w:tmpl w:val="1DDCE90C"/>
+    <w:lvl w:ilvl="0" w:tplc="DB04DDE6">
+      <w:start w:val="1"/>
+      <w:numFmt w:val="bullet"/>
+      <w:lvlText w:val="-"/>
+      <w:lvlJc w:val="left"/>
+      <w:pPr>
+        <w:ind w:left="720" w:hanging="360"/>
+      </w:pPr>
+      <w:rPr>
+        <w:rFonts w:ascii="Times New Roman" w:eastAsiaTheme="minorEastAsia" w:hAnsi="Times New Roman" w:cs="Times New Roman" w:hint="default"/>
+        <w:b/>
+      </w:rPr>
+    </w:lvl>
+    <w:lvl w:ilvl="1" w:tplc="04090003" w:tentative="1">
+      <w:start w:val="1"/>
+      <w:numFmt w:val="bullet"/>
+      <w:lvlText w:val="o"/>
+      <w:lvlJc w:val="left"/>
+      <w:pPr>
+        <w:ind w:left="1440" w:hanging="360"/>
+      </w:pPr>
+      <w:rPr>
+        <w:rFonts w:ascii="Courier New" w:hAnsi="Courier New" w:cs="Courier New" w:hint="default"/>
+      </w:rPr>
+    </w:lvl>
+    <w:lvl w:ilvl="2" w:tplc="04090005" w:tentative="1">
+      <w:start w:val="1"/>
+      <w:numFmt w:val="bullet"/>
+      <w:lvlText w:val=""/>
+      <w:lvlJc w:val="left"/>
+      <w:pPr>
+        <w:ind w:left="2160" w:hanging="360"/>
+      </w:pPr>
+      <w:rPr>
+        <w:rFonts w:ascii="Wingdings" w:hAnsi="Wingdings" w:hint="default"/>
+      </w:rPr>
+    </w:lvl>
+    <w:lvl w:ilvl="3" w:tplc="04090001" w:tentative="1">
+      <w:start w:val="1"/>
+      <w:numFmt w:val="bullet"/>
+      <w:lvlText w:val=""/>
+      <w:lvlJc w:val="left"/>
+      <w:pPr>
+        <w:ind w:left="2880" w:hanging="360"/>
+      </w:pPr>
+      <w:rPr>
+        <w:rFonts w:ascii="Symbol" w:hAnsi="Symbol" w:hint="default"/>
+      </w:rPr>
+    </w:lvl>
+    <w:lvl w:ilvl="4" w:tplc="04090003" w:tentative="1">
+      <w:start w:val="1"/>
+      <w:numFmt w:val="bullet"/>
+      <w:lvlText w:val="o"/>
+      <w:lvlJc w:val="left"/>
+      <w:pPr>
+        <w:ind w:left="3600" w:hanging="360"/>
+      </w:pPr>
+      <w:rPr>
+        <w:rFonts w:ascii="Courier New" w:hAnsi="Courier New" w:cs="Courier New" w:hint="default"/>
+      </w:rPr>
+    </w:lvl>
+    <w:lvl w:ilvl="5" w:tplc="04090005" w:tentative="1">
+      <w:start w:val="1"/>
+      <w:numFmt w:val="bullet"/>
+      <w:lvlText w:val=""/>
+      <w:lvlJc w:val="left"/>
+      <w:pPr>
+        <w:ind w:left="4320" w:hanging="360"/>
+      </w:pPr>
+      <w:rPr>
+        <w:rFonts w:ascii="Wingdings" w:hAnsi="Wingdings" w:hint="default"/>
+      </w:rPr>
+    </w:lvl>
+    <w:lvl w:ilvl="6" w:tplc="04090001" w:tentative="1">
+      <w:start w:val="1"/>
+      <w:numFmt w:val="bullet"/>
+      <w:lvlText w:val=""/>
+      <w:lvlJc w:val="left"/>
+      <w:pPr>
+        <w:ind w:left="5040" w:hanging="360"/>
+      </w:pPr>
+      <w:rPr>
+        <w:rFonts w:ascii="Symbol" w:hAnsi="Symbol" w:hint="default"/>
+      </w:rPr>
+    </w:lvl>
+    <w:lvl w:ilvl="7" w:tplc="04090003" w:tentative="1">
+      <w:start w:val="1"/>
+      <w:numFmt w:val="bullet"/>
+      <w:lvlText w:val="o"/>
+      <w:lvlJc w:val="left"/>
+      <w:pPr>
+        <w:ind w:left="5760" w:hanging="360"/>
+      </w:pPr>
+      <w:rPr>
+        <w:rFonts w:ascii="Courier New" w:hAnsi="Courier New" w:cs="Courier New" w:hint="default"/>
+      </w:rPr>
+    </w:lvl>
+    <w:lvl w:ilvl="8" w:tplc="04090005" w:tentative="1">
+      <w:start w:val="1"/>
+      <w:numFmt w:val="bullet"/>
+      <w:lvlText w:val=""/>
+      <w:lvlJc w:val="left"/>
+      <w:pPr>
+        <w:ind w:left="6480" w:hanging="360"/>
+      </w:pPr>
+      <w:rPr>
+        <w:rFonts w:ascii="Wingdings" w:hAnsi="Wingdings" w:hint="default"/>
+      </w:rPr>
+    </w:lvl>
+  </w:abstractNum>
+  <w:abstractNum w:abstractNumId="24">
     <w:nsid w:val="7CB50344"/>
     <w:multiLevelType w:val="hybridMultilevel"/>
     <w:tmpl w:val="CC72E450"/>
@@ -12537,7 +13294,7 @@
     <w:abstractNumId w:val="6"/>
   </w:num>
   <w:num w:numId="8">
-    <w:abstractNumId w:val="23"/>
+    <w:abstractNumId w:val="24"/>
   </w:num>
   <w:num w:numId="9">
     <w:abstractNumId w:val="4"/>
@@ -12661,6 +13418,9 @@
   </w:num>
   <w:num w:numId="38">
     <w:abstractNumId w:val="8"/>
+  </w:num>
+  <w:num w:numId="39">
+    <w:abstractNumId w:val="23"/>
   </w:num>
 </w:numbering>
 </file>
@@ -14543,7 +15303,7 @@
 </file>
 
 <file path=customXml/itemProps1.xml><?xml version="1.0" encoding="utf-8"?>
-<ds:datastoreItem xmlns:ds="http://schemas.openxmlformats.org/officeDocument/2006/customXml" ds:itemID="{930012E2-FBCC-4298-A996-B09C0475F39A}">
+<ds:datastoreItem xmlns:ds="http://schemas.openxmlformats.org/officeDocument/2006/customXml" ds:itemID="{6B10974C-5601-4A27-8BCF-2C3759EA5E49}">
   <ds:schemaRefs>
     <ds:schemaRef ds:uri="http://schemas.openxmlformats.org/officeDocument/2006/bibliography"/>
   </ds:schemaRefs>
